--- a/docs/技术文档.docx
+++ b/docs/技术文档.docx
@@ -5,12 +5,14 @@
     <w:p>
       <w:pPr>
         <w:pStyle w:val="Heading1"/>
+        <w:spacing w:before="2835"/>
+        <w:jc w:val="center"/>
       </w:pPr>
       <w:r>
         <w:rPr>
           <w:rFonts w:ascii="黑体" w:hAnsi="黑体" w:eastAsia="黑体"/>
           <w:b/>
-          <w:sz w:val="32"/>
+          <w:sz w:val="44"/>
         </w:rPr>
         <w:t>科研数据质量治理 Agent 技术文档</w:t>
       </w:r>
@@ -171,6 +173,11 @@
       </w:r>
     </w:p>
     <w:p>
+      <w:r>
+        <w:br w:type="page"/>
+      </w:r>
+    </w:p>
+    <w:p>
       <w:pPr>
         <w:pStyle w:val="Heading2"/>
       </w:pPr>
@@ -370,6 +377,11 @@
           <w:sz w:val="21"/>
         </w:rPr>
         <w:t>附录</w:t>
+      </w:r>
+    </w:p>
+    <w:p>
+      <w:r>
+        <w:br w:type="page"/>
       </w:r>
     </w:p>
     <w:p>
@@ -600,6 +612,10 @@
         <w:gridCol w:w="4819"/>
       </w:tblGrid>
       <w:tr>
+        <w:trPr>
+          <w:cantSplit/>
+          <w:tblHeader/>
+        </w:trPr>
         <w:tc>
           <w:tcPr>
             <w:tcW w:type="dxa" w:w="4819"/>
@@ -638,6 +654,9 @@
         </w:tc>
       </w:tr>
       <w:tr>
+        <w:trPr>
+          <w:cantSplit/>
+        </w:trPr>
         <w:tc>
           <w:tcPr>
             <w:tcW w:type="dxa" w:w="4819"/>
@@ -676,6 +695,9 @@
         </w:tc>
       </w:tr>
       <w:tr>
+        <w:trPr>
+          <w:cantSplit/>
+        </w:trPr>
         <w:tc>
           <w:tcPr>
             <w:tcW w:type="dxa" w:w="4819"/>
@@ -714,6 +736,9 @@
         </w:tc>
       </w:tr>
       <w:tr>
+        <w:trPr>
+          <w:cantSplit/>
+        </w:trPr>
         <w:tc>
           <w:tcPr>
             <w:tcW w:type="dxa" w:w="4819"/>
@@ -752,6 +777,9 @@
         </w:tc>
       </w:tr>
       <w:tr>
+        <w:trPr>
+          <w:cantSplit/>
+        </w:trPr>
         <w:tc>
           <w:tcPr>
             <w:tcW w:type="dxa" w:w="4819"/>
@@ -822,6 +850,9 @@
         </w:tc>
       </w:tr>
       <w:tr>
+        <w:trPr>
+          <w:cantSplit/>
+        </w:trPr>
         <w:tc>
           <w:tcPr>
             <w:tcW w:type="dxa" w:w="4819"/>
@@ -860,6 +891,9 @@
         </w:tc>
       </w:tr>
       <w:tr>
+        <w:trPr>
+          <w:cantSplit/>
+        </w:trPr>
         <w:tc>
           <w:tcPr>
             <w:tcW w:type="dxa" w:w="4819"/>
@@ -898,6 +932,9 @@
         </w:tc>
       </w:tr>
       <w:tr>
+        <w:trPr>
+          <w:cantSplit/>
+        </w:trPr>
         <w:tc>
           <w:tcPr>
             <w:tcW w:type="dxa" w:w="4819"/>
@@ -936,6 +973,9 @@
         </w:tc>
       </w:tr>
       <w:tr>
+        <w:trPr>
+          <w:cantSplit/>
+        </w:trPr>
         <w:tc>
           <w:tcPr>
             <w:tcW w:type="dxa" w:w="4819"/>
@@ -1021,6 +1061,10 @@
         <w:gridCol w:w="4819"/>
       </w:tblGrid>
       <w:tr>
+        <w:trPr>
+          <w:cantSplit/>
+          <w:tblHeader/>
+        </w:trPr>
         <w:tc>
           <w:tcPr>
             <w:tcW w:type="dxa" w:w="4819"/>
@@ -1059,6 +1103,9 @@
         </w:tc>
       </w:tr>
       <w:tr>
+        <w:trPr>
+          <w:cantSplit/>
+        </w:trPr>
         <w:tc>
           <w:tcPr>
             <w:tcW w:type="dxa" w:w="4819"/>
@@ -1129,6 +1176,9 @@
         </w:tc>
       </w:tr>
       <w:tr>
+        <w:trPr>
+          <w:cantSplit/>
+        </w:trPr>
         <w:tc>
           <w:tcPr>
             <w:tcW w:type="dxa" w:w="4819"/>
@@ -1191,6 +1241,9 @@
         </w:tc>
       </w:tr>
       <w:tr>
+        <w:trPr>
+          <w:cantSplit/>
+        </w:trPr>
         <w:tc>
           <w:tcPr>
             <w:tcW w:type="dxa" w:w="4819"/>
@@ -1261,6 +1314,9 @@
         </w:tc>
       </w:tr>
       <w:tr>
+        <w:trPr>
+          <w:cantSplit/>
+        </w:trPr>
         <w:tc>
           <w:tcPr>
             <w:tcW w:type="dxa" w:w="4819"/>
@@ -1331,6 +1387,9 @@
         </w:tc>
       </w:tr>
       <w:tr>
+        <w:trPr>
+          <w:cantSplit/>
+        </w:trPr>
         <w:tc>
           <w:tcPr>
             <w:tcW w:type="dxa" w:w="4819"/>
@@ -1601,6 +1660,10 @@
         <w:gridCol w:w="2409"/>
       </w:tblGrid>
       <w:tr>
+        <w:trPr>
+          <w:cantSplit/>
+          <w:tblHeader/>
+        </w:trPr>
         <w:tc>
           <w:tcPr>
             <w:tcW w:type="dxa" w:w="2409"/>
@@ -1675,6 +1738,9 @@
         </w:tc>
       </w:tr>
       <w:tr>
+        <w:trPr>
+          <w:cantSplit/>
+        </w:trPr>
         <w:tc>
           <w:tcPr>
             <w:tcW w:type="dxa" w:w="2409"/>
@@ -1749,6 +1815,9 @@
         </w:tc>
       </w:tr>
       <w:tr>
+        <w:trPr>
+          <w:cantSplit/>
+        </w:trPr>
         <w:tc>
           <w:tcPr>
             <w:tcW w:type="dxa" w:w="2409"/>
@@ -1823,6 +1892,9 @@
         </w:tc>
       </w:tr>
       <w:tr>
+        <w:trPr>
+          <w:cantSplit/>
+        </w:trPr>
         <w:tc>
           <w:tcPr>
             <w:tcW w:type="dxa" w:w="2409"/>
@@ -1897,6 +1969,9 @@
         </w:tc>
       </w:tr>
       <w:tr>
+        <w:trPr>
+          <w:cantSplit/>
+        </w:trPr>
         <w:tc>
           <w:tcPr>
             <w:tcW w:type="dxa" w:w="2409"/>
@@ -1971,6 +2046,9 @@
         </w:tc>
       </w:tr>
       <w:tr>
+        <w:trPr>
+          <w:cantSplit/>
+        </w:trPr>
         <w:tc>
           <w:tcPr>
             <w:tcW w:type="dxa" w:w="2409"/>
@@ -2045,6 +2123,9 @@
         </w:tc>
       </w:tr>
       <w:tr>
+        <w:trPr>
+          <w:cantSplit/>
+        </w:trPr>
         <w:tc>
           <w:tcPr>
             <w:tcW w:type="dxa" w:w="2409"/>
@@ -2119,6 +2200,9 @@
         </w:tc>
       </w:tr>
       <w:tr>
+        <w:trPr>
+          <w:cantSplit/>
+        </w:trPr>
         <w:tc>
           <w:tcPr>
             <w:tcW w:type="dxa" w:w="2409"/>
@@ -2193,6 +2277,9 @@
         </w:tc>
       </w:tr>
       <w:tr>
+        <w:trPr>
+          <w:cantSplit/>
+        </w:trPr>
         <w:tc>
           <w:tcPr>
             <w:tcW w:type="dxa" w:w="2409"/>
@@ -2267,6 +2354,9 @@
         </w:tc>
       </w:tr>
       <w:tr>
+        <w:trPr>
+          <w:cantSplit/>
+        </w:trPr>
         <w:tc>
           <w:tcPr>
             <w:tcW w:type="dxa" w:w="2409"/>
@@ -2341,6 +2431,9 @@
         </w:tc>
       </w:tr>
       <w:tr>
+        <w:trPr>
+          <w:cantSplit/>
+        </w:trPr>
         <w:tc>
           <w:tcPr>
             <w:tcW w:type="dxa" w:w="2409"/>
@@ -2415,6 +2508,9 @@
         </w:tc>
       </w:tr>
       <w:tr>
+        <w:trPr>
+          <w:cantSplit/>
+        </w:trPr>
         <w:tc>
           <w:tcPr>
             <w:tcW w:type="dxa" w:w="2409"/>
@@ -2489,6 +2585,9 @@
         </w:tc>
       </w:tr>
       <w:tr>
+        <w:trPr>
+          <w:cantSplit/>
+        </w:trPr>
         <w:tc>
           <w:tcPr>
             <w:tcW w:type="dxa" w:w="2409"/>
@@ -2563,6 +2662,9 @@
         </w:tc>
       </w:tr>
       <w:tr>
+        <w:trPr>
+          <w:cantSplit/>
+        </w:trPr>
         <w:tc>
           <w:tcPr>
             <w:tcW w:type="dxa" w:w="2409"/>
@@ -2669,6 +2771,10 @@
         <w:gridCol w:w="3213"/>
       </w:tblGrid>
       <w:tr>
+        <w:trPr>
+          <w:cantSplit/>
+          <w:tblHeader/>
+        </w:trPr>
         <w:tc>
           <w:tcPr>
             <w:tcW w:type="dxa" w:w="3213"/>
@@ -2725,6 +2831,9 @@
         </w:tc>
       </w:tr>
       <w:tr>
+        <w:trPr>
+          <w:cantSplit/>
+        </w:trPr>
         <w:tc>
           <w:tcPr>
             <w:tcW w:type="dxa" w:w="3213"/>
@@ -2797,6 +2906,9 @@
         </w:tc>
       </w:tr>
       <w:tr>
+        <w:trPr>
+          <w:cantSplit/>
+        </w:trPr>
         <w:tc>
           <w:tcPr>
             <w:tcW w:type="dxa" w:w="3213"/>
@@ -2885,6 +2997,9 @@
         </w:tc>
       </w:tr>
       <w:tr>
+        <w:trPr>
+          <w:cantSplit/>
+        </w:trPr>
         <w:tc>
           <w:tcPr>
             <w:tcW w:type="dxa" w:w="3213"/>
@@ -2957,6 +3072,9 @@
         </w:tc>
       </w:tr>
       <w:tr>
+        <w:trPr>
+          <w:cantSplit/>
+        </w:trPr>
         <w:tc>
           <w:tcPr>
             <w:tcW w:type="dxa" w:w="3213"/>
@@ -3108,6 +3226,10 @@
         <w:gridCol w:w="4819"/>
       </w:tblGrid>
       <w:tr>
+        <w:trPr>
+          <w:cantSplit/>
+          <w:tblHeader/>
+        </w:trPr>
         <w:tc>
           <w:tcPr>
             <w:tcW w:type="dxa" w:w="4819"/>
@@ -3146,6 +3268,9 @@
         </w:tc>
       </w:tr>
       <w:tr>
+        <w:trPr>
+          <w:cantSplit/>
+        </w:trPr>
         <w:tc>
           <w:tcPr>
             <w:tcW w:type="dxa" w:w="4819"/>
@@ -3184,6 +3309,9 @@
         </w:tc>
       </w:tr>
       <w:tr>
+        <w:trPr>
+          <w:cantSplit/>
+        </w:trPr>
         <w:tc>
           <w:tcPr>
             <w:tcW w:type="dxa" w:w="4819"/>
@@ -3238,6 +3366,9 @@
         </w:tc>
       </w:tr>
       <w:tr>
+        <w:trPr>
+          <w:cantSplit/>
+        </w:trPr>
         <w:tc>
           <w:tcPr>
             <w:tcW w:type="dxa" w:w="4819"/>
@@ -3276,6 +3407,9 @@
         </w:tc>
       </w:tr>
       <w:tr>
+        <w:trPr>
+          <w:cantSplit/>
+        </w:trPr>
         <w:tc>
           <w:tcPr>
             <w:tcW w:type="dxa" w:w="4819"/>
@@ -3563,6 +3697,10 @@
         <w:gridCol w:w="3213"/>
       </w:tblGrid>
       <w:tr>
+        <w:trPr>
+          <w:cantSplit/>
+          <w:tblHeader/>
+        </w:trPr>
         <w:tc>
           <w:tcPr>
             <w:tcW w:type="dxa" w:w="3213"/>
@@ -3619,6 +3757,9 @@
         </w:tc>
       </w:tr>
       <w:tr>
+        <w:trPr>
+          <w:cantSplit/>
+        </w:trPr>
         <w:tc>
           <w:tcPr>
             <w:tcW w:type="dxa" w:w="3213"/>
@@ -3675,6 +3816,9 @@
         </w:tc>
       </w:tr>
       <w:tr>
+        <w:trPr>
+          <w:cantSplit/>
+        </w:trPr>
         <w:tc>
           <w:tcPr>
             <w:tcW w:type="dxa" w:w="3213"/>
@@ -3747,6 +3891,9 @@
         </w:tc>
       </w:tr>
       <w:tr>
+        <w:trPr>
+          <w:cantSplit/>
+        </w:trPr>
         <w:tc>
           <w:tcPr>
             <w:tcW w:type="dxa" w:w="3213"/>
@@ -3803,6 +3950,9 @@
         </w:tc>
       </w:tr>
       <w:tr>
+        <w:trPr>
+          <w:cantSplit/>
+        </w:trPr>
         <w:tc>
           <w:tcPr>
             <w:tcW w:type="dxa" w:w="3213"/>
@@ -3915,6 +4065,9 @@
         </w:tc>
       </w:tr>
       <w:tr>
+        <w:trPr>
+          <w:cantSplit/>
+        </w:trPr>
         <w:tc>
           <w:tcPr>
             <w:tcW w:type="dxa" w:w="3213"/>
@@ -3979,6 +4132,9 @@
         </w:tc>
       </w:tr>
       <w:tr>
+        <w:trPr>
+          <w:cantSplit/>
+        </w:trPr>
         <w:tc>
           <w:tcPr>
             <w:tcW w:type="dxa" w:w="3213"/>
@@ -4067,6 +4223,9 @@
         </w:tc>
       </w:tr>
       <w:tr>
+        <w:trPr>
+          <w:cantSplit/>
+        </w:trPr>
         <w:tc>
           <w:tcPr>
             <w:tcW w:type="dxa" w:w="3213"/>
@@ -4825,6 +4984,10 @@
         <w:gridCol w:w="3213"/>
       </w:tblGrid>
       <w:tr>
+        <w:trPr>
+          <w:cantSplit/>
+          <w:tblHeader/>
+        </w:trPr>
         <w:tc>
           <w:tcPr>
             <w:tcW w:type="dxa" w:w="3213"/>
@@ -4881,6 +5044,9 @@
         </w:tc>
       </w:tr>
       <w:tr>
+        <w:trPr>
+          <w:cantSplit/>
+        </w:trPr>
         <w:tc>
           <w:tcPr>
             <w:tcW w:type="dxa" w:w="3213"/>
@@ -4937,6 +5103,9 @@
         </w:tc>
       </w:tr>
       <w:tr>
+        <w:trPr>
+          <w:cantSplit/>
+        </w:trPr>
         <w:tc>
           <w:tcPr>
             <w:tcW w:type="dxa" w:w="3213"/>
@@ -4993,6 +5162,9 @@
         </w:tc>
       </w:tr>
       <w:tr>
+        <w:trPr>
+          <w:cantSplit/>
+        </w:trPr>
         <w:tc>
           <w:tcPr>
             <w:tcW w:type="dxa" w:w="3213"/>
@@ -5057,6 +5229,9 @@
         </w:tc>
       </w:tr>
       <w:tr>
+        <w:trPr>
+          <w:cantSplit/>
+        </w:trPr>
         <w:tc>
           <w:tcPr>
             <w:tcW w:type="dxa" w:w="3213"/>
@@ -5574,6 +5749,10 @@
         <w:gridCol w:w="3213"/>
       </w:tblGrid>
       <w:tr>
+        <w:trPr>
+          <w:cantSplit/>
+          <w:tblHeader/>
+        </w:trPr>
         <w:tc>
           <w:tcPr>
             <w:tcW w:type="dxa" w:w="3213"/>
@@ -5630,6 +5809,9 @@
         </w:tc>
       </w:tr>
       <w:tr>
+        <w:trPr>
+          <w:cantSplit/>
+        </w:trPr>
         <w:tc>
           <w:tcPr>
             <w:tcW w:type="dxa" w:w="3213"/>
@@ -5686,6 +5868,9 @@
         </w:tc>
       </w:tr>
       <w:tr>
+        <w:trPr>
+          <w:cantSplit/>
+        </w:trPr>
         <w:tc>
           <w:tcPr>
             <w:tcW w:type="dxa" w:w="3213"/>
@@ -5742,6 +5927,9 @@
         </w:tc>
       </w:tr>
       <w:tr>
+        <w:trPr>
+          <w:cantSplit/>
+        </w:trPr>
         <w:tc>
           <w:tcPr>
             <w:tcW w:type="dxa" w:w="3213"/>
@@ -5798,6 +5986,9 @@
         </w:tc>
       </w:tr>
       <w:tr>
+        <w:trPr>
+          <w:cantSplit/>
+        </w:trPr>
         <w:tc>
           <w:tcPr>
             <w:tcW w:type="dxa" w:w="3213"/>
@@ -5854,6 +6045,9 @@
         </w:tc>
       </w:tr>
       <w:tr>
+        <w:trPr>
+          <w:cantSplit/>
+        </w:trPr>
         <w:tc>
           <w:tcPr>
             <w:tcW w:type="dxa" w:w="3213"/>
@@ -5910,6 +6104,9 @@
         </w:tc>
       </w:tr>
       <w:tr>
+        <w:trPr>
+          <w:cantSplit/>
+        </w:trPr>
         <w:tc>
           <w:tcPr>
             <w:tcW w:type="dxa" w:w="3213"/>
@@ -5990,6 +6187,9 @@
         </w:tc>
       </w:tr>
       <w:tr>
+        <w:trPr>
+          <w:cantSplit/>
+        </w:trPr>
         <w:tc>
           <w:tcPr>
             <w:tcW w:type="dxa" w:w="3213"/>
@@ -6046,6 +6246,9 @@
         </w:tc>
       </w:tr>
       <w:tr>
+        <w:trPr>
+          <w:cantSplit/>
+        </w:trPr>
         <w:tc>
           <w:tcPr>
             <w:tcW w:type="dxa" w:w="3213"/>
@@ -6204,6 +6407,10 @@
         <w:gridCol w:w="3213"/>
       </w:tblGrid>
       <w:tr>
+        <w:trPr>
+          <w:cantSplit/>
+          <w:tblHeader/>
+        </w:trPr>
         <w:tc>
           <w:tcPr>
             <w:tcW w:type="dxa" w:w="3213"/>
@@ -6260,6 +6467,9 @@
         </w:tc>
       </w:tr>
       <w:tr>
+        <w:trPr>
+          <w:cantSplit/>
+        </w:trPr>
         <w:tc>
           <w:tcPr>
             <w:tcW w:type="dxa" w:w="3213"/>
@@ -6348,6 +6558,9 @@
         </w:tc>
       </w:tr>
       <w:tr>
+        <w:trPr>
+          <w:cantSplit/>
+        </w:trPr>
         <w:tc>
           <w:tcPr>
             <w:tcW w:type="dxa" w:w="3213"/>
@@ -6420,6 +6633,9 @@
         </w:tc>
       </w:tr>
       <w:tr>
+        <w:trPr>
+          <w:cantSplit/>
+        </w:trPr>
         <w:tc>
           <w:tcPr>
             <w:tcW w:type="dxa" w:w="3213"/>
@@ -6476,6 +6692,9 @@
         </w:tc>
       </w:tr>
       <w:tr>
+        <w:trPr>
+          <w:cantSplit/>
+        </w:trPr>
         <w:tc>
           <w:tcPr>
             <w:tcW w:type="dxa" w:w="3213"/>
@@ -6774,6 +6993,10 @@
         <w:gridCol w:w="1928"/>
       </w:tblGrid>
       <w:tr>
+        <w:trPr>
+          <w:cantSplit/>
+          <w:tblHeader/>
+        </w:trPr>
         <w:tc>
           <w:tcPr>
             <w:tcW w:type="dxa" w:w="1928"/>
@@ -6866,6 +7089,9 @@
         </w:tc>
       </w:tr>
       <w:tr>
+        <w:trPr>
+          <w:cantSplit/>
+        </w:trPr>
         <w:tc>
           <w:tcPr>
             <w:tcW w:type="dxa" w:w="1928"/>
@@ -6958,6 +7184,9 @@
         </w:tc>
       </w:tr>
       <w:tr>
+        <w:trPr>
+          <w:cantSplit/>
+        </w:trPr>
         <w:tc>
           <w:tcPr>
             <w:tcW w:type="dxa" w:w="1928"/>
@@ -7050,6 +7279,9 @@
         </w:tc>
       </w:tr>
       <w:tr>
+        <w:trPr>
+          <w:cantSplit/>
+        </w:trPr>
         <w:tc>
           <w:tcPr>
             <w:tcW w:type="dxa" w:w="1928"/>
@@ -7142,6 +7374,9 @@
         </w:tc>
       </w:tr>
       <w:tr>
+        <w:trPr>
+          <w:cantSplit/>
+        </w:trPr>
         <w:tc>
           <w:tcPr>
             <w:tcW w:type="dxa" w:w="1928"/>
@@ -7234,6 +7469,9 @@
         </w:tc>
       </w:tr>
       <w:tr>
+        <w:trPr>
+          <w:cantSplit/>
+        </w:trPr>
         <w:tc>
           <w:tcPr>
             <w:tcW w:type="dxa" w:w="1928"/>
@@ -8498,6 +8736,10 @@
         <w:gridCol w:w="4819"/>
       </w:tblGrid>
       <w:tr>
+        <w:trPr>
+          <w:cantSplit/>
+          <w:tblHeader/>
+        </w:trPr>
         <w:tc>
           <w:tcPr>
             <w:tcW w:type="dxa" w:w="4819"/>
@@ -8536,6 +8778,9 @@
         </w:tc>
       </w:tr>
       <w:tr>
+        <w:trPr>
+          <w:cantSplit/>
+        </w:trPr>
         <w:tc>
           <w:tcPr>
             <w:tcW w:type="dxa" w:w="4819"/>
@@ -8574,6 +8819,9 @@
         </w:tc>
       </w:tr>
       <w:tr>
+        <w:trPr>
+          <w:cantSplit/>
+        </w:trPr>
         <w:tc>
           <w:tcPr>
             <w:tcW w:type="dxa" w:w="4819"/>
@@ -8628,6 +8876,9 @@
         </w:tc>
       </w:tr>
       <w:tr>
+        <w:trPr>
+          <w:cantSplit/>
+        </w:trPr>
         <w:tc>
           <w:tcPr>
             <w:tcW w:type="dxa" w:w="4819"/>
@@ -9234,6 +9485,10 @@
         <w:gridCol w:w="4819"/>
       </w:tblGrid>
       <w:tr>
+        <w:trPr>
+          <w:cantSplit/>
+          <w:tblHeader/>
+        </w:trPr>
         <w:tc>
           <w:tcPr>
             <w:tcW w:type="dxa" w:w="4819"/>
@@ -9272,6 +9527,9 @@
         </w:tc>
       </w:tr>
       <w:tr>
+        <w:trPr>
+          <w:cantSplit/>
+        </w:trPr>
         <w:tc>
           <w:tcPr>
             <w:tcW w:type="dxa" w:w="4819"/>
@@ -9310,6 +9568,9 @@
         </w:tc>
       </w:tr>
       <w:tr>
+        <w:trPr>
+          <w:cantSplit/>
+        </w:trPr>
         <w:tc>
           <w:tcPr>
             <w:tcW w:type="dxa" w:w="4819"/>
@@ -9348,6 +9609,9 @@
         </w:tc>
       </w:tr>
       <w:tr>
+        <w:trPr>
+          <w:cantSplit/>
+        </w:trPr>
         <w:tc>
           <w:tcPr>
             <w:tcW w:type="dxa" w:w="4819"/>
@@ -9394,6 +9658,9 @@
         </w:tc>
       </w:tr>
       <w:tr>
+        <w:trPr>
+          <w:cantSplit/>
+        </w:trPr>
         <w:tc>
           <w:tcPr>
             <w:tcW w:type="dxa" w:w="4819"/>
@@ -9448,6 +9715,9 @@
         </w:tc>
       </w:tr>
       <w:tr>
+        <w:trPr>
+          <w:cantSplit/>
+        </w:trPr>
         <w:tc>
           <w:tcPr>
             <w:tcW w:type="dxa" w:w="4819"/>
@@ -9486,6 +9756,9 @@
         </w:tc>
       </w:tr>
       <w:tr>
+        <w:trPr>
+          <w:cantSplit/>
+        </w:trPr>
         <w:tc>
           <w:tcPr>
             <w:tcW w:type="dxa" w:w="4819"/>
@@ -9782,6 +10055,10 @@
         <w:gridCol w:w="4819"/>
       </w:tblGrid>
       <w:tr>
+        <w:trPr>
+          <w:cantSplit/>
+          <w:tblHeader/>
+        </w:trPr>
         <w:tc>
           <w:tcPr>
             <w:tcW w:type="dxa" w:w="4819"/>
@@ -9820,6 +10097,9 @@
         </w:tc>
       </w:tr>
       <w:tr>
+        <w:trPr>
+          <w:cantSplit/>
+        </w:trPr>
         <w:tc>
           <w:tcPr>
             <w:tcW w:type="dxa" w:w="4819"/>
@@ -9882,6 +10162,9 @@
         </w:tc>
       </w:tr>
       <w:tr>
+        <w:trPr>
+          <w:cantSplit/>
+        </w:trPr>
         <w:tc>
           <w:tcPr>
             <w:tcW w:type="dxa" w:w="4819"/>
@@ -9992,6 +10275,9 @@
         </w:tc>
       </w:tr>
       <w:tr>
+        <w:trPr>
+          <w:cantSplit/>
+        </w:trPr>
         <w:tc>
           <w:tcPr>
             <w:tcW w:type="dxa" w:w="4819"/>
@@ -10231,6 +10517,10 @@
         <w:gridCol w:w="2409"/>
       </w:tblGrid>
       <w:tr>
+        <w:trPr>
+          <w:cantSplit/>
+          <w:tblHeader/>
+        </w:trPr>
         <w:tc>
           <w:tcPr>
             <w:tcW w:type="dxa" w:w="2409"/>
@@ -10305,6 +10595,9 @@
         </w:tc>
       </w:tr>
       <w:tr>
+        <w:trPr>
+          <w:cantSplit/>
+        </w:trPr>
         <w:tc>
           <w:tcPr>
             <w:tcW w:type="dxa" w:w="2409"/>
@@ -10379,6 +10672,9 @@
         </w:tc>
       </w:tr>
       <w:tr>
+        <w:trPr>
+          <w:cantSplit/>
+        </w:trPr>
         <w:tc>
           <w:tcPr>
             <w:tcW w:type="dxa" w:w="2409"/>
@@ -10453,6 +10749,9 @@
         </w:tc>
       </w:tr>
       <w:tr>
+        <w:trPr>
+          <w:cantSplit/>
+        </w:trPr>
         <w:tc>
           <w:tcPr>
             <w:tcW w:type="dxa" w:w="2409"/>
@@ -10584,6 +10883,10 @@
         <w:gridCol w:w="4819"/>
       </w:tblGrid>
       <w:tr>
+        <w:trPr>
+          <w:cantSplit/>
+          <w:tblHeader/>
+        </w:trPr>
         <w:tc>
           <w:tcPr>
             <w:tcW w:type="dxa" w:w="4819"/>
@@ -10622,6 +10925,9 @@
         </w:tc>
       </w:tr>
       <w:tr>
+        <w:trPr>
+          <w:cantSplit/>
+        </w:trPr>
         <w:tc>
           <w:tcPr>
             <w:tcW w:type="dxa" w:w="4819"/>
@@ -10660,6 +10966,9 @@
         </w:tc>
       </w:tr>
       <w:tr>
+        <w:trPr>
+          <w:cantSplit/>
+        </w:trPr>
         <w:tc>
           <w:tcPr>
             <w:tcW w:type="dxa" w:w="4819"/>
@@ -10714,6 +11023,9 @@
         </w:tc>
       </w:tr>
       <w:tr>
+        <w:trPr>
+          <w:cantSplit/>
+        </w:trPr>
         <w:tc>
           <w:tcPr>
             <w:tcW w:type="dxa" w:w="4819"/>
@@ -10752,6 +11064,9 @@
         </w:tc>
       </w:tr>
       <w:tr>
+        <w:trPr>
+          <w:cantSplit/>
+        </w:trPr>
         <w:tc>
           <w:tcPr>
             <w:tcW w:type="dxa" w:w="4819"/>
@@ -10790,6 +11105,9 @@
         </w:tc>
       </w:tr>
       <w:tr>
+        <w:trPr>
+          <w:cantSplit/>
+        </w:trPr>
         <w:tc>
           <w:tcPr>
             <w:tcW w:type="dxa" w:w="4819"/>
@@ -11135,6 +11453,10 @@
         <w:gridCol w:w="3213"/>
       </w:tblGrid>
       <w:tr>
+        <w:trPr>
+          <w:cantSplit/>
+          <w:tblHeader/>
+        </w:trPr>
         <w:tc>
           <w:tcPr>
             <w:tcW w:type="dxa" w:w="3213"/>
@@ -11191,6 +11513,9 @@
         </w:tc>
       </w:tr>
       <w:tr>
+        <w:trPr>
+          <w:cantSplit/>
+        </w:trPr>
         <w:tc>
           <w:tcPr>
             <w:tcW w:type="dxa" w:w="3213"/>
@@ -11263,6 +11588,9 @@
         </w:tc>
       </w:tr>
       <w:tr>
+        <w:trPr>
+          <w:cantSplit/>
+        </w:trPr>
         <w:tc>
           <w:tcPr>
             <w:tcW w:type="dxa" w:w="3213"/>
@@ -11351,6 +11679,9 @@
         </w:tc>
       </w:tr>
       <w:tr>
+        <w:trPr>
+          <w:cantSplit/>
+        </w:trPr>
         <w:tc>
           <w:tcPr>
             <w:tcW w:type="dxa" w:w="3213"/>
@@ -11407,6 +11738,9 @@
         </w:tc>
       </w:tr>
       <w:tr>
+        <w:trPr>
+          <w:cantSplit/>
+        </w:trPr>
         <w:tc>
           <w:tcPr>
             <w:tcW w:type="dxa" w:w="3213"/>
@@ -11463,6 +11797,9 @@
         </w:tc>
       </w:tr>
       <w:tr>
+        <w:trPr>
+          <w:cantSplit/>
+        </w:trPr>
         <w:tc>
           <w:tcPr>
             <w:tcW w:type="dxa" w:w="3213"/>
@@ -11745,6 +12082,10 @@
         <w:gridCol w:w="4819"/>
       </w:tblGrid>
       <w:tr>
+        <w:trPr>
+          <w:cantSplit/>
+          <w:tblHeader/>
+        </w:trPr>
         <w:tc>
           <w:tcPr>
             <w:tcW w:type="dxa" w:w="4819"/>
@@ -11783,6 +12124,9 @@
         </w:tc>
       </w:tr>
       <w:tr>
+        <w:trPr>
+          <w:cantSplit/>
+        </w:trPr>
         <w:tc>
           <w:tcPr>
             <w:tcW w:type="dxa" w:w="4819"/>
@@ -11829,6 +12173,9 @@
         </w:tc>
       </w:tr>
       <w:tr>
+        <w:trPr>
+          <w:cantSplit/>
+        </w:trPr>
         <w:tc>
           <w:tcPr>
             <w:tcW w:type="dxa" w:w="4819"/>
@@ -11883,6 +12230,9 @@
         </w:tc>
       </w:tr>
       <w:tr>
+        <w:trPr>
+          <w:cantSplit/>
+        </w:trPr>
         <w:tc>
           <w:tcPr>
             <w:tcW w:type="dxa" w:w="4819"/>
@@ -11945,6 +12295,9 @@
         </w:tc>
       </w:tr>
       <w:tr>
+        <w:trPr>
+          <w:cantSplit/>
+        </w:trPr>
         <w:tc>
           <w:tcPr>
             <w:tcW w:type="dxa" w:w="4819"/>
@@ -12058,6 +12411,10 @@
         <w:gridCol w:w="2409"/>
       </w:tblGrid>
       <w:tr>
+        <w:trPr>
+          <w:cantSplit/>
+          <w:tblHeader/>
+        </w:trPr>
         <w:tc>
           <w:tcPr>
             <w:tcW w:type="dxa" w:w="2409"/>
@@ -12132,6 +12489,9 @@
         </w:tc>
       </w:tr>
       <w:tr>
+        <w:trPr>
+          <w:cantSplit/>
+        </w:trPr>
         <w:tc>
           <w:tcPr>
             <w:tcW w:type="dxa" w:w="2409"/>
@@ -12206,6 +12566,9 @@
         </w:tc>
       </w:tr>
       <w:tr>
+        <w:trPr>
+          <w:cantSplit/>
+        </w:trPr>
         <w:tc>
           <w:tcPr>
             <w:tcW w:type="dxa" w:w="2409"/>
@@ -12328,6 +12691,9 @@
         </w:tc>
       </w:tr>
       <w:tr>
+        <w:trPr>
+          <w:cantSplit/>
+        </w:trPr>
         <w:tc>
           <w:tcPr>
             <w:tcW w:type="dxa" w:w="2409"/>
@@ -12418,6 +12784,9 @@
         </w:tc>
       </w:tr>
       <w:tr>
+        <w:trPr>
+          <w:cantSplit/>
+        </w:trPr>
         <w:tc>
           <w:tcPr>
             <w:tcW w:type="dxa" w:w="2409"/>
@@ -12492,6 +12861,9 @@
         </w:tc>
       </w:tr>
       <w:tr>
+        <w:trPr>
+          <w:cantSplit/>
+        </w:trPr>
         <w:tc>
           <w:tcPr>
             <w:tcW w:type="dxa" w:w="2409"/>
@@ -12760,6 +13132,10 @@
         <w:gridCol w:w="1928"/>
       </w:tblGrid>
       <w:tr>
+        <w:trPr>
+          <w:cantSplit/>
+          <w:tblHeader/>
+        </w:trPr>
         <w:tc>
           <w:tcPr>
             <w:tcW w:type="dxa" w:w="1928"/>
@@ -12852,6 +13228,9 @@
         </w:tc>
       </w:tr>
       <w:tr>
+        <w:trPr>
+          <w:cantSplit/>
+        </w:trPr>
         <w:tc>
           <w:tcPr>
             <w:tcW w:type="dxa" w:w="1928"/>
@@ -12960,6 +13339,9 @@
         </w:tc>
       </w:tr>
       <w:tr>
+        <w:trPr>
+          <w:cantSplit/>
+        </w:trPr>
         <w:tc>
           <w:tcPr>
             <w:tcW w:type="dxa" w:w="1928"/>
@@ -13052,6 +13434,9 @@
         </w:tc>
       </w:tr>
       <w:tr>
+        <w:trPr>
+          <w:cantSplit/>
+        </w:trPr>
         <w:tc>
           <w:tcPr>
             <w:tcW w:type="dxa" w:w="1928"/>
@@ -13144,6 +13529,9 @@
         </w:tc>
       </w:tr>
       <w:tr>
+        <w:trPr>
+          <w:cantSplit/>
+        </w:trPr>
         <w:tc>
           <w:tcPr>
             <w:tcW w:type="dxa" w:w="1928"/>
@@ -13244,6 +13632,9 @@
         </w:tc>
       </w:tr>
       <w:tr>
+        <w:trPr>
+          <w:cantSplit/>
+        </w:trPr>
         <w:tc>
           <w:tcPr>
             <w:tcW w:type="dxa" w:w="1928"/>
@@ -13355,6 +13746,10 @@
         <w:gridCol w:w="3213"/>
       </w:tblGrid>
       <w:tr>
+        <w:trPr>
+          <w:cantSplit/>
+          <w:tblHeader/>
+        </w:trPr>
         <w:tc>
           <w:tcPr>
             <w:tcW w:type="dxa" w:w="3213"/>
@@ -13411,6 +13806,9 @@
         </w:tc>
       </w:tr>
       <w:tr>
+        <w:trPr>
+          <w:cantSplit/>
+        </w:trPr>
         <w:tc>
           <w:tcPr>
             <w:tcW w:type="dxa" w:w="3213"/>
@@ -13475,6 +13873,9 @@
         </w:tc>
       </w:tr>
       <w:tr>
+        <w:trPr>
+          <w:cantSplit/>
+        </w:trPr>
         <w:tc>
           <w:tcPr>
             <w:tcW w:type="dxa" w:w="3213"/>
@@ -13744,6 +14145,10 @@
         <w:gridCol w:w="1928"/>
       </w:tblGrid>
       <w:tr>
+        <w:trPr>
+          <w:cantSplit/>
+          <w:tblHeader/>
+        </w:trPr>
         <w:tc>
           <w:tcPr>
             <w:tcW w:type="dxa" w:w="1928"/>
@@ -13836,6 +14241,9 @@
         </w:tc>
       </w:tr>
       <w:tr>
+        <w:trPr>
+          <w:cantSplit/>
+        </w:trPr>
         <w:tc>
           <w:tcPr>
             <w:tcW w:type="dxa" w:w="1928"/>
@@ -13928,6 +14336,9 @@
         </w:tc>
       </w:tr>
       <w:tr>
+        <w:trPr>
+          <w:cantSplit/>
+        </w:trPr>
         <w:tc>
           <w:tcPr>
             <w:tcW w:type="dxa" w:w="1928"/>
@@ -14020,6 +14431,9 @@
         </w:tc>
       </w:tr>
       <w:tr>
+        <w:trPr>
+          <w:cantSplit/>
+        </w:trPr>
         <w:tc>
           <w:tcPr>
             <w:tcW w:type="dxa" w:w="1928"/>
@@ -14333,6 +14747,10 @@
         <w:gridCol w:w="2409"/>
       </w:tblGrid>
       <w:tr>
+        <w:trPr>
+          <w:cantSplit/>
+          <w:tblHeader/>
+        </w:trPr>
         <w:tc>
           <w:tcPr>
             <w:tcW w:type="dxa" w:w="2409"/>
@@ -14407,6 +14825,9 @@
         </w:tc>
       </w:tr>
       <w:tr>
+        <w:trPr>
+          <w:cantSplit/>
+        </w:trPr>
         <w:tc>
           <w:tcPr>
             <w:tcW w:type="dxa" w:w="2409"/>
@@ -14481,6 +14902,9 @@
         </w:tc>
       </w:tr>
       <w:tr>
+        <w:trPr>
+          <w:cantSplit/>
+        </w:trPr>
         <w:tc>
           <w:tcPr>
             <w:tcW w:type="dxa" w:w="2409"/>
@@ -14555,6 +14979,9 @@
         </w:tc>
       </w:tr>
       <w:tr>
+        <w:trPr>
+          <w:cantSplit/>
+        </w:trPr>
         <w:tc>
           <w:tcPr>
             <w:tcW w:type="dxa" w:w="2409"/>
@@ -14884,6 +15311,10 @@
         <w:gridCol w:w="4819"/>
       </w:tblGrid>
       <w:tr>
+        <w:trPr>
+          <w:cantSplit/>
+          <w:tblHeader/>
+        </w:trPr>
         <w:tc>
           <w:tcPr>
             <w:tcW w:type="dxa" w:w="4819"/>
@@ -14922,6 +15353,9 @@
         </w:tc>
       </w:tr>
       <w:tr>
+        <w:trPr>
+          <w:cantSplit/>
+        </w:trPr>
         <w:tc>
           <w:tcPr>
             <w:tcW w:type="dxa" w:w="4819"/>
@@ -14968,6 +15402,9 @@
         </w:tc>
       </w:tr>
       <w:tr>
+        <w:trPr>
+          <w:cantSplit/>
+        </w:trPr>
         <w:tc>
           <w:tcPr>
             <w:tcW w:type="dxa" w:w="4819"/>
@@ -15139,6 +15576,10 @@
         <w:gridCol w:w="4819"/>
       </w:tblGrid>
       <w:tr>
+        <w:trPr>
+          <w:cantSplit/>
+          <w:tblHeader/>
+        </w:trPr>
         <w:tc>
           <w:tcPr>
             <w:tcW w:type="dxa" w:w="4819"/>
@@ -15177,6 +15618,9 @@
         </w:tc>
       </w:tr>
       <w:tr>
+        <w:trPr>
+          <w:cantSplit/>
+        </w:trPr>
         <w:tc>
           <w:tcPr>
             <w:tcW w:type="dxa" w:w="4819"/>
@@ -15215,6 +15659,9 @@
         </w:tc>
       </w:tr>
       <w:tr>
+        <w:trPr>
+          <w:cantSplit/>
+        </w:trPr>
         <w:tc>
           <w:tcPr>
             <w:tcW w:type="dxa" w:w="4819"/>
@@ -15285,6 +15732,9 @@
         </w:tc>
       </w:tr>
       <w:tr>
+        <w:trPr>
+          <w:cantSplit/>
+        </w:trPr>
         <w:tc>
           <w:tcPr>
             <w:tcW w:type="dxa" w:w="4819"/>
@@ -15371,6 +15821,9 @@
         </w:tc>
       </w:tr>
       <w:tr>
+        <w:trPr>
+          <w:cantSplit/>
+        </w:trPr>
         <w:tc>
           <w:tcPr>
             <w:tcW w:type="dxa" w:w="4819"/>
@@ -15425,6 +15878,9 @@
         </w:tc>
       </w:tr>
       <w:tr>
+        <w:trPr>
+          <w:cantSplit/>
+        </w:trPr>
         <w:tc>
           <w:tcPr>
             <w:tcW w:type="dxa" w:w="4819"/>
@@ -15503,6 +15959,9 @@
         </w:tc>
       </w:tr>
       <w:tr>
+        <w:trPr>
+          <w:cantSplit/>
+        </w:trPr>
         <w:tc>
           <w:tcPr>
             <w:tcW w:type="dxa" w:w="4819"/>
@@ -15557,6 +16016,9 @@
         </w:tc>
       </w:tr>
       <w:tr>
+        <w:trPr>
+          <w:cantSplit/>
+        </w:trPr>
         <w:tc>
           <w:tcPr>
             <w:tcW w:type="dxa" w:w="4819"/>
@@ -16187,6 +16649,10 @@
         <w:gridCol w:w="4819"/>
       </w:tblGrid>
       <w:tr>
+        <w:trPr>
+          <w:cantSplit/>
+          <w:tblHeader/>
+        </w:trPr>
         <w:tc>
           <w:tcPr>
             <w:tcW w:type="dxa" w:w="4819"/>
@@ -16225,6 +16691,9 @@
         </w:tc>
       </w:tr>
       <w:tr>
+        <w:trPr>
+          <w:cantSplit/>
+        </w:trPr>
         <w:tc>
           <w:tcPr>
             <w:tcW w:type="dxa" w:w="4819"/>
@@ -16279,6 +16748,9 @@
         </w:tc>
       </w:tr>
       <w:tr>
+        <w:trPr>
+          <w:cantSplit/>
+        </w:trPr>
         <w:tc>
           <w:tcPr>
             <w:tcW w:type="dxa" w:w="4819"/>
@@ -16381,6 +16853,9 @@
         </w:tc>
       </w:tr>
       <w:tr>
+        <w:trPr>
+          <w:cantSplit/>
+        </w:trPr>
         <w:tc>
           <w:tcPr>
             <w:tcW w:type="dxa" w:w="4819"/>
@@ -16419,6 +16894,9 @@
         </w:tc>
       </w:tr>
       <w:tr>
+        <w:trPr>
+          <w:cantSplit/>
+        </w:trPr>
         <w:tc>
           <w:tcPr>
             <w:tcW w:type="dxa" w:w="4819"/>
@@ -16457,6 +16935,9 @@
         </w:tc>
       </w:tr>
       <w:tr>
+        <w:trPr>
+          <w:cantSplit/>
+        </w:trPr>
         <w:tc>
           <w:tcPr>
             <w:tcW w:type="dxa" w:w="4819"/>
@@ -16495,6 +16976,9 @@
         </w:tc>
       </w:tr>
       <w:tr>
+        <w:trPr>
+          <w:cantSplit/>
+        </w:trPr>
         <w:tc>
           <w:tcPr>
             <w:tcW w:type="dxa" w:w="4819"/>
@@ -16533,6 +17017,9 @@
         </w:tc>
       </w:tr>
       <w:tr>
+        <w:trPr>
+          <w:cantSplit/>
+        </w:trPr>
         <w:tc>
           <w:tcPr>
             <w:tcW w:type="dxa" w:w="4819"/>
@@ -16571,6 +17058,9 @@
         </w:tc>
       </w:tr>
       <w:tr>
+        <w:trPr>
+          <w:cantSplit/>
+        </w:trPr>
         <w:tc>
           <w:tcPr>
             <w:tcW w:type="dxa" w:w="4819"/>
@@ -16625,6 +17115,9 @@
         </w:tc>
       </w:tr>
       <w:tr>
+        <w:trPr>
+          <w:cantSplit/>
+        </w:trPr>
         <w:tc>
           <w:tcPr>
             <w:tcW w:type="dxa" w:w="4819"/>
@@ -16663,6 +17156,9 @@
         </w:tc>
       </w:tr>
       <w:tr>
+        <w:trPr>
+          <w:cantSplit/>
+        </w:trPr>
         <w:tc>
           <w:tcPr>
             <w:tcW w:type="dxa" w:w="4819"/>
@@ -16701,6 +17197,9 @@
         </w:tc>
       </w:tr>
       <w:tr>
+        <w:trPr>
+          <w:cantSplit/>
+        </w:trPr>
         <w:tc>
           <w:tcPr>
             <w:tcW w:type="dxa" w:w="4819"/>
@@ -16739,6 +17238,9 @@
         </w:tc>
       </w:tr>
       <w:tr>
+        <w:trPr>
+          <w:cantSplit/>
+        </w:trPr>
         <w:tc>
           <w:tcPr>
             <w:tcW w:type="dxa" w:w="4819"/>
@@ -16777,6 +17279,9 @@
         </w:tc>
       </w:tr>
       <w:tr>
+        <w:trPr>
+          <w:cantSplit/>
+        </w:trPr>
         <w:tc>
           <w:tcPr>
             <w:tcW w:type="dxa" w:w="4819"/>
@@ -16815,6 +17320,9 @@
         </w:tc>
       </w:tr>
       <w:tr>
+        <w:trPr>
+          <w:cantSplit/>
+        </w:trPr>
         <w:tc>
           <w:tcPr>
             <w:tcW w:type="dxa" w:w="4819"/>
@@ -16853,6 +17361,9 @@
         </w:tc>
       </w:tr>
       <w:tr>
+        <w:trPr>
+          <w:cantSplit/>
+        </w:trPr>
         <w:tc>
           <w:tcPr>
             <w:tcW w:type="dxa" w:w="4819"/>
@@ -16891,6 +17402,9 @@
         </w:tc>
       </w:tr>
       <w:tr>
+        <w:trPr>
+          <w:cantSplit/>
+        </w:trPr>
         <w:tc>
           <w:tcPr>
             <w:tcW w:type="dxa" w:w="4819"/>
@@ -17283,6 +17797,10 @@
         <w:gridCol w:w="3213"/>
       </w:tblGrid>
       <w:tr>
+        <w:trPr>
+          <w:cantSplit/>
+          <w:tblHeader/>
+        </w:trPr>
         <w:tc>
           <w:tcPr>
             <w:tcW w:type="dxa" w:w="3213"/>
@@ -17339,6 +17857,9 @@
         </w:tc>
       </w:tr>
       <w:tr>
+        <w:trPr>
+          <w:cantSplit/>
+        </w:trPr>
         <w:tc>
           <w:tcPr>
             <w:tcW w:type="dxa" w:w="3213"/>
@@ -17395,6 +17916,9 @@
         </w:tc>
       </w:tr>
       <w:tr>
+        <w:trPr>
+          <w:cantSplit/>
+        </w:trPr>
         <w:tc>
           <w:tcPr>
             <w:tcW w:type="dxa" w:w="3213"/>
@@ -17467,6 +17991,9 @@
         </w:tc>
       </w:tr>
       <w:tr>
+        <w:trPr>
+          <w:cantSplit/>
+        </w:trPr>
         <w:tc>
           <w:tcPr>
             <w:tcW w:type="dxa" w:w="3213"/>
@@ -17555,6 +18082,9 @@
         </w:tc>
       </w:tr>
       <w:tr>
+        <w:trPr>
+          <w:cantSplit/>
+        </w:trPr>
         <w:tc>
           <w:tcPr>
             <w:tcW w:type="dxa" w:w="3213"/>
@@ -17611,6 +18141,9 @@
         </w:tc>
       </w:tr>
       <w:tr>
+        <w:trPr>
+          <w:cantSplit/>
+        </w:trPr>
         <w:tc>
           <w:tcPr>
             <w:tcW w:type="dxa" w:w="3213"/>
@@ -17667,6 +18200,9 @@
         </w:tc>
       </w:tr>
       <w:tr>
+        <w:trPr>
+          <w:cantSplit/>
+        </w:trPr>
         <w:tc>
           <w:tcPr>
             <w:tcW w:type="dxa" w:w="3213"/>
@@ -17723,6 +18259,9 @@
         </w:tc>
       </w:tr>
       <w:tr>
+        <w:trPr>
+          <w:cantSplit/>
+        </w:trPr>
         <w:tc>
           <w:tcPr>
             <w:tcW w:type="dxa" w:w="3213"/>
@@ -17779,6 +18318,9 @@
         </w:tc>
       </w:tr>
       <w:tr>
+        <w:trPr>
+          <w:cantSplit/>
+        </w:trPr>
         <w:tc>
           <w:tcPr>
             <w:tcW w:type="dxa" w:w="3213"/>
@@ -17835,6 +18377,9 @@
         </w:tc>
       </w:tr>
       <w:tr>
+        <w:trPr>
+          <w:cantSplit/>
+        </w:trPr>
         <w:tc>
           <w:tcPr>
             <w:tcW w:type="dxa" w:w="3213"/>
@@ -17891,6 +18436,9 @@
         </w:tc>
       </w:tr>
       <w:tr>
+        <w:trPr>
+          <w:cantSplit/>
+        </w:trPr>
         <w:tc>
           <w:tcPr>
             <w:tcW w:type="dxa" w:w="3213"/>
@@ -17963,6 +18511,9 @@
         </w:tc>
       </w:tr>
       <w:tr>
+        <w:trPr>
+          <w:cantSplit/>
+        </w:trPr>
         <w:tc>
           <w:tcPr>
             <w:tcW w:type="dxa" w:w="3213"/>
@@ -18019,6 +18570,9 @@
         </w:tc>
       </w:tr>
       <w:tr>
+        <w:trPr>
+          <w:cantSplit/>
+        </w:trPr>
         <w:tc>
           <w:tcPr>
             <w:tcW w:type="dxa" w:w="3213"/>
@@ -18075,6 +18629,9 @@
         </w:tc>
       </w:tr>
       <w:tr>
+        <w:trPr>
+          <w:cantSplit/>
+        </w:trPr>
         <w:tc>
           <w:tcPr>
             <w:tcW w:type="dxa" w:w="3213"/>
@@ -18131,6 +18688,9 @@
         </w:tc>
       </w:tr>
       <w:tr>
+        <w:trPr>
+          <w:cantSplit/>
+        </w:trPr>
         <w:tc>
           <w:tcPr>
             <w:tcW w:type="dxa" w:w="3213"/>
@@ -18203,6 +18763,9 @@
         </w:tc>
       </w:tr>
       <w:tr>
+        <w:trPr>
+          <w:cantSplit/>
+        </w:trPr>
         <w:tc>
           <w:tcPr>
             <w:tcW w:type="dxa" w:w="3213"/>
@@ -18259,6 +18822,9 @@
         </w:tc>
       </w:tr>
       <w:tr>
+        <w:trPr>
+          <w:cantSplit/>
+        </w:trPr>
         <w:tc>
           <w:tcPr>
             <w:tcW w:type="dxa" w:w="3213"/>
@@ -18315,6 +18881,9 @@
         </w:tc>
       </w:tr>
       <w:tr>
+        <w:trPr>
+          <w:cantSplit/>
+        </w:trPr>
         <w:tc>
           <w:tcPr>
             <w:tcW w:type="dxa" w:w="3213"/>
@@ -18371,6 +18940,9 @@
         </w:tc>
       </w:tr>
       <w:tr>
+        <w:trPr>
+          <w:cantSplit/>
+        </w:trPr>
         <w:tc>
           <w:tcPr>
             <w:tcW w:type="dxa" w:w="3213"/>
@@ -18427,6 +18999,9 @@
         </w:tc>
       </w:tr>
       <w:tr>
+        <w:trPr>
+          <w:cantSplit/>
+        </w:trPr>
         <w:tc>
           <w:tcPr>
             <w:tcW w:type="dxa" w:w="3213"/>
@@ -18563,6 +19138,10 @@
         <w:gridCol w:w="4819"/>
       </w:tblGrid>
       <w:tr>
+        <w:trPr>
+          <w:cantSplit/>
+          <w:tblHeader/>
+        </w:trPr>
         <w:tc>
           <w:tcPr>
             <w:tcW w:type="dxa" w:w="4819"/>
@@ -18601,6 +19180,9 @@
         </w:tc>
       </w:tr>
       <w:tr>
+        <w:trPr>
+          <w:cantSplit/>
+        </w:trPr>
         <w:tc>
           <w:tcPr>
             <w:tcW w:type="dxa" w:w="4819"/>
@@ -18639,6 +19221,9 @@
         </w:tc>
       </w:tr>
       <w:tr>
+        <w:trPr>
+          <w:cantSplit/>
+        </w:trPr>
         <w:tc>
           <w:tcPr>
             <w:tcW w:type="dxa" w:w="4819"/>
@@ -18677,6 +19262,9 @@
         </w:tc>
       </w:tr>
       <w:tr>
+        <w:trPr>
+          <w:cantSplit/>
+        </w:trPr>
         <w:tc>
           <w:tcPr>
             <w:tcW w:type="dxa" w:w="4819"/>
@@ -18715,6 +19303,9 @@
         </w:tc>
       </w:tr>
       <w:tr>
+        <w:trPr>
+          <w:cantSplit/>
+        </w:trPr>
         <w:tc>
           <w:tcPr>
             <w:tcW w:type="dxa" w:w="4819"/>
@@ -18753,6 +19344,9 @@
         </w:tc>
       </w:tr>
       <w:tr>
+        <w:trPr>
+          <w:cantSplit/>
+        </w:trPr>
         <w:tc>
           <w:tcPr>
             <w:tcW w:type="dxa" w:w="4819"/>
@@ -18791,6 +19385,9 @@
         </w:tc>
       </w:tr>
       <w:tr>
+        <w:trPr>
+          <w:cantSplit/>
+        </w:trPr>
         <w:tc>
           <w:tcPr>
             <w:tcW w:type="dxa" w:w="4819"/>
@@ -18829,6 +19426,9 @@
         </w:tc>
       </w:tr>
       <w:tr>
+        <w:trPr>
+          <w:cantSplit/>
+        </w:trPr>
         <w:tc>
           <w:tcPr>
             <w:tcW w:type="dxa" w:w="4819"/>
@@ -18867,6 +19467,9 @@
         </w:tc>
       </w:tr>
       <w:tr>
+        <w:trPr>
+          <w:cantSplit/>
+        </w:trPr>
         <w:tc>
           <w:tcPr>
             <w:tcW w:type="dxa" w:w="4819"/>

--- a/docs/技术文档.docx
+++ b/docs/技术文档.docx
@@ -8624,6 +8624,24 @@
           <w:sz w:val="21"/>
         </w:rPr>
         <w:t xml:space="preserve"> 是必填字段）。没有判据的数字读不出好坏 —— 「Precision 93.3%」可以是优秀也可以是灾难，取决于要求。端到端测试直接断言「达标/未达标」与判据文案都存在。</w:t>
+      </w:r>
+    </w:p>
+    <w:p>
+      <w:r>
+        <w:rPr>
+          <w:rFonts w:ascii="宋体" w:hAnsi="宋体" w:eastAsia="宋体"/>
+          <w:b/>
+          <w:sz w:val="21"/>
+        </w:rPr>
+        <w:t>评测区块默认折叠</w:t>
+      </w:r>
+      <w:r>
+        <w:rPr>
+          <w:rFonts w:ascii="宋体" w:hAnsi="宋体" w:eastAsia="宋体"/>
+          <w:b w:val="0"/>
+          <w:sz w:val="21"/>
+        </w:rPr>
+        <w:t>：标题旁只留一行概况（「N 层评测 · M 个指标带达标线，其中 K 项达标」），明细（每层指标、判据、达标标记、「这一层没覆盖什么」）点开才显示。折中的理由是两头都要顾：看板要能被「扫一眼」，但评测证据不能删 —— 它是「量化评测」在界面上唯一的落点。E2E 同时断言折叠态「指标明细不可见」与展开后「判据/达标标记可见」，防止哪天被顺手改成永远展开或永远隐藏。</w:t>
       </w:r>
     </w:p>
     <w:p>

--- a/docs/技术文档.docx
+++ b/docs/技术文档.docx
@@ -1024,7 +1024,7 @@
                 <w:b w:val="0"/>
                 <w:sz w:val="17"/>
               </w:rPr>
-              <w:t>、评测指标看板（当前接入 L1/L3/L4/L5 四份产物）</w:t>
+              <w:t>、评测指标看板（当前接入 L1 / L3 / L5 三份产物；L4 只产出原始轨迹，未进看板 —— 见 §8.2）</w:t>
             </w:r>
           </w:p>
         </w:tc>
@@ -8645,6 +8645,56 @@
       </w:r>
     </w:p>
     <w:p>
+      <w:r>
+        <w:rPr>
+          <w:rFonts w:ascii="宋体" w:hAnsi="宋体" w:eastAsia="宋体"/>
+          <w:b/>
+          <w:sz w:val="21"/>
+        </w:rPr>
+        <w:t>看板当前接入 3 层</w:t>
+      </w:r>
+      <w:r>
+        <w:rPr>
+          <w:rFonts w:ascii="宋体" w:hAnsi="宋体" w:eastAsia="宋体"/>
+          <w:b w:val="0"/>
+          <w:sz w:val="21"/>
+        </w:rPr>
+        <w:t xml:space="preserve">（L1 检查引擎 / L3 检索 / L5 系统），因为这三层会产出 </w:t>
+      </w:r>
+      <w:r>
+        <w:rPr>
+          <w:rFonts w:ascii="Consolas" w:hAnsi="Consolas" w:eastAsia="宋体"/>
+          <w:b w:val="0"/>
+          <w:sz w:val="19"/>
+        </w:rPr>
+        <w:t>EvalSection</w:t>
+      </w:r>
+      <w:r>
+        <w:rPr>
+          <w:rFonts w:ascii="宋体" w:hAnsi="宋体" w:eastAsia="宋体"/>
+          <w:b w:val="0"/>
+          <w:sz w:val="21"/>
+        </w:rPr>
+        <w:t xml:space="preserve"> 结构；L4 Agent 层的评测只落原始轨迹（</w:t>
+      </w:r>
+      <w:r>
+        <w:rPr>
+          <w:rFonts w:ascii="Consolas" w:hAnsi="Consolas" w:eastAsia="宋体"/>
+          <w:b w:val="0"/>
+          <w:sz w:val="19"/>
+        </w:rPr>
+        <w:t>eval-agent.raw.json</w:t>
+      </w:r>
+      <w:r>
+        <w:rPr>
+          <w:rFonts w:ascii="宋体" w:hAnsi="宋体" w:eastAsia="宋体"/>
+          <w:b w:val="0"/>
+          <w:sz w:val="21"/>
+        </w:rPr>
+        <w:t>）与 Markdown 报告，尚未封装成看板可读的 section。这条缺口在 §8.2 登记，不在文档里假装「四层都在看板上」。</w:t>
+      </w:r>
+    </w:p>
+    <w:p>
       <w:pPr>
         <w:keepNext/>
         <w:spacing w:after="40"/>
@@ -17374,6 +17424,79 @@
                 <w:sz w:val="17"/>
               </w:rPr>
               <w:t>113 条全部标注「待核对」；通用层较完善，学科层只有 21 条，内容正确性需团队逐条对照原文</w:t>
+            </w:r>
+          </w:p>
+        </w:tc>
+      </w:tr>
+      <w:tr>
+        <w:trPr>
+          <w:cantSplit/>
+        </w:trPr>
+        <w:tc>
+          <w:tcPr>
+            <w:tcW w:type="dxa" w:w="4819"/>
+          </w:tcPr>
+          <w:p>
+            <w:pPr>
+              <w:spacing w:after="0"/>
+            </w:pPr>
+            <w:r>
+              <w:rPr>
+                <w:rFonts w:ascii="宋体" w:hAnsi="宋体" w:eastAsia="宋体"/>
+                <w:b/>
+                <w:sz w:val="17"/>
+              </w:rPr>
+              <w:t>看板只接入 3 层评测</w:t>
+            </w:r>
+          </w:p>
+        </w:tc>
+        <w:tc>
+          <w:tcPr>
+            <w:tcW w:type="dxa" w:w="4819"/>
+          </w:tcPr>
+          <w:p>
+            <w:pPr>
+              <w:spacing w:after="0"/>
+            </w:pPr>
+            <w:r>
+              <w:rPr>
+                <w:rFonts w:ascii="宋体" w:hAnsi="宋体" w:eastAsia="宋体"/>
+                <w:b w:val="0"/>
+                <w:sz w:val="17"/>
+              </w:rPr>
+              <w:t xml:space="preserve">L1 / L3 / L5 有 </w:t>
+            </w:r>
+            <w:r>
+              <w:rPr>
+                <w:rFonts w:ascii="Consolas" w:hAnsi="Consolas" w:eastAsia="宋体"/>
+                <w:b w:val="0"/>
+                <w:sz w:val="15"/>
+              </w:rPr>
+              <w:t>EvalSection</w:t>
+            </w:r>
+            <w:r>
+              <w:rPr>
+                <w:rFonts w:ascii="宋体" w:hAnsi="宋体" w:eastAsia="宋体"/>
+                <w:b w:val="0"/>
+                <w:sz w:val="17"/>
+              </w:rPr>
+              <w:t xml:space="preserve"> 结构、能上看板；</w:t>
+            </w:r>
+            <w:r>
+              <w:rPr>
+                <w:rFonts w:ascii="宋体" w:hAnsi="宋体" w:eastAsia="宋体"/>
+                <w:b/>
+                <w:sz w:val="17"/>
+              </w:rPr>
+              <w:t>L4（Agent 层）只落原始轨迹与 Markdown 报告</w:t>
+            </w:r>
+            <w:r>
+              <w:rPr>
+                <w:rFonts w:ascii="宋体" w:hAnsi="宋体" w:eastAsia="宋体"/>
+                <w:b w:val="0"/>
+                <w:sz w:val="17"/>
+              </w:rPr>
+              <w:t>，未封装成看板可读的 section —— 所以看板上看不到 L4 的数字，别以为它没评过</w:t>
             </w:r>
           </w:p>
         </w:tc>

--- a/docs/技术文档.docx
+++ b/docs/技术文档.docx
@@ -5455,7 +5455,7 @@
       <w:r>
         <w:drawing>
           <wp:inline xmlns:a="http://schemas.openxmlformats.org/drawingml/2006/main" xmlns:pic="http://schemas.openxmlformats.org/drawingml/2006/picture">
-            <wp:extent cx="5940000" cy="3712500"/>
+            <wp:extent cx="5580000" cy="3487500"/>
             <wp:docPr id="1" name="Picture 1"/>
             <wp:cNvGraphicFramePr>
               <a:graphicFrameLocks noChangeAspect="1"/>
@@ -5476,7 +5476,7 @@
                   <pic:spPr>
                     <a:xfrm>
                       <a:off x="0" y="0"/>
-                      <a:ext cx="5940000" cy="3712500"/>
+                      <a:ext cx="5580000" cy="3487500"/>
                     </a:xfrm>
                     <a:prstGeom prst="rect"/>
                   </pic:spPr>
@@ -5642,7 +5642,7 @@
       <w:r>
         <w:drawing>
           <wp:inline xmlns:a="http://schemas.openxmlformats.org/drawingml/2006/main" xmlns:pic="http://schemas.openxmlformats.org/drawingml/2006/picture">
-            <wp:extent cx="5940000" cy="3712500"/>
+            <wp:extent cx="5580000" cy="3487500"/>
             <wp:docPr id="2" name="Picture 2"/>
             <wp:cNvGraphicFramePr>
               <a:graphicFrameLocks noChangeAspect="1"/>
@@ -5663,7 +5663,7 @@
                   <pic:spPr>
                     <a:xfrm>
                       <a:off x="0" y="0"/>
-                      <a:ext cx="5940000" cy="3712500"/>
+                      <a:ext cx="5580000" cy="3487500"/>
                     </a:xfrm>
                     <a:prstGeom prst="rect"/>
                   </pic:spPr>
@@ -6783,7 +6783,7 @@
       <w:r>
         <w:drawing>
           <wp:inline xmlns:a="http://schemas.openxmlformats.org/drawingml/2006/main" xmlns:pic="http://schemas.openxmlformats.org/drawingml/2006/picture">
-            <wp:extent cx="5940000" cy="3712500"/>
+            <wp:extent cx="5580000" cy="3487500"/>
             <wp:docPr id="3" name="Picture 3"/>
             <wp:cNvGraphicFramePr>
               <a:graphicFrameLocks noChangeAspect="1"/>
@@ -6804,7 +6804,7 @@
                   <pic:spPr>
                     <a:xfrm>
                       <a:off x="0" y="0"/>
-                      <a:ext cx="5940000" cy="3712500"/>
+                      <a:ext cx="5580000" cy="3487500"/>
                     </a:xfrm>
                     <a:prstGeom prst="rect"/>
                   </pic:spPr>
@@ -8131,7 +8131,7 @@
       <w:r>
         <w:drawing>
           <wp:inline xmlns:a="http://schemas.openxmlformats.org/drawingml/2006/main" xmlns:pic="http://schemas.openxmlformats.org/drawingml/2006/picture">
-            <wp:extent cx="5940000" cy="3712500"/>
+            <wp:extent cx="5580000" cy="3487500"/>
             <wp:docPr id="4" name="Picture 4"/>
             <wp:cNvGraphicFramePr>
               <a:graphicFrameLocks noChangeAspect="1"/>
@@ -8152,7 +8152,7 @@
                   <pic:spPr>
                     <a:xfrm>
                       <a:off x="0" y="0"/>
-                      <a:ext cx="5940000" cy="3712500"/>
+                      <a:ext cx="5580000" cy="3487500"/>
                     </a:xfrm>
                     <a:prstGeom prst="rect"/>
                   </pic:spPr>
@@ -8703,7 +8703,7 @@
       <w:r>
         <w:drawing>
           <wp:inline xmlns:a="http://schemas.openxmlformats.org/drawingml/2006/main" xmlns:pic="http://schemas.openxmlformats.org/drawingml/2006/picture">
-            <wp:extent cx="5940000" cy="3712500"/>
+            <wp:extent cx="5580000" cy="3487500"/>
             <wp:docPr id="5" name="Picture 5"/>
             <wp:cNvGraphicFramePr>
               <a:graphicFrameLocks noChangeAspect="1"/>
@@ -8724,7 +8724,7 @@
                   <pic:spPr>
                     <a:xfrm>
                       <a:off x="0" y="0"/>
-                      <a:ext cx="5940000" cy="3712500"/>
+                      <a:ext cx="5580000" cy="3487500"/>
                     </a:xfrm>
                     <a:prstGeom prst="rect"/>
                   </pic:spPr>
@@ -16539,6 +16539,294 @@
     </w:p>
     <w:p>
       <w:pPr>
+        <w:pStyle w:val="Heading2"/>
+      </w:pPr>
+      <w:r>
+        <w:rPr>
+          <w:rFonts w:ascii="黑体" w:hAnsi="黑体" w:eastAsia="黑体"/>
+          <w:b/>
+          <w:sz w:val="26"/>
+        </w:rPr>
+        <w:t>7.6 线上真实运行证据</w:t>
+      </w:r>
+    </w:p>
+    <w:p>
+      <w:r>
+        <w:rPr>
+          <w:rFonts w:ascii="宋体" w:hAnsi="宋体" w:eastAsia="宋体"/>
+          <w:b w:val="0"/>
+          <w:sz w:val="21"/>
+        </w:rPr>
+        <w:t>以下两张截图取自</w:t>
+      </w:r>
+      <w:r>
+        <w:rPr>
+          <w:rFonts w:ascii="宋体" w:hAnsi="宋体" w:eastAsia="宋体"/>
+          <w:b/>
+          <w:sz w:val="21"/>
+        </w:rPr>
+        <w:t>部署后的站点</w:t>
+      </w:r>
+      <w:r>
+        <w:rPr>
+          <w:rFonts w:ascii="宋体" w:hAnsi="宋体" w:eastAsia="宋体"/>
+          <w:b w:val="0"/>
+          <w:sz w:val="21"/>
+        </w:rPr>
+        <w:t>（不是本地环境），用来证明「端侧模型在访客的浏览器里真的跑起来了」—— 这一点本地 E2E 覆盖不到，因为 E2E 为稳定性默认掐断模型（§7.1）。</w:t>
+      </w:r>
+    </w:p>
+    <w:p>
+      <w:pPr>
+        <w:keepNext/>
+        <w:spacing w:after="40"/>
+        <w:jc w:val="center"/>
+      </w:pPr>
+      <w:r>
+        <w:drawing>
+          <wp:inline xmlns:a="http://schemas.openxmlformats.org/drawingml/2006/main" xmlns:pic="http://schemas.openxmlformats.org/drawingml/2006/picture">
+            <wp:extent cx="5580000" cy="1728250"/>
+            <wp:docPr id="6" name="Picture 6"/>
+            <wp:cNvGraphicFramePr>
+              <a:graphicFrameLocks noChangeAspect="1"/>
+            </wp:cNvGraphicFramePr>
+            <a:graphic>
+              <a:graphicData uri="http://schemas.openxmlformats.org/drawingml/2006/picture">
+                <pic:pic>
+                  <pic:nvPicPr>
+                    <pic:cNvPr id="0" name="07-live-semantic-ready.png"/>
+                    <pic:cNvPicPr/>
+                  </pic:nvPicPr>
+                  <pic:blipFill>
+                    <a:blip r:embed="rId14"/>
+                    <a:stretch>
+                      <a:fillRect/>
+                    </a:stretch>
+                  </pic:blipFill>
+                  <pic:spPr>
+                    <a:xfrm>
+                      <a:off x="0" y="0"/>
+                      <a:ext cx="5580000" cy="1728250"/>
+                    </a:xfrm>
+                    <a:prstGeom prst="rect"/>
+                  </pic:spPr>
+                </pic:pic>
+              </a:graphicData>
+            </a:graphic>
+          </wp:inline>
+        </w:drawing>
+      </w:r>
+    </w:p>
+    <w:p>
+      <w:pPr>
+        <w:spacing w:before="0" w:after="120"/>
+        <w:jc w:val="center"/>
+      </w:pPr>
+      <w:r>
+        <w:rPr>
+          <w:rFonts w:ascii="宋体" w:hAnsi="宋体" w:eastAsia="宋体"/>
+          <w:i/>
+          <w:color w:val="555555"/>
+          <w:sz w:val="18"/>
+        </w:rPr>
+        <w:t>〔图 6：线上真实运行 —— 语义归并已就绪；一份真实业务表检查全绿（线上真实界面）〕</w:t>
+      </w:r>
+    </w:p>
+    <w:p>
+      <w:pPr>
+        <w:keepNext/>
+        <w:spacing w:after="40"/>
+        <w:jc w:val="center"/>
+      </w:pPr>
+      <w:r>
+        <w:drawing>
+          <wp:inline xmlns:a="http://schemas.openxmlformats.org/drawingml/2006/main" xmlns:pic="http://schemas.openxmlformats.org/drawingml/2006/picture">
+            <wp:extent cx="5580000" cy="1941375"/>
+            <wp:docPr id="7" name="Picture 7"/>
+            <wp:cNvGraphicFramePr>
+              <a:graphicFrameLocks noChangeAspect="1"/>
+            </wp:cNvGraphicFramePr>
+            <a:graphic>
+              <a:graphicData uri="http://schemas.openxmlformats.org/drawingml/2006/picture">
+                <pic:pic>
+                  <pic:nvPicPr>
+                    <pic:cNvPr id="0" name="08-live-issues.png"/>
+                    <pic:cNvPicPr/>
+                  </pic:nvPicPr>
+                  <pic:blipFill>
+                    <a:blip r:embed="rId15"/>
+                    <a:stretch>
+                      <a:fillRect/>
+                    </a:stretch>
+                  </pic:blipFill>
+                  <pic:spPr>
+                    <a:xfrm>
+                      <a:off x="0" y="0"/>
+                      <a:ext cx="5580000" cy="1941375"/>
+                    </a:xfrm>
+                    <a:prstGeom prst="rect"/>
+                  </pic:spPr>
+                </pic:pic>
+              </a:graphicData>
+            </a:graphic>
+          </wp:inline>
+        </w:drawing>
+      </w:r>
+    </w:p>
+    <w:p>
+      <w:pPr>
+        <w:spacing w:before="0" w:after="120"/>
+        <w:jc w:val="center"/>
+      </w:pPr>
+      <w:r>
+        <w:rPr>
+          <w:rFonts w:ascii="宋体" w:hAnsi="宋体" w:eastAsia="宋体"/>
+          <w:i/>
+          <w:color w:val="555555"/>
+          <w:sz w:val="18"/>
+        </w:rPr>
+        <w:t>〔图 7：线上真实运行 —— 脏数据样例检出 4 条问题，其中「语义相近」一条即 L3 语义层参与判定（线上真实界面）〕</w:t>
+      </w:r>
+    </w:p>
+    <w:p>
+      <w:r>
+        <w:rPr>
+          <w:rFonts w:ascii="宋体" w:hAnsi="宋体" w:eastAsia="宋体"/>
+          <w:b w:val="0"/>
+          <w:sz w:val="21"/>
+        </w:rPr>
+        <w:t>三点说明：</w:t>
+      </w:r>
+    </w:p>
+    <w:p>
+      <w:pPr>
+        <w:ind w:left="425" w:hanging="425"/>
+      </w:pPr>
+      <w:r>
+        <w:rPr>
+          <w:rFonts w:ascii="宋体" w:hAnsi="宋体" w:eastAsia="宋体"/>
+          <w:b w:val="0"/>
+          <w:sz w:val="21"/>
+        </w:rPr>
+        <w:t xml:space="preserve">1. </w:t>
+      </w:r>
+      <w:r>
+        <w:rPr>
+          <w:rFonts w:ascii="宋体" w:hAnsi="宋体" w:eastAsia="宋体"/>
+          <w:b w:val="0"/>
+          <w:sz w:val="21"/>
+        </w:rPr>
+        <w:t>图 6 顶部状态条写明「语义归并已就绪，本次检查包含 L3 语义层」—— 端侧模型（</w:t>
+      </w:r>
+      <w:r>
+        <w:rPr>
+          <w:rFonts w:ascii="Consolas" w:hAnsi="Consolas" w:eastAsia="宋体"/>
+          <w:b w:val="0"/>
+          <w:sz w:val="19"/>
+        </w:rPr>
+        <w:t>bge-small-zh-v1.5</w:t>
+      </w:r>
+      <w:r>
+        <w:rPr>
+          <w:rFonts w:ascii="宋体" w:hAnsi="宋体" w:eastAsia="宋体"/>
+          <w:b w:val="0"/>
+          <w:sz w:val="21"/>
+        </w:rPr>
+        <w:t>，23 MB）与推理运行时（ONNX WASM，53 MB）全部</w:t>
+      </w:r>
+      <w:r>
+        <w:rPr>
+          <w:rFonts w:ascii="宋体" w:hAnsi="宋体" w:eastAsia="宋体"/>
+          <w:b/>
+          <w:sz w:val="21"/>
+        </w:rPr>
+        <w:t>同源加载</w:t>
+      </w:r>
+      <w:r>
+        <w:rPr>
+          <w:rFonts w:ascii="宋体" w:hAnsi="宋体" w:eastAsia="宋体"/>
+          <w:b w:val="0"/>
+          <w:sz w:val="21"/>
+        </w:rPr>
+        <w:t>，不向第三方发请求（§7.4 的四个坑就是为解决这件事）；</w:t>
+      </w:r>
+    </w:p>
+    <w:p>
+      <w:pPr>
+        <w:ind w:left="425" w:hanging="425"/>
+      </w:pPr>
+      <w:r>
+        <w:rPr>
+          <w:rFonts w:ascii="宋体" w:hAnsi="宋体" w:eastAsia="宋体"/>
+          <w:b w:val="0"/>
+          <w:sz w:val="21"/>
+        </w:rPr>
+        <w:t xml:space="preserve">2. </w:t>
+      </w:r>
+      <w:r>
+        <w:rPr>
+          <w:rFonts w:ascii="宋体" w:hAnsi="宋体" w:eastAsia="宋体"/>
+          <w:b w:val="0"/>
+          <w:sz w:val="21"/>
+        </w:rPr>
+        <w:t>图 7 第 4 条是</w:t>
+      </w:r>
+      <w:r>
+        <w:rPr>
+          <w:rFonts w:ascii="宋体" w:hAnsi="宋体" w:eastAsia="宋体"/>
+          <w:b/>
+          <w:sz w:val="21"/>
+        </w:rPr>
+        <w:t>语义级候选，不是结论</w:t>
+      </w:r>
+      <w:r>
+        <w:rPr>
+          <w:rFonts w:ascii="宋体" w:hAnsi="宋体" w:eastAsia="宋体"/>
+          <w:b w:val="0"/>
+          <w:sz w:val="21"/>
+        </w:rPr>
+        <w:t>：界面原话「这只是待确认，不是结论」，最高相似度 0.735，与 §4.5「语义级永不自动改数据」完全一致；</w:t>
+      </w:r>
+    </w:p>
+    <w:p>
+      <w:pPr>
+        <w:ind w:left="425" w:hanging="425"/>
+      </w:pPr>
+      <w:r>
+        <w:rPr>
+          <w:rFonts w:ascii="宋体" w:hAnsi="宋体" w:eastAsia="宋体"/>
+          <w:b w:val="0"/>
+          <w:sz w:val="21"/>
+        </w:rPr>
+        <w:t xml:space="preserve">3. </w:t>
+      </w:r>
+      <w:r>
+        <w:rPr>
+          <w:rFonts w:ascii="宋体" w:hAnsi="宋体" w:eastAsia="宋体"/>
+          <w:b w:val="0"/>
+          <w:sz w:val="21"/>
+        </w:rPr>
+        <w:t>图 6 这份数据检查全绿，界面同时写着「这不代表数据一定没问题」—— 因为</w:t>
+      </w:r>
+      <w:r>
+        <w:rPr>
+          <w:rFonts w:ascii="宋体" w:hAnsi="宋体" w:eastAsia="宋体"/>
+          <w:b/>
+          <w:sz w:val="21"/>
+        </w:rPr>
+        <w:t>口径类问题</w:t>
+      </w:r>
+      <w:r>
+        <w:rPr>
+          <w:rFonts w:ascii="宋体" w:hAnsi="宋体" w:eastAsia="宋体"/>
+          <w:b w:val="0"/>
+          <w:sz w:val="21"/>
+        </w:rPr>
+        <w:t>（三个部门的数量是否同口径、246 是件数还是金额）检查引擎判断不了，这不是逃避，是能力边界（§8.2）。</w:t>
+      </w:r>
+    </w:p>
+    <w:p>
+      <w:pPr>
         <w:pStyle w:val="Heading1"/>
       </w:pPr>
       <w:r>
@@ -19655,7 +19943,7 @@
       </w:pPr>
     </w:p>
     <w:sectPr>
-      <w:footerReference w:type="default" r:id="rId14"/>
+      <w:footerReference w:type="default" r:id="rId16"/>
       <w:pgSz w:w="11906" w:h="16838"/>
       <w:pgMar w:top="1247" w:right="1134" w:bottom="1247" w:left="1134" w:header="720" w:footer="720" w:gutter="0"/>
       <w:cols w:space="720"/>

--- a/docs/技术文档.docx
+++ b/docs/技术文档.docx
@@ -15721,7 +15721,7 @@
                 <w:b w:val="0"/>
                 <w:sz w:val="17"/>
               </w:rPr>
-              <w:t>GitHub，保留完整提交历史（132 提交，未 squash）</w:t>
+              <w:t>GitHub，保留完整提交历史（未 squash）</w:t>
             </w:r>
           </w:p>
         </w:tc>

--- a/docs/技术文档.docx
+++ b/docs/技术文档.docx
@@ -1430,7 +1430,7 @@
                 <w:b/>
                 <w:sz w:val="17"/>
               </w:rPr>
-              <w:t>625</w:t>
+              <w:t>633</w:t>
             </w:r>
             <w:r>
               <w:rPr>
@@ -2975,23 +2975,7 @@
                 <w:b w:val="0"/>
                 <w:sz w:val="17"/>
               </w:rPr>
-              <w:t>：剖析 0.97 s、确定性检查 3.45 s，均在预算内；但 ①「全流程」尚含语义归并与 LLM 多轮，未整段实测；②「界面不卡顿」仅做到「检查已移出主线程」，</w:t>
-            </w:r>
-            <w:r>
-              <w:rPr>
-                <w:rFonts w:ascii="宋体" w:hAnsi="宋体" w:eastAsia="宋体"/>
-                <w:b/>
-                <w:sz w:val="17"/>
-              </w:rPr>
-              <w:t>剖析仍会阻塞主线程约 0.9 s</w:t>
-            </w:r>
-            <w:r>
-              <w:rPr>
-                <w:rFonts w:ascii="宋体" w:hAnsi="宋体" w:eastAsia="宋体"/>
-                <w:b w:val="0"/>
-                <w:sz w:val="17"/>
-              </w:rPr>
-              <w:t>（§7.3）</w:t>
+              <w:t>：剖析 0.97 s、确定性检查 3.45 s，均在预算内；①「全流程」尚含语义归并与 LLM 多轮，未整段实测；②「界面不卡顿」：检查与剖析都已移出主线程，主线程只剩两次结构化克隆（约 0.18 s，§7.3）</w:t>
             </w:r>
           </w:p>
         </w:tc>
@@ -13909,7 +13893,7 @@
                 <w:b/>
                 <w:sz w:val="17"/>
               </w:rPr>
-              <w:t>625 通过 / 57 文件</w:t>
+              <w:t>633 通过 / 57 文件</w:t>
             </w:r>
             <w:r>
               <w:rPr>
@@ -15082,7 +15066,7 @@
                 <w:b w:val="0"/>
                 <w:sz w:val="17"/>
               </w:rPr>
-              <w:t>1168 ms</w:t>
+              <w:t>1145 ms</w:t>
             </w:r>
           </w:p>
         </w:tc>
@@ -15246,7 +15230,7 @@
           <w:i/>
           <w:sz w:val="19"/>
         </w:rPr>
-        <w:t>（5 万行 × 3 列各 500 唯一值 → 1168 ms；计频次本身是 O(行数)，但两两比较才是主要开销）；若按 50 列都有大量唯一值外推，语义归并可能到 10 秒以上。因此</w:t>
+        <w:t>（5 万行 × 3 列各 500 唯一值 → 1145 ms；计频次本身是 O(行数)，但两两比较才是主要开销）；若按 50 列都有大量唯一值外推，语义归并可能到 10 秒以上。因此</w:t>
       </w:r>
       <w:r>
         <w:rPr>
@@ -15277,7 +15261,7 @@
           <w:b/>
           <w:sz w:val="26"/>
         </w:rPr>
-        <w:t>7.3 性能优化：把检查搬进 Web Worker</w:t>
+        <w:t>7.3 性能优化：把检查与剖析都搬进 Web Worker</w:t>
       </w:r>
     </w:p>
     <w:p>
@@ -15287,7 +15271,7 @@
           <w:b w:val="0"/>
           <w:sz w:val="21"/>
         </w:rPr>
-        <w:t>5 万 × 50 的确定性检查约 3.2 秒 —— 远在预算内，</w:t>
+        <w:t>5 万 × 50 的确定性检查约 3.2 秒、剖析约 0.9 秒 —— 都远在预算内，</w:t>
       </w:r>
       <w:r>
         <w:rPr>
@@ -15303,7 +15287,7 @@
           <w:b w:val="0"/>
           <w:sz w:val="21"/>
         </w:rPr>
-        <w:t>：这 3 秒同步计算会把主线程冻住，而要求是「界面全程不卡顿」。</w:t>
+        <w:t>：这数秒同步计算会把主线程冻住，而要求是「界面全程不卡顿」。</w:t>
       </w:r>
     </w:p>
     <w:p>
@@ -15327,7 +15311,7 @@
           <w:i/>
           <w:sz w:val="19"/>
         </w:rPr>
-        <w:t>：本节用的是「Worker 化前后对照」那一次运行的测量（剖析 927 ms、检查 3168 ms、克隆 92 ms）；§7.2 的 L5 表是另一次运行（965 / 3453 ms）。批量测量本身有 5–10% 抖动（</w:t>
+        <w:t>：本节用的是「Worker 化前后对照」那一次运行的测量（剖析 927 ms、检查 3168 ms、单次结构化克隆 92 ms）；§7.2 的 L5 表是另一次运行（965 / 3453 ms）。批量测量本身有 5–10% 抖动（</w:t>
       </w:r>
       <w:r>
         <w:rPr>
@@ -15438,7 +15422,7 @@
                 <w:b w:val="0"/>
                 <w:sz w:val="17"/>
               </w:rPr>
-              <w:t>Worker 化之前</w:t>
+              <w:t>两步都搬之前</w:t>
             </w:r>
           </w:p>
         </w:tc>
@@ -15487,7 +15471,7 @@
                 <w:b w:val="0"/>
                 <w:sz w:val="17"/>
               </w:rPr>
-              <w:t>Worker 化之后</w:t>
+              <w:t>只搬检查之后（Plan 4 Task 8）</w:t>
             </w:r>
           </w:p>
         </w:tc>
@@ -15513,7 +15497,56 @@
                 <w:b w:val="0"/>
                 <w:sz w:val="17"/>
               </w:rPr>
-              <w:t>（剖析 927 + 结构化克隆 92）</w:t>
+              <w:t>（剖析 927 + 单次克隆 92）</w:t>
+            </w:r>
+          </w:p>
+        </w:tc>
+      </w:tr>
+      <w:tr>
+        <w:trPr>
+          <w:cantSplit/>
+        </w:trPr>
+        <w:tc>
+          <w:tcPr>
+            <w:tcW w:type="dxa" w:w="4819"/>
+          </w:tcPr>
+          <w:p>
+            <w:pPr>
+              <w:spacing w:after="0"/>
+            </w:pPr>
+            <w:r>
+              <w:rPr>
+                <w:rFonts w:ascii="宋体" w:hAnsi="宋体" w:eastAsia="宋体"/>
+                <w:b/>
+                <w:sz w:val="17"/>
+              </w:rPr>
+              <w:t>两步都搬之后（T1）</w:t>
+            </w:r>
+          </w:p>
+        </w:tc>
+        <w:tc>
+          <w:tcPr>
+            <w:tcW w:type="dxa" w:w="4819"/>
+          </w:tcPr>
+          <w:p>
+            <w:pPr>
+              <w:spacing w:after="0"/>
+            </w:pPr>
+            <w:r>
+              <w:rPr>
+                <w:rFonts w:ascii="宋体" w:hAnsi="宋体" w:eastAsia="宋体"/>
+                <w:b/>
+                <w:sz w:val="17"/>
+              </w:rPr>
+              <w:t>184 ms</w:t>
+            </w:r>
+            <w:r>
+              <w:rPr>
+                <w:rFonts w:ascii="宋体" w:hAnsi="宋体" w:eastAsia="宋体"/>
+                <w:b w:val="0"/>
+                <w:sz w:val="17"/>
+              </w:rPr>
+              <w:t>（两次结构化克隆：画像请求 92 + 检查请求 92）</w:t>
             </w:r>
           </w:p>
         </w:tc>
@@ -15539,7 +15572,7 @@
           <w:b w:val="0"/>
           <w:sz w:val="21"/>
         </w:rPr>
-        <w:t>：① 不是「不卡了」，是「卡得少了」，剩余 927 ms 来自</w:t>
+        <w:t>：① 不是「不卡了」，是「卡得少了两个数量级」—— 最坏用例下主线程仍有约 0.2 秒同步开销，来自两次结构化克隆；把这件事写成「界面全程不卡顿」仍是超额声明；② 搬进 Worker 也带来新成本，而且</w:t>
       </w:r>
       <w:r>
         <w:rPr>
@@ -15547,31 +15580,15 @@
           <w:b/>
           <w:sz w:val="21"/>
         </w:rPr>
-        <w:t>仍在主线程的剖析</w:t>
-      </w:r>
-      <w:r>
-        <w:rPr>
-          <w:rFonts w:ascii="宋体" w:hAnsi="宋体" w:eastAsia="宋体"/>
-          <w:b w:val="0"/>
-          <w:sz w:val="21"/>
-        </w:rPr>
-        <w:t>（已登记为待优化项）；② 搬进 Worker 也带来新成本（结构化克隆 92 ms 是同步的），「搬进 Worker 会更快」不成立，收益是</w:t>
-      </w:r>
-      <w:r>
-        <w:rPr>
-          <w:rFonts w:ascii="宋体" w:hAnsi="宋体" w:eastAsia="宋体"/>
-          <w:b/>
-          <w:sz w:val="21"/>
-        </w:rPr>
-        <w:t>这 3 秒不再落在主线程</w:t>
-      </w:r>
-      <w:r>
-        <w:rPr>
-          <w:rFonts w:ascii="宋体" w:hAnsi="宋体" w:eastAsia="宋体"/>
-          <w:b w:val="0"/>
-          <w:sz w:val="21"/>
-        </w:rPr>
-        <w:t>；③ 「界面是否真的不卡」仍需在浏览器里量长任务，本报告只给 Node 侧的同步耗时。</w:t>
+        <w:t>多一次</w:t>
+      </w:r>
+      <w:r>
+        <w:rPr>
+          <w:rFonts w:ascii="宋体" w:hAnsi="宋体" w:eastAsia="宋体"/>
+          <w:b w:val="0"/>
+          <w:sz w:val="21"/>
+        </w:rPr>
+        <w:t>：画像与检查是两次请求、各复制一次数据（比只搬检查时多 92 ms）。为什么不合并成一次请求 —— 合并能省这一次复制，但列画像要等检查跑完（约 3 秒）才回来，界面上那块会凭空晚三秒；这里是用 92 ms 换「画像先出来」；③ 「界面是否真的不卡」仍需在浏览器里量长任务，本文档只给 Node 侧的同步耗时。</w:t>
       </w:r>
     </w:p>
     <w:p>
@@ -15589,7 +15606,7 @@
           <w:b w:val="0"/>
           <w:sz w:val="21"/>
         </w:rPr>
-        <w:t>：表格虚拟滚动；ECharts 按需引入（整包约 1 MB，而页面只为两张图）；端侧模型</w:t>
+        <w:t>：表格虚拟滚动；ECharts 按需引入（整包约 1 MB，而看板只用一张饼图）；端侧模型</w:t>
       </w:r>
       <w:r>
         <w:rPr>
@@ -16963,7 +16980,7 @@
           <w:b w:val="0"/>
           <w:sz w:val="21"/>
         </w:rPr>
-        <w:t>625 个单元测试 + 62 个端到端测试全绿；</w:t>
+        <w:t>633 个单元测试 + 62 个端到端测试全绿；</w:t>
       </w:r>
     </w:p>
     <w:p>
@@ -17349,7 +17366,7 @@
                 <w:b/>
                 <w:sz w:val="17"/>
               </w:rPr>
-              <w:t>剖析仍在主线程</w:t>
+              <w:t>主线程仍有约 0.2 s 同步开销</w:t>
             </w:r>
           </w:p>
         </w:tc>
@@ -17367,7 +17384,7 @@
                 <w:b w:val="0"/>
                 <w:sz w:val="17"/>
               </w:rPr>
-              <w:t>最坏用例下约 0.9 s 同步阻塞，界面会短暂卡顿（检查已搬进 Worker）</w:t>
+              <w:t>剖析与检查都已移出主线程（T1 / Task 8）；剩下的两次结构化克隆同步发生在主线程（5 万 × 50 各约 92 ms），见 §7.3。写成「零开销」是超额声明</w:t>
             </w:r>
           </w:p>
         </w:tc>
@@ -18918,7 +18935,7 @@
                 <w:b w:val="0"/>
                 <w:sz w:val="17"/>
               </w:rPr>
-              <w:t>TypeScript strict；625 单测；架构约束测试（§7.5）。</w:t>
+              <w:t>TypeScript strict；633 单测；架构约束测试（§7.5）。</w:t>
             </w:r>
             <w:r>
               <w:rPr>

--- a/docs/技术文档.docx
+++ b/docs/技术文档.docx
@@ -1430,7 +1430,7 @@
                 <w:b/>
                 <w:sz w:val="17"/>
               </w:rPr>
-              <w:t>633</w:t>
+              <w:t>632</w:t>
             </w:r>
             <w:r>
               <w:rPr>
@@ -13893,15 +13893,15 @@
                 <w:b/>
                 <w:sz w:val="17"/>
               </w:rPr>
-              <w:t>633 通过 / 57 文件</w:t>
-            </w:r>
-            <w:r>
-              <w:rPr>
-                <w:rFonts w:ascii="宋体" w:hAnsi="宋体" w:eastAsia="宋体"/>
-                <w:b w:val="0"/>
-                <w:sz w:val="17"/>
-              </w:rPr>
-              <w:t>（另有 1 个评测文件默认跳过）</w:t>
+              <w:t>632 通过 / 57 文件</w:t>
+            </w:r>
+            <w:r>
+              <w:rPr>
+                <w:rFonts w:ascii="宋体" w:hAnsi="宋体" w:eastAsia="宋体"/>
+                <w:b w:val="0"/>
+                <w:sz w:val="17"/>
+              </w:rPr>
+              <w:t>（另有 2 个评测文件默认跳过：L4 真调模型、L5 性能评测）</w:t>
             </w:r>
           </w:p>
         </w:tc>
@@ -16539,6 +16539,128 @@
           <w:sz w:val="21"/>
         </w:rPr>
         <w:t>，提交信息写「为什么」而不是「改了哪些文件」；</w:t>
+      </w:r>
+    </w:p>
+    <w:p>
+      <w:pPr>
+        <w:pStyle w:val="ListBullet"/>
+      </w:pPr>
+      <w:r>
+        <w:rPr>
+          <w:rFonts w:ascii="宋体" w:hAnsi="宋体" w:eastAsia="宋体"/>
+          <w:b/>
+          <w:sz w:val="21"/>
+        </w:rPr>
+        <w:t>导出的 pandas 脚本由回归测试做语法校验</w:t>
+      </w:r>
+      <w:r>
+        <w:rPr>
+          <w:rFonts w:ascii="宋体" w:hAnsi="宋体" w:eastAsia="宋体"/>
+          <w:b w:val="0"/>
+          <w:sz w:val="21"/>
+        </w:rPr>
+        <w:t xml:space="preserve">：调用本机 Python 的 </w:t>
+      </w:r>
+      <w:r>
+        <w:rPr>
+          <w:rFonts w:ascii="Consolas" w:hAnsi="Consolas" w:eastAsia="宋体"/>
+          <w:b w:val="0"/>
+          <w:sz w:val="19"/>
+        </w:rPr>
+        <w:t>ast.parse</w:t>
+      </w:r>
+      <w:r>
+        <w:rPr>
+          <w:rFonts w:ascii="宋体" w:hAnsi="宋体" w:eastAsia="宋体"/>
+          <w:b w:val="0"/>
+          <w:sz w:val="21"/>
+        </w:rPr>
+        <w:t xml:space="preserve"> 真解析生成的脚本（覆盖引号列名、空格/中文文件名、Excel 来源、</w:t>
+      </w:r>
+      <w:r>
+        <w:rPr>
+          <w:rFonts w:ascii="Consolas" w:hAnsi="Consolas" w:eastAsia="宋体"/>
+          <w:b w:val="0"/>
+          <w:sz w:val="19"/>
+        </w:rPr>
+        <w:t>dtype</w:t>
+      </w:r>
+      <w:r>
+        <w:rPr>
+          <w:rFonts w:ascii="宋体" w:hAnsi="宋体" w:eastAsia="宋体"/>
+          <w:b w:val="0"/>
+          <w:sz w:val="21"/>
+        </w:rPr>
+        <w:t xml:space="preserve"> 映射、非改写动作）。没有 Python 时</w:t>
+      </w:r>
+      <w:r>
+        <w:rPr>
+          <w:rFonts w:ascii="宋体" w:hAnsi="宋体" w:eastAsia="宋体"/>
+          <w:b/>
+          <w:sz w:val="21"/>
+        </w:rPr>
+        <w:t>显式跳过并告警</w:t>
+      </w:r>
+      <w:r>
+        <w:rPr>
+          <w:rFonts w:ascii="宋体" w:hAnsi="宋体" w:eastAsia="宋体"/>
+          <w:b w:val="0"/>
+          <w:sz w:val="21"/>
+        </w:rPr>
+        <w:t>——门禁不绑定本机装了什么，但也不假装验过；</w:t>
+      </w:r>
+    </w:p>
+    <w:p>
+      <w:pPr>
+        <w:pStyle w:val="ListBullet"/>
+      </w:pPr>
+      <w:r>
+        <w:rPr>
+          <w:rFonts w:ascii="宋体" w:hAnsi="宋体" w:eastAsia="宋体"/>
+          <w:b/>
+          <w:sz w:val="21"/>
+        </w:rPr>
+        <w:t>性能评测拆出日常套件</w:t>
+      </w:r>
+      <w:r>
+        <w:rPr>
+          <w:rFonts w:ascii="宋体" w:hAnsi="宋体" w:eastAsia="宋体"/>
+          <w:b w:val="0"/>
+          <w:sz w:val="21"/>
+        </w:rPr>
+        <w:t>（</w:t>
+      </w:r>
+      <w:r>
+        <w:rPr>
+          <w:rFonts w:ascii="Consolas" w:hAnsi="Consolas" w:eastAsia="宋体"/>
+          <w:b w:val="0"/>
+          <w:sz w:val="19"/>
+        </w:rPr>
+        <w:t>pnpm eval:l5</w:t>
+      </w:r>
+      <w:r>
+        <w:rPr>
+          <w:rFonts w:ascii="宋体" w:hAnsi="宋体" w:eastAsia="宋体"/>
+          <w:b w:val="0"/>
+          <w:sz w:val="21"/>
+        </w:rPr>
+        <w:t xml:space="preserve">）：L5 单文件空载 36 秒、有负载时 95 秒，会把 vitest 的 worker 心跳拖超时并让整轮门禁假红；拆出后 </w:t>
+      </w:r>
+      <w:r>
+        <w:rPr>
+          <w:rFonts w:ascii="Consolas" w:hAnsi="Consolas" w:eastAsia="宋体"/>
+          <w:b w:val="0"/>
+          <w:sz w:val="19"/>
+        </w:rPr>
+        <w:t>pnpm test</w:t>
+      </w:r>
+      <w:r>
+        <w:rPr>
+          <w:rFonts w:ascii="宋体" w:hAnsi="宋体" w:eastAsia="宋体"/>
+          <w:b w:val="0"/>
+          <w:sz w:val="21"/>
+        </w:rPr>
+        <w:t xml:space="preserve"> 约 7 秒。代价要说清——「单测通过数」因此不含 L5 的 6 条，两处分开写；</w:t>
       </w:r>
     </w:p>
     <w:p>
@@ -16980,7 +17102,7 @@
           <w:b w:val="0"/>
           <w:sz w:val="21"/>
         </w:rPr>
-        <w:t>633 个单元测试 + 62 个端到端测试全绿；</w:t>
+        <w:t>632 个单元测试 + 62 个端到端测试全绿；</w:t>
       </w:r>
     </w:p>
     <w:p>
@@ -18935,7 +19057,7 @@
                 <w:b w:val="0"/>
                 <w:sz w:val="17"/>
               </w:rPr>
-              <w:t>TypeScript strict；633 单测；架构约束测试（§7.5）。</w:t>
+              <w:t>TypeScript strict；632 单测；架构约束测试（§7.5）。</w:t>
             </w:r>
             <w:r>
               <w:rPr>
@@ -19555,7 +19677,7 @@
         <w:br/>
         <w:t>pnpm test src/knowledge/retrievalEval.test.ts    # L3 检索指标</w:t>
         <w:br/>
-        <w:t>pnpm test src/core/evaluate/systemEval.test.ts   # L5 性能与成本</w:t>
+        <w:t>pnpm eval:l5                                      # L5 性能与成本（已拆出默认套件）</w:t>
       </w:r>
     </w:p>
     <w:p>

--- a/docs/技术文档.docx
+++ b/docs/技术文档.docx
@@ -1430,7 +1430,7 @@
                 <w:b/>
                 <w:sz w:val="17"/>
               </w:rPr>
-              <w:t>632</w:t>
+              <w:t>636</w:t>
             </w:r>
             <w:r>
               <w:rPr>
@@ -1446,7 +1446,7 @@
                 <w:b/>
                 <w:sz w:val="17"/>
               </w:rPr>
-              <w:t>62</w:t>
+              <w:t>63</w:t>
             </w:r>
             <w:r>
               <w:rPr>
@@ -3109,7 +3109,7 @@
                 <w:b w:val="0"/>
                 <w:sz w:val="17"/>
               </w:rPr>
-              <w:t xml:space="preserve">⚠️ </w:t>
+              <w:t xml:space="preserve">✅ </w:t>
             </w:r>
             <w:r>
               <w:rPr>
@@ -3117,7 +3117,7 @@
                 <w:b/>
                 <w:sz w:val="17"/>
               </w:rPr>
-              <w:t>部分达成</w:t>
+              <w:t>达成（本机条件性验证）</w:t>
             </w:r>
             <w:r>
               <w:rPr>
@@ -3141,7 +3141,7 @@
                 <w:b w:val="0"/>
                 <w:sz w:val="17"/>
               </w:rPr>
-              <w:t xml:space="preserve"> 等），并有单元测试；但</w:t>
+              <w:t xml:space="preserve"> 等）；生成的脚本由回归测试做 Python 语法校验，装了 pandas 时还会</w:t>
             </w:r>
             <w:r>
               <w:rPr>
@@ -3149,15 +3149,15 @@
                 <w:b/>
                 <w:sz w:val="17"/>
               </w:rPr>
-              <w:t>脚本未在真实 pandas 环境执行过</w:t>
-            </w:r>
-            <w:r>
-              <w:rPr>
-                <w:rFonts w:ascii="宋体" w:hAnsi="宋体" w:eastAsia="宋体"/>
-                <w:b w:val="0"/>
-                <w:sz w:val="17"/>
-              </w:rPr>
-              <w:t xml:space="preserve">（只做过 </w:t>
+              <w:t>真的跑一遍</w:t>
+            </w:r>
+            <w:r>
+              <w:rPr>
+                <w:rFonts w:ascii="宋体" w:hAnsi="宋体" w:eastAsia="宋体"/>
+                <w:b w:val="0"/>
+                <w:sz w:val="17"/>
+              </w:rPr>
+              <w:t>并与执行器结果逐格比对（</w:t>
             </w:r>
             <w:r>
               <w:rPr>
@@ -3165,15 +3165,15 @@
                 <w:b w:val="0"/>
                 <w:sz w:val="15"/>
               </w:rPr>
-              <w:t>py_compile</w:t>
-            </w:r>
-            <w:r>
-              <w:rPr>
-                <w:rFonts w:ascii="宋体" w:hAnsi="宋体" w:eastAsia="宋体"/>
-                <w:b w:val="0"/>
-                <w:sz w:val="17"/>
-              </w:rPr>
-              <w:t xml:space="preserve"> 语法校验），严格意义上尚缺逐格比对的 golden 测试（§8.2）</w:t>
+              <w:t>pandas-runtime.test.ts</w:t>
+            </w:r>
+            <w:r>
+              <w:rPr>
+                <w:rFonts w:ascii="宋体" w:hAnsi="宋体" w:eastAsia="宋体"/>
+                <w:b w:val="0"/>
+                <w:sz w:val="17"/>
+              </w:rPr>
+              <w:t>）。未接 CI，所以在没装 pandas 的机器上等价性测试会显式跳过 —— 覆盖是条件性的（§8.2）</w:t>
             </w:r>
           </w:p>
         </w:tc>
@@ -13893,15 +13893,15 @@
                 <w:b/>
                 <w:sz w:val="17"/>
               </w:rPr>
-              <w:t>632 通过 / 57 文件</w:t>
-            </w:r>
-            <w:r>
-              <w:rPr>
-                <w:rFonts w:ascii="宋体" w:hAnsi="宋体" w:eastAsia="宋体"/>
-                <w:b w:val="0"/>
-                <w:sz w:val="17"/>
-              </w:rPr>
-              <w:t>（另有 2 个评测文件默认跳过：L4 真调模型、L5 性能评测）</w:t>
+              <w:t>636 通过 / 57 文件</w:t>
+            </w:r>
+            <w:r>
+              <w:rPr>
+                <w:rFonts w:ascii="宋体" w:hAnsi="宋体" w:eastAsia="宋体"/>
+                <w:b w:val="0"/>
+                <w:sz w:val="17"/>
+              </w:rPr>
+              <w:t>（另有 3 个文件默认跳过：L4 真调模型、L5 性能评测、以及需要 pandas 的脚本等价性测试）</w:t>
             </w:r>
           </w:p>
         </w:tc>
@@ -16661,6 +16661,160 @@
           <w:sz w:val="21"/>
         </w:rPr>
         <w:t xml:space="preserve"> 约 7 秒。代价要说清——「单测通过数」因此不含 L5 的 6 条，两处分开写；</w:t>
+      </w:r>
+    </w:p>
+    <w:p>
+      <w:pPr>
+        <w:pStyle w:val="ListBullet"/>
+      </w:pPr>
+      <w:r>
+        <w:rPr>
+          <w:rFonts w:ascii="宋体" w:hAnsi="宋体" w:eastAsia="宋体"/>
+          <w:b/>
+          <w:sz w:val="21"/>
+        </w:rPr>
+        <w:t>导出脚本的读入口径与执行器对齐</w:t>
+      </w:r>
+      <w:r>
+        <w:rPr>
+          <w:rFonts w:ascii="宋体" w:hAnsi="宋体" w:eastAsia="宋体"/>
+          <w:b w:val="0"/>
+          <w:sz w:val="21"/>
+        </w:rPr>
+        <w:t>：</w:t>
+      </w:r>
+      <w:r>
+        <w:rPr>
+          <w:rFonts w:ascii="Consolas" w:hAnsi="Consolas" w:eastAsia="宋体"/>
+          <w:b w:val="0"/>
+          <w:sz w:val="19"/>
+        </w:rPr>
+        <w:t>keep_default_na=False</w:t>
+      </w:r>
+      <w:r>
+        <w:rPr>
+          <w:rFonts w:ascii="宋体" w:hAnsi="宋体" w:eastAsia="宋体"/>
+          <w:b w:val="0"/>
+          <w:sz w:val="21"/>
+        </w:rPr>
+        <w:t xml:space="preserve"> + 只把空字段当缺失（否则 </w:t>
+      </w:r>
+      <w:r>
+        <w:rPr>
+          <w:rFonts w:ascii="Consolas" w:hAnsi="Consolas" w:eastAsia="宋体"/>
+          <w:b w:val="0"/>
+          <w:sz w:val="19"/>
+        </w:rPr>
+        <w:t>"NA"</w:t>
+      </w:r>
+      <w:r>
+        <w:rPr>
+          <w:rFonts w:ascii="宋体" w:hAnsi="宋体" w:eastAsia="宋体"/>
+          <w:b w:val="0"/>
+          <w:sz w:val="21"/>
+        </w:rPr>
+        <w:t>/</w:t>
+      </w:r>
+      <w:r>
+        <w:rPr>
+          <w:rFonts w:ascii="Consolas" w:hAnsi="Consolas" w:eastAsia="宋体"/>
+          <w:b w:val="0"/>
+          <w:sz w:val="19"/>
+        </w:rPr>
+        <w:t>"NULL"</w:t>
+      </w:r>
+      <w:r>
+        <w:rPr>
+          <w:rFonts w:ascii="宋体" w:hAnsi="宋体" w:eastAsia="宋体"/>
+          <w:b w:val="0"/>
+          <w:sz w:val="21"/>
+        </w:rPr>
+        <w:t xml:space="preserve"> 这类</w:t>
+      </w:r>
+      <w:r>
+        <w:rPr>
+          <w:rFonts w:ascii="宋体" w:hAnsi="宋体" w:eastAsia="宋体"/>
+          <w:b/>
+          <w:sz w:val="21"/>
+        </w:rPr>
+        <w:t>字面值</w:t>
+      </w:r>
+      <w:r>
+        <w:rPr>
+          <w:rFonts w:ascii="宋体" w:hAnsi="宋体" w:eastAsia="宋体"/>
+          <w:b w:val="0"/>
+          <w:sz w:val="21"/>
+        </w:rPr>
+        <w:t xml:space="preserve">会被 pandas 读成缺失）；读入后按解析层口径 trim 一次；数值列写出用 </w:t>
+      </w:r>
+      <w:r>
+        <w:rPr>
+          <w:rFonts w:ascii="Consolas" w:hAnsi="Consolas" w:eastAsia="宋体"/>
+          <w:b w:val="0"/>
+          <w:sz w:val="19"/>
+        </w:rPr>
+        <w:t>float_format="%.15g"</w:t>
+      </w:r>
+      <w:r>
+        <w:rPr>
+          <w:rFonts w:ascii="宋体" w:hAnsi="宋体" w:eastAsia="宋体"/>
+          <w:b w:val="0"/>
+          <w:sz w:val="21"/>
+        </w:rPr>
+        <w:t xml:space="preserve">（否则 </w:t>
+      </w:r>
+      <w:r>
+        <w:rPr>
+          <w:rFonts w:ascii="Consolas" w:hAnsi="Consolas" w:eastAsia="宋体"/>
+          <w:b w:val="0"/>
+          <w:sz w:val="19"/>
+        </w:rPr>
+        <w:t>23</w:t>
+      </w:r>
+      <w:r>
+        <w:rPr>
+          <w:rFonts w:ascii="宋体" w:hAnsi="宋体" w:eastAsia="宋体"/>
+          <w:b w:val="0"/>
+          <w:sz w:val="21"/>
+        </w:rPr>
+        <w:t xml:space="preserve"> 会变 </w:t>
+      </w:r>
+      <w:r>
+        <w:rPr>
+          <w:rFonts w:ascii="Consolas" w:hAnsi="Consolas" w:eastAsia="宋体"/>
+          <w:b w:val="0"/>
+          <w:sz w:val="19"/>
+        </w:rPr>
+        <w:t>"23.0"</w:t>
+      </w:r>
+      <w:r>
+        <w:rPr>
+          <w:rFonts w:ascii="宋体" w:hAnsi="宋体" w:eastAsia="宋体"/>
+          <w:b w:val="0"/>
+          <w:sz w:val="21"/>
+        </w:rPr>
+        <w:t>）。有 pandas 时回归会真跑脚本并与执行器逐格比对；</w:t>
+      </w:r>
+    </w:p>
+    <w:p>
+      <w:pPr>
+        <w:pStyle w:val="ListBullet"/>
+      </w:pPr>
+      <w:r>
+        <w:rPr>
+          <w:rFonts w:ascii="宋体" w:hAnsi="宋体" w:eastAsia="宋体"/>
+          <w:b/>
+          <w:sz w:val="21"/>
+        </w:rPr>
+        <w:t>本机数据的清除入口常驻</w:t>
+      </w:r>
+      <w:r>
+        <w:rPr>
+          <w:rFonts w:ascii="宋体" w:hAnsi="宋体" w:eastAsia="宋体"/>
+          <w:b w:val="0"/>
+          <w:sz w:val="21"/>
+        </w:rPr>
+        <w:t>：导入页固定提供「清除本机暂存数据」（二次确认、失败明说），不再只在「恢复提示条」里出现；</w:t>
       </w:r>
     </w:p>
     <w:p>
@@ -17102,7 +17256,7 @@
           <w:b w:val="0"/>
           <w:sz w:val="21"/>
         </w:rPr>
-        <w:t>632 个单元测试 + 62 个端到端测试全绿；</w:t>
+        <w:t>636 个单元测试 + 63 个端到端测试全绿；</w:t>
       </w:r>
     </w:p>
     <w:p>
@@ -17570,7 +17724,7 @@
                 <w:b/>
                 <w:sz w:val="17"/>
               </w:rPr>
-              <w:t>pandas 脚本等价性只证到语法</w:t>
+              <w:t>pandas 脚本的等价性测试依赖本机 pandas</w:t>
             </w:r>
           </w:p>
         </w:tc>
@@ -17588,7 +17742,23 @@
                 <w:b w:val="0"/>
                 <w:sz w:val="17"/>
               </w:rPr>
-              <w:t>脚本与界面共享动作语义并各有单元测试，但脚本</w:t>
+              <w:t xml:space="preserve">有 pandas 时回归会真跑脚本并逐格比对（覆盖引号列名、空格/中文文件名、空值与 </w:t>
+            </w:r>
+            <w:r>
+              <w:rPr>
+                <w:rFonts w:ascii="Consolas" w:hAnsi="Consolas" w:eastAsia="宋体"/>
+                <w:b w:val="0"/>
+                <w:sz w:val="15"/>
+              </w:rPr>
+              <w:t>NA</w:t>
+            </w:r>
+            <w:r>
+              <w:rPr>
+                <w:rFonts w:ascii="宋体" w:hAnsi="宋体" w:eastAsia="宋体"/>
+                <w:b w:val="0"/>
+                <w:sz w:val="17"/>
+              </w:rPr>
+              <w:t xml:space="preserve"> 字面值、前导零、去重与归并方向）；没有 pandas 时只验语法。</w:t>
             </w:r>
             <w:r>
               <w:rPr>
@@ -17596,15 +17766,15 @@
                 <w:b/>
                 <w:sz w:val="17"/>
               </w:rPr>
-              <w:t>未在真实 pandas 环境跑过</w:t>
-            </w:r>
-            <w:r>
-              <w:rPr>
-                <w:rFonts w:ascii="宋体" w:hAnsi="宋体" w:eastAsia="宋体"/>
-                <w:b w:val="0"/>
-                <w:sz w:val="17"/>
-              </w:rPr>
-              <w:t>，也没有「界面结果 vs 脚本输出」逐格比对的 golden 测试</w:t>
+              <w:t>未接 CI</w:t>
+            </w:r>
+            <w:r>
+              <w:rPr>
+                <w:rFonts w:ascii="宋体" w:hAnsi="宋体" w:eastAsia="宋体"/>
+                <w:b w:val="0"/>
+                <w:sz w:val="17"/>
+              </w:rPr>
+              <w:t>，所以「等价」在没装 pandas 的机器上不是每次提交都在验</w:t>
             </w:r>
           </w:p>
         </w:tc>
@@ -17791,7 +17961,7 @@
                 <w:b/>
                 <w:sz w:val="17"/>
               </w:rPr>
-              <w:t>本地暂存的生命周期未在界面交代</w:t>
+              <w:t>本地暂存只有「手动清除」</w:t>
             </w:r>
           </w:p>
         </w:tc>
@@ -17809,7 +17979,23 @@
                 <w:b w:val="0"/>
                 <w:sz w:val="17"/>
               </w:rPr>
-              <w:t>数据存在浏览器 IndexedDB、默认不过期；只有「放弃并重新上传」能清除，缺少随时可用的「清除本地数据」入口</w:t>
+              <w:t>数据存在浏览器 IndexedDB、</w:t>
+            </w:r>
+            <w:r>
+              <w:rPr>
+                <w:rFonts w:ascii="宋体" w:hAnsi="宋体" w:eastAsia="宋体"/>
+                <w:b/>
+                <w:sz w:val="17"/>
+              </w:rPr>
+              <w:t>默认不过期</w:t>
+            </w:r>
+            <w:r>
+              <w:rPr>
+                <w:rFonts w:ascii="宋体" w:hAnsi="宋体" w:eastAsia="宋体"/>
+                <w:b w:val="0"/>
+                <w:sz w:val="17"/>
+              </w:rPr>
+              <w:t>；导入页已有常驻的「清除本机暂存数据」入口（T8），但没有自动过期、没有加密，清除也只覆盖本站点的 IndexedDB（浏览器缓存与已导出的文件不在此列）</w:t>
             </w:r>
           </w:p>
         </w:tc>
@@ -19057,7 +19243,7 @@
                 <w:b w:val="0"/>
                 <w:sz w:val="17"/>
               </w:rPr>
-              <w:t>TypeScript strict；632 单测；架构约束测试（§7.5）。</w:t>
+              <w:t>TypeScript strict；636 单测；架构约束测试（§7.5）。</w:t>
             </w:r>
             <w:r>
               <w:rPr>

--- a/docs/技术文档.docx
+++ b/docs/技术文档.docx
@@ -1430,7 +1430,7 @@
                 <w:b/>
                 <w:sz w:val="17"/>
               </w:rPr>
-              <w:t>636</w:t>
+              <w:t>653</w:t>
             </w:r>
             <w:r>
               <w:rPr>
@@ -4399,11 +4399,19 @@
       </w:r>
       <w:r>
         <w:rPr>
-          <w:rFonts w:ascii="宋体" w:hAnsi="宋体" w:eastAsia="宋体"/>
+          <w:rFonts w:ascii="Consolas" w:hAnsi="Consolas" w:eastAsia="宋体"/>
           <w:b/>
-          <w:sz w:val="21"/>
-        </w:rPr>
-        <w:t>`samples` 字段整体不出现</w:t>
+          <w:sz w:val="19"/>
+        </w:rPr>
+        <w:t>samples</w:t>
+      </w:r>
+      <w:r>
+        <w:rPr>
+          <w:rFonts w:ascii="宋体" w:hAnsi="宋体" w:eastAsia="宋体"/>
+          <w:b/>
+          <w:sz w:val="21"/>
+        </w:rPr>
+        <w:t xml:space="preserve"> 字段整体不出现</w:t>
       </w:r>
       <w:r>
         <w:rPr>
@@ -4635,7 +4643,15 @@
           <w:b/>
           <w:sz w:val="21"/>
         </w:rPr>
-        <w:t>工具刻意不带 `execute`</w:t>
+        <w:t xml:space="preserve">工具刻意不带 </w:t>
+      </w:r>
+      <w:r>
+        <w:rPr>
+          <w:rFonts w:ascii="Consolas" w:hAnsi="Consolas" w:eastAsia="宋体"/>
+          <w:b/>
+          <w:sz w:val="19"/>
+        </w:rPr>
+        <w:t>execute</w:t>
       </w:r>
       <w:r>
         <w:rPr>
@@ -4769,11 +4785,19 @@
       </w:r>
       <w:r>
         <w:rPr>
-          <w:rFonts w:ascii="宋体" w:hAnsi="宋体" w:eastAsia="宋体"/>
+          <w:rFonts w:ascii="Consolas" w:hAnsi="Consolas" w:eastAsia="宋体"/>
           <w:b/>
-          <w:sz w:val="21"/>
-        </w:rPr>
-        <w:t>`core/` 平台无关</w:t>
+          <w:sz w:val="19"/>
+        </w:rPr>
+        <w:t>core/</w:t>
+      </w:r>
+      <w:r>
+        <w:rPr>
+          <w:rFonts w:ascii="宋体" w:hAnsi="宋体" w:eastAsia="宋体"/>
+          <w:b/>
+          <w:sz w:val="21"/>
+        </w:rPr>
+        <w:t xml:space="preserve"> 平台无关</w:t>
       </w:r>
       <w:r>
         <w:rPr>
@@ -5100,11 +5124,19 @@
             </w:pPr>
             <w:r>
               <w:rPr>
-                <w:rFonts w:ascii="宋体" w:hAnsi="宋体" w:eastAsia="宋体"/>
+                <w:rFonts w:ascii="Consolas" w:hAnsi="Consolas" w:eastAsia="宋体"/>
                 <w:b/>
-                <w:sz w:val="17"/>
-              </w:rPr>
-              <w:t>`core/` 平台无关纯 TS</w:t>
+                <w:sz w:val="15"/>
+              </w:rPr>
+              <w:t>core/</w:t>
+            </w:r>
+            <w:r>
+              <w:rPr>
+                <w:rFonts w:ascii="宋体" w:hAnsi="宋体" w:eastAsia="宋体"/>
+                <w:b/>
+                <w:sz w:val="17"/>
+              </w:rPr>
+              <w:t xml:space="preserve"> 平台无关纯 TS</w:t>
             </w:r>
           </w:p>
         </w:tc>
@@ -5382,7 +5414,23 @@
           <w:b/>
           <w:sz w:val="21"/>
         </w:rPr>
-        <w:t>先按 `file.size` 判断再读取</w:t>
+        <w:t xml:space="preserve">先按 </w:t>
+      </w:r>
+      <w:r>
+        <w:rPr>
+          <w:rFonts w:ascii="Consolas" w:hAnsi="Consolas" w:eastAsia="宋体"/>
+          <w:b/>
+          <w:sz w:val="19"/>
+        </w:rPr>
+        <w:t>file.size</w:t>
+      </w:r>
+      <w:r>
+        <w:rPr>
+          <w:rFonts w:ascii="宋体" w:hAnsi="宋体" w:eastAsia="宋体"/>
+          <w:b/>
+          <w:sz w:val="21"/>
+        </w:rPr>
+        <w:t xml:space="preserve"> 判断再读取</w:t>
       </w:r>
       <w:r>
         <w:rPr>
@@ -8206,7 +8254,23 @@
           <w:b/>
           <w:sz w:val="21"/>
         </w:rPr>
-        <w:t>失败的动作进 `skipped` 并带理由</w:t>
+        <w:t xml:space="preserve">失败的动作进 </w:t>
+      </w:r>
+      <w:r>
+        <w:rPr>
+          <w:rFonts w:ascii="Consolas" w:hAnsi="Consolas" w:eastAsia="宋体"/>
+          <w:b/>
+          <w:sz w:val="19"/>
+        </w:rPr>
+        <w:t>skipped</w:t>
+      </w:r>
+      <w:r>
+        <w:rPr>
+          <w:rFonts w:ascii="宋体" w:hAnsi="宋体" w:eastAsia="宋体"/>
+          <w:b/>
+          <w:sz w:val="21"/>
+        </w:rPr>
+        <w:t xml:space="preserve"> 并带理由</w:t>
       </w:r>
       <w:r>
         <w:rPr>
@@ -13893,7 +13957,7 @@
                 <w:b/>
                 <w:sz w:val="17"/>
               </w:rPr>
-              <w:t>636 通过 / 57 文件</w:t>
+              <w:t>653 通过 / 58 文件</w:t>
             </w:r>
             <w:r>
               <w:rPr>
@@ -16815,6 +16879,64 @@
           <w:sz w:val="21"/>
         </w:rPr>
         <w:t>：导入页固定提供「清除本机暂存数据」（二次确认、失败明说），不再只在「恢复提示条」里出现；</w:t>
+      </w:r>
+    </w:p>
+    <w:p>
+      <w:pPr>
+        <w:pStyle w:val="ListBullet"/>
+      </w:pPr>
+      <w:r>
+        <w:rPr>
+          <w:rFonts w:ascii="宋体" w:hAnsi="宋体" w:eastAsia="宋体"/>
+          <w:b/>
+          <w:sz w:val="21"/>
+        </w:rPr>
+        <w:t>「预览出现 = 已落盘」</w:t>
+      </w:r>
+      <w:r>
+        <w:rPr>
+          <w:rFonts w:ascii="宋体" w:hAnsi="宋体" w:eastAsia="宋体"/>
+          <w:b w:val="0"/>
+          <w:sz w:val="21"/>
+        </w:rPr>
+        <w:t>：数据先 await 写入浏览器存储，再显示预览（T9），关掉「看得见但刷新就丢」的窗口；代价是最坏情况预览晚约百毫秒；</w:t>
+      </w:r>
+    </w:p>
+    <w:p>
+      <w:pPr>
+        <w:pStyle w:val="ListBullet"/>
+      </w:pPr>
+      <w:r>
+        <w:rPr>
+          <w:rFonts w:ascii="宋体" w:hAnsi="宋体" w:eastAsia="宋体"/>
+          <w:b/>
+          <w:sz w:val="21"/>
+        </w:rPr>
+        <w:t>本地存储的失败翻译成用户能照做的中文</w:t>
+      </w:r>
+      <w:r>
+        <w:rPr>
+          <w:rFonts w:ascii="宋体" w:hAnsi="宋体" w:eastAsia="宋体"/>
+          <w:b w:val="0"/>
+          <w:sz w:val="21"/>
+        </w:rPr>
+        <w:t xml:space="preserve">：空间不足 / 连接失效 / 被其他标签页占用 / 环境不支持，各有各的提示，并由注入假 </w:t>
+      </w:r>
+      <w:r>
+        <w:rPr>
+          <w:rFonts w:ascii="Consolas" w:hAnsi="Consolas" w:eastAsia="宋体"/>
+          <w:b w:val="0"/>
+          <w:sz w:val="19"/>
+        </w:rPr>
+        <w:t>IDBFactory</w:t>
+      </w:r>
+      <w:r>
+        <w:rPr>
+          <w:rFonts w:ascii="宋体" w:hAnsi="宋体" w:eastAsia="宋体"/>
+          <w:b w:val="0"/>
+          <w:sz w:val="21"/>
+        </w:rPr>
+        <w:t xml:space="preserve"> 的单测覆盖（T10）；</w:t>
       </w:r>
     </w:p>
     <w:p>
@@ -17256,7 +17378,7 @@
           <w:b w:val="0"/>
           <w:sz w:val="21"/>
         </w:rPr>
-        <w:t>636 个单元测试 + 63 个端到端测试全绿；</w:t>
+        <w:t>653 个单元测试 + 63 个端到端测试全绿；</w:t>
       </w:r>
     </w:p>
     <w:p>
@@ -19243,7 +19365,7 @@
                 <w:b w:val="0"/>
                 <w:sz w:val="17"/>
               </w:rPr>
-              <w:t>TypeScript strict；636 单测；架构约束测试（§7.5）。</w:t>
+              <w:t>TypeScript strict；653 单测；架构约束测试（§7.5）。</w:t>
             </w:r>
             <w:r>
               <w:rPr>

--- a/docs/技术文档.docx
+++ b/docs/技术文档.docx
@@ -9200,7 +9200,7 @@
           <w:b w:val="0"/>
           <w:sz w:val="21"/>
         </w:rPr>
-        <w:t>Prompt 里刻意</w:t>
+        <w:t>Prompt 里写明了</w:t>
       </w:r>
       <w:r>
         <w:rPr>
@@ -9208,15 +9208,15 @@
           <w:b/>
           <w:sz w:val="21"/>
         </w:rPr>
-        <w:t>不写</w:t>
-      </w:r>
-      <w:r>
-        <w:rPr>
-          <w:rFonts w:ascii="宋体" w:hAnsi="宋体" w:eastAsia="宋体"/>
-          <w:b w:val="0"/>
-          <w:sz w:val="21"/>
-        </w:rPr>
-        <w:t>「查到什么时候算够」—— 因为项目还没定义收敛判据（见 §5.10 的诚实说明）。</w:t>
+        <w:t>收尾判据</w:t>
+      </w:r>
+      <w:r>
+        <w:rPr>
+          <w:rFonts w:ascii="宋体" w:hAnsi="宋体" w:eastAsia="宋体"/>
+          <w:b w:val="0"/>
+          <w:sz w:val="21"/>
+        </w:rPr>
+        <w:t>：计划里的检查项都跑过、提交满 8 条（上限）、或连续两次工具调用没有新线索 → 立刻写总结并停止调用工具；并单独说明越界请求（统计建模类）先拒绝、最多查 3 轮就收尾。实测效果与仍存在的结构成本见 §5.10 与 §7.2。</w:t>
       </w:r>
     </w:p>
     <w:p>
@@ -11739,15 +11739,15 @@
                 <w:b/>
                 <w:sz w:val="17"/>
               </w:rPr>
-              <w:t>95.7%</w:t>
-            </w:r>
-            <w:r>
-              <w:rPr>
-                <w:rFonts w:ascii="宋体" w:hAnsi="宋体" w:eastAsia="宋体"/>
-                <w:b w:val="0"/>
-                <w:sz w:val="17"/>
-              </w:rPr>
-              <w:t>（112/117）</w:t>
+              <w:t>96.6%</w:t>
+            </w:r>
+            <w:r>
+              <w:rPr>
+                <w:rFonts w:ascii="宋体" w:hAnsi="宋体" w:eastAsia="宋体"/>
+                <w:b w:val="0"/>
+                <w:sz w:val="17"/>
+              </w:rPr>
+              <w:t>（113/117）</w:t>
             </w:r>
           </w:p>
         </w:tc>
@@ -11830,7 +11830,7 @@
                 <w:b w:val="0"/>
                 <w:sz w:val="17"/>
               </w:rPr>
-              <w:t>7.17（范围 2–12）</w:t>
+              <w:t>7.83（范围 2–14）</w:t>
             </w:r>
           </w:p>
         </w:tc>
@@ -11889,7 +11889,7 @@
                 <w:b/>
                 <w:sz w:val="17"/>
               </w:rPr>
-              <w:t>6/12</w:t>
+              <w:t>3/12</w:t>
             </w:r>
           </w:p>
         </w:tc>
@@ -12090,15 +12090,63 @@
           <w:b/>
           <w:sz w:val="21"/>
         </w:rPr>
-        <w:t>没有收敛判据</w:t>
-      </w:r>
-      <w:r>
-        <w:rPr>
-          <w:rFonts w:ascii="宋体" w:hAnsi="宋体" w:eastAsia="宋体"/>
-          <w:b w:val="0"/>
-          <w:sz w:val="21"/>
-        </w:rPr>
-        <w:t xml:space="preserve"> —— 同一条查询三次提交 4/7/8 条问题，说明模型不知道「查到什么时候算够」。因此「平均轮次」「提交条数」目前</w:t>
+        <w:t>收敛判据只解决了一部分</w:t>
+      </w:r>
+      <w:r>
+        <w:rPr>
+          <w:rFonts w:ascii="宋体" w:hAnsi="宋体" w:eastAsia="宋体"/>
+          <w:b w:val="0"/>
+          <w:sz w:val="21"/>
+        </w:rPr>
+        <w:t xml:space="preserve"> —— 补上判据后，截断从 </w:t>
+      </w:r>
+      <w:r>
+        <w:rPr>
+          <w:rFonts w:ascii="Consolas" w:hAnsi="Consolas" w:eastAsia="宋体"/>
+          <w:b w:val="0"/>
+          <w:sz w:val="19"/>
+        </w:rPr>
+        <w:t>6/12</w:t>
+      </w:r>
+      <w:r>
+        <w:rPr>
+          <w:rFonts w:ascii="宋体" w:hAnsi="宋体" w:eastAsia="宋体"/>
+          <w:b w:val="0"/>
+          <w:sz w:val="21"/>
+        </w:rPr>
+        <w:t xml:space="preserve"> 降到 </w:t>
+      </w:r>
+      <w:r>
+        <w:rPr>
+          <w:rFonts w:ascii="Consolas" w:hAnsi="Consolas" w:eastAsia="宋体"/>
+          <w:b w:val="0"/>
+          <w:sz w:val="19"/>
+        </w:rPr>
+        <w:t>3/12</w:t>
+      </w:r>
+      <w:r>
+        <w:rPr>
+          <w:rFonts w:ascii="宋体" w:hAnsi="宋体" w:eastAsia="宋体"/>
+          <w:b w:val="0"/>
+          <w:sz w:val="21"/>
+        </w:rPr>
+        <w:t>，</w:t>
+      </w:r>
+      <w:r>
+        <w:rPr>
+          <w:rFonts w:ascii="Consolas" w:hAnsi="Consolas" w:eastAsia="宋体"/>
+          <w:b w:val="0"/>
+          <w:sz w:val="19"/>
+        </w:rPr>
+        <w:t>defects</w:t>
+      </w:r>
+      <w:r>
+        <w:rPr>
+          <w:rFonts w:ascii="宋体" w:hAnsi="宋体" w:eastAsia="宋体"/>
+          <w:b w:val="0"/>
+          <w:sz w:val="21"/>
+        </w:rPr>
+        <w:t xml:space="preserve"> 从「3/3 撞满」变成「1/3 撞满、两次自然收尾并给出总结」。但</w:t>
       </w:r>
       <w:r>
         <w:rPr>
@@ -12106,15 +12154,31 @@
           <w:b/>
           <w:sz w:val="21"/>
         </w:rPr>
-        <w:t>不能当作能力成绩</w:t>
-      </w:r>
-      <w:r>
-        <w:rPr>
-          <w:rFonts w:ascii="宋体" w:hAnsi="宋体" w:eastAsia="宋体"/>
-          <w:b w:val="0"/>
-          <w:sz w:val="21"/>
-        </w:rPr>
-        <w:t>写进本文档，只能作为「待改进项」记录。</w:t>
+        <w:t>平均轮次没有下降</w:t>
+      </w:r>
+      <w:r>
+        <w:rPr>
+          <w:rFonts w:ascii="宋体" w:hAnsi="宋体" w:eastAsia="宋体"/>
+          <w:b w:val="0"/>
+          <w:sz w:val="21"/>
+        </w:rPr>
+        <w:t xml:space="preserve">（7.17 → 7.83）：模型现在会报满 8 条，而 </w:t>
+      </w:r>
+      <w:r>
+        <w:rPr>
+          <w:rFonts w:ascii="Consolas" w:hAnsi="Consolas" w:eastAsia="宋体"/>
+          <w:b w:val="0"/>
+          <w:sz w:val="19"/>
+        </w:rPr>
+        <w:t>submit_issue</w:t>
+      </w:r>
+      <w:r>
+        <w:rPr>
+          <w:rFonts w:ascii="宋体" w:hAnsi="宋体" w:eastAsia="宋体"/>
+          <w:b w:val="0"/>
+          <w:sz w:val="21"/>
+        </w:rPr>
+        <w:t xml:space="preserve"> 一次只能提交一条 —— 轮次被载荷设计吃掉。剩下的结构成本需要一个产品决策（批量提交，或达到上限后自动停止），登记为 T11。</w:t>
       </w:r>
     </w:p>
     <w:p>
@@ -15875,7 +15939,7 @@
                 <w:b w:val="0"/>
                 <w:sz w:val="17"/>
               </w:rPr>
-              <w:t>：L4 实测平均 7.17 轮、最多 12 轮，每轮一次独立请求，单轮不会被截断，端到端时长尚未实测）</w:t>
+              <w:t>：L4 实测平均 7.83 轮、最多 14 轮，每轮一次独立请求，单轮不会被截断，端到端时长尚未实测）</w:t>
             </w:r>
           </w:p>
         </w:tc>
@@ -17333,7 +17397,7 @@
           <w:b w:val="0"/>
           <w:sz w:val="21"/>
         </w:rPr>
-        <w:t>，但</w:t>
+        <w:t>，收敛判据补上后截断从 6/12 降到 3/12，但</w:t>
       </w:r>
       <w:r>
         <w:rPr>
@@ -17341,15 +17405,15 @@
           <w:b/>
           <w:sz w:val="21"/>
         </w:rPr>
-        <w:t>尚未跑到达标</w:t>
-      </w:r>
-      <w:r>
-        <w:rPr>
-          <w:rFonts w:ascii="宋体" w:hAnsi="宋体" w:eastAsia="宋体"/>
-          <w:b w:val="0"/>
-          <w:sz w:val="21"/>
-        </w:rPr>
-        <w:t>：一半运行被轮次上限截断、缺收敛判据（§5.10），因此</w:t>
+        <w:t>尚未零截断</w:t>
+      </w:r>
+      <w:r>
+        <w:rPr>
+          <w:rFonts w:ascii="宋体" w:hAnsi="宋体" w:eastAsia="宋体"/>
+          <w:b w:val="0"/>
+          <w:sz w:val="21"/>
+        </w:rPr>
+        <w:t>：越界请求仍会继续查质量、提交条数上限带来的轮次成本也还在（T11），因此</w:t>
       </w:r>
       <w:r>
         <w:rPr>
@@ -17357,7 +17421,7 @@
           <w:b/>
           <w:sz w:val="21"/>
         </w:rPr>
-        <w:t>不把其成功率列为成果</w:t>
+        <w:t>不把它列为达标成果</w:t>
       </w:r>
       <w:r>
         <w:rPr>
@@ -17641,7 +17705,7 @@
                 <w:b/>
                 <w:sz w:val="17"/>
               </w:rPr>
-              <w:t>Agent 缺收敛判据</w:t>
+              <w:t>收敛判据只覆盖「何时停」，覆盖不了「该不该继续查」</w:t>
             </w:r>
           </w:p>
         </w:tc>
@@ -17659,7 +17723,39 @@
                 <w:b w:val="0"/>
                 <w:sz w:val="17"/>
               </w:rPr>
-              <w:t>一次分析里模型不知道「查到什么时候算够」，一半的运行撞满轮次上限。在补上之前，「平均轮次」「提交条数」不作为能力指标</w:t>
+              <w:t xml:space="preserve">判据补上后 </w:t>
+            </w:r>
+            <w:r>
+              <w:rPr>
+                <w:rFonts w:ascii="Consolas" w:hAnsi="Consolas" w:eastAsia="宋体"/>
+                <w:b w:val="0"/>
+                <w:sz w:val="15"/>
+              </w:rPr>
+              <w:t>defects</w:t>
+            </w:r>
+            <w:r>
+              <w:rPr>
+                <w:rFonts w:ascii="宋体" w:hAnsi="宋体" w:eastAsia="宋体"/>
+                <w:b w:val="0"/>
+                <w:sz w:val="17"/>
+              </w:rPr>
+              <w:t xml:space="preserve"> 稳定在 8/8/8 条、截断 1/3；但越界请求仍有 2/3 在拒绝后继续查质量并撞满窗口。根因是 </w:t>
+            </w:r>
+            <w:r>
+              <w:rPr>
+                <w:rFonts w:ascii="Consolas" w:hAnsi="Consolas" w:eastAsia="宋体"/>
+                <w:b w:val="0"/>
+                <w:sz w:val="15"/>
+              </w:rPr>
+              <w:t>submit_issue</w:t>
+            </w:r>
+            <w:r>
+              <w:rPr>
+                <w:rFonts w:ascii="宋体" w:hAnsi="宋体" w:eastAsia="宋体"/>
+                <w:b w:val="0"/>
+                <w:sz w:val="17"/>
+              </w:rPr>
+              <w:t xml:space="preserve"> 一次一条（载荷设计），8 条 = 8 轮 —— 要根治需批量提交或“到上限自动停止”，属产品决策（T11）</w:t>
             </w:r>
           </w:p>
         </w:tc>
@@ -18371,15 +18467,31 @@
           <w:b/>
           <w:sz w:val="21"/>
         </w:rPr>
-        <w:t>收敛判据</w:t>
-      </w:r>
-      <w:r>
-        <w:rPr>
-          <w:rFonts w:ascii="宋体" w:hAnsi="宋体" w:eastAsia="宋体"/>
-          <w:b w:val="0"/>
-          <w:sz w:val="21"/>
-        </w:rPr>
-        <w:t>：在系统指令里定义「查够 N 项即收尾」，或重新权衡批量提交入口；</w:t>
+        <w:t>收敛判据（提示词层已做，结构层待定）</w:t>
+      </w:r>
+      <w:r>
+        <w:rPr>
+          <w:rFonts w:ascii="宋体" w:hAnsi="宋体" w:eastAsia="宋体"/>
+          <w:b w:val="0"/>
+          <w:sz w:val="21"/>
+        </w:rPr>
+        <w:t xml:space="preserve">：系统指令已写明三条收尾判据与越界处理；剩余成本在 </w:t>
+      </w:r>
+      <w:r>
+        <w:rPr>
+          <w:rFonts w:ascii="Consolas" w:hAnsi="Consolas" w:eastAsia="宋体"/>
+          <w:b w:val="0"/>
+          <w:sz w:val="19"/>
+        </w:rPr>
+        <w:t>submit_issue</w:t>
+      </w:r>
+      <w:r>
+        <w:rPr>
+          <w:rFonts w:ascii="宋体" w:hAnsi="宋体" w:eastAsia="宋体"/>
+          <w:b w:val="0"/>
+          <w:sz w:val="21"/>
+        </w:rPr>
+        <w:t xml:space="preserve"> 一次一条（8 条 = 8 轮），需重新权衡批量提交或“到上限自动停止”（T11）；</w:t>
       </w:r>
     </w:p>
     <w:p>
@@ -18861,7 +18973,7 @@
                 <w:b w:val="0"/>
                 <w:sz w:val="17"/>
               </w:rPr>
-              <w:t>：轮次截断 6/12、缺收敛判据（§5.10）</w:t>
+              <w:t>：轮次截断 3/12，收敛判据已加但结构成本仍在（T11）</w:t>
             </w:r>
           </w:p>
         </w:tc>

--- a/docs/技术文档.docx
+++ b/docs/技术文档.docx
@@ -11739,15 +11739,15 @@
                 <w:b/>
                 <w:sz w:val="17"/>
               </w:rPr>
-              <w:t>96.6%</w:t>
-            </w:r>
-            <w:r>
-              <w:rPr>
-                <w:rFonts w:ascii="宋体" w:hAnsi="宋体" w:eastAsia="宋体"/>
-                <w:b w:val="0"/>
-                <w:sz w:val="17"/>
-              </w:rPr>
-              <w:t>（113/117）</w:t>
+              <w:t>99.0%</w:t>
+            </w:r>
+            <w:r>
+              <w:rPr>
+                <w:rFonts w:ascii="宋体" w:hAnsi="宋体" w:eastAsia="宋体"/>
+                <w:b w:val="0"/>
+                <w:sz w:val="17"/>
+              </w:rPr>
+              <w:t>（101/102）</w:t>
             </w:r>
           </w:p>
         </w:tc>
@@ -11781,7 +11781,7 @@
                 <w:b w:val="0"/>
                 <w:sz w:val="17"/>
               </w:rPr>
-              <w:t>（117 = 12 次对话里累计的工具调用次数）。</w:t>
+              <w:t>（102 = 12 次对话里累计的工具调用次数）。</w:t>
             </w:r>
             <w:r>
               <w:rPr>
@@ -11830,7 +11830,7 @@
                 <w:b w:val="0"/>
                 <w:sz w:val="17"/>
               </w:rPr>
-              <w:t>7.83（范围 2–14）</w:t>
+              <w:t>7.58（范围 2–13）</w:t>
             </w:r>
           </w:p>
         </w:tc>
@@ -11927,6 +11927,113 @@
             <w:r>
               <w:rPr>
                 <w:rFonts w:ascii="宋体" w:hAnsi="宋体" w:eastAsia="宋体"/>
+                <w:b/>
+                <w:sz w:val="17"/>
+              </w:rPr>
+              <w:t>真实 token 用量</w:t>
+            </w:r>
+          </w:p>
+        </w:tc>
+        <w:tc>
+          <w:tcPr>
+            <w:tcW w:type="dxa" w:w="3213"/>
+          </w:tcPr>
+          <w:p>
+            <w:pPr>
+              <w:spacing w:after="0"/>
+            </w:pPr>
+            <w:r>
+              <w:rPr>
+                <w:rFonts w:ascii="宋体" w:hAnsi="宋体" w:eastAsia="宋体"/>
+                <w:b w:val="0"/>
+                <w:sz w:val="17"/>
+              </w:rPr>
+              <w:t xml:space="preserve">输入 </w:t>
+            </w:r>
+            <w:r>
+              <w:rPr>
+                <w:rFonts w:ascii="宋体" w:hAnsi="宋体" w:eastAsia="宋体"/>
+                <w:b/>
+                <w:sz w:val="17"/>
+              </w:rPr>
+              <w:t>684,554</w:t>
+            </w:r>
+            <w:r>
+              <w:rPr>
+                <w:rFonts w:ascii="宋体" w:hAnsi="宋体" w:eastAsia="宋体"/>
+                <w:b w:val="0"/>
+                <w:sz w:val="17"/>
+              </w:rPr>
+              <w:t xml:space="preserve"> / 输出 </w:t>
+            </w:r>
+            <w:r>
+              <w:rPr>
+                <w:rFonts w:ascii="宋体" w:hAnsi="宋体" w:eastAsia="宋体"/>
+                <w:b/>
+                <w:sz w:val="17"/>
+              </w:rPr>
+              <w:t>27,247</w:t>
+            </w:r>
+            <w:r>
+              <w:rPr>
+                <w:rFonts w:ascii="宋体" w:hAnsi="宋体" w:eastAsia="宋体"/>
+                <w:b w:val="0"/>
+                <w:sz w:val="17"/>
+              </w:rPr>
+              <w:t>（12 次对话合计）</w:t>
+            </w:r>
+          </w:p>
+        </w:tc>
+        <w:tc>
+          <w:tcPr>
+            <w:tcW w:type="dxa" w:w="3213"/>
+          </w:tcPr>
+          <w:p>
+            <w:pPr>
+              <w:spacing w:after="0"/>
+            </w:pPr>
+            <w:r>
+              <w:rPr>
+                <w:rFonts w:ascii="宋体" w:hAnsi="宋体" w:eastAsia="宋体"/>
+                <w:b w:val="0"/>
+                <w:sz w:val="17"/>
+              </w:rPr>
+              <w:t xml:space="preserve">服务端在 finish 时随消息元数据带回（T2）；单次分析成本约 </w:t>
+            </w:r>
+            <w:r>
+              <w:rPr>
+                <w:rFonts w:ascii="宋体" w:hAnsi="宋体" w:eastAsia="宋体"/>
+                <w:b/>
+                <w:sz w:val="17"/>
+              </w:rPr>
+              <w:t>¥0.13</w:t>
+            </w:r>
+            <w:r>
+              <w:rPr>
+                <w:rFonts w:ascii="宋体" w:hAnsi="宋体" w:eastAsia="宋体"/>
+                <w:b w:val="0"/>
+                <w:sz w:val="17"/>
+              </w:rPr>
+              <w:t>（按公开单价估算）</w:t>
+            </w:r>
+          </w:p>
+        </w:tc>
+      </w:tr>
+      <w:tr>
+        <w:trPr>
+          <w:cantSplit/>
+        </w:trPr>
+        <w:tc>
+          <w:tcPr>
+            <w:tcW w:type="dxa" w:w="3213"/>
+          </w:tcPr>
+          <w:p>
+            <w:pPr>
+              <w:spacing w:after="0"/>
+            </w:pPr>
+            <w:r>
+              <w:rPr>
+                <w:rFonts w:ascii="宋体" w:hAnsi="宋体" w:eastAsia="宋体"/>
                 <w:b w:val="0"/>
                 <w:sz w:val="17"/>
               </w:rPr>
@@ -11948,7 +12055,7 @@
                 <w:b w:val="0"/>
                 <w:sz w:val="17"/>
               </w:rPr>
-              <w:t>100%（5/5）</w:t>
+              <w:t>100%（1/1）</w:t>
             </w:r>
           </w:p>
         </w:tc>
@@ -12162,7 +12269,7 @@
           <w:b w:val="0"/>
           <w:sz w:val="21"/>
         </w:rPr>
-        <w:t xml:space="preserve">（7.17 → 7.83）：模型现在会报满 8 条，而 </w:t>
+        <w:t xml:space="preserve">（7.17 → 7.58）：模型现在会报满 7–8 条，而 </w:t>
       </w:r>
       <w:r>
         <w:rPr>
@@ -12188,7 +12295,7 @@
           <w:b w:val="0"/>
           <w:sz w:val="21"/>
         </w:rPr>
-        <w:t>样本量每条查询 3 次，不足以谈分布，本文档不给方差或置信区间。另外</w:t>
+        <w:t>样本量每条查询 3 次，不足以谈分布，本文档不给方差或置信区间。</w:t>
       </w:r>
       <w:r>
         <w:rPr>
@@ -12196,31 +12303,79 @@
           <w:b/>
           <w:sz w:val="21"/>
         </w:rPr>
-        <w:t>真实 token 用量测不到</w:t>
-      </w:r>
-      <w:r>
-        <w:rPr>
-          <w:rFonts w:ascii="宋体" w:hAnsi="宋体" w:eastAsia="宋体"/>
-          <w:b w:val="0"/>
-          <w:sz w:val="21"/>
-        </w:rPr>
-        <w:t xml:space="preserve">：流式接口的结束块未带 </w:t>
-      </w:r>
-      <w:r>
-        <w:rPr>
-          <w:rFonts w:ascii="Consolas" w:hAnsi="Consolas" w:eastAsia="宋体"/>
-          <w:b w:val="0"/>
-          <w:sz w:val="19"/>
-        </w:rPr>
-        <w:t>usage</w:t>
-      </w:r>
-      <w:r>
-        <w:rPr>
-          <w:rFonts w:ascii="宋体" w:hAnsi="宋体" w:eastAsia="宋体"/>
-          <w:b w:val="0"/>
-          <w:sz w:val="21"/>
-        </w:rPr>
-        <w:t>，所以 L4 的成本只能按调用次数估算（12 次对话约 117 次工具调用 + 60 余次模型请求）。</w:t>
+        <w:t>真实 token 用量已经测得到</w:t>
+      </w:r>
+      <w:r>
+        <w:rPr>
+          <w:rFonts w:ascii="宋体" w:hAnsi="宋体" w:eastAsia="宋体"/>
+          <w:b w:val="0"/>
+          <w:sz w:val="21"/>
+        </w:rPr>
+        <w:t xml:space="preserve">（T2）：服务端在流末尾把 usage 随消息元数据带回，12 次对话合计输入 </w:t>
+      </w:r>
+      <w:r>
+        <w:rPr>
+          <w:rFonts w:ascii="宋体" w:hAnsi="宋体" w:eastAsia="宋体"/>
+          <w:b/>
+          <w:sz w:val="21"/>
+        </w:rPr>
+        <w:t>684,554</w:t>
+      </w:r>
+      <w:r>
+        <w:rPr>
+          <w:rFonts w:ascii="宋体" w:hAnsi="宋体" w:eastAsia="宋体"/>
+          <w:b w:val="0"/>
+          <w:sz w:val="21"/>
+        </w:rPr>
+        <w:t xml:space="preserve"> / 输出 </w:t>
+      </w:r>
+      <w:r>
+        <w:rPr>
+          <w:rFonts w:ascii="宋体" w:hAnsi="宋体" w:eastAsia="宋体"/>
+          <w:b/>
+          <w:sz w:val="21"/>
+        </w:rPr>
+        <w:t>27,247</w:t>
+      </w:r>
+      <w:r>
+        <w:rPr>
+          <w:rFonts w:ascii="宋体" w:hAnsi="宋体" w:eastAsia="宋体"/>
+          <w:b w:val="0"/>
+          <w:sz w:val="21"/>
+        </w:rPr>
+        <w:t xml:space="preserve"> token，单次分析成本约 </w:t>
+      </w:r>
+      <w:r>
+        <w:rPr>
+          <w:rFonts w:ascii="宋体" w:hAnsi="宋体" w:eastAsia="宋体"/>
+          <w:b/>
+          <w:sz w:val="21"/>
+        </w:rPr>
+        <w:t>¥0.13</w:t>
+      </w:r>
+      <w:r>
+        <w:rPr>
+          <w:rFonts w:ascii="宋体" w:hAnsi="宋体" w:eastAsia="宋体"/>
+          <w:b w:val="0"/>
+          <w:sz w:val="21"/>
+        </w:rPr>
+        <w:t>（按公开单价估算）。这比早期按结构摘要估的 ¥0.02 高约 6 倍 —— 多轮工具循环会把历史消息重复计入输入，</w:t>
+      </w:r>
+      <w:r>
+        <w:rPr>
+          <w:rFonts w:ascii="宋体" w:hAnsi="宋体" w:eastAsia="宋体"/>
+          <w:b/>
+          <w:sz w:val="21"/>
+        </w:rPr>
+        <w:t>按「只算摘要」估成本会系统性低估</w:t>
+      </w:r>
+      <w:r>
+        <w:rPr>
+          <w:rFonts w:ascii="宋体" w:hAnsi="宋体" w:eastAsia="宋体"/>
+          <w:b w:val="0"/>
+          <w:sz w:val="21"/>
+        </w:rPr>
+        <w:t>。</w:t>
       </w:r>
     </w:p>
     <w:p>

--- a/docs/技术文档.docx
+++ b/docs/技术文档.docx
@@ -16321,7 +16321,39 @@
                 <w:b w:val="0"/>
                 <w:sz w:val="17"/>
               </w:rPr>
-              <w:t>（仅服务端）</w:t>
+              <w:t xml:space="preserve">（仅服务端）；可选 </w:t>
+            </w:r>
+            <w:r>
+              <w:rPr>
+                <w:rFonts w:ascii="Consolas" w:hAnsi="Consolas" w:eastAsia="宋体"/>
+                <w:b w:val="0"/>
+                <w:sz w:val="15"/>
+              </w:rPr>
+              <w:t>AGENT_RATE_LIMIT_MAX</w:t>
+            </w:r>
+            <w:r>
+              <w:rPr>
+                <w:rFonts w:ascii="宋体" w:hAnsi="宋体" w:eastAsia="宋体"/>
+                <w:b w:val="0"/>
+                <w:sz w:val="17"/>
+              </w:rPr>
+              <w:t xml:space="preserve"> / </w:t>
+            </w:r>
+            <w:r>
+              <w:rPr>
+                <w:rFonts w:ascii="Consolas" w:hAnsi="Consolas" w:eastAsia="宋体"/>
+                <w:b w:val="0"/>
+                <w:sz w:val="15"/>
+              </w:rPr>
+              <w:t>AGENT_RATE_LIMIT_WINDOW_MS</w:t>
+            </w:r>
+            <w:r>
+              <w:rPr>
+                <w:rFonts w:ascii="宋体" w:hAnsi="宋体" w:eastAsia="宋体"/>
+                <w:b w:val="0"/>
+                <w:sz w:val="17"/>
+              </w:rPr>
+              <w:t xml:space="preserve"> 调限流额度（默认 240 次 / 5 分钟 / 访客）</w:t>
             </w:r>
           </w:p>
         </w:tc>
@@ -16344,7 +16376,7 @@
                 <w:b w:val="0"/>
                 <w:sz w:val="17"/>
               </w:rPr>
-              <w:t>区域与鉴权</w:t>
+              <w:t>区域与限流</w:t>
             </w:r>
           </w:p>
         </w:tc>
@@ -16362,7 +16394,7 @@
                 <w:b w:val="0"/>
                 <w:sz w:val="17"/>
               </w:rPr>
-              <w:t>部署区域为平台默认（未针对境内做区域优化）；</w:t>
+              <w:t>部署区域为平台默认（未针对境内做区域优化）；接口有</w:t>
             </w:r>
             <w:r>
               <w:rPr>
@@ -16370,15 +16402,63 @@
                 <w:b/>
                 <w:sz w:val="17"/>
               </w:rPr>
-              <w:t>接口目前没有鉴权与限流</w:t>
-            </w:r>
-            <w:r>
-              <w:rPr>
-                <w:rFonts w:ascii="宋体" w:hAnsi="宋体" w:eastAsia="宋体"/>
-                <w:b w:val="0"/>
-                <w:sz w:val="17"/>
-              </w:rPr>
-              <w:t xml:space="preserve"> —— 公开地址意味着任何人都能消耗你的模型配额，这属于演示版的已知风险（§8.2）</w:t>
+              <w:t>实例级限流</w:t>
+            </w:r>
+            <w:r>
+              <w:rPr>
+                <w:rFonts w:ascii="宋体" w:hAnsi="宋体" w:eastAsia="宋体"/>
+                <w:b w:val="0"/>
+                <w:sz w:val="17"/>
+              </w:rPr>
+              <w:t xml:space="preserve">（默认 240 次 / 5 分钟 / 访客，按 </w:t>
+            </w:r>
+            <w:r>
+              <w:rPr>
+                <w:rFonts w:ascii="Consolas" w:hAnsi="Consolas" w:eastAsia="宋体"/>
+                <w:b w:val="0"/>
+                <w:sz w:val="15"/>
+              </w:rPr>
+              <w:t>x-forwarded-for</w:t>
+            </w:r>
+            <w:r>
+              <w:rPr>
+                <w:rFonts w:ascii="宋体" w:hAnsi="宋体" w:eastAsia="宋体"/>
+                <w:b w:val="0"/>
+                <w:sz w:val="17"/>
+              </w:rPr>
+              <w:t xml:space="preserve"> 计数），被拒时返回 429 + </w:t>
+            </w:r>
+            <w:r>
+              <w:rPr>
+                <w:rFonts w:ascii="Consolas" w:hAnsi="Consolas" w:eastAsia="宋体"/>
+                <w:b w:val="0"/>
+                <w:sz w:val="15"/>
+              </w:rPr>
+              <w:t>Retry-After</w:t>
+            </w:r>
+            <w:r>
+              <w:rPr>
+                <w:rFonts w:ascii="宋体" w:hAnsi="宋体" w:eastAsia="宋体"/>
+                <w:b w:val="0"/>
+                <w:sz w:val="17"/>
+              </w:rPr>
+              <w:t xml:space="preserve"> 与可执行中文；</w:t>
+            </w:r>
+            <w:r>
+              <w:rPr>
+                <w:rFonts w:ascii="宋体" w:hAnsi="宋体" w:eastAsia="宋体"/>
+                <w:b/>
+                <w:sz w:val="17"/>
+              </w:rPr>
+              <w:t>没有鉴权</w:t>
+            </w:r>
+            <w:r>
+              <w:rPr>
+                <w:rFonts w:ascii="宋体" w:hAnsi="宋体" w:eastAsia="宋体"/>
+                <w:b w:val="0"/>
+                <w:sz w:val="17"/>
+              </w:rPr>
+              <w:t>，且 Serverless 多实例各算各的 —— 防误刷可以，硬配额做不到（§8.2）</w:t>
             </w:r>
           </w:p>
         </w:tc>
@@ -18211,7 +18291,7 @@
                 <w:b/>
                 <w:sz w:val="17"/>
               </w:rPr>
-              <w:t>接口无鉴权与限流</w:t>
+              <w:t>接口只有实例级限流、没有鉴权</w:t>
             </w:r>
           </w:p>
         </w:tc>
@@ -18229,7 +18309,23 @@
                 <w:b w:val="0"/>
                 <w:sz w:val="17"/>
               </w:rPr>
-              <w:t>公开地址 + 无鉴权 = 任何人都能消耗模型配额；演示版可接受，上线前必须补</w:t>
+              <w:t>限流按访客计数（默认 240 次 / 5 分钟），能挡住误刷与爬虫；但 Serverless 多实例各算各的、冷启动会清零，</w:t>
+            </w:r>
+            <w:r>
+              <w:rPr>
+                <w:rFonts w:ascii="宋体" w:hAnsi="宋体" w:eastAsia="宋体"/>
+                <w:b/>
+                <w:sz w:val="17"/>
+              </w:rPr>
+              <w:t>不是硬配额</w:t>
+            </w:r>
+            <w:r>
+              <w:rPr>
+                <w:rFonts w:ascii="宋体" w:hAnsi="宋体" w:eastAsia="宋体"/>
+                <w:b w:val="0"/>
+                <w:sz w:val="17"/>
+              </w:rPr>
+              <w:t>；也没有鉴权 —— 换身份即可绕开。上线前应补真正的配额与鉴权</w:t>
             </w:r>
           </w:p>
         </w:tc>
@@ -18802,15 +18898,31 @@
           <w:b/>
           <w:sz w:val="21"/>
         </w:rPr>
-        <w:t>接口鉴权与限流</w:t>
-      </w:r>
-      <w:r>
-        <w:rPr>
-          <w:rFonts w:ascii="宋体" w:hAnsi="宋体" w:eastAsia="宋体"/>
-          <w:b w:val="0"/>
-          <w:sz w:val="21"/>
-        </w:rPr>
-        <w:t>：公开演示地址上线前必须补，否则任何人都能消耗模型配额；</w:t>
+        <w:t>接口鉴权</w:t>
+      </w:r>
+      <w:r>
+        <w:rPr>
+          <w:rFonts w:ascii="宋体" w:hAnsi="宋体" w:eastAsia="宋体"/>
+          <w:b w:val="0"/>
+          <w:sz w:val="21"/>
+        </w:rPr>
+        <w:t>：限流已做到实例级兜底（429 + 可执行文案），但</w:t>
+      </w:r>
+      <w:r>
+        <w:rPr>
+          <w:rFonts w:ascii="宋体" w:hAnsi="宋体" w:eastAsia="宋体"/>
+          <w:b/>
+          <w:sz w:val="21"/>
+        </w:rPr>
+        <w:t>鉴权未做</w:t>
+      </w:r>
+      <w:r>
+        <w:rPr>
+          <w:rFonts w:ascii="宋体" w:hAnsi="宋体" w:eastAsia="宋体"/>
+          <w:b w:val="0"/>
+          <w:sz w:val="21"/>
+        </w:rPr>
+        <w:t xml:space="preserve"> —— 公开演示地址上线前应补，否则换一个来源就能绕过限流；</w:t>
       </w:r>
     </w:p>
     <w:p>

--- a/docs/技术文档.docx
+++ b/docs/技术文档.docx
@@ -1349,7 +1349,7 @@
                 <w:b w:val="0"/>
                 <w:sz w:val="17"/>
               </w:rPr>
-              <w:t>结构摘要 8099 字符 ≈ 2674 输入 token；</w:t>
+              <w:t xml:space="preserve">结构摘要 8099 字符 ≈ 2674 输入 token；按摘要估算约 </w:t>
             </w:r>
             <w:r>
               <w:rPr>
@@ -1357,15 +1357,15 @@
                 <w:b/>
                 <w:sz w:val="17"/>
               </w:rPr>
-              <w:t>按输入 token 计约 ¥0.005</w:t>
-            </w:r>
-            <w:r>
-              <w:rPr>
-                <w:rFonts w:ascii="宋体" w:hAnsi="宋体" w:eastAsia="宋体"/>
-                <w:b w:val="0"/>
-                <w:sz w:val="17"/>
-              </w:rPr>
-              <w:t xml:space="preserve">，含输出估算合计约 </w:t>
+              <w:t>¥0.02/次</w:t>
+            </w:r>
+            <w:r>
+              <w:rPr>
+                <w:rFonts w:ascii="宋体" w:hAnsi="宋体" w:eastAsia="宋体"/>
+                <w:b w:val="0"/>
+                <w:sz w:val="17"/>
+              </w:rPr>
+              <w:t>，</w:t>
             </w:r>
             <w:r>
               <w:rPr>
@@ -1373,15 +1373,15 @@
                 <w:b/>
                 <w:sz w:val="17"/>
               </w:rPr>
-              <w:t>¥0.02/次</w:t>
-            </w:r>
-            <w:r>
-              <w:rPr>
-                <w:rFonts w:ascii="宋体" w:hAnsi="宋体" w:eastAsia="宋体"/>
-                <w:b w:val="0"/>
-                <w:sz w:val="17"/>
-              </w:rPr>
-              <w:t>（公式见 §5.5）</w:t>
+              <w:t>实测（12 次对话、含多轮历史）约 ¥0.13/次</w:t>
+            </w:r>
+            <w:r>
+              <w:rPr>
+                <w:rFonts w:ascii="宋体" w:hAnsi="宋体" w:eastAsia="宋体"/>
+                <w:b w:val="0"/>
+                <w:sz w:val="17"/>
+              </w:rPr>
+              <w:t>（§5.5、§5.10）</w:t>
             </w:r>
           </w:p>
         </w:tc>
@@ -1430,15 +1430,15 @@
                 <w:b/>
                 <w:sz w:val="17"/>
               </w:rPr>
-              <w:t>653</w:t>
-            </w:r>
-            <w:r>
-              <w:rPr>
-                <w:rFonts w:ascii="宋体" w:hAnsi="宋体" w:eastAsia="宋体"/>
-                <w:b w:val="0"/>
-                <w:sz w:val="17"/>
-              </w:rPr>
-              <w:t xml:space="preserve"> 通过 / 端到端测试 </w:t>
+              <w:t>661</w:t>
+            </w:r>
+            <w:r>
+              <w:rPr>
+                <w:rFonts w:ascii="宋体" w:hAnsi="宋体" w:eastAsia="宋体"/>
+                <w:b w:val="0"/>
+                <w:sz w:val="17"/>
+              </w:rPr>
+              <w:t xml:space="preserve"> 通过（8 跳过）/ 端到端测试 </w:t>
             </w:r>
             <w:r>
               <w:rPr>
@@ -4936,7 +4936,7 @@
           <w:b w:val="0"/>
           <w:sz w:val="21"/>
         </w:rPr>
-        <w:t xml:space="preserve">（单次分析约 ¥0.02 量级，按输入/输出 token 分别计价）与 </w:t>
+        <w:t xml:space="preserve">（按输入/输出 token 分别计价；按摘要估算约 ¥0.02/次，实测约 ¥0.13/次，见 §5.10）与 </w:t>
       </w:r>
       <w:r>
         <w:rPr>
@@ -6396,7 +6396,7 @@
         <w:br/>
         <w:t>② 模型调用 plan_checks → 提交检查计划（哪几项、为什么、优先级、目标列）</w:t>
         <w:br/>
-        <w:t xml:space="preserve">   └─ 界面展开计划面板，用户可逐项取消；「按此计划执行」才会继续</w:t>
+        <w:t xml:space="preserve">   └─ 界面展开计划面板，用户可逐项取消（软约束：不点也会自动续跑，说明见下）</w:t>
         <w:br/>
         <w:t>③ 模型按计划调用 run_checks / describe_column / query_rules（在浏览器执行）</w:t>
         <w:br/>
@@ -6804,6 +6804,72 @@
           <w:sz w:val="21"/>
         </w:rPr>
         <w:t>：消息的 parts 序列本身编码了阶段流转；再存一份就必须靠 effect 同步，同步迟早会漏。这也是答辩会问到的点 ——「你的状态机在哪」的答案是「界面显示的阶段就是实际发生的阶段」。</w:t>
+      </w:r>
+    </w:p>
+    <w:p>
+      <w:r>
+        <w:rPr>
+          <w:rFonts w:ascii="宋体" w:hAnsi="宋体" w:eastAsia="宋体"/>
+          <w:b/>
+          <w:sz w:val="21"/>
+        </w:rPr>
+        <w:t>计划面板是「可见、可改」，不是硬闸门</w:t>
+      </w:r>
+      <w:r>
+        <w:rPr>
+          <w:rFonts w:ascii="宋体" w:hAnsi="宋体" w:eastAsia="宋体"/>
+          <w:b w:val="0"/>
+          <w:sz w:val="21"/>
+        </w:rPr>
+        <w:t>：工具结果回填后会话会自动续跑（</w:t>
+      </w:r>
+      <w:r>
+        <w:rPr>
+          <w:rFonts w:ascii="Consolas" w:hAnsi="Consolas" w:eastAsia="宋体"/>
+          <w:b w:val="0"/>
+          <w:sz w:val="19"/>
+        </w:rPr>
+        <w:t>AgentPanel.tsx</w:t>
+      </w:r>
+      <w:r>
+        <w:rPr>
+          <w:rFonts w:ascii="宋体" w:hAnsi="宋体" w:eastAsia="宋体"/>
+          <w:b w:val="0"/>
+          <w:sz w:val="21"/>
+        </w:rPr>
+        <w:t xml:space="preserve"> 的 </w:t>
+      </w:r>
+      <w:r>
+        <w:rPr>
+          <w:rFonts w:ascii="Consolas" w:hAnsi="Consolas" w:eastAsia="宋体"/>
+          <w:b w:val="0"/>
+          <w:sz w:val="19"/>
+        </w:rPr>
+        <w:t>sendAutomaticallyWhen</w:t>
+      </w:r>
+      <w:r>
+        <w:rPr>
+          <w:rFonts w:ascii="宋体" w:hAnsi="宋体" w:eastAsia="宋体"/>
+          <w:b w:val="0"/>
+          <w:sz w:val="21"/>
+        </w:rPr>
+        <w:t>），不点「按此计划执行」也不会卡住流程。用户取消勾选后点它，是把</w:t>
+      </w:r>
+      <w:r>
+        <w:rPr>
+          <w:rFonts w:ascii="宋体" w:hAnsi="宋体" w:eastAsia="宋体"/>
+          <w:b/>
+          <w:sz w:val="21"/>
+        </w:rPr>
+        <w:t>调整后的计划</w:t>
+      </w:r>
+      <w:r>
+        <w:rPr>
+          <w:rFonts w:ascii="宋体" w:hAnsi="宋体" w:eastAsia="宋体"/>
+          <w:b w:val="0"/>
+          <w:sz w:val="21"/>
+        </w:rPr>
+        <w:t>作为一条新用户消息发出去，模型按新勾选执行；不点时模型按自己提交的计划继续。真正约束「查什么」的是模型按计划调工具、每条结论进审阅列表由用户接受或拒绝 —— 本作品不宣称「未确认就不能执行」。</w:t>
       </w:r>
     </w:p>
     <w:p>
@@ -7848,120 +7914,6 @@
       </w:r>
     </w:p>
     <w:p>
-      <w:r>
-        <w:rPr>
-          <w:rFonts w:ascii="宋体" w:hAnsi="宋体" w:eastAsia="宋体"/>
-          <w:b/>
-          <w:sz w:val="21"/>
-        </w:rPr>
-        <w:t>反义护栏</w:t>
-      </w:r>
-      <w:r>
-        <w:rPr>
-          <w:rFonts w:ascii="宋体" w:hAnsi="宋体" w:eastAsia="宋体"/>
-          <w:b w:val="0"/>
-          <w:sz w:val="21"/>
-        </w:rPr>
-        <w:t>是独立审查逐条逼出来的：</w:t>
-      </w:r>
-      <w:r>
-        <w:rPr>
-          <w:rFonts w:ascii="Consolas" w:hAnsi="Consolas" w:eastAsia="宋体"/>
-          <w:b w:val="0"/>
-          <w:sz w:val="19"/>
-        </w:rPr>
-        <w:t>满意/不满意</w:t>
-      </w:r>
-      <w:r>
-        <w:rPr>
-          <w:rFonts w:ascii="宋体" w:hAnsi="宋体" w:eastAsia="宋体"/>
-          <w:b w:val="0"/>
-          <w:sz w:val="21"/>
-        </w:rPr>
-        <w:t>、</w:t>
-      </w:r>
-      <w:r>
-        <w:rPr>
-          <w:rFonts w:ascii="Consolas" w:hAnsi="Consolas" w:eastAsia="宋体"/>
-          <w:b w:val="0"/>
-          <w:sz w:val="19"/>
-        </w:rPr>
-        <w:t>合格/不合格</w:t>
-      </w:r>
-      <w:r>
-        <w:rPr>
-          <w:rFonts w:ascii="宋体" w:hAnsi="宋体" w:eastAsia="宋体"/>
-          <w:b w:val="0"/>
-          <w:sz w:val="21"/>
-        </w:rPr>
-        <w:t>、</w:t>
-      </w:r>
-      <w:r>
-        <w:rPr>
-          <w:rFonts w:ascii="Consolas" w:hAnsi="Consolas" w:eastAsia="宋体"/>
-          <w:b w:val="0"/>
-          <w:sz w:val="19"/>
-        </w:rPr>
-        <w:t>毫克/克</w:t>
-      </w:r>
-      <w:r>
-        <w:rPr>
-          <w:rFonts w:ascii="宋体" w:hAnsi="宋体" w:eastAsia="宋体"/>
-          <w:b w:val="0"/>
-          <w:sz w:val="21"/>
-        </w:rPr>
-        <w:t>（差 1000 倍）一度都以 0.85 置信度被建议归并。三条护栏里「中文度量前缀」</w:t>
-      </w:r>
-      <w:r>
-        <w:rPr>
-          <w:rFonts w:ascii="宋体" w:hAnsi="宋体" w:eastAsia="宋体"/>
-          <w:b/>
-          <w:sz w:val="21"/>
-        </w:rPr>
-        <w:t>刻意只对「中文对中文」生效</w:t>
-      </w:r>
-      <w:r>
-        <w:rPr>
-          <w:rFonts w:ascii="宋体" w:hAnsi="宋体" w:eastAsia="宋体"/>
-          <w:b w:val="0"/>
-          <w:sz w:val="21"/>
-        </w:rPr>
-        <w:t xml:space="preserve"> —— </w:t>
-      </w:r>
-      <w:r>
-        <w:rPr>
-          <w:rFonts w:ascii="Consolas" w:hAnsi="Consolas" w:eastAsia="宋体"/>
-          <w:b w:val="0"/>
-          <w:sz w:val="19"/>
-        </w:rPr>
-        <w:t>毫克/克</w:t>
-      </w:r>
-      <w:r>
-        <w:rPr>
-          <w:rFonts w:ascii="宋体" w:hAnsi="宋体" w:eastAsia="宋体"/>
-          <w:b w:val="0"/>
-          <w:sz w:val="21"/>
-        </w:rPr>
-        <w:t xml:space="preserve"> 该拦，</w:t>
-      </w:r>
-      <w:r>
-        <w:rPr>
-          <w:rFonts w:ascii="Consolas" w:hAnsi="Consolas" w:eastAsia="宋体"/>
-          <w:b w:val="0"/>
-          <w:sz w:val="19"/>
-        </w:rPr>
-        <w:t>毫克/mg</w:t>
-      </w:r>
-      <w:r>
-        <w:rPr>
-          <w:rFonts w:ascii="宋体" w:hAnsi="宋体" w:eastAsia="宋体"/>
-          <w:b w:val="0"/>
-          <w:sz w:val="21"/>
-        </w:rPr>
-        <w:t xml:space="preserve"> 该放行。</w:t>
-      </w:r>
-    </w:p>
-    <w:p>
       <w:pPr>
         <w:pStyle w:val="Heading2"/>
       </w:pPr>
@@ -8328,7 +8280,39 @@
           <w:b w:val="0"/>
           <w:sz w:val="21"/>
         </w:rPr>
-        <w:t>，数据在内存中回滚；留痕里会记录这次撤销，刷新页面后撤销栈不保留（数据集本身可从 IndexedDB 恢复，但动作历史不跨刷新）。</w:t>
+        <w:t>，数据在内存中回滚；</w:t>
+      </w:r>
+      <w:r>
+        <w:rPr>
+          <w:rFonts w:ascii="宋体" w:hAnsi="宋体" w:eastAsia="宋体"/>
+          <w:b/>
+          <w:sz w:val="21"/>
+        </w:rPr>
+        <w:t>撤销动作本身不进留痕</w:t>
+      </w:r>
+      <w:r>
+        <w:rPr>
+          <w:rFonts w:ascii="宋体" w:hAnsi="宋体" w:eastAsia="宋体"/>
+          <w:b w:val="0"/>
+          <w:sz w:val="21"/>
+        </w:rPr>
+        <w:t xml:space="preserve"> —— </w:t>
+      </w:r>
+      <w:r>
+        <w:rPr>
+          <w:rFonts w:ascii="Consolas" w:hAnsi="Consolas" w:eastAsia="宋体"/>
+          <w:b w:val="0"/>
+          <w:sz w:val="19"/>
+        </w:rPr>
+        <w:t>provenanceStore.undo()</w:t>
+      </w:r>
+      <w:r>
+        <w:rPr>
+          <w:rFonts w:ascii="宋体" w:hAnsi="宋体" w:eastAsia="宋体"/>
+          <w:b w:val="0"/>
+          <w:sz w:val="21"/>
+        </w:rPr>
+        <w:t xml:space="preserve"> 只弹出撤销栈、把动作序列恢复到上一版，不追加新记录。刷新页面后撤销栈不保留（数据集本身可从 IndexedDB 恢复，但动作历史不跨刷新）。</w:t>
       </w:r>
     </w:p>
     <w:p>
@@ -8558,7 +8542,23 @@
           <w:b w:val="0"/>
           <w:sz w:val="21"/>
         </w:rPr>
-        <w:t xml:space="preserve">，脚本输出就与界面不一致 —— 这直接违背「脚本是真跑过的」承诺）。生成的脚本会用 </w:t>
+        <w:t>，脚本输出就与界面不一致 —— 这直接违背「脚本是真跑过的」承诺）。生成的脚本在回归里会被</w:t>
+      </w:r>
+      <w:r>
+        <w:rPr>
+          <w:rFonts w:ascii="宋体" w:hAnsi="宋体" w:eastAsia="宋体"/>
+          <w:b/>
+          <w:sz w:val="21"/>
+        </w:rPr>
+        <w:t>真 Python 解析</w:t>
+      </w:r>
+      <w:r>
+        <w:rPr>
+          <w:rFonts w:ascii="宋体" w:hAnsi="宋体" w:eastAsia="宋体"/>
+          <w:b w:val="0"/>
+          <w:sz w:val="21"/>
+        </w:rPr>
+        <w:t>（</w:t>
       </w:r>
       <w:r>
         <w:rPr>
@@ -8566,6 +8566,70 @@
           <w:b w:val="0"/>
           <w:sz w:val="19"/>
         </w:rPr>
+        <w:t>src/scriptgen/python-syntax.test.ts</w:t>
+      </w:r>
+      <w:r>
+        <w:rPr>
+          <w:rFonts w:ascii="宋体" w:hAnsi="宋体" w:eastAsia="宋体"/>
+          <w:b w:val="0"/>
+          <w:sz w:val="21"/>
+        </w:rPr>
+        <w:t xml:space="preserve"> 调 </w:t>
+      </w:r>
+      <w:r>
+        <w:rPr>
+          <w:rFonts w:ascii="Consolas" w:hAnsi="Consolas" w:eastAsia="宋体"/>
+          <w:b w:val="0"/>
+          <w:sz w:val="19"/>
+        </w:rPr>
+        <w:t>ast.parse</w:t>
+      </w:r>
+      <w:r>
+        <w:rPr>
+          <w:rFonts w:ascii="宋体" w:hAnsi="宋体" w:eastAsia="宋体"/>
+          <w:b w:val="0"/>
+          <w:sz w:val="21"/>
+        </w:rPr>
+        <w:t>）；装了 pandas 的机器上还会</w:t>
+      </w:r>
+      <w:r>
+        <w:rPr>
+          <w:rFonts w:ascii="宋体" w:hAnsi="宋体" w:eastAsia="宋体"/>
+          <w:b/>
+          <w:sz w:val="21"/>
+        </w:rPr>
+        <w:t>真跑一遍并与界面执行器逐格比对</w:t>
+      </w:r>
+      <w:r>
+        <w:rPr>
+          <w:rFonts w:ascii="宋体" w:hAnsi="宋体" w:eastAsia="宋体"/>
+          <w:b w:val="0"/>
+          <w:sz w:val="21"/>
+        </w:rPr>
+        <w:t>（</w:t>
+      </w:r>
+      <w:r>
+        <w:rPr>
+          <w:rFonts w:ascii="Consolas" w:hAnsi="Consolas" w:eastAsia="宋体"/>
+          <w:b w:val="0"/>
+          <w:sz w:val="19"/>
+        </w:rPr>
+        <w:t>pandas-runtime.test.ts</w:t>
+      </w:r>
+      <w:r>
+        <w:rPr>
+          <w:rFonts w:ascii="宋体" w:hAnsi="宋体" w:eastAsia="宋体"/>
+          <w:b w:val="0"/>
+          <w:sz w:val="21"/>
+        </w:rPr>
+        <w:t xml:space="preserve">）。早期那次 </w:t>
+      </w:r>
+      <w:r>
+        <w:rPr>
+          <w:rFonts w:ascii="Consolas" w:hAnsi="Consolas" w:eastAsia="宋体"/>
+          <w:b w:val="0"/>
+          <w:sz w:val="19"/>
+        </w:rPr>
         <w:t>python -m py_compile</w:t>
       </w:r>
       <w:r>
@@ -8574,7 +8638,7 @@
           <w:b w:val="0"/>
           <w:sz w:val="21"/>
         </w:rPr>
-        <w:t xml:space="preserve"> 校验语法。</w:t>
+        <w:t xml:space="preserve"> 只是手工验证，不是回归判据。</w:t>
       </w:r>
     </w:p>
     <w:p>
@@ -9956,7 +10020,7 @@
           <w:i/>
           <w:sz w:val="19"/>
         </w:rPr>
-        <w:t>；token 估算口径是「中文 1 字符 ≈ 1 token、ASCII 4 字符 ≈ 1 token」，对中文偏乐观（真实分词器可能更省或更费），因此这个数是</w:t>
+        <w:t>；token 估算口径是「中文 1 字符 ≈ 1 token、ASCII 4 字符 ≈ 1 token」，对中文偏乐观（真实分词器可能更省或更费），因此这是</w:t>
       </w:r>
       <w:r>
         <w:rPr>
@@ -9965,7 +10029,7 @@
           <w:i/>
           <w:sz w:val="19"/>
         </w:rPr>
-        <w:t>估算</w:t>
+        <w:t>按摘要推算的估算</w:t>
       </w:r>
       <w:r>
         <w:rPr>
@@ -9974,7 +10038,25 @@
           <w:i/>
           <w:sz w:val="19"/>
         </w:rPr>
-        <w:t>而不是实测 —— 实测需要接口在流里返回 usage，目前拿不到（§8.2）。</w:t>
+        <w:t xml:space="preserve">；真实用量已在 T2 打通（usage 随消息元数据带回），12 次对话实测单次约 </w:t>
+      </w:r>
+      <w:r>
+        <w:rPr>
+          <w:rFonts w:ascii="宋体" w:hAnsi="宋体" w:eastAsia="宋体"/>
+          <w:b/>
+          <w:i/>
+          <w:sz w:val="19"/>
+        </w:rPr>
+        <w:t>¥0.13</w:t>
+      </w:r>
+      <w:r>
+        <w:rPr>
+          <w:rFonts w:ascii="宋体" w:hAnsi="宋体" w:eastAsia="宋体"/>
+          <w:b w:val="0"/>
+          <w:i/>
+          <w:sz w:val="19"/>
+        </w:rPr>
+        <w:t>，远高于本表 —— 多轮工具循环会把历史消息重复计入输入，见 §5.10。</w:t>
       </w:r>
     </w:p>
     <w:p>
@@ -12895,7 +12977,7 @@
                 <w:b w:val="0"/>
                 <w:sz w:val="17"/>
               </w:rPr>
-              <w:t>5 万 × 50 的摘要 8099 字符 ≈ 2674 token，单次分析约 ¥0.021</w:t>
+              <w:t>5 万 × 50 的摘要 8099 字符 ≈ 2674 token；摘要部分约 ¥0.005，整次实测约 ¥0.13（§5.10）</w:t>
             </w:r>
           </w:p>
         </w:tc>
@@ -13283,23 +13365,7 @@
                 <w:b w:val="0"/>
                 <w:sz w:val="17"/>
               </w:rPr>
-              <w:t xml:space="preserve"> 与动作语义；脚本经 </w:t>
-            </w:r>
-            <w:r>
-              <w:rPr>
-                <w:rFonts w:ascii="Consolas" w:hAnsi="Consolas" w:eastAsia="宋体"/>
-                <w:b w:val="0"/>
-                <w:sz w:val="15"/>
-              </w:rPr>
-              <w:t>py_compile</w:t>
-            </w:r>
-            <w:r>
-              <w:rPr>
-                <w:rFonts w:ascii="宋体" w:hAnsi="宋体" w:eastAsia="宋体"/>
-                <w:b w:val="0"/>
-                <w:sz w:val="17"/>
-              </w:rPr>
-              <w:t xml:space="preserve"> 校验</w:t>
+              <w:t xml:space="preserve"> 与动作语义；脚本在回归里被真 Python 解析，有 pandas 时真跑并与执行器逐格比对（§4.8）</w:t>
             </w:r>
           </w:p>
         </w:tc>
@@ -13631,26 +13697,34 @@
             <w:r>
               <w:rPr>
                 <w:rFonts w:ascii="宋体" w:hAnsi="宋体" w:eastAsia="宋体"/>
-                <w:b w:val="0"/>
-                <w:sz w:val="17"/>
-              </w:rPr>
-              <w:t>项目要求 Precision ≥ 0.90（本作品自定基线；spec 的 0.95 是</w:t>
-            </w:r>
-            <w:r>
-              <w:rPr>
-                <w:rFonts w:ascii="宋体" w:hAnsi="宋体" w:eastAsia="宋体"/>
                 <w:b/>
                 <w:sz w:val="17"/>
               </w:rPr>
-              <w:t>语义归并自动档</w:t>
-            </w:r>
-            <w:r>
-              <w:rPr>
-                <w:rFonts w:ascii="宋体" w:hAnsi="宋体" w:eastAsia="宋体"/>
-                <w:b w:val="0"/>
-                <w:sz w:val="17"/>
-              </w:rPr>
-              <w:t>的硬指标，见 §5.8，与 L1 不同口径）</w:t>
+              <w:t>本作品自定</w:t>
+            </w:r>
+            <w:r>
+              <w:rPr>
+                <w:rFonts w:ascii="宋体" w:hAnsi="宋体" w:eastAsia="宋体"/>
+                <w:b w:val="0"/>
+                <w:sz w:val="17"/>
+              </w:rPr>
+              <w:t xml:space="preserve">：Precision ≥ 0.50、Recall ≥ 0.90（spec 未给 L1 数值线；spec 的 0.95 是 </w:t>
+            </w:r>
+            <w:r>
+              <w:rPr>
+                <w:rFonts w:ascii="宋体" w:hAnsi="宋体" w:eastAsia="宋体"/>
+                <w:b/>
+                <w:sz w:val="17"/>
+              </w:rPr>
+              <w:t>L2 语义归并自动档</w:t>
+            </w:r>
+            <w:r>
+              <w:rPr>
+                <w:rFonts w:ascii="宋体" w:hAnsi="宋体" w:eastAsia="宋体"/>
+                <w:b w:val="0"/>
+                <w:sz w:val="17"/>
+              </w:rPr>
+              <w:t>的硬指标，见 §5.8，与 L1 不同口径）—— 按此线两项均达标，结论见 §7.2</w:t>
             </w:r>
           </w:p>
         </w:tc>
@@ -14176,7 +14250,7 @@
                 <w:b/>
                 <w:sz w:val="17"/>
               </w:rPr>
-              <w:t>653 通过 / 58 文件</w:t>
+              <w:t>661 通过 / 8 跳过 / 59 文件</w:t>
             </w:r>
             <w:r>
               <w:rPr>
@@ -14243,7 +14317,7 @@
                 <w:b/>
                 <w:sz w:val="17"/>
               </w:rPr>
-              <w:t>62 通过 / 1 跳过</w:t>
+              <w:t>63 通过 / 1 跳过</w:t>
             </w:r>
             <w:r>
               <w:rPr>
@@ -14865,6 +14939,72 @@
       <w:pPr>
         <w:spacing w:after="40"/>
       </w:pPr>
+    </w:p>
+    <w:p>
+      <w:r>
+        <w:rPr>
+          <w:rFonts w:ascii="宋体" w:hAnsi="宋体" w:eastAsia="宋体"/>
+          <w:b/>
+          <w:sz w:val="21"/>
+        </w:rPr>
+        <w:t>L1 是否达标（一句话结论）</w:t>
+      </w:r>
+      <w:r>
+        <w:rPr>
+          <w:rFonts w:ascii="宋体" w:hAnsi="宋体" w:eastAsia="宋体"/>
+          <w:b w:val="0"/>
+          <w:sz w:val="21"/>
+        </w:rPr>
+        <w:t xml:space="preserve">：按本作品自定的两条线（Precision ≥ 0.50、Recall ≥ 0.90），93.3% 与 100% </w:t>
+      </w:r>
+      <w:r>
+        <w:rPr>
+          <w:rFonts w:ascii="宋体" w:hAnsi="宋体" w:eastAsia="宋体"/>
+          <w:b/>
+          <w:sz w:val="21"/>
+        </w:rPr>
+        <w:t>两项都达标</w:t>
+      </w:r>
+      <w:r>
+        <w:rPr>
+          <w:rFonts w:ascii="宋体" w:hAnsi="宋体" w:eastAsia="宋体"/>
+          <w:b w:val="0"/>
+          <w:sz w:val="21"/>
+        </w:rPr>
+        <w:t xml:space="preserve">；spec 的 Precision ≥ 0.95 是 </w:t>
+      </w:r>
+      <w:r>
+        <w:rPr>
+          <w:rFonts w:ascii="宋体" w:hAnsi="宋体" w:eastAsia="宋体"/>
+          <w:b/>
+          <w:sz w:val="21"/>
+        </w:rPr>
+        <w:t>L2 语义归并自动档</w:t>
+      </w:r>
+      <w:r>
+        <w:rPr>
+          <w:rFonts w:ascii="宋体" w:hAnsi="宋体" w:eastAsia="宋体"/>
+          <w:b w:val="0"/>
+          <w:sz w:val="21"/>
+        </w:rPr>
+        <w:t>的硬指标（§5.8），</w:t>
+      </w:r>
+      <w:r>
+        <w:rPr>
+          <w:rFonts w:ascii="宋体" w:hAnsi="宋体" w:eastAsia="宋体"/>
+          <w:b/>
+          <w:sz w:val="21"/>
+        </w:rPr>
+        <w:t>不是 L1 的门槛</w:t>
+      </w:r>
+      <w:r>
+        <w:rPr>
+          <w:rFonts w:ascii="宋体" w:hAnsi="宋体" w:eastAsia="宋体"/>
+          <w:b w:val="0"/>
+          <w:sz w:val="21"/>
+        </w:rPr>
+        <w:t>，不要混读。</w:t>
+      </w:r>
     </w:p>
     <w:p>
       <w:pPr>
@@ -17677,7 +17817,7 @@
           <w:b w:val="0"/>
           <w:sz w:val="21"/>
         </w:rPr>
-        <w:t>653 个单元测试 + 63 个端到端测试全绿；</w:t>
+        <w:t>661 个单元测试（8 个跳过）+ 63 个端到端测试全绿；</w:t>
       </w:r>
     </w:p>
     <w:p>
@@ -18013,7 +18153,7 @@
                 <w:b/>
                 <w:sz w:val="17"/>
               </w:rPr>
-              <w:t>L4 的真实 token 用量测不到</w:t>
+              <w:t>L4 成本样本只有 12 次对话</w:t>
             </w:r>
           </w:p>
         </w:tc>
@@ -18031,7 +18171,7 @@
                 <w:b w:val="0"/>
                 <w:sz w:val="17"/>
               </w:rPr>
-              <w:t>流式接口的结束块未带 usage，单次成本只能估算，要拿到需改产品出站协议</w:t>
+              <w:t>usage 已实测（T2，§5.10），但样本是 4 条查询各 3 次，不足以给成本分布或置信区间</w:t>
             </w:r>
           </w:p>
         </w:tc>
@@ -18763,15 +18903,15 @@
           <w:b/>
           <w:sz w:val="21"/>
         </w:rPr>
-        <w:t>可观测性</w:t>
-      </w:r>
-      <w:r>
-        <w:rPr>
-          <w:rFonts w:ascii="宋体" w:hAnsi="宋体" w:eastAsia="宋体"/>
-          <w:b w:val="0"/>
-          <w:sz w:val="21"/>
-        </w:rPr>
-        <w:t>：SSE 带回 usage，把成本从估算变成实测；</w:t>
+        <w:t>可观测性（T2 已完成）</w:t>
+      </w:r>
+      <w:r>
+        <w:rPr>
+          <w:rFonts w:ascii="宋体" w:hAnsi="宋体" w:eastAsia="宋体"/>
+          <w:b w:val="0"/>
+          <w:sz w:val="21"/>
+        </w:rPr>
+        <w:t>：usage 已随消息元数据带回、成本可实测（§5.10）；剩余的是把用量接到服务端集中计量；</w:t>
       </w:r>
     </w:p>
     <w:p>

--- a/docs/技术文档.docx
+++ b/docs/技术文档.docx
@@ -5718,7 +5718,7 @@
           <w:color w:val="555555"/>
           <w:sz w:val="18"/>
         </w:rPr>
-        <w:t>〔图 2：列画像与问题清单（线上真实界面，语义归并加载中）〕</w:t>
+        <w:t>〔图 2：列画像与问题清单（线上真实界面，语义归并已就绪）〕</w:t>
       </w:r>
     </w:p>
     <w:p>
@@ -6925,7 +6925,7 @@
           <w:color w:val="555555"/>
           <w:sz w:val="18"/>
         </w:rPr>
-        <w:t>〔图 3：AI 分析入口（线上真实界面）〕</w:t>
+        <w:t>〔图 3：AI 分析：六步进度与当前动作说明（线上真实界面）〕</w:t>
       </w:r>
     </w:p>
     <w:p>
@@ -8859,7 +8859,7 @@
           <w:color w:val="555555"/>
           <w:sz w:val="18"/>
         </w:rPr>
-        <w:t>〔图 5：指标看板（线上真实界面）〕</w:t>
+        <w:t>〔图 5：报告与导出：处理摘要、报告入口与质量概览（线上真实界面）〕</w:t>
       </w:r>
     </w:p>
     <w:p>
@@ -17483,7 +17483,7 @@
           <w:color w:val="555555"/>
           <w:sz w:val="18"/>
         </w:rPr>
-        <w:t>〔图 6：线上真实运行 —— 语义归并已就绪；一份真实业务表检查全绿（线上真实界面）〕</w:t>
+        <w:t>〔图 6：线上真实运行 —— 语义归并已就绪；一份业务表样例检查全绿（线上真实界面）〕</w:t>
       </w:r>
     </w:p>
     <w:p>

--- a/docs/技术文档.docx
+++ b/docs/技术文档.docx
@@ -1430,7 +1430,7 @@
                 <w:b/>
                 <w:sz w:val="17"/>
               </w:rPr>
-              <w:t>661</w:t>
+              <w:t>665</w:t>
             </w:r>
             <w:r>
               <w:rPr>
@@ -5638,7 +5638,7 @@
           <w:b/>
           <w:sz w:val="21"/>
         </w:rPr>
-        <w:t>类型推断的边界写在已知局限里</w:t>
+        <w:t>前导零编号按标识处理</w:t>
       </w:r>
       <w:r>
         <w:rPr>
@@ -5662,7 +5662,39 @@
           <w:b w:val="0"/>
           <w:sz w:val="21"/>
         </w:rPr>
-        <w:t xml:space="preserve"> 的学号在单元格里是文本、但画像可能判为数值列。这一条不影响检查（检查按原值判断），但会误导用户，已登记为待修项。</w:t>
+        <w:t xml:space="preserve"> 的学号在单元格里是文本，画像也按</w:t>
+      </w:r>
+      <w:r>
+        <w:rPr>
+          <w:rFonts w:ascii="宋体" w:hAnsi="宋体" w:eastAsia="宋体"/>
+          <w:b/>
+          <w:sz w:val="21"/>
+        </w:rPr>
+        <w:t>文本/分类</w:t>
+      </w:r>
+      <w:r>
+        <w:rPr>
+          <w:rFonts w:ascii="宋体" w:hAnsi="宋体" w:eastAsia="宋体"/>
+          <w:b w:val="0"/>
+          <w:sz w:val="21"/>
+        </w:rPr>
+        <w:t>处理，不进入数值列 —— 否则会给它算均值，异常值检查还会把它当数量列。判据只认前导零数字串，</w:t>
+      </w:r>
+      <w:r>
+        <w:rPr>
+          <w:rFonts w:ascii="Consolas" w:hAnsi="Consolas" w:eastAsia="宋体"/>
+          <w:b w:val="0"/>
+          <w:sz w:val="19"/>
+        </w:rPr>
+        <w:t>12.50</w:t>
+      </w:r>
+      <w:r>
+        <w:rPr>
+          <w:rFonts w:ascii="宋体" w:hAnsi="宋体" w:eastAsia="宋体"/>
+          <w:b w:val="0"/>
+          <w:sz w:val="21"/>
+        </w:rPr>
+        <w:t xml:space="preserve"> 这类会被数值化改写但仍是数量的写法不受影响（2026-10-22 修复，正反例各有单测）。</w:t>
       </w:r>
     </w:p>
     <w:p>
@@ -14250,7 +14282,7 @@
                 <w:b/>
                 <w:sz w:val="17"/>
               </w:rPr>
-              <w:t>661 通过 / 8 跳过 / 59 文件</w:t>
+              <w:t>665 通过 / 8 跳过 / 59 文件</w:t>
             </w:r>
             <w:r>
               <w:rPr>
@@ -17817,7 +17849,7 @@
           <w:b w:val="0"/>
           <w:sz w:val="21"/>
         </w:rPr>
-        <w:t>661 个单元测试（8 个跳过）+ 63 个端到端测试全绿；</w:t>
+        <w:t>665 个单元测试（8 个跳过）+ 63 个端到端测试全绿；</w:t>
       </w:r>
     </w:p>
     <w:p>

--- a/docs/技术文档.docx
+++ b/docs/技术文档.docx
@@ -1430,7 +1430,7 @@
                 <w:b/>
                 <w:sz w:val="17"/>
               </w:rPr>
-              <w:t>665</w:t>
+              <w:t>666</w:t>
             </w:r>
             <w:r>
               <w:rPr>
@@ -14282,7 +14282,7 @@
                 <w:b/>
                 <w:sz w:val="17"/>
               </w:rPr>
-              <w:t>665 通过 / 8 跳过 / 59 文件</w:t>
+              <w:t>666 通过 / 8 跳过 / 59 文件</w:t>
             </w:r>
             <w:r>
               <w:rPr>
@@ -17849,7 +17849,7 @@
           <w:b w:val="0"/>
           <w:sz w:val="21"/>
         </w:rPr>
-        <w:t>665 个单元测试（8 个跳过）+ 63 个端到端测试全绿；</w:t>
+        <w:t>666 个单元测试（8 个跳过）+ 63 个端到端测试全绿；</w:t>
       </w:r>
     </w:p>
     <w:p>

--- a/docs/技术文档.docx
+++ b/docs/技术文档.docx
@@ -1446,7 +1446,7 @@
                 <w:b/>
                 <w:sz w:val="17"/>
               </w:rPr>
-              <w:t>63</w:t>
+              <w:t>64</w:t>
             </w:r>
             <w:r>
               <w:rPr>
@@ -14349,7 +14349,7 @@
                 <w:b/>
                 <w:sz w:val="17"/>
               </w:rPr>
-              <w:t>63 通过 / 1 跳过</w:t>
+              <w:t>64 通过 / 1 跳过</w:t>
             </w:r>
             <w:r>
               <w:rPr>
@@ -17849,7 +17849,7 @@
           <w:b w:val="0"/>
           <w:sz w:val="21"/>
         </w:rPr>
-        <w:t>666 个单元测试（8 个跳过）+ 63 个端到端测试全绿；</w:t>
+        <w:t>666 个单元测试（8 个跳过）+ 64 个端到端测试全绿；</w:t>
       </w:r>
     </w:p>
     <w:p>

--- a/docs/技术文档.docx
+++ b/docs/技术文档.docx
@@ -1430,7 +1430,7 @@
                 <w:b/>
                 <w:sz w:val="17"/>
               </w:rPr>
-              <w:t>666</w:t>
+              <w:t>680</w:t>
             </w:r>
             <w:r>
               <w:rPr>
@@ -1446,7 +1446,7 @@
                 <w:b/>
                 <w:sz w:val="17"/>
               </w:rPr>
-              <w:t>64</w:t>
+              <w:t>65</w:t>
             </w:r>
             <w:r>
               <w:rPr>
@@ -6905,6 +6905,24 @@
       </w:r>
     </w:p>
     <w:p>
+      <w:r>
+        <w:rPr>
+          <w:rFonts w:ascii="宋体" w:hAnsi="宋体" w:eastAsia="宋体"/>
+          <w:b/>
+          <w:sz w:val="21"/>
+        </w:rPr>
+        <w:t>「修改」是可编辑参数，不是只记一条备注</w:t>
+      </w:r>
+      <w:r>
+        <w:rPr>
+          <w:rFonts w:ascii="宋体" w:hAnsi="宋体" w:eastAsia="宋体"/>
+          <w:b w:val="0"/>
+          <w:sz w:val="21"/>
+        </w:rPr>
+        <w:t>：会改数据的建议（类别归并 / 去除首尾空白 / 填补缺失 / 去重）在确认前可编辑分组、目标列与填入值，校验通过后按新参数执行；执行、处理留痕与撤销拿到的是同一份动作。人工判断类建议只记录理由，执行器本来就不改数据（§4.7）。</w:t>
+      </w:r>
+    </w:p>
+    <w:p>
       <w:pPr>
         <w:keepNext/>
         <w:spacing w:after="40"/>
@@ -14282,7 +14300,7 @@
                 <w:b/>
                 <w:sz w:val="17"/>
               </w:rPr>
-              <w:t>666 通过 / 8 跳过 / 59 文件</w:t>
+              <w:t>680 通过 / 8 跳过 / 60 文件</w:t>
             </w:r>
             <w:r>
               <w:rPr>
@@ -14349,7 +14367,7 @@
                 <w:b/>
                 <w:sz w:val="17"/>
               </w:rPr>
-              <w:t>64 通过 / 1 跳过</w:t>
+              <w:t>65 通过 / 1 跳过</w:t>
             </w:r>
             <w:r>
               <w:rPr>
@@ -17849,7 +17867,7 @@
           <w:b w:val="0"/>
           <w:sz w:val="21"/>
         </w:rPr>
-        <w:t>666 个单元测试（8 个跳过）+ 64 个端到端测试全绿；</w:t>
+        <w:t>680 个单元测试（8 个跳过）+ 65 个端到端测试全绿；</w:t>
       </w:r>
     </w:p>
     <w:p>

--- a/docs/技术文档.docx
+++ b/docs/技术文档.docx
@@ -1430,7 +1430,7 @@
                 <w:b/>
                 <w:sz w:val="17"/>
               </w:rPr>
-              <w:t>680</w:t>
+              <w:t>683</w:t>
             </w:r>
             <w:r>
               <w:rPr>
@@ -8507,7 +8507,7 @@
           <w:b w:val="0"/>
           <w:sz w:val="21"/>
         </w:rPr>
-        <w:t>：每一步动作、参数、依据、时间、数据指纹（与行序无关）；</w:t>
+        <w:t>：每一步动作、参数、依据、时间、数据指纹（整行编码后排序：与行序/列序无关，保留行内对应关系与取值类型）；</w:t>
       </w:r>
     </w:p>
     <w:p>
@@ -14300,7 +14300,7 @@
                 <w:b/>
                 <w:sz w:val="17"/>
               </w:rPr>
-              <w:t>680 通过 / 8 跳过 / 60 文件</w:t>
+              <w:t>683 通过 / 8 跳过 / 60 文件</w:t>
             </w:r>
             <w:r>
               <w:rPr>
@@ -17867,7 +17867,7 @@
           <w:b w:val="0"/>
           <w:sz w:val="21"/>
         </w:rPr>
-        <w:t>680 个单元测试（8 个跳过）+ 65 个端到端测试全绿；</w:t>
+        <w:t>683 个单元测试（8 个跳过）+ 65 个端到端测试全绿；</w:t>
       </w:r>
     </w:p>
     <w:p>

--- a/docs/技术文档.docx
+++ b/docs/技术文档.docx
@@ -5750,7 +5750,7 @@
           <w:color w:val="555555"/>
           <w:sz w:val="18"/>
         </w:rPr>
-        <w:t>〔图 2：列画像与问题清单（线上真实界面，语义归并已就绪）〕</w:t>
+        <w:t>〔图 2：问题列表、判定依据与原始数据高亮（线上真实界面，语义归并已就绪）〕</w:t>
       </w:r>
     </w:p>
     <w:p>
@@ -8209,7 +8209,7 @@
           <w:color w:val="555555"/>
           <w:sz w:val="18"/>
         </w:rPr>
-        <w:t>〔图 4：领域规则库试跑检索（线上真实界面）〕</w:t>
+        <w:t>〔图 4：领域规则库：按学科/类别/核验状态筛选，右侧为规则详情（线上真实界面）〕</w:t>
       </w:r>
     </w:p>
     <w:p>
@@ -17489,7 +17489,7 @@
       <w:r>
         <w:drawing>
           <wp:inline xmlns:a="http://schemas.openxmlformats.org/drawingml/2006/main" xmlns:pic="http://schemas.openxmlformats.org/drawingml/2006/picture">
-            <wp:extent cx="5580000" cy="1728250"/>
+            <wp:extent cx="5580000" cy="1189625"/>
             <wp:docPr id="6" name="Picture 6"/>
             <wp:cNvGraphicFramePr>
               <a:graphicFrameLocks noChangeAspect="1"/>
@@ -17510,7 +17510,7 @@
                   <pic:spPr>
                     <a:xfrm>
                       <a:off x="0" y="0"/>
-                      <a:ext cx="5580000" cy="1728250"/>
+                      <a:ext cx="5580000" cy="1189625"/>
                     </a:xfrm>
                     <a:prstGeom prst="rect"/>
                   </pic:spPr>
@@ -17545,7 +17545,7 @@
       <w:r>
         <w:drawing>
           <wp:inline xmlns:a="http://schemas.openxmlformats.org/drawingml/2006/main" xmlns:pic="http://schemas.openxmlformats.org/drawingml/2006/picture">
-            <wp:extent cx="5580000" cy="1941375"/>
+            <wp:extent cx="5580000" cy="2464500"/>
             <wp:docPr id="7" name="Picture 7"/>
             <wp:cNvGraphicFramePr>
               <a:graphicFrameLocks noChangeAspect="1"/>
@@ -17566,7 +17566,7 @@
                   <pic:spPr>
                     <a:xfrm>
                       <a:off x="0" y="0"/>
-                      <a:ext cx="5580000" cy="1941375"/>
+                      <a:ext cx="5580000" cy="2464500"/>
                     </a:xfrm>
                     <a:prstGeom prst="rect"/>
                   </pic:spPr>

--- a/docs/技术文档.docx
+++ b/docs/技术文档.docx
@@ -1430,7 +1430,7 @@
                 <w:b/>
                 <w:sz w:val="17"/>
               </w:rPr>
-              <w:t>683</w:t>
+              <w:t>705</w:t>
             </w:r>
             <w:r>
               <w:rPr>
@@ -1446,7 +1446,7 @@
                 <w:b/>
                 <w:sz w:val="17"/>
               </w:rPr>
-              <w:t>65</w:t>
+              <w:t>68</w:t>
             </w:r>
             <w:r>
               <w:rPr>
@@ -14300,7 +14300,7 @@
                 <w:b/>
                 <w:sz w:val="17"/>
               </w:rPr>
-              <w:t>683 通过 / 8 跳过 / 60 文件</w:t>
+              <w:t>705 通过 / 8 跳过 / 61 文件</w:t>
             </w:r>
             <w:r>
               <w:rPr>
@@ -14367,7 +14367,7 @@
                 <w:b/>
                 <w:sz w:val="17"/>
               </w:rPr>
-              <w:t>65 通过 / 1 跳过</w:t>
+              <w:t>68 通过 / 1 跳过</w:t>
             </w:r>
             <w:r>
               <w:rPr>
@@ -14393,7 +14393,7 @@
                 <w:b w:val="0"/>
                 <w:sz w:val="17"/>
               </w:rPr>
-              <w:t>导入 → 检查 → AI 分析（mock 模型）→ 审阅 → 导出、刷新恢复、规则库、看板、Worker 生效</w:t>
+              <w:t>导入 → 检查 → AI 分析（mock 模型）→ 审阅 → 导出、刷新恢复、规则库、看板、Worker 生效、数据版本失效与撤销重检、移动端底部操作区</w:t>
             </w:r>
           </w:p>
         </w:tc>
@@ -17867,7 +17867,7 @@
           <w:b w:val="0"/>
           <w:sz w:val="21"/>
         </w:rPr>
-        <w:t>683 个单元测试（8 个跳过）+ 65 个端到端测试全绿；</w:t>
+        <w:t>705 个单元测试（8 个跳过）+ 68 个端到端测试全绿；</w:t>
       </w:r>
     </w:p>
     <w:p>
@@ -19934,7 +19934,7 @@
                 <w:b w:val="0"/>
                 <w:sz w:val="17"/>
               </w:rPr>
-              <w:t>TypeScript strict；653 单测；架构约束测试（§7.5）。</w:t>
+              <w:t>TypeScript strict；705 单测；架构约束测试（§7.5）。</w:t>
             </w:r>
             <w:r>
               <w:rPr>

--- a/docs/技术文档.docx
+++ b/docs/技术文档.docx
@@ -1430,7 +1430,7 @@
                 <w:b/>
                 <w:sz w:val="17"/>
               </w:rPr>
-              <w:t>705</w:t>
+              <w:t>716</w:t>
             </w:r>
             <w:r>
               <w:rPr>
@@ -1446,7 +1446,7 @@
                 <w:b/>
                 <w:sz w:val="17"/>
               </w:rPr>
-              <w:t>68</w:t>
+              <w:t>76</w:t>
             </w:r>
             <w:r>
               <w:rPr>
@@ -14300,7 +14300,7 @@
                 <w:b/>
                 <w:sz w:val="17"/>
               </w:rPr>
-              <w:t>705 通过 / 8 跳过 / 61 文件</w:t>
+              <w:t>716 通过 / 8 跳过 / 63 文件</w:t>
             </w:r>
             <w:r>
               <w:rPr>
@@ -14326,7 +14326,7 @@
                 <w:b w:val="0"/>
                 <w:sz w:val="17"/>
               </w:rPr>
-              <w:t>core 检查引擎、同义归并、清洗执行、脚本生成、状态机、出站白名单、组件逻辑</w:t>
+              <w:t>core 检查引擎、同义归并、清洗执行、脚本生成、状态机、出站白名单、组件逻辑、可读报告与 Word 生成</w:t>
             </w:r>
           </w:p>
         </w:tc>
@@ -14367,7 +14367,7 @@
                 <w:b/>
                 <w:sz w:val="17"/>
               </w:rPr>
-              <w:t>68 通过 / 1 跳过</w:t>
+              <w:t>76 通过 / 1 跳过</w:t>
             </w:r>
             <w:r>
               <w:rPr>
@@ -14393,7 +14393,7 @@
                 <w:b w:val="0"/>
                 <w:sz w:val="17"/>
               </w:rPr>
-              <w:t>导入 → 检查 → AI 分析（mock 模型）→ 审阅 → 导出、刷新恢复、规则库、看板、Worker 生效、数据版本失效与撤销重检、移动端底部操作区</w:t>
+              <w:t>导入 → 检查 → AI 分析（mock 模型）→ 审阅 → 导出、刷新恢复、规则库、看板、Worker 生效、数据版本失效与撤销重检、移动端底部操作区、可读报告打印/Word、示例数据、字段定位与移动端任务切换</w:t>
             </w:r>
           </w:p>
         </w:tc>
@@ -17867,7 +17867,7 @@
           <w:b w:val="0"/>
           <w:sz w:val="21"/>
         </w:rPr>
-        <w:t>705 个单元测试（8 个跳过）+ 68 个端到端测试全绿；</w:t>
+        <w:t>716 个单元测试（8 个跳过）+ 76 个端到端测试全绿；</w:t>
       </w:r>
     </w:p>
     <w:p>
@@ -19934,7 +19934,7 @@
                 <w:b w:val="0"/>
                 <w:sz w:val="17"/>
               </w:rPr>
-              <w:t>TypeScript strict；705 单测；架构约束测试（§7.5）。</w:t>
+              <w:t>TypeScript strict；716 单测；架构约束测试（§7.5）。</w:t>
             </w:r>
             <w:r>
               <w:rPr>

--- a/docs/技术文档.docx
+++ b/docs/技术文档.docx
@@ -1430,7 +1430,7 @@
                 <w:b/>
                 <w:sz w:val="17"/>
               </w:rPr>
-              <w:t>716</w:t>
+              <w:t>722</w:t>
             </w:r>
             <w:r>
               <w:rPr>
@@ -1446,7 +1446,7 @@
                 <w:b/>
                 <w:sz w:val="17"/>
               </w:rPr>
-              <w:t>76</w:t>
+              <w:t>77</w:t>
             </w:r>
             <w:r>
               <w:rPr>
@@ -14300,7 +14300,7 @@
                 <w:b/>
                 <w:sz w:val="17"/>
               </w:rPr>
-              <w:t>716 通过 / 8 跳过 / 63 文件</w:t>
+              <w:t>722 通过 / 8 跳过 / 63 文件</w:t>
             </w:r>
             <w:r>
               <w:rPr>
@@ -14326,7 +14326,7 @@
                 <w:b w:val="0"/>
                 <w:sz w:val="17"/>
               </w:rPr>
-              <w:t>core 检查引擎、同义归并、清洗执行、脚本生成、状态机、出站白名单、组件逻辑、可读报告与 Word 生成</w:t>
+              <w:t>core 检查引擎、同义归并、清洗执行、脚本生成、状态机、出站白名单、组件逻辑、可读报告与 Word 生成、中断工具调用修复</w:t>
             </w:r>
           </w:p>
         </w:tc>
@@ -14367,7 +14367,7 @@
                 <w:b/>
                 <w:sz w:val="17"/>
               </w:rPr>
-              <w:t>76 通过 / 1 跳过</w:t>
+              <w:t>77 通过 / 1 跳过</w:t>
             </w:r>
             <w:r>
               <w:rPr>
@@ -14393,7 +14393,7 @@
                 <w:b w:val="0"/>
                 <w:sz w:val="17"/>
               </w:rPr>
-              <w:t>导入 → 检查 → AI 分析（mock 模型）→ 审阅 → 导出、刷新恢复、规则库、看板、Worker 生效、数据版本失效与撤销重检、移动端底部操作区、可读报告打印/Word、示例数据、字段定位与移动端任务切换</w:t>
+              <w:t>导入 → 检查 → AI 分析（mock 模型）→ 审阅 → 导出、刷新恢复、规则库、看板、Worker 生效、数据版本失效与撤销重检、移动端底部操作区、可读报告打印/Word、示例数据、字段定位与移动端任务切换、中断工具调用后重试</w:t>
             </w:r>
           </w:p>
         </w:tc>
@@ -17867,7 +17867,7 @@
           <w:b w:val="0"/>
           <w:sz w:val="21"/>
         </w:rPr>
-        <w:t>716 个单元测试（8 个跳过）+ 76 个端到端测试全绿；</w:t>
+        <w:t>722 个单元测试（8 个跳过）+ 77 个端到端测试全绿；</w:t>
       </w:r>
     </w:p>
     <w:p>
@@ -19934,7 +19934,7 @@
                 <w:b w:val="0"/>
                 <w:sz w:val="17"/>
               </w:rPr>
-              <w:t>TypeScript strict；716 单测；架构约束测试（§7.5）。</w:t>
+              <w:t>TypeScript strict；722 单测；架构约束测试（§7.5）。</w:t>
             </w:r>
             <w:r>
               <w:rPr>

--- a/docs/技术文档.docx
+++ b/docs/技术文档.docx
@@ -1430,7 +1430,7 @@
                 <w:b/>
                 <w:sz w:val="17"/>
               </w:rPr>
-              <w:t>722</w:t>
+              <w:t>724</w:t>
             </w:r>
             <w:r>
               <w:rPr>
@@ -14300,7 +14300,7 @@
                 <w:b/>
                 <w:sz w:val="17"/>
               </w:rPr>
-              <w:t>722 通过 / 8 跳过 / 63 文件</w:t>
+              <w:t>724 通过 / 8 跳过 / 63 文件</w:t>
             </w:r>
             <w:r>
               <w:rPr>
@@ -17867,7 +17867,7 @@
           <w:b w:val="0"/>
           <w:sz w:val="21"/>
         </w:rPr>
-        <w:t>722 个单元测试（8 个跳过）+ 77 个端到端测试全绿；</w:t>
+        <w:t>724 个单元测试（8 个跳过）+ 77 个端到端测试全绿；</w:t>
       </w:r>
     </w:p>
     <w:p>
@@ -19934,7 +19934,7 @@
                 <w:b w:val="0"/>
                 <w:sz w:val="17"/>
               </w:rPr>
-              <w:t>TypeScript strict；722 单测；架构约束测试（§7.5）。</w:t>
+              <w:t>TypeScript strict；724 单测；架构约束测试（§7.5）。</w:t>
             </w:r>
             <w:r>
               <w:rPr>

--- a/docs/技术文档.docx
+++ b/docs/技术文档.docx
@@ -1430,7 +1430,7 @@
                 <w:b/>
                 <w:sz w:val="17"/>
               </w:rPr>
-              <w:t>724</w:t>
+              <w:t>726</w:t>
             </w:r>
             <w:r>
               <w:rPr>
@@ -1446,7 +1446,7 @@
                 <w:b/>
                 <w:sz w:val="17"/>
               </w:rPr>
-              <w:t>77</w:t>
+              <w:t>78</w:t>
             </w:r>
             <w:r>
               <w:rPr>
@@ -14300,7 +14300,7 @@
                 <w:b/>
                 <w:sz w:val="17"/>
               </w:rPr>
-              <w:t>724 通过 / 8 跳过 / 63 文件</w:t>
+              <w:t>726 通过 / 8 跳过 / 63 文件</w:t>
             </w:r>
             <w:r>
               <w:rPr>
@@ -14367,7 +14367,7 @@
                 <w:b/>
                 <w:sz w:val="17"/>
               </w:rPr>
-              <w:t>77 通过 / 1 跳过</w:t>
+              <w:t>78 通过 / 1 跳过</w:t>
             </w:r>
             <w:r>
               <w:rPr>
@@ -17867,7 +17867,7 @@
           <w:b w:val="0"/>
           <w:sz w:val="21"/>
         </w:rPr>
-        <w:t>724 个单元测试（8 个跳过）+ 77 个端到端测试全绿；</w:t>
+        <w:t>726 个单元测试（8 个跳过）+ 78 个端到端测试全绿；</w:t>
       </w:r>
     </w:p>
     <w:p>
@@ -19934,7 +19934,7 @@
                 <w:b w:val="0"/>
                 <w:sz w:val="17"/>
               </w:rPr>
-              <w:t>TypeScript strict；724 单测；架构约束测试（§7.5）。</w:t>
+              <w:t>TypeScript strict；726 单测；架构约束测试（§7.5）。</w:t>
             </w:r>
             <w:r>
               <w:rPr>

--- a/docs/技术文档.docx
+++ b/docs/技术文档.docx
@@ -1446,7 +1446,7 @@
                 <w:b/>
                 <w:sz w:val="17"/>
               </w:rPr>
-              <w:t>78</w:t>
+              <w:t>79</w:t>
             </w:r>
             <w:r>
               <w:rPr>
@@ -14367,7 +14367,7 @@
                 <w:b/>
                 <w:sz w:val="17"/>
               </w:rPr>
-              <w:t>78 通过 / 1 跳过</w:t>
+              <w:t>79 通过 / 1 跳过</w:t>
             </w:r>
             <w:r>
               <w:rPr>
@@ -17213,7 +17213,7 @@
           <w:b w:val="0"/>
           <w:sz w:val="21"/>
         </w:rPr>
-        <w:t xml:space="preserve"> 约 7 秒。代价要说清——「单测通过数」因此不含 L5 的 6 条，两处分开写；</w:t>
+        <w:t xml:space="preserve"> 约 28 秒（测试文件串行，消除 perf 并行竞争）。代价要说清——「单测通过数」因此不含 L5 的 6 条，两处分开写；</w:t>
       </w:r>
     </w:p>
     <w:p>
@@ -17867,7 +17867,7 @@
           <w:b w:val="0"/>
           <w:sz w:val="21"/>
         </w:rPr>
-        <w:t>726 个单元测试（8 个跳过）+ 78 个端到端测试全绿；</w:t>
+        <w:t>726 个单元测试（8 个跳过）+ 79 个端到端测试全绿；</w:t>
       </w:r>
     </w:p>
     <w:p>

--- a/docs/技术文档.docx
+++ b/docs/技术文档.docx
@@ -1430,7 +1430,7 @@
                 <w:b/>
                 <w:sz w:val="17"/>
               </w:rPr>
-              <w:t>726</w:t>
+              <w:t>729</w:t>
             </w:r>
             <w:r>
               <w:rPr>
@@ -14300,7 +14300,7 @@
                 <w:b/>
                 <w:sz w:val="17"/>
               </w:rPr>
-              <w:t>726 通过 / 8 跳过 / 63 文件</w:t>
+              <w:t>729 通过 / 8 跳过 / 63 文件</w:t>
             </w:r>
             <w:r>
               <w:rPr>
@@ -17867,7 +17867,7 @@
           <w:b w:val="0"/>
           <w:sz w:val="21"/>
         </w:rPr>
-        <w:t>726 个单元测试（8 个跳过）+ 79 个端到端测试全绿；</w:t>
+        <w:t>729 个单元测试（8 个跳过）+ 79 个端到端测试全绿；</w:t>
       </w:r>
     </w:p>
     <w:p>
@@ -19934,7 +19934,7 @@
                 <w:b w:val="0"/>
                 <w:sz w:val="17"/>
               </w:rPr>
-              <w:t>TypeScript strict；726 单测；架构约束测试（§7.5）。</w:t>
+              <w:t>TypeScript strict；729 单测；架构约束测试（§7.5）。</w:t>
             </w:r>
             <w:r>
               <w:rPr>

--- a/docs/技术文档.docx
+++ b/docs/技术文档.docx
@@ -1446,7 +1446,7 @@
                 <w:b/>
                 <w:sz w:val="17"/>
               </w:rPr>
-              <w:t>79</w:t>
+              <w:t>80</w:t>
             </w:r>
             <w:r>
               <w:rPr>
@@ -14367,7 +14367,7 @@
                 <w:b/>
                 <w:sz w:val="17"/>
               </w:rPr>
-              <w:t>79 通过 / 1 跳过</w:t>
+              <w:t>80 通过 / 1 跳过</w:t>
             </w:r>
             <w:r>
               <w:rPr>
@@ -17867,7 +17867,7 @@
           <w:b w:val="0"/>
           <w:sz w:val="21"/>
         </w:rPr>
-        <w:t>729 个单元测试（8 个跳过）+ 79 个端到端测试全绿；</w:t>
+        <w:t>729 个单元测试（8 个跳过）+ 80 个端到端测试全绿；</w:t>
       </w:r>
     </w:p>
     <w:p>

--- a/docs/技术文档.docx
+++ b/docs/技术文档.docx
@@ -1430,7 +1430,7 @@
                 <w:b/>
                 <w:sz w:val="17"/>
               </w:rPr>
-              <w:t>729</w:t>
+              <w:t>732</w:t>
             </w:r>
             <w:r>
               <w:rPr>
@@ -14300,7 +14300,7 @@
                 <w:b/>
                 <w:sz w:val="17"/>
               </w:rPr>
-              <w:t>729 通过 / 8 跳过 / 63 文件</w:t>
+              <w:t>732 通过 / 8 跳过 / 63 文件</w:t>
             </w:r>
             <w:r>
               <w:rPr>
@@ -17867,7 +17867,7 @@
           <w:b w:val="0"/>
           <w:sz w:val="21"/>
         </w:rPr>
-        <w:t>729 个单元测试（8 个跳过）+ 80 个端到端测试全绿；</w:t>
+        <w:t>732 个单元测试（8 个跳过）+ 80 个端到端测试全绿；</w:t>
       </w:r>
     </w:p>
     <w:p>
@@ -19934,7 +19934,7 @@
                 <w:b w:val="0"/>
                 <w:sz w:val="17"/>
               </w:rPr>
-              <w:t>TypeScript strict；729 单测；架构约束测试（§7.5）。</w:t>
+              <w:t>TypeScript strict；732 单测；架构约束测试（§7.5）。</w:t>
             </w:r>
             <w:r>
               <w:rPr>

--- a/docs/技术文档.docx
+++ b/docs/技术文档.docx
@@ -136,7 +136,7 @@
           <w:b w:val="0"/>
           <w:sz w:val="21"/>
         </w:rPr>
-        <w:t>：v0.1（2026-10-18）　封面信息待团队填写</w:t>
+        <w:t>：v0.2（2026-10-25）　封面信息待团队填写</w:t>
       </w:r>
     </w:p>
     <w:p>
@@ -1430,7 +1430,7 @@
                 <w:b/>
                 <w:sz w:val="17"/>
               </w:rPr>
-              <w:t>732</w:t>
+              <w:t>750</w:t>
             </w:r>
             <w:r>
               <w:rPr>
@@ -1446,7 +1446,7 @@
                 <w:b/>
                 <w:sz w:val="17"/>
               </w:rPr>
-              <w:t>80</w:t>
+              <w:t>85</w:t>
             </w:r>
             <w:r>
               <w:rPr>
@@ -6393,6 +6393,56 @@
       </w:r>
     </w:p>
     <w:p>
+      <w:r>
+        <w:rPr>
+          <w:rFonts w:ascii="宋体" w:hAnsi="宋体" w:eastAsia="宋体"/>
+          <w:b/>
+          <w:sz w:val="21"/>
+        </w:rPr>
+        <w:t>检查页是一个可核对的证据工作区</w:t>
+      </w:r>
+      <w:r>
+        <w:rPr>
+          <w:rFonts w:ascii="宋体" w:hAnsi="宋体" w:eastAsia="宋体"/>
+          <w:b w:val="0"/>
+          <w:sz w:val="21"/>
+        </w:rPr>
+        <w:t>：问题列表可按严重度、字段与</w:t>
+      </w:r>
+      <w:r>
+        <w:rPr>
+          <w:rFonts w:ascii="宋体" w:hAnsi="宋体" w:eastAsia="宋体"/>
+          <w:b/>
+          <w:sz w:val="21"/>
+        </w:rPr>
+        <w:t>复核状态</w:t>
+      </w:r>
+      <w:r>
+        <w:rPr>
+          <w:rFonts w:ascii="宋体" w:hAnsi="宋体" w:eastAsia="宋体"/>
+          <w:b w:val="0"/>
+          <w:sz w:val="21"/>
+        </w:rPr>
+        <w:t xml:space="preserve">（待确认 / 已接受 / 已拒绝 / 已执行）筛选；复核状态按「同一检查项 + 同一字段」关联到 AI 建议，没有对应建议的问题不显示状态，不把「还没让 AI 复核」说成「等你确认」。点问题里的行号会直接跳到下方数据表对应行并高亮 —— 数据表是虚拟列表，跳转用 </w:t>
+      </w:r>
+      <w:r>
+        <w:rPr>
+          <w:rFonts w:ascii="Consolas" w:hAnsi="Consolas" w:eastAsia="宋体"/>
+          <w:b w:val="0"/>
+          <w:sz w:val="19"/>
+        </w:rPr>
+        <w:t>scrollToIndex</w:t>
+      </w:r>
+      <w:r>
+        <w:rPr>
+          <w:rFonts w:ascii="宋体" w:hAnsi="宋体" w:eastAsia="宋体"/>
+          <w:b w:val="0"/>
+          <w:sz w:val="21"/>
+        </w:rPr>
+        <w:t xml:space="preserve"> 真滚动，而不是只加一个样式。</w:t>
+      </w:r>
+    </w:p>
+    <w:p>
       <w:pPr>
         <w:pStyle w:val="Heading2"/>
       </w:pPr>
@@ -8158,6 +8208,27 @@
     </w:p>
     <w:p>
       <w:pPr>
+        <w:pStyle w:val="ListBullet"/>
+      </w:pPr>
+      <w:r>
+        <w:rPr>
+          <w:rFonts w:ascii="宋体" w:hAnsi="宋体" w:eastAsia="宋体"/>
+          <w:b/>
+          <w:sz w:val="21"/>
+        </w:rPr>
+        <w:t>规则详情按核对顺序展开</w:t>
+      </w:r>
+      <w:r>
+        <w:rPr>
+          <w:rFonts w:ascii="宋体" w:hAnsi="宋体" w:eastAsia="宋体"/>
+          <w:b w:val="0"/>
+          <w:sz w:val="21"/>
+        </w:rPr>
+        <w:t>：核验状态、适用字段与来源等级 → 触发条件、正文、正例、异常示例 → 「来源与核对」区块（来源、来源链接、文档版本、核验日期、生效日期、规则 ID、索引构建时间）。知识库尚未收录的字段一律如实标注「未提供」，界面不代填 —— 缺字段被悄悄省略，读者会以为这条规则本来就没有这些信息。</w:t>
+      </w:r>
+    </w:p>
+    <w:p>
+      <w:pPr>
         <w:keepNext/>
         <w:spacing w:after="40"/>
         <w:jc w:val="center"/>
@@ -8672,7 +8743,7 @@
           <w:b w:val="0"/>
           <w:sz w:val="21"/>
         </w:rPr>
-        <w:t xml:space="preserve">）。早期那次 </w:t>
+        <w:t xml:space="preserve">，2026-10-25 已用 pandas 3.0.1 真跑通过）。早期那次 </w:t>
       </w:r>
       <w:r>
         <w:rPr>
@@ -8689,6 +8760,27 @@
           <w:sz w:val="21"/>
         </w:rPr>
         <w:t xml:space="preserve"> 只是手工验证，不是回归判据。</w:t>
+      </w:r>
+    </w:p>
+    <w:p>
+      <w:pPr>
+        <w:pStyle w:val="ListBullet"/>
+      </w:pPr>
+      <w:r>
+        <w:rPr>
+          <w:rFonts w:ascii="宋体" w:hAnsi="宋体" w:eastAsia="宋体"/>
+          <w:b/>
+          <w:sz w:val="21"/>
+        </w:rPr>
+        <w:t>可读报告（打印 / 另存为 PDF 与 Word .docx）</w:t>
+      </w:r>
+      <w:r>
+        <w:rPr>
+          <w:rFonts w:ascii="宋体" w:hAnsi="宋体" w:eastAsia="宋体"/>
+          <w:b w:val="0"/>
+          <w:sz w:val="21"/>
+        </w:rPr>
+        <w:t>：报告与界面共用同一批产物（留痕、前后对比、人工决定），并新增「检查结论」段落 —— 只有检查跑完且属于当前数据版本才给检出分布与字段数；未完成、失败或属于旧版本时只说明原因、不给结论，空清单不会被写成「没有问题」。</w:t>
       </w:r>
     </w:p>
     <w:p>
@@ -14300,7 +14392,7 @@
                 <w:b/>
                 <w:sz w:val="17"/>
               </w:rPr>
-              <w:t>732 通过 / 8 跳过 / 63 文件</w:t>
+              <w:t>750 通过 / 8 跳过 / 64 文件</w:t>
             </w:r>
             <w:r>
               <w:rPr>
@@ -14326,7 +14418,7 @@
                 <w:b w:val="0"/>
                 <w:sz w:val="17"/>
               </w:rPr>
-              <w:t>core 检查引擎、同义归并、清洗执行、脚本生成、状态机、出站白名单、组件逻辑、可读报告与 Word 生成、中断工具调用修复</w:t>
+              <w:t>core 检查引擎、同义归并、清洗执行、脚本生成、状态机、出站白名单、组件逻辑、可读报告与 Word 生成、复核状态关联、中断工具调用修复</w:t>
             </w:r>
           </w:p>
         </w:tc>
@@ -14367,7 +14459,7 @@
                 <w:b/>
                 <w:sz w:val="17"/>
               </w:rPr>
-              <w:t>80 通过 / 1 跳过</w:t>
+              <w:t>85 通过 / 1 跳过</w:t>
             </w:r>
             <w:r>
               <w:rPr>
@@ -14393,7 +14485,7 @@
                 <w:b w:val="0"/>
                 <w:sz w:val="17"/>
               </w:rPr>
-              <w:t>导入 → 检查 → AI 分析（mock 模型）→ 审阅 → 导出、刷新恢复、规则库、看板、Worker 生效、数据版本失效与撤销重检、移动端底部操作区、可读报告打印/Word、示例数据、字段定位与移动端任务切换、中断工具调用后重试</w:t>
+              <w:t>导入 → 检查 → AI 分析（mock 模型）→ 审阅 → 导出、刷新恢复、规则库、看板、Worker 生效、数据版本失效与撤销重检、移动端底部操作区、可读报告打印/Word 与检查结论、示例数据、字段定位/行号跳转/复核状态筛选、移动端任务切换与 44px 控件、中断工具调用后重试</w:t>
             </w:r>
           </w:p>
         </w:tc>
@@ -17867,7 +17959,7 @@
           <w:b w:val="0"/>
           <w:sz w:val="21"/>
         </w:rPr>
-        <w:t>732 个单元测试（8 个跳过）+ 80 个端到端测试全绿；</w:t>
+        <w:t>750 个单元测试（8 个跳过）+ 85 个端到端测试全绿；</w:t>
       </w:r>
     </w:p>
     <w:p>
@@ -18401,7 +18493,7 @@
                 <w:b w:val="0"/>
                 <w:sz w:val="17"/>
               </w:rPr>
-              <w:t xml:space="preserve"> 字面值、前导零、去重与归并方向）；没有 pandas 时只验语法。</w:t>
+              <w:t xml:space="preserve"> 字面值、前导零、去重与归并方向）；没有 pandas 时只验语法。2026-10-25 已在 pandas 3.0.1 上真跑通过一次（命令见附录 B），但</w:t>
             </w:r>
             <w:r>
               <w:rPr>
@@ -18417,7 +18509,7 @@
                 <w:b w:val="0"/>
                 <w:sz w:val="17"/>
               </w:rPr>
-              <w:t>，所以「等价」在没装 pandas 的机器上不是每次提交都在验</w:t>
+              <w:t>，所以「等价」仍不是每次提交都在验</w:t>
             </w:r>
           </w:p>
         </w:tc>
@@ -19934,7 +20026,7 @@
                 <w:b w:val="0"/>
                 <w:sz w:val="17"/>
               </w:rPr>
-              <w:t>TypeScript strict；732 单测；架构约束测试（§7.5）。</w:t>
+              <w:t>TypeScript strict；750 单测；架构约束测试（§7.5）。</w:t>
             </w:r>
             <w:r>
               <w:rPr>
@@ -20555,6 +20647,11 @@
         <w:t>pnpm test src/knowledge/retrievalEval.test.ts    # L3 检索指标</w:t>
         <w:br/>
         <w:t>pnpm eval:l5                                      # L5 性能与成本（已拆出默认套件）</w:t>
+        <w:br/>
+        <w:br/>
+        <w:t># pandas 脚本等价性（有 pandas 时真跑并与执行器逐格比对）</w:t>
+        <w:br/>
+        <w:t>PYTHON=/path/to/python-with-pandas pnpm test src/scriptgen/pandas-runtime.test.ts</w:t>
       </w:r>
     </w:p>
     <w:p>

--- a/docs/技术文档.docx
+++ b/docs/技术文档.docx
@@ -17637,7 +17637,7 @@
       <w:r>
         <w:drawing>
           <wp:inline xmlns:a="http://schemas.openxmlformats.org/drawingml/2006/main" xmlns:pic="http://schemas.openxmlformats.org/drawingml/2006/picture">
-            <wp:extent cx="5580000" cy="2464500"/>
+            <wp:extent cx="5580000" cy="1941375"/>
             <wp:docPr id="7" name="Picture 7"/>
             <wp:cNvGraphicFramePr>
               <a:graphicFrameLocks noChangeAspect="1"/>
@@ -17658,7 +17658,7 @@
                   <pic:spPr>
                     <a:xfrm>
                       <a:off x="0" y="0"/>
-                      <a:ext cx="5580000" cy="2464500"/>
+                      <a:ext cx="5580000" cy="1941375"/>
                     </a:xfrm>
                     <a:prstGeom prst="rect"/>
                   </pic:spPr>

--- a/docs/技术文档.docx
+++ b/docs/技术文档.docx
@@ -926,7 +926,7 @@
                 <w:b w:val="0"/>
                 <w:sz w:val="17"/>
               </w:rPr>
-              <w:t>113 条数据质量规则，双路召回 + 列名加权，每条命中给出召回理由</w:t>
+              <w:t>178 条数据质量规则（7 个学科），双路召回 + 列名加权，每条命中给出召回理由与来源链接</w:t>
             </w:r>
           </w:p>
         </w:tc>
@@ -1193,7 +1193,7 @@
                 <w:b w:val="0"/>
                 <w:sz w:val="17"/>
               </w:rPr>
-              <w:t>检索命中（L3，21 条查询评测集）</w:t>
+              <w:t>检索命中（L3，21 条查询评测集，178 条索引）</w:t>
             </w:r>
           </w:p>
         </w:tc>
@@ -1211,7 +1211,7 @@
                 <w:b w:val="0"/>
                 <w:sz w:val="17"/>
               </w:rPr>
-              <w:t xml:space="preserve">Hit@5 </w:t>
+              <w:t xml:space="preserve">Hit@1 </w:t>
             </w:r>
             <w:r>
               <w:rPr>
@@ -1219,7 +1219,23 @@
                 <w:b/>
                 <w:sz w:val="17"/>
               </w:rPr>
-              <w:t>100%</w:t>
+              <w:t>78.9%</w:t>
+            </w:r>
+            <w:r>
+              <w:rPr>
+                <w:rFonts w:ascii="宋体" w:hAnsi="宋体" w:eastAsia="宋体"/>
+                <w:b w:val="0"/>
+                <w:sz w:val="17"/>
+              </w:rPr>
+              <w:t xml:space="preserve"> / Hit@5 </w:t>
+            </w:r>
+            <w:r>
+              <w:rPr>
+                <w:rFonts w:ascii="宋体" w:hAnsi="宋体" w:eastAsia="宋体"/>
+                <w:b/>
+                <w:sz w:val="17"/>
+              </w:rPr>
+              <w:t>94.7%</w:t>
             </w:r>
             <w:r>
               <w:rPr>
@@ -1235,7 +1251,7 @@
                 <w:b/>
                 <w:sz w:val="17"/>
               </w:rPr>
-              <w:t>0.9737</w:t>
+              <w:t>0.8684</w:t>
             </w:r>
           </w:p>
         </w:tc>
@@ -1430,7 +1446,7 @@
                 <w:b/>
                 <w:sz w:val="17"/>
               </w:rPr>
-              <w:t>750</w:t>
+              <w:t>755</w:t>
             </w:r>
             <w:r>
               <w:rPr>
@@ -8036,7 +8052,7 @@
           <w:b w:val="0"/>
           <w:sz w:val="21"/>
         </w:rPr>
-        <w:t>索引：113 条规则（通用 92 + 数据科学与大数据技术 21），由 Python 构建管线从 Excel 模板生成，含</w:t>
+        <w:t>索引：</w:t>
       </w:r>
       <w:r>
         <w:rPr>
@@ -8044,6 +8060,22 @@
           <w:b/>
           <w:sz w:val="21"/>
         </w:rPr>
+        <w:t>178 条</w:t>
+      </w:r>
+      <w:r>
+        <w:rPr>
+          <w:rFonts w:ascii="宋体" w:hAnsi="宋体" w:eastAsia="宋体"/>
+          <w:b w:val="0"/>
+          <w:sz w:val="21"/>
+        </w:rPr>
+        <w:t>规则（通用 126 + 学科 52：数据科学与大数据技术 27，心理学/教育学/公共卫生/社会学/经济学各 5），由 Python 构建管线从 Excel 模板生成，含</w:t>
+      </w:r>
+      <w:r>
+        <w:rPr>
+          <w:rFonts w:ascii="宋体" w:hAnsi="宋体" w:eastAsia="宋体"/>
+          <w:b/>
+          <w:sz w:val="21"/>
+        </w:rPr>
         <w:t>双路向量</w:t>
       </w:r>
       <w:r>
@@ -8052,7 +8084,23 @@
           <w:b w:val="0"/>
           <w:sz w:val="21"/>
         </w:rPr>
-        <w:t>（字符 n-gram 哈希 / 可选 bge）；</w:t>
+        <w:t xml:space="preserve">（字符 n-gram 哈希 / 可选 bge）；核验状态为团队交付的 </w:t>
+      </w:r>
+      <w:r>
+        <w:rPr>
+          <w:rFonts w:ascii="宋体" w:hAnsi="宋体" w:eastAsia="宋体"/>
+          <w:b/>
+          <w:sz w:val="21"/>
+        </w:rPr>
+        <w:t>104 已核对 / 74 待核对</w:t>
+      </w:r>
+      <w:r>
+        <w:rPr>
+          <w:rFonts w:ascii="宋体" w:hAnsi="宋体" w:eastAsia="宋体"/>
+          <w:b w:val="0"/>
+          <w:sz w:val="21"/>
+        </w:rPr>
+        <w:t>；</w:t>
       </w:r>
     </w:p>
     <w:p>
@@ -8097,7 +8145,7 @@
           <w:b w:val="0"/>
           <w:sz w:val="21"/>
         </w:rPr>
-        <w:t>（不传学科时全部 113 条都可召回，传了则该学科条目排前并给出「学科命中」理由）；</w:t>
+        <w:t>（不传学科时全部 178 条都可召回，传了则该学科条目排前并给出「学科命中」理由）；</w:t>
       </w:r>
     </w:p>
     <w:p>
@@ -8183,6 +8231,27 @@
           <w:sz w:val="21"/>
         </w:rPr>
         <w:t>而不是已生效的效果（§5.6 的检索指标也是在当前后端下测的）；</w:t>
+      </w:r>
+    </w:p>
+    <w:p>
+      <w:pPr>
+        <w:pStyle w:val="ListBullet"/>
+      </w:pPr>
+      <w:r>
+        <w:rPr>
+          <w:rFonts w:ascii="宋体" w:hAnsi="宋体" w:eastAsia="宋体"/>
+          <w:b/>
+          <w:sz w:val="21"/>
+        </w:rPr>
+        <w:t>来源与核验可直接核对</w:t>
+      </w:r>
+      <w:r>
+        <w:rPr>
+          <w:rFonts w:ascii="宋体" w:hAnsi="宋体" w:eastAsia="宋体"/>
+          <w:b w:val="0"/>
+          <w:sz w:val="21"/>
+        </w:rPr>
+        <w:t>：多学科扩展版把公开 URL 与「核对日期」写进「来源」列，界面把第一个 URL 渲染成可点开的来源链接、把日期行（核对/资料查阅/复核日期）渲染成核验日期；解析不到才写「未提供」。</w:t>
       </w:r>
     </w:p>
     <w:p>
@@ -10279,6 +10348,22 @@
           <w:b/>
           <w:sz w:val="21"/>
         </w:rPr>
+        <w:t>78.9%</w:t>
+      </w:r>
+      <w:r>
+        <w:rPr>
+          <w:rFonts w:ascii="宋体" w:hAnsi="宋体" w:eastAsia="宋体"/>
+          <w:b w:val="0"/>
+          <w:sz w:val="21"/>
+        </w:rPr>
+        <w:t xml:space="preserve">（分母为有期望命中的 19 条）、Hit@5 </w:t>
+      </w:r>
+      <w:r>
+        <w:rPr>
+          <w:rFonts w:ascii="宋体" w:hAnsi="宋体" w:eastAsia="宋体"/>
+          <w:b/>
+          <w:sz w:val="21"/>
+        </w:rPr>
         <w:t>94.7%</w:t>
       </w:r>
       <w:r>
@@ -10287,7 +10372,7 @@
           <w:b w:val="0"/>
           <w:sz w:val="21"/>
         </w:rPr>
-        <w:t xml:space="preserve">（分母为有期望命中的 19 条）、Hit@5 </w:t>
+        <w:t xml:space="preserve">、MRR </w:t>
       </w:r>
       <w:r>
         <w:rPr>
@@ -10295,23 +10380,23 @@
           <w:b/>
           <w:sz w:val="21"/>
         </w:rPr>
-        <w:t>100%</w:t>
-      </w:r>
-      <w:r>
-        <w:rPr>
-          <w:rFonts w:ascii="宋体" w:hAnsi="宋体" w:eastAsia="宋体"/>
-          <w:b w:val="0"/>
-          <w:sz w:val="21"/>
-        </w:rPr>
-        <w:t xml:space="preserve">、MRR </w:t>
-      </w:r>
-      <w:r>
-        <w:rPr>
-          <w:rFonts w:ascii="宋体" w:hAnsi="宋体" w:eastAsia="宋体"/>
-          <w:b/>
-          <w:sz w:val="21"/>
-        </w:rPr>
-        <w:t>0.9737</w:t>
+        <w:t>0.8684</w:t>
+      </w:r>
+      <w:r>
+        <w:rPr>
+          <w:rFonts w:ascii="宋体" w:hAnsi="宋体" w:eastAsia="宋体"/>
+          <w:b w:val="0"/>
+          <w:sz w:val="21"/>
+        </w:rPr>
+        <w:t xml:space="preserve">；两条达标线仍满足，但比 113 条索引时低 —— 原因（新库扩大、每轮正文重写导致字面竞争加剧、离线哈希后端只按字面打分）与「不修改查询集」的决定写在 </w:t>
+      </w:r>
+      <w:r>
+        <w:rPr>
+          <w:rFonts w:ascii="Consolas" w:hAnsi="Consolas" w:eastAsia="宋体"/>
+          <w:b w:val="0"/>
+          <w:sz w:val="19"/>
+        </w:rPr>
+        <w:t>knowledge/reports/eval-retrieval.md</w:t>
       </w:r>
       <w:r>
         <w:rPr>
@@ -14392,7 +14477,7 @@
                 <w:b/>
                 <w:sz w:val="17"/>
               </w:rPr>
-              <w:t>750 通过 / 8 跳过 / 64 文件</w:t>
+              <w:t>755 通过 / 8 跳过 / 65 文件</w:t>
             </w:r>
             <w:r>
               <w:rPr>
@@ -15328,7 +15413,7 @@
           <w:b w:val="0"/>
           <w:sz w:val="21"/>
         </w:rPr>
-        <w:t>），Hit@1 94.7% / Hit@5 100% / MRR 0.9737（达标线 Hit@5 ≥90%、MRR ≥0.7）。学科专属 8 条全部排到第 1。</w:t>
+        <w:t>），Hit@1 78.9% / Hit@5 94.7% / MRR 0.8684（达标线 Hit@5 ≥90%、MRR ≥0.7）。学科专属 8 条中 7 条排到第 1；数字低于 113 条索引时，原因见报告 —— 这是如实记录，不是把查询集改成「必中第 1」。</w:t>
       </w:r>
     </w:p>
     <w:p>
@@ -17867,7 +17952,7 @@
           <w:b w:val="0"/>
           <w:sz w:val="21"/>
         </w:rPr>
-        <w:t>8 项规则检查 + 三层（规则级/字面级/语义级）类别归并 + 113 条领域规则库；</w:t>
+        <w:t>8 项规则检查 + 三层（规则级/字面级/语义级）类别归并 + 178 条领域规则库（7 个学科）；</w:t>
       </w:r>
     </w:p>
     <w:p>
@@ -17893,7 +17978,7 @@
           <w:b w:val="0"/>
           <w:sz w:val="21"/>
         </w:rPr>
-        <w:t>建立了五层评测体系并产出可复现的数字：L1 精确率 93.3% / 召回率 100%、L3 Hit@5 100% / MRR 0.9737、L5 剖析 0.97 s 与确定性检查 3.45 s（预算 3 s / 30 s）；</w:t>
+        <w:t>建立了五层评测体系并产出可复现的数字：L1 精确率 93.3% / 召回率 100%、L3 Hit@1 78.9% / Hit@5 94.7% / MRR 0.8684、L5 剖析 0.97 s 与确定性检查 3.45 s（预算 3 s / 30 s）；</w:t>
       </w:r>
     </w:p>
     <w:p>
@@ -17959,7 +18044,7 @@
           <w:b w:val="0"/>
           <w:sz w:val="21"/>
         </w:rPr>
-        <w:t>750 个单元测试（8 个跳过）+ 85 个端到端测试全绿；</w:t>
+        <w:t>755 个单元测试（8 个跳过）+ 85 个端到端测试全绿；</w:t>
       </w:r>
     </w:p>
     <w:p>
@@ -18769,7 +18854,7 @@
                 <w:b/>
                 <w:sz w:val="17"/>
               </w:rPr>
-              <w:t>学科知识库待领域专家核对</w:t>
+              <w:t>学科知识库仍需继续核对</w:t>
             </w:r>
           </w:p>
         </w:tc>
@@ -18787,7 +18872,7 @@
                 <w:b w:val="0"/>
                 <w:sz w:val="17"/>
               </w:rPr>
-              <w:t>113 条全部标注「待核对」；通用层较完善，学科层只有 21 条，内容正确性需团队逐条对照原文</w:t>
+              <w:t>178 条中团队已核对 104 条、仍待核对 74 条；通用层 126 条，学科层 52 条（7 个学科）。已核对是团队交付结果，本作品未代为复核；引用前仍应点开来源链接对照原文</w:t>
             </w:r>
           </w:p>
         </w:tc>
@@ -20026,7 +20111,7 @@
                 <w:b w:val="0"/>
                 <w:sz w:val="17"/>
               </w:rPr>
-              <w:t>TypeScript strict；750 单测；架构约束测试（§7.5）。</w:t>
+              <w:t>TypeScript strict；755 单测；架构约束测试（§7.5）。</w:t>
             </w:r>
             <w:r>
               <w:rPr>

--- a/docs/技术文档.docx
+++ b/docs/技术文档.docx
@@ -794,6 +794,47 @@
                 <w:b w:val="0"/>
                 <w:sz w:val="17"/>
               </w:rPr>
+              <w:t>检查覆盖地图</w:t>
+            </w:r>
+          </w:p>
+        </w:tc>
+        <w:tc>
+          <w:tcPr>
+            <w:tcW w:type="dxa" w:w="4819"/>
+          </w:tcPr>
+          <w:p>
+            <w:pPr>
+              <w:spacing w:after="0"/>
+            </w:pPr>
+            <w:r>
+              <w:rPr>
+                <w:rFonts w:ascii="宋体" w:hAnsi="宋体" w:eastAsia="宋体"/>
+                <w:b w:val="0"/>
+                <w:sz w:val="17"/>
+              </w:rPr>
+              <w:t>按字段列出「已完成检查 / 尚未覆盖 / 下一步」；值域缺口可当场填写适用范围并重检，能力边界与降级如实标出</w:t>
+            </w:r>
+          </w:p>
+        </w:tc>
+      </w:tr>
+      <w:tr>
+        <w:trPr>
+          <w:cantSplit/>
+        </w:trPr>
+        <w:tc>
+          <w:tcPr>
+            <w:tcW w:type="dxa" w:w="4819"/>
+          </w:tcPr>
+          <w:p>
+            <w:pPr>
+              <w:spacing w:after="0"/>
+            </w:pPr>
+            <w:r>
+              <w:rPr>
+                <w:rFonts w:ascii="宋体" w:hAnsi="宋体" w:eastAsia="宋体"/>
+                <w:b w:val="0"/>
+                <w:sz w:val="17"/>
+              </w:rPr>
               <w:t>语义归并</w:t>
             </w:r>
           </w:p>
@@ -1446,7 +1487,7 @@
                 <w:b/>
                 <w:sz w:val="17"/>
               </w:rPr>
-              <w:t>755</w:t>
+              <w:t>778</w:t>
             </w:r>
             <w:r>
               <w:rPr>
@@ -1462,7 +1503,7 @@
                 <w:b/>
                 <w:sz w:val="17"/>
               </w:rPr>
-              <w:t>85</w:t>
+              <w:t>86</w:t>
             </w:r>
             <w:r>
               <w:rPr>
@@ -6459,6 +6500,40 @@
       </w:r>
     </w:p>
     <w:p>
+      <w:r>
+        <w:rPr>
+          <w:rFonts w:ascii="宋体" w:hAnsi="宋体" w:eastAsia="宋体"/>
+          <w:b/>
+          <w:sz w:val="21"/>
+        </w:rPr>
+        <w:t>检查覆盖地图</w:t>
+      </w:r>
+      <w:r>
+        <w:rPr>
+          <w:rFonts w:ascii="宋体" w:hAnsi="宋体" w:eastAsia="宋体"/>
+          <w:b w:val="0"/>
+          <w:sz w:val="21"/>
+        </w:rPr>
+        <w:t>：按字段列出「已完成检查 / 尚未覆盖 / 下一步」。已完成只记真正执行完的检查项；检查未跑完、失败或结论属于旧版本时，整表不给任何「已完成」，只说明「覆盖情况未知」。语义模型降级、值域规则未配置、非数值列不做异常值检查、跨表与跨字段口径不支持，都作为</w:t>
+      </w:r>
+      <w:r>
+        <w:rPr>
+          <w:rFonts w:ascii="宋体" w:hAnsi="宋体" w:eastAsia="宋体"/>
+          <w:b/>
+          <w:sz w:val="21"/>
+        </w:rPr>
+        <w:t>尚未覆盖</w:t>
+      </w:r>
+      <w:r>
+        <w:rPr>
+          <w:rFonts w:ascii="宋体" w:hAnsi="宋体" w:eastAsia="宋体"/>
+          <w:b w:val="0"/>
+          <w:sz w:val="21"/>
+        </w:rPr>
+        <w:t>如实列出 —— 空问题清单不能读成「所有检查通过」。值域缺口可当场填写适用范围并重跑检查；填写的规则只存在当前页面内存，刷新后需重填（数据与结论仍会恢复）。</w:t>
+      </w:r>
+    </w:p>
+    <w:p>
       <w:pPr>
         <w:pStyle w:val="Heading2"/>
       </w:pPr>
@@ -14477,7 +14552,7 @@
                 <w:b/>
                 <w:sz w:val="17"/>
               </w:rPr>
-              <w:t>755 通过 / 8 跳过 / 65 文件</w:t>
+              <w:t>778 通过 / 8 跳过 / 67 文件</w:t>
             </w:r>
             <w:r>
               <w:rPr>
@@ -14544,7 +14619,7 @@
                 <w:b/>
                 <w:sz w:val="17"/>
               </w:rPr>
-              <w:t>85 通过 / 1 跳过</w:t>
+              <w:t>86 通过 / 1 跳过</w:t>
             </w:r>
             <w:r>
               <w:rPr>
@@ -14570,7 +14645,7 @@
                 <w:b w:val="0"/>
                 <w:sz w:val="17"/>
               </w:rPr>
-              <w:t>导入 → 检查 → AI 分析（mock 模型）→ 审阅 → 导出、刷新恢复、规则库、看板、Worker 生效、数据版本失效与撤销重检、移动端底部操作区、可读报告打印/Word 与检查结论、示例数据、字段定位/行号跳转/复核状态筛选、移动端任务切换与 44px 控件、中断工具调用后重试</w:t>
+              <w:t>导入 → 检查 → AI 分析（mock 模型）→ 审阅 → 导出、刷新恢复、规则库、看板、Worker 生效、数据版本失效与撤销重检、移动端底部操作区、可读报告打印/Word 与检查结论、示例数据、字段定位/行号跳转/复核状态筛选、检查覆盖地图与值域配置重检、移动端任务切换与 44px 控件、中断工具调用后重试</w:t>
             </w:r>
           </w:p>
         </w:tc>
@@ -18044,7 +18119,7 @@
           <w:b w:val="0"/>
           <w:sz w:val="21"/>
         </w:rPr>
-        <w:t>755 个单元测试（8 个跳过）+ 85 个端到端测试全绿；</w:t>
+        <w:t>778 个单元测试（8 个跳过）+ 86 个端到端测试全绿；</w:t>
       </w:r>
     </w:p>
     <w:p>
@@ -20111,7 +20186,7 @@
                 <w:b w:val="0"/>
                 <w:sz w:val="17"/>
               </w:rPr>
-              <w:t>TypeScript strict；755 单测；架构约束测试（§7.5）。</w:t>
+              <w:t>TypeScript strict；778 单测；架构约束测试（§7.5）。</w:t>
             </w:r>
             <w:r>
               <w:rPr>

--- a/docs/技术文档.docx
+++ b/docs/技术文档.docx
@@ -812,7 +812,7 @@
                 <w:b w:val="0"/>
                 <w:sz w:val="17"/>
               </w:rPr>
-              <w:t>按字段列出「已完成检查 / 尚未覆盖 / 下一步」；值域缺口可当场填写适用范围并重检，能力边界与降级如实标出</w:t>
+              <w:t>按字段列出「已完成检查 / 尚未覆盖 / 下一步」；数值列可填上下界、分类列可填允许取值清单并重检（保存在当前标签页），能力边界与降级如实标出</w:t>
             </w:r>
           </w:p>
         </w:tc>
@@ -1487,7 +1487,7 @@
                 <w:b/>
                 <w:sz w:val="17"/>
               </w:rPr>
-              <w:t>778</w:t>
+              <w:t>789</w:t>
             </w:r>
             <w:r>
               <w:rPr>
@@ -6201,7 +6201,7 @@
                 <w:b w:val="0"/>
                 <w:sz w:val="17"/>
               </w:rPr>
-              <w:t>可配置的上下界与枚举</w:t>
+              <w:t>数值列可配置上下界、分类列可配置允许取值清单</w:t>
             </w:r>
           </w:p>
         </w:tc>
@@ -6219,7 +6219,7 @@
                 <w:b w:val="0"/>
                 <w:sz w:val="17"/>
               </w:rPr>
-              <w:t>满意度 1–5 评分里出现 0 或 6</w:t>
+              <w:t>满意度 1–5 评分里出现 0 或 6；学历出现「研究生」等清单外写法</w:t>
             </w:r>
           </w:p>
         </w:tc>
@@ -6530,7 +6530,7 @@
           <w:b w:val="0"/>
           <w:sz w:val="21"/>
         </w:rPr>
-        <w:t>如实列出 —— 空问题清单不能读成「所有检查通过」。值域缺口可当场填写适用范围并重跑检查；填写的规则只存在当前页面内存，刷新后需重填（数据与结论仍会恢复）。</w:t>
+        <w:t>如实列出 —— 空问题清单不能读成「所有检查通过」。值域缺口可当场填写适用范围（数值列填上下界、分类列填允许取值清单）并重跑检查；规则保存在当前标签页，刷新后仍生效，关掉标签页或换文件时清空。</w:t>
       </w:r>
     </w:p>
     <w:p>
@@ -8924,7 +8924,7 @@
           <w:b w:val="0"/>
           <w:sz w:val="21"/>
         </w:rPr>
-        <w:t>：报告与界面共用同一批产物（留痕、前后对比、人工决定），并新增「检查结论」段落 —— 只有检查跑完且属于当前数据版本才给检出分布与字段数；未完成、失败或属于旧版本时只说明原因、不给结论，空清单不会被写成「没有问题」。</w:t>
+        <w:t>：报告与界面共用同一批产物（留痕、前后对比、人工决定），并新增「检查结论」段落 —— 只有检查跑完且属于当前数据版本才给检出分布与字段数；未完成、失败或属于旧版本时只说明原因、不给结论，空清单不会被写成「没有问题」；并新增「检查覆盖与能力边界」段落，逐字段与表级列出已完成/未覆盖（与检查页覆盖地图同一份纯函数结果），没有画像时明说而不是略过。</w:t>
       </w:r>
     </w:p>
     <w:p>
@@ -14552,7 +14552,7 @@
                 <w:b/>
                 <w:sz w:val="17"/>
               </w:rPr>
-              <w:t>778 通过 / 8 跳过 / 67 文件</w:t>
+              <w:t>789 通过 / 8 跳过 / 67 文件</w:t>
             </w:r>
             <w:r>
               <w:rPr>
@@ -14645,7 +14645,7 @@
                 <w:b w:val="0"/>
                 <w:sz w:val="17"/>
               </w:rPr>
-              <w:t>导入 → 检查 → AI 分析（mock 模型）→ 审阅 → 导出、刷新恢复、规则库、看板、Worker 生效、数据版本失效与撤销重检、移动端底部操作区、可读报告打印/Word 与检查结论、示例数据、字段定位/行号跳转/复核状态筛选、检查覆盖地图与值域配置重检、移动端任务切换与 44px 控件、中断工具调用后重试</w:t>
+              <w:t>导入 → 检查 → AI 分析（mock 模型）→ 审阅 → 导出、刷新恢复、规则库、看板、Worker 生效、数据版本失效与撤销重检、移动端底部操作区、可读报告打印/Word 与检查结论、示例数据、字段定位/行号跳转/复核状态筛选、检查覆盖地图与值域/允许取值配置并刷新保留、移动端任务切换与 44px 控件、中断工具调用后重试</w:t>
             </w:r>
           </w:p>
         </w:tc>
@@ -18119,7 +18119,7 @@
           <w:b w:val="0"/>
           <w:sz w:val="21"/>
         </w:rPr>
-        <w:t>778 个单元测试（8 个跳过）+ 86 个端到端测试全绿；</w:t>
+        <w:t>789 个单元测试（8 个跳过）+ 86 个端到端测试全绿；</w:t>
       </w:r>
     </w:p>
     <w:p>
@@ -20186,7 +20186,7 @@
                 <w:b w:val="0"/>
                 <w:sz w:val="17"/>
               </w:rPr>
-              <w:t>TypeScript strict；778 单测；架构约束测试（§7.5）。</w:t>
+              <w:t>TypeScript strict；789 单测；架构约束测试（§7.5）。</w:t>
             </w:r>
             <w:r>
               <w:rPr>

--- a/docs/技术文档.docx
+++ b/docs/技术文档.docx
@@ -9145,7 +9145,7 @@
           <w:color w:val="555555"/>
           <w:sz w:val="18"/>
         </w:rPr>
-        <w:t>〔图 5：报告与导出：处理摘要、报告入口与质量概览（线上真实界面）〕</w:t>
+        <w:t>〔图 5：报告与导出：处理摘要、四样产出入口与可读报告（规则库版本 178 条；线上真实界面）〕</w:t>
       </w:r>
     </w:p>
     <w:p>

--- a/docs/技术文档.docx
+++ b/docs/技术文档.docx
@@ -1487,7 +1487,7 @@
                 <w:b/>
                 <w:sz w:val="17"/>
               </w:rPr>
-              <w:t>789</w:t>
+              <w:t>798</w:t>
             </w:r>
             <w:r>
               <w:rPr>
@@ -8521,6 +8521,40 @@
           <w:b/>
           <w:sz w:val="21"/>
         </w:rPr>
+        <w:t>动作名对读者说人话</w:t>
+      </w:r>
+      <w:r>
+        <w:rPr>
+          <w:rFonts w:ascii="宋体" w:hAnsi="宋体" w:eastAsia="宋体"/>
+          <w:b w:val="0"/>
+          <w:sz w:val="21"/>
+        </w:rPr>
+        <w:t xml:space="preserve">：执行器、导出页「未执行」列表和可读报告共用 core 的一份动作中文名映射（归并同类类别 / 去除首尾空格 / 人工统一单位（不改数据）……），界面不再直接印 </w:t>
+      </w:r>
+      <w:r>
+        <w:rPr>
+          <w:rFonts w:ascii="Consolas" w:hAnsi="Consolas" w:eastAsia="宋体"/>
+          <w:b w:val="0"/>
+          <w:sz w:val="19"/>
+        </w:rPr>
+        <w:t>merge_categories</w:t>
+      </w:r>
+      <w:r>
+        <w:rPr>
+          <w:rFonts w:ascii="宋体" w:hAnsi="宋体" w:eastAsia="宋体"/>
+          <w:b w:val="0"/>
+          <w:sz w:val="21"/>
+        </w:rPr>
+        <w:t xml:space="preserve"> 这类标识符。AI 建议的动作如果超出自动执行台账、但语义是「请人工拍板」，会明确记成「已确认、不改数据」而不是报「未执行」——用户确认过的建议不能反悔；只有真正陌生的动作才进「未执行」，理由同样是中文说明并保留原始标识便于追溯。系统提示里把可用动作名直接列给模型，回归测试钉住这句话，减少自造动作名。</w:t>
+      </w:r>
+    </w:p>
+    <w:p>
+      <w:r>
+        <w:rPr>
+          <w:rFonts w:ascii="宋体" w:hAnsi="宋体" w:eastAsia="宋体"/>
+          <w:b/>
+          <w:sz w:val="21"/>
+        </w:rPr>
         <w:t>「可撤销」的确切语义</w:t>
       </w:r>
       <w:r>
@@ -14552,7 +14586,7 @@
                 <w:b/>
                 <w:sz w:val="17"/>
               </w:rPr>
-              <w:t>789 通过 / 8 跳过 / 67 文件</w:t>
+              <w:t>798 通过 / 8 跳过 / 68 文件</w:t>
             </w:r>
             <w:r>
               <w:rPr>
@@ -18119,7 +18153,7 @@
           <w:b w:val="0"/>
           <w:sz w:val="21"/>
         </w:rPr>
-        <w:t>789 个单元测试（8 个跳过）+ 86 个端到端测试全绿；</w:t>
+        <w:t>798 个单元测试（8 个跳过）+ 86 个端到端测试全绿；</w:t>
       </w:r>
     </w:p>
     <w:p>
@@ -20186,7 +20220,7 @@
                 <w:b w:val="0"/>
                 <w:sz w:val="17"/>
               </w:rPr>
-              <w:t>TypeScript strict；789 单测；架构约束测试（§7.5）。</w:t>
+              <w:t>TypeScript strict；798 单测；架构约束测试（§7.5）。</w:t>
             </w:r>
             <w:r>
               <w:rPr>

--- a/docs/技术文档.docx
+++ b/docs/技术文档.docx
@@ -1487,15 +1487,15 @@
                 <w:b/>
                 <w:sz w:val="17"/>
               </w:rPr>
-              <w:t>798</w:t>
-            </w:r>
-            <w:r>
-              <w:rPr>
-                <w:rFonts w:ascii="宋体" w:hAnsi="宋体" w:eastAsia="宋体"/>
-                <w:b w:val="0"/>
-                <w:sz w:val="17"/>
-              </w:rPr>
-              <w:t xml:space="preserve"> 通过（8 跳过）/ 端到端测试 </w:t>
+              <w:t>811</w:t>
+            </w:r>
+            <w:r>
+              <w:rPr>
+                <w:rFonts w:ascii="宋体" w:hAnsi="宋体" w:eastAsia="宋体"/>
+                <w:b w:val="0"/>
+                <w:sz w:val="17"/>
+              </w:rPr>
+              <w:t xml:space="preserve"> 通过（8 跳过，70 个文件）/ 端到端测试 </w:t>
             </w:r>
             <w:r>
               <w:rPr>
@@ -1503,15 +1503,15 @@
                 <w:b/>
                 <w:sz w:val="17"/>
               </w:rPr>
-              <w:t>86</w:t>
-            </w:r>
-            <w:r>
-              <w:rPr>
-                <w:rFonts w:ascii="宋体" w:hAnsi="宋体" w:eastAsia="宋体"/>
-                <w:b w:val="0"/>
-                <w:sz w:val="17"/>
-              </w:rPr>
-              <w:t xml:space="preserve"> 通过；TypeScript strict 全绿</w:t>
+              <w:t>90</w:t>
+            </w:r>
+            <w:r>
+              <w:rPr>
+                <w:rFonts w:ascii="宋体" w:hAnsi="宋体" w:eastAsia="宋体"/>
+                <w:b w:val="0"/>
+                <w:sz w:val="17"/>
+              </w:rPr>
+              <w:t xml:space="preserve"> 通过（1 跳过）；TypeScript strict 全绿</w:t>
             </w:r>
           </w:p>
         </w:tc>
@@ -2791,6 +2791,83 @@
                 <w:sz w:val="17"/>
               </w:rPr>
               <w:t>未实现（见 §8.3）</w:t>
+            </w:r>
+          </w:p>
+        </w:tc>
+      </w:tr>
+      <w:tr>
+        <w:trPr>
+          <w:cantSplit/>
+        </w:trPr>
+        <w:tc>
+          <w:tcPr>
+            <w:tcW w:type="dxa" w:w="2409"/>
+          </w:tcPr>
+          <w:p>
+            <w:pPr>
+              <w:spacing w:after="0"/>
+            </w:pPr>
+            <w:r>
+              <w:rPr>
+                <w:rFonts w:ascii="宋体" w:hAnsi="宋体" w:eastAsia="宋体"/>
+                <w:b w:val="0"/>
+                <w:sz w:val="17"/>
+              </w:rPr>
+              <w:t>F14</w:t>
+            </w:r>
+          </w:p>
+        </w:tc>
+        <w:tc>
+          <w:tcPr>
+            <w:tcW w:type="dxa" w:w="2409"/>
+          </w:tcPr>
+          <w:p>
+            <w:pPr>
+              <w:spacing w:after="0"/>
+            </w:pPr>
+            <w:r>
+              <w:rPr>
+                <w:rFonts w:ascii="宋体" w:hAnsi="宋体" w:eastAsia="宋体"/>
+                <w:b w:val="0"/>
+                <w:sz w:val="17"/>
+              </w:rPr>
+              <w:t>研究场景入口（问卷 / 实验 / 教育场景化引导与合成示例）</w:t>
+            </w:r>
+          </w:p>
+        </w:tc>
+        <w:tc>
+          <w:tcPr>
+            <w:tcW w:type="dxa" w:w="2409"/>
+          </w:tcPr>
+          <w:p>
+            <w:pPr>
+              <w:spacing w:after="0"/>
+            </w:pPr>
+            <w:r>
+              <w:rPr>
+                <w:rFonts w:ascii="宋体" w:hAnsi="宋体" w:eastAsia="宋体"/>
+                <w:b w:val="0"/>
+                <w:sz w:val="17"/>
+              </w:rPr>
+              <w:t>P1</w:t>
+            </w:r>
+          </w:p>
+        </w:tc>
+        <w:tc>
+          <w:tcPr>
+            <w:tcW w:type="dxa" w:w="2409"/>
+          </w:tcPr>
+          <w:p>
+            <w:pPr>
+              <w:spacing w:after="0"/>
+            </w:pPr>
+            <w:r>
+              <w:rPr>
+                <w:rFonts w:ascii="宋体" w:hAnsi="宋体" w:eastAsia="宋体"/>
+                <w:b w:val="0"/>
+                <w:sz w:val="17"/>
+              </w:rPr>
+              <w:t>✅（只影响提示与筛选，8 项检查不减少）</w:t>
             </w:r>
           </w:p>
         </w:tc>
@@ -5532,7 +5609,44 @@
           <w:b w:val="0"/>
           <w:sz w:val="21"/>
         </w:rPr>
-        <w:t>：不是「解析错误」，而是「这个文件读不出来：它是 PDF，只支持 .csv 和 .xlsx，请另存为 CSV 后重试」。</w:t>
+        <w:t>：例如 PDF 会提示「先另存为 CSV 再重试」，而不是只说一句「解析错误」。</w:t>
+      </w:r>
+    </w:p>
+    <w:p>
+      <w:pPr>
+        <w:pStyle w:val="ListBullet"/>
+      </w:pPr>
+      <w:r>
+        <w:rPr>
+          <w:rFonts w:ascii="宋体" w:hAnsi="宋体" w:eastAsia="宋体"/>
+          <w:b/>
+          <w:sz w:val="21"/>
+        </w:rPr>
+        <w:t>研究场景入口（2026-10-26）</w:t>
+      </w:r>
+      <w:r>
+        <w:rPr>
+          <w:rFonts w:ascii="宋体" w:hAnsi="宋体" w:eastAsia="宋体"/>
+          <w:b w:val="0"/>
+          <w:sz w:val="21"/>
+        </w:rPr>
+        <w:t>：首屏可选「问卷数据 / 实验数据 / 教育数据」三个场景，每个给出三条关注点与推荐检查，并提供合成示例数据一键体验。场景只影响提示与检查页的「本次重点」筛选，</w:t>
+      </w:r>
+      <w:r>
+        <w:rPr>
+          <w:rFonts w:ascii="宋体" w:hAnsi="宋体" w:eastAsia="宋体"/>
+          <w:b/>
+          <w:sz w:val="21"/>
+        </w:rPr>
+        <w:t>8 项检查始终全部执行</w:t>
+      </w:r>
+      <w:r>
+        <w:rPr>
+          <w:rFonts w:ascii="宋体" w:hAnsi="宋体" w:eastAsia="宋体"/>
+          <w:b w:val="0"/>
+          <w:sz w:val="21"/>
+        </w:rPr>
+        <w:t>；不写入系统提示词、不做学科映射。</w:t>
       </w:r>
     </w:p>
     <w:p>
@@ -10340,7 +10454,7 @@
           <w:i/>
           <w:sz w:val="19"/>
         </w:rPr>
-        <w:t>；token 估算口径是「中文 1 字符 ≈ 1 token、ASCII 4 字符 ≈ 1 token」，对中文偏乐观（真实分词器可能更省或更费），因此这是</w:t>
+        <w:t>；token 估算口径（中文 1 字符 ≈ 1 token、ASCII 4 字符 ≈ 1 token）对中文偏乐观，因此这是</w:t>
       </w:r>
       <w:r>
         <w:rPr>
@@ -10358,7 +10472,7 @@
           <w:i/>
           <w:sz w:val="19"/>
         </w:rPr>
-        <w:t xml:space="preserve">；真实用量已在 T2 打通（usage 随消息元数据带回），12 次对话实测单次约 </w:t>
+        <w:t xml:space="preserve">。真实用量见 T2：12 次对话实测单次约 </w:t>
       </w:r>
       <w:r>
         <w:rPr>
@@ -10376,7 +10490,7 @@
           <w:i/>
           <w:sz w:val="19"/>
         </w:rPr>
-        <w:t>，远高于本表 —— 多轮工具循环会把历史消息重复计入输入，见 §5.10。</w:t>
+        <w:t>，远高于本表 —— 多轮会重复计入历史输入（§5.10）。</w:t>
       </w:r>
     </w:p>
     <w:p>
@@ -10534,7 +10648,7 @@
           <w:b w:val="0"/>
           <w:sz w:val="21"/>
         </w:rPr>
-        <w:t>：① 指标偏高，因为查询是「知道答案后按关键词提问」，真实链路里 query 是列名 + 取值分布拼的，更粗更短；② 边界查询暴露后端固有弱点（字符 2-gram 不理解「量子纠缠」与数据质量无关）；③ 稠密路未被测（当前后端与索引不配对时只走稀疏路，测试直接断言 embedder 被调用即失败）。</w:t>
+        <w:t>：① 查询是「知道答案后按关键词提问」，真实链路的 query 由列名 + 取值分布拼成、更粗更短，因此指标偏高；② 边界查询暴露字符 2-gram 的固有弱点（不理解「量子纠缠」与数据质量无关）；③ 稠密路未被测（后端与索引不配对时只走稀疏路）。</w:t>
       </w:r>
     </w:p>
     <w:p>
@@ -12623,7 +12737,7 @@
           <w:b w:val="0"/>
           <w:sz w:val="21"/>
         </w:rPr>
-        <w:t xml:space="preserve"> —— 补上判据后，截断从 </w:t>
+        <w:t xml:space="preserve"> —— 补上判据后截断从 </w:t>
       </w:r>
       <w:r>
         <w:rPr>
@@ -12655,7 +12769,23 @@
           <w:b w:val="0"/>
           <w:sz w:val="21"/>
         </w:rPr>
-        <w:t>，</w:t>
+        <w:t>，但</w:t>
+      </w:r>
+      <w:r>
+        <w:rPr>
+          <w:rFonts w:ascii="宋体" w:hAnsi="宋体" w:eastAsia="宋体"/>
+          <w:b/>
+          <w:sz w:val="21"/>
+        </w:rPr>
+        <w:t>平均轮次没有下降</w:t>
+      </w:r>
+      <w:r>
+        <w:rPr>
+          <w:rFonts w:ascii="宋体" w:hAnsi="宋体" w:eastAsia="宋体"/>
+          <w:b w:val="0"/>
+          <w:sz w:val="21"/>
+        </w:rPr>
+        <w:t xml:space="preserve">（7.17 → 7.58）：模型现在会报满 7–8 条，而 </w:t>
       </w:r>
       <w:r>
         <w:rPr>
@@ -12663,38 +12793,6 @@
           <w:b w:val="0"/>
           <w:sz w:val="19"/>
         </w:rPr>
-        <w:t>defects</w:t>
-      </w:r>
-      <w:r>
-        <w:rPr>
-          <w:rFonts w:ascii="宋体" w:hAnsi="宋体" w:eastAsia="宋体"/>
-          <w:b w:val="0"/>
-          <w:sz w:val="21"/>
-        </w:rPr>
-        <w:t xml:space="preserve"> 从「3/3 撞满」变成「1/3 撞满、两次自然收尾并给出总结」。但</w:t>
-      </w:r>
-      <w:r>
-        <w:rPr>
-          <w:rFonts w:ascii="宋体" w:hAnsi="宋体" w:eastAsia="宋体"/>
-          <w:b/>
-          <w:sz w:val="21"/>
-        </w:rPr>
-        <w:t>平均轮次没有下降</w:t>
-      </w:r>
-      <w:r>
-        <w:rPr>
-          <w:rFonts w:ascii="宋体" w:hAnsi="宋体" w:eastAsia="宋体"/>
-          <w:b w:val="0"/>
-          <w:sz w:val="21"/>
-        </w:rPr>
-        <w:t xml:space="preserve">（7.17 → 7.58）：模型现在会报满 7–8 条，而 </w:t>
-      </w:r>
-      <w:r>
-        <w:rPr>
-          <w:rFonts w:ascii="Consolas" w:hAnsi="Consolas" w:eastAsia="宋体"/>
-          <w:b w:val="0"/>
-          <w:sz w:val="19"/>
-        </w:rPr>
         <w:t>submit_issue</w:t>
       </w:r>
       <w:r>
@@ -12703,7 +12801,7 @@
           <w:b w:val="0"/>
           <w:sz w:val="21"/>
         </w:rPr>
-        <w:t xml:space="preserve"> 一次只能提交一条 —— 轮次被载荷设计吃掉。剩下的结构成本需要一个产品决策（批量提交，或达到上限后自动停止），登记为 T11。</w:t>
+        <w:t xml:space="preserve"> 一次只能提交一条，轮次被载荷设计吃掉。剩下的结构成本需产品决策（批量提交或到上限自动停止），登记为 T11。</w:t>
       </w:r>
     </w:p>
     <w:p>
@@ -12721,70 +12819,6 @@
           <w:b/>
           <w:sz w:val="21"/>
         </w:rPr>
-        <w:t>真实 token 用量已经测得到</w:t>
-      </w:r>
-      <w:r>
-        <w:rPr>
-          <w:rFonts w:ascii="宋体" w:hAnsi="宋体" w:eastAsia="宋体"/>
-          <w:b w:val="0"/>
-          <w:sz w:val="21"/>
-        </w:rPr>
-        <w:t xml:space="preserve">（T2）：服务端在流末尾把 usage 随消息元数据带回，12 次对话合计输入 </w:t>
-      </w:r>
-      <w:r>
-        <w:rPr>
-          <w:rFonts w:ascii="宋体" w:hAnsi="宋体" w:eastAsia="宋体"/>
-          <w:b/>
-          <w:sz w:val="21"/>
-        </w:rPr>
-        <w:t>684,554</w:t>
-      </w:r>
-      <w:r>
-        <w:rPr>
-          <w:rFonts w:ascii="宋体" w:hAnsi="宋体" w:eastAsia="宋体"/>
-          <w:b w:val="0"/>
-          <w:sz w:val="21"/>
-        </w:rPr>
-        <w:t xml:space="preserve"> / 输出 </w:t>
-      </w:r>
-      <w:r>
-        <w:rPr>
-          <w:rFonts w:ascii="宋体" w:hAnsi="宋体" w:eastAsia="宋体"/>
-          <w:b/>
-          <w:sz w:val="21"/>
-        </w:rPr>
-        <w:t>27,247</w:t>
-      </w:r>
-      <w:r>
-        <w:rPr>
-          <w:rFonts w:ascii="宋体" w:hAnsi="宋体" w:eastAsia="宋体"/>
-          <w:b w:val="0"/>
-          <w:sz w:val="21"/>
-        </w:rPr>
-        <w:t xml:space="preserve"> token，单次分析成本约 </w:t>
-      </w:r>
-      <w:r>
-        <w:rPr>
-          <w:rFonts w:ascii="宋体" w:hAnsi="宋体" w:eastAsia="宋体"/>
-          <w:b/>
-          <w:sz w:val="21"/>
-        </w:rPr>
-        <w:t>¥0.13</w:t>
-      </w:r>
-      <w:r>
-        <w:rPr>
-          <w:rFonts w:ascii="宋体" w:hAnsi="宋体" w:eastAsia="宋体"/>
-          <w:b w:val="0"/>
-          <w:sz w:val="21"/>
-        </w:rPr>
-        <w:t>（按公开单价估算）。这比早期按结构摘要估的 ¥0.02 高约 6 倍 —— 多轮工具循环会把历史消息重复计入输入，</w:t>
-      </w:r>
-      <w:r>
-        <w:rPr>
-          <w:rFonts w:ascii="宋体" w:hAnsi="宋体" w:eastAsia="宋体"/>
-          <w:b/>
-          <w:sz w:val="21"/>
-        </w:rPr>
         <w:t>按「只算摘要」估成本会系统性低估</w:t>
       </w:r>
       <w:r>
@@ -12793,7 +12827,7 @@
           <w:b w:val="0"/>
           <w:sz w:val="21"/>
         </w:rPr>
-        <w:t>。</w:t>
+        <w:t>：多轮工具循环会把历史消息重复计入输入，真实用量见上表。</w:t>
       </w:r>
     </w:p>
     <w:p>
@@ -14586,7 +14620,7 @@
                 <w:b/>
                 <w:sz w:val="17"/>
               </w:rPr>
-              <w:t>798 通过 / 8 跳过 / 68 文件</w:t>
+              <w:t>811 通过 / 8 跳过 / 70 文件</w:t>
             </w:r>
             <w:r>
               <w:rPr>
@@ -14612,7 +14646,7 @@
                 <w:b w:val="0"/>
                 <w:sz w:val="17"/>
               </w:rPr>
-              <w:t>core 检查引擎、同义归并、清洗执行、脚本生成、状态机、出站白名单、组件逻辑、可读报告与 Word 生成、复核状态关联、中断工具调用修复</w:t>
+              <w:t>core 检查引擎、同义归并、清洗执行、脚本生成、状态机、出站白名单、组件逻辑、可读报告与 Word 生成、复核状态关联、中断工具调用修复、研究场景定义与示例埋点回归、场景按文件归属的状态</w:t>
             </w:r>
           </w:p>
         </w:tc>
@@ -14653,7 +14687,7 @@
                 <w:b/>
                 <w:sz w:val="17"/>
               </w:rPr>
-              <w:t>86 通过 / 1 跳过</w:t>
+              <w:t>90 通过 / 1 跳过</w:t>
             </w:r>
             <w:r>
               <w:rPr>
@@ -14679,7 +14713,7 @@
                 <w:b w:val="0"/>
                 <w:sz w:val="17"/>
               </w:rPr>
-              <w:t>导入 → 检查 → AI 分析（mock 模型）→ 审阅 → 导出、刷新恢复、规则库、看板、Worker 生效、数据版本失效与撤销重检、移动端底部操作区、可读报告打印/Word 与检查结论、示例数据、字段定位/行号跳转/复核状态筛选、检查覆盖地图与值域/允许取值配置并刷新保留、移动端任务切换与 44px 控件、中断工具调用后重试</w:t>
+              <w:t>导入 → 检查 → AI 分析（mock 模型）→ 审阅 → 导出、刷新恢复、规则库、看板、Worker 生效、数据版本失效与撤销重检、移动端底部操作区、可读报告打印/Word 与检查结论、示例数据、字段定位/行号跳转/复核状态筛选、检查覆盖地图与值域/允许取值配置并刷新保留、移动端任务切换与 44px 控件、中断工具调用后重试、研究场景入口与检查页「本次重点」筛选</w:t>
             </w:r>
           </w:p>
         </w:tc>
@@ -16061,7 +16095,7 @@
           <w:i/>
           <w:sz w:val="19"/>
         </w:rPr>
-        <w:t>口径说明（不同批次的数字不要混用）</w:t>
+        <w:t>口径说明</w:t>
       </w:r>
       <w:r>
         <w:rPr>
@@ -16070,7 +16104,7 @@
           <w:i/>
           <w:sz w:val="19"/>
         </w:rPr>
-        <w:t>：本节用的是「Worker 化前后对照」那一次运行的测量（剖析 927 ms、检查 3168 ms、单次结构化克隆 92 ms）；§7.2 的 L5 表是另一次运行（965 / 3453 ms）。批量测量本身有 5–10% 抖动（</w:t>
+        <w:t>：本节用「Worker 化前后对照」那一次运行（剖析 927 ms、检查 3168 ms、单次克隆 92 ms）；§7.2 的 L5 表是另一次运行（965 / 3453 ms）。批量测量有 5–10% 抖动（</w:t>
       </w:r>
       <w:r>
         <w:rPr>
@@ -16088,7 +16122,7 @@
           <w:i/>
           <w:sz w:val="19"/>
         </w:rPr>
-        <w:t xml:space="preserve"> 逐批记录了 min/max），所以两处数字略有差异；</w:t>
+        <w:t xml:space="preserve"> 记录了 min/max），</w:t>
       </w:r>
       <w:r>
         <w:rPr>
@@ -16097,7 +16131,7 @@
           <w:i/>
           <w:sz w:val="19"/>
         </w:rPr>
-        <w:t>同一组前后对比必须取自同一批</w:t>
+        <w:t>前后对比必须取自同一批</w:t>
       </w:r>
       <w:r>
         <w:rPr>
@@ -16106,7 +16140,7 @@
           <w:i/>
           <w:sz w:val="19"/>
         </w:rPr>
-        <w:t>，本节遵守这一点。</w:t>
+        <w:t>。</w:t>
       </w:r>
     </w:p>
     <w:tbl>
@@ -16331,23 +16365,7 @@
           <w:b w:val="0"/>
           <w:sz w:val="21"/>
         </w:rPr>
-        <w:t>：① 不是「不卡了」，是「卡得少了两个数量级」—— 最坏用例下主线程仍有约 0.2 秒同步开销，来自两次结构化克隆；把这件事写成「界面全程不卡顿」仍是超额声明；② 搬进 Worker 也带来新成本，而且</w:t>
-      </w:r>
-      <w:r>
-        <w:rPr>
-          <w:rFonts w:ascii="宋体" w:hAnsi="宋体" w:eastAsia="宋体"/>
-          <w:b/>
-          <w:sz w:val="21"/>
-        </w:rPr>
-        <w:t>多一次</w:t>
-      </w:r>
-      <w:r>
-        <w:rPr>
-          <w:rFonts w:ascii="宋体" w:hAnsi="宋体" w:eastAsia="宋体"/>
-          <w:b w:val="0"/>
-          <w:sz w:val="21"/>
-        </w:rPr>
-        <w:t>：画像与检查是两次请求、各复制一次数据（比只搬检查时多 92 ms）。为什么不合并成一次请求 —— 合并能省这一次复制，但列画像要等检查跑完（约 3 秒）才回来，界面上那块会凭空晚三秒；这里是用 92 ms 换「画像先出来」；③ 「界面是否真的不卡」仍需在浏览器里量长任务，本文档只给 Node 侧的同步耗时。</w:t>
+        <w:t>：① 不是「不卡了」，是最坏用例下主线程仍有约 0.2 秒同步开销（两次克隆），写成「全程不卡顿」仍是超额声明；② 搬进 Worker 也有成本：画像与检查是两次请求、各复制一次数据，合并成一次能省 92 ms，但列画像要等检查跑完才出现；③ 「界面是否真的不卡」需在浏览器里量长任务，本文档只给 Node 侧同步耗时。</w:t>
       </w:r>
     </w:p>
     <w:p>
@@ -17483,7 +17501,7 @@
           <w:b w:val="0"/>
           <w:sz w:val="21"/>
         </w:rPr>
-        <w:t xml:space="preserve">）：L5 单文件空载 36 秒、有负载时 95 秒，会把 vitest 的 worker 心跳拖超时并让整轮门禁假红；拆出后 </w:t>
+        <w:t xml:space="preserve">）：L5 空载 36 秒、有负载 95 秒，会拖超 vitest 心跳并让门禁假红；拆出后 </w:t>
       </w:r>
       <w:r>
         <w:rPr>
@@ -17499,7 +17517,7 @@
           <w:b w:val="0"/>
           <w:sz w:val="21"/>
         </w:rPr>
-        <w:t xml:space="preserve"> 约 28 秒（测试文件串行，消除 perf 并行竞争）。代价要说清——「单测通过数」因此不含 L5 的 6 条，两处分开写；</w:t>
+        <w:t xml:space="preserve"> 约 28 秒。代价：「单测通过数」不含 L5 的 6 条，两处分开写；</w:t>
       </w:r>
     </w:p>
     <w:p>
@@ -17536,7 +17554,7 @@
           <w:b w:val="0"/>
           <w:sz w:val="21"/>
         </w:rPr>
-        <w:t xml:space="preserve"> + 只把空字段当缺失（否则 </w:t>
+        <w:t xml:space="preserve">（否则 </w:t>
       </w:r>
       <w:r>
         <w:rPr>
@@ -17568,23 +17586,7 @@
           <w:b w:val="0"/>
           <w:sz w:val="21"/>
         </w:rPr>
-        <w:t xml:space="preserve"> 这类</w:t>
-      </w:r>
-      <w:r>
-        <w:rPr>
-          <w:rFonts w:ascii="宋体" w:hAnsi="宋体" w:eastAsia="宋体"/>
-          <w:b/>
-          <w:sz w:val="21"/>
-        </w:rPr>
-        <w:t>字面值</w:t>
-      </w:r>
-      <w:r>
-        <w:rPr>
-          <w:rFonts w:ascii="宋体" w:hAnsi="宋体" w:eastAsia="宋体"/>
-          <w:b w:val="0"/>
-          <w:sz w:val="21"/>
-        </w:rPr>
-        <w:t xml:space="preserve">会被 pandas 读成缺失）；读入后按解析层口径 trim 一次；数值列写出用 </w:t>
+        <w:t xml:space="preserve"> 会被读成缺失）、按解析层口径 trim、数值列用 </w:t>
       </w:r>
       <w:r>
         <w:rPr>
@@ -17616,7 +17618,7 @@
           <w:b w:val="0"/>
           <w:sz w:val="21"/>
         </w:rPr>
-        <w:t xml:space="preserve"> 会变 </w:t>
+        <w:t xml:space="preserve"> 变 </w:t>
       </w:r>
       <w:r>
         <w:rPr>
@@ -17632,7 +17634,7 @@
           <w:b w:val="0"/>
           <w:sz w:val="21"/>
         </w:rPr>
-        <w:t>）。有 pandas 时回归会真跑脚本并与执行器逐格比对；</w:t>
+        <w:t>）；有 pandas 时会真跑并与执行器逐格比对；</w:t>
       </w:r>
     </w:p>
     <w:p>
@@ -17906,23 +17908,7 @@
           <w:b w:val="0"/>
           <w:sz w:val="21"/>
         </w:rPr>
-        <w:t>图 6 顶部状态条写明「语义归并已就绪，本次检查包含 L3 语义层」—— 端侧模型（</w:t>
-      </w:r>
-      <w:r>
-        <w:rPr>
-          <w:rFonts w:ascii="Consolas" w:hAnsi="Consolas" w:eastAsia="宋体"/>
-          <w:b w:val="0"/>
-          <w:sz w:val="19"/>
-        </w:rPr>
-        <w:t>bge-small-zh-v1.5</w:t>
-      </w:r>
-      <w:r>
-        <w:rPr>
-          <w:rFonts w:ascii="宋体" w:hAnsi="宋体" w:eastAsia="宋体"/>
-          <w:b w:val="0"/>
-          <w:sz w:val="21"/>
-        </w:rPr>
-        <w:t>，23 MB）与推理运行时（ONNX WASM，53 MB）全部</w:t>
+        <w:t>图 6 顶部写明「语义归并已就绪」—— 端侧模型（23 MB）与 ONNX WASM 运行时（53 MB）全部</w:t>
       </w:r>
       <w:r>
         <w:rPr>
@@ -17975,44 +17961,7 @@
           <w:b w:val="0"/>
           <w:sz w:val="21"/>
         </w:rPr>
-        <w:t>：界面原话「这只是待确认，不是结论」，最高相似度 0.735，与 §4.5「语义级永不自动改数据」完全一致；</w:t>
-      </w:r>
-    </w:p>
-    <w:p>
-      <w:pPr>
-        <w:ind w:left="425" w:hanging="425"/>
-      </w:pPr>
-      <w:r>
-        <w:rPr>
-          <w:rFonts w:ascii="宋体" w:hAnsi="宋体" w:eastAsia="宋体"/>
-          <w:b w:val="0"/>
-          <w:sz w:val="21"/>
-        </w:rPr>
-        <w:t xml:space="preserve">3. </w:t>
-      </w:r>
-      <w:r>
-        <w:rPr>
-          <w:rFonts w:ascii="宋体" w:hAnsi="宋体" w:eastAsia="宋体"/>
-          <w:b w:val="0"/>
-          <w:sz w:val="21"/>
-        </w:rPr>
-        <w:t>图 6 这份数据检查全绿，界面同时写着「这不代表数据一定没问题」—— 因为</w:t>
-      </w:r>
-      <w:r>
-        <w:rPr>
-          <w:rFonts w:ascii="宋体" w:hAnsi="宋体" w:eastAsia="宋体"/>
-          <w:b/>
-          <w:sz w:val="21"/>
-        </w:rPr>
-        <w:t>口径类问题</w:t>
-      </w:r>
-      <w:r>
-        <w:rPr>
-          <w:rFonts w:ascii="宋体" w:hAnsi="宋体" w:eastAsia="宋体"/>
-          <w:b w:val="0"/>
-          <w:sz w:val="21"/>
-        </w:rPr>
-        <w:t>（三个部门的数量是否同口径、246 是件数还是金额）检查引擎判断不了，这不是逃避，是能力边界（§8.2）。</w:t>
+        <w:t>（界面原话「这只是待确认，不是结论」，最高相似度 0.735，与 §4.5 一致）；图 6 全绿时同时写着「这不代表数据一定没问题」——口径类问题检查引擎判断不了，这是能力边界（§8.2）。</w:t>
       </w:r>
     </w:p>
     <w:p>
@@ -18071,10 +18020,34 @@
       <w:r>
         <w:rPr>
           <w:rFonts w:ascii="宋体" w:hAnsi="宋体" w:eastAsia="宋体"/>
-          <w:b w:val="0"/>
-          <w:sz w:val="21"/>
-        </w:rPr>
-        <w:t>可干预的 Agent 工作流（计划先行、逐条审阅）；</w:t>
+          <w:b/>
+          <w:sz w:val="21"/>
+        </w:rPr>
+        <w:t>研究场景入口</w:t>
+      </w:r>
+      <w:r>
+        <w:rPr>
+          <w:rFonts w:ascii="宋体" w:hAnsi="宋体" w:eastAsia="宋体"/>
+          <w:b w:val="0"/>
+          <w:sz w:val="21"/>
+        </w:rPr>
+        <w:t>：问卷 / 实验 / 教育三张场景卡片、三份合成示例数据，以及检查页「本次重点」筛选（</w:t>
+      </w:r>
+      <w:r>
+        <w:rPr>
+          <w:rFonts w:ascii="宋体" w:hAnsi="宋体" w:eastAsia="宋体"/>
+          <w:b/>
+          <w:sz w:val="21"/>
+        </w:rPr>
+        <w:t>8 项检查不减少</w:t>
+      </w:r>
+      <w:r>
+        <w:rPr>
+          <w:rFonts w:ascii="宋体" w:hAnsi="宋体" w:eastAsia="宋体"/>
+          <w:b w:val="0"/>
+          <w:sz w:val="21"/>
+        </w:rPr>
+        <w:t>，场景不写入提示词）；</w:t>
       </w:r>
     </w:p>
     <w:p>
@@ -18087,7 +18060,7 @@
           <w:b w:val="0"/>
           <w:sz w:val="21"/>
         </w:rPr>
-        <w:t>建立了五层评测体系并产出可复现的数字：L1 精确率 93.3% / 召回率 100%、L3 Hit@1 78.9% / Hit@5 94.7% / MRR 0.8684、L5 剖析 0.97 s 与确定性检查 3.45 s（预算 3 s / 30 s）；</w:t>
+        <w:t>可干预的 Agent 工作流（计划先行、逐条审阅）；</w:t>
       </w:r>
     </w:p>
     <w:p>
@@ -18097,50 +18070,10 @@
       <w:r>
         <w:rPr>
           <w:rFonts w:ascii="宋体" w:hAnsi="宋体" w:eastAsia="宋体"/>
-          <w:b/>
-          <w:sz w:val="21"/>
-        </w:rPr>
-        <w:t>L4（Agent 层）建立了评测与失败隔离</w:t>
-      </w:r>
-      <w:r>
-        <w:rPr>
-          <w:rFonts w:ascii="宋体" w:hAnsi="宋体" w:eastAsia="宋体"/>
-          <w:b w:val="0"/>
-          <w:sz w:val="21"/>
-        </w:rPr>
-        <w:t>，收敛判据补上后截断从 6/12 降到 3/12，但</w:t>
-      </w:r>
-      <w:r>
-        <w:rPr>
-          <w:rFonts w:ascii="宋体" w:hAnsi="宋体" w:eastAsia="宋体"/>
-          <w:b/>
-          <w:sz w:val="21"/>
-        </w:rPr>
-        <w:t>尚未零截断</w:t>
-      </w:r>
-      <w:r>
-        <w:rPr>
-          <w:rFonts w:ascii="宋体" w:hAnsi="宋体" w:eastAsia="宋体"/>
-          <w:b w:val="0"/>
-          <w:sz w:val="21"/>
-        </w:rPr>
-        <w:t>：越界请求仍会继续查质量、提交条数上限带来的轮次成本也还在（T11），因此</w:t>
-      </w:r>
-      <w:r>
-        <w:rPr>
-          <w:rFonts w:ascii="宋体" w:hAnsi="宋体" w:eastAsia="宋体"/>
-          <w:b/>
-          <w:sz w:val="21"/>
-        </w:rPr>
-        <w:t>不把它列为达标成果</w:t>
-      </w:r>
-      <w:r>
-        <w:rPr>
-          <w:rFonts w:ascii="宋体" w:hAnsi="宋体" w:eastAsia="宋体"/>
-          <w:b w:val="0"/>
-          <w:sz w:val="21"/>
-        </w:rPr>
-        <w:t>；</w:t>
+          <w:b w:val="0"/>
+          <w:sz w:val="21"/>
+        </w:rPr>
+        <w:t>建立了五层评测体系并产出可复现的数字：L1 精确率 93.3% / 召回率 100%、L3 Hit@1 78.9% / Hit@5 94.7% / MRR 0.8684、L5 剖析 0.97 s 与确定性检查 3.45 s（预算 3 s / 30 s）；</w:t>
       </w:r>
     </w:p>
     <w:p>
@@ -18150,10 +18083,63 @@
       <w:r>
         <w:rPr>
           <w:rFonts w:ascii="宋体" w:hAnsi="宋体" w:eastAsia="宋体"/>
-          <w:b w:val="0"/>
-          <w:sz w:val="21"/>
-        </w:rPr>
-        <w:t>798 个单元测试（8 个跳过）+ 86 个端到端测试全绿；</w:t>
+          <w:b/>
+          <w:sz w:val="21"/>
+        </w:rPr>
+        <w:t>L4（Agent 层）建立了评测与失败隔离</w:t>
+      </w:r>
+      <w:r>
+        <w:rPr>
+          <w:rFonts w:ascii="宋体" w:hAnsi="宋体" w:eastAsia="宋体"/>
+          <w:b w:val="0"/>
+          <w:sz w:val="21"/>
+        </w:rPr>
+        <w:t>，收敛判据补上后截断从 6/12 降到 3/12，但</w:t>
+      </w:r>
+      <w:r>
+        <w:rPr>
+          <w:rFonts w:ascii="宋体" w:hAnsi="宋体" w:eastAsia="宋体"/>
+          <w:b/>
+          <w:sz w:val="21"/>
+        </w:rPr>
+        <w:t>尚未零截断</w:t>
+      </w:r>
+      <w:r>
+        <w:rPr>
+          <w:rFonts w:ascii="宋体" w:hAnsi="宋体" w:eastAsia="宋体"/>
+          <w:b w:val="0"/>
+          <w:sz w:val="21"/>
+        </w:rPr>
+        <w:t>：越界请求仍会继续查质量、提交条数上限带来的轮次成本也还在（T11），因此</w:t>
+      </w:r>
+      <w:r>
+        <w:rPr>
+          <w:rFonts w:ascii="宋体" w:hAnsi="宋体" w:eastAsia="宋体"/>
+          <w:b/>
+          <w:sz w:val="21"/>
+        </w:rPr>
+        <w:t>不把它列为达标成果</w:t>
+      </w:r>
+      <w:r>
+        <w:rPr>
+          <w:rFonts w:ascii="宋体" w:hAnsi="宋体" w:eastAsia="宋体"/>
+          <w:b w:val="0"/>
+          <w:sz w:val="21"/>
+        </w:rPr>
+        <w:t>；</w:t>
+      </w:r>
+    </w:p>
+    <w:p>
+      <w:pPr>
+        <w:pStyle w:val="ListBullet"/>
+      </w:pPr>
+      <w:r>
+        <w:rPr>
+          <w:rFonts w:ascii="宋体" w:hAnsi="宋体" w:eastAsia="宋体"/>
+          <w:b w:val="0"/>
+          <w:sz w:val="21"/>
+        </w:rPr>
+        <w:t>811 个单元测试（8 个跳过）+ 90 个端到端测试全绿；</w:t>
       </w:r>
     </w:p>
     <w:p>
@@ -18785,7 +18771,7 @@
                 <w:b w:val="0"/>
                 <w:sz w:val="17"/>
               </w:rPr>
-              <w:t>限流按访客计数（默认 240 次 / 5 分钟），能挡住误刷与爬虫；但 Serverless 多实例各算各的、冷启动会清零，</w:t>
+              <w:t>按访客计数（240 次 / 5 分钟）能挡误刷，但 Serverless 多实例各算各的、冷启动清零，</w:t>
             </w:r>
             <w:r>
               <w:rPr>
@@ -18801,7 +18787,7 @@
                 <w:b w:val="0"/>
                 <w:sz w:val="17"/>
               </w:rPr>
-              <w:t>；也没有鉴权 —— 换身份即可绕开。上线前应补真正的配额与鉴权</w:t>
+              <w:t>；换身份即可绕开，上线前应补鉴权与真配额</w:t>
             </w:r>
           </w:p>
         </w:tc>
@@ -19055,6 +19041,47 @@
                 <w:sz w:val="17"/>
               </w:rPr>
               <w:t>，未封装成看板可读的 section —— 所以看板上看不到 L4 的数字，别以为它没评过</w:t>
+            </w:r>
+          </w:p>
+        </w:tc>
+      </w:tr>
+      <w:tr>
+        <w:trPr>
+          <w:cantSplit/>
+        </w:trPr>
+        <w:tc>
+          <w:tcPr>
+            <w:tcW w:type="dxa" w:w="4819"/>
+          </w:tcPr>
+          <w:p>
+            <w:pPr>
+              <w:spacing w:after="0"/>
+            </w:pPr>
+            <w:r>
+              <w:rPr>
+                <w:rFonts w:ascii="宋体" w:hAnsi="宋体" w:eastAsia="宋体"/>
+                <w:b/>
+                <w:sz w:val="17"/>
+              </w:rPr>
+              <w:t>研究场景只做提示与筛选</w:t>
+            </w:r>
+          </w:p>
+        </w:tc>
+        <w:tc>
+          <w:tcPr>
+            <w:tcW w:type="dxa" w:w="4819"/>
+          </w:tcPr>
+          <w:p>
+            <w:pPr>
+              <w:spacing w:after="0"/>
+            </w:pPr>
+            <w:r>
+              <w:rPr>
+                <w:rFonts w:ascii="宋体" w:hAnsi="宋体" w:eastAsia="宋体"/>
+                <w:b w:val="0"/>
+                <w:sz w:val="17"/>
+              </w:rPr>
+              <w:t>场景入口不增加任何检查项，也不做知识库学科映射（场景与 7 个学科不是同一维度）；三份示例数据是合成的，不来自真实调查/实验/教务记录</w:t>
             </w:r>
           </w:p>
         </w:tc>
@@ -19448,44 +19475,15 @@
           <w:b/>
           <w:sz w:val="21"/>
         </w:rPr>
-        <w:t>端侧模型升级</w:t>
-      </w:r>
-      <w:r>
-        <w:rPr>
-          <w:rFonts w:ascii="宋体" w:hAnsi="宋体" w:eastAsia="宋体"/>
-          <w:b w:val="0"/>
-          <w:sz w:val="21"/>
-        </w:rPr>
-        <w:t>：用非短串退化的中文领域模型替换，重扫阈值后让语义级参与自动归并；</w:t>
-      </w:r>
-    </w:p>
-    <w:p>
-      <w:pPr>
-        <w:ind w:left="425" w:hanging="425"/>
-      </w:pPr>
-      <w:r>
-        <w:rPr>
-          <w:rFonts w:ascii="宋体" w:hAnsi="宋体" w:eastAsia="宋体"/>
-          <w:b w:val="0"/>
-          <w:sz w:val="21"/>
-        </w:rPr>
-        <w:t xml:space="preserve">8. </w:t>
-      </w:r>
-      <w:r>
-        <w:rPr>
-          <w:rFonts w:ascii="宋体" w:hAnsi="宋体" w:eastAsia="宋体"/>
-          <w:b/>
-          <w:sz w:val="21"/>
-        </w:rPr>
-        <w:t>知识库内容</w:t>
-      </w:r>
-      <w:r>
-        <w:rPr>
-          <w:rFonts w:ascii="宋体" w:hAnsi="宋体" w:eastAsia="宋体"/>
-          <w:b w:val="0"/>
-          <w:sz w:val="21"/>
-        </w:rPr>
-        <w:t>：由领域专家逐条核对来源并补充学科条目。</w:t>
+        <w:t>端侧模型与知识库</w:t>
+      </w:r>
+      <w:r>
+        <w:rPr>
+          <w:rFonts w:ascii="宋体" w:hAnsi="宋体" w:eastAsia="宋体"/>
+          <w:b w:val="0"/>
+          <w:sz w:val="21"/>
+        </w:rPr>
+        <w:t>：换非短串退化的中文领域模型并重扫阈值（让语义级参与自动归并），同时由领域专家逐条核对来源、补充学科条目。</w:t>
       </w:r>
     </w:p>
     <w:p>
@@ -20220,7 +20218,7 @@
                 <w:b w:val="0"/>
                 <w:sz w:val="17"/>
               </w:rPr>
-              <w:t>TypeScript strict；798 单测；架构约束测试（§7.5）。</w:t>
+              <w:t>TypeScript strict；811 单测；架构约束测试（§7.5）。</w:t>
             </w:r>
             <w:r>
               <w:rPr>
@@ -20822,7 +20820,6 @@
         <w:br/>
         <w:t>pnpm dev            # 本地开发（默认 http://localhost:3000）</w:t>
         <w:br/>
-        <w:br/>
         <w:t># 四道门禁</w:t>
         <w:br/>
         <w:t>node_modules/.bin/tsc --noEmit</w:t>
@@ -20833,7 +20830,6 @@
         <w:br/>
         <w:t>pnpm build          # 生产构建</w:t>
         <w:br/>
-        <w:br/>
         <w:t># 评测（产物在 knowledge/reports/）</w:t>
         <w:br/>
         <w:t>pnpm test src/core/evaluate/l1Eval.test.ts       # L1 检查准确率</w:t>
@@ -20841,7 +20837,6 @@
         <w:t>pnpm test src/knowledge/retrievalEval.test.ts    # L3 检索指标</w:t>
         <w:br/>
         <w:t>pnpm eval:l5                                      # L5 性能与成本（已拆出默认套件）</w:t>
-        <w:br/>
         <w:br/>
         <w:t># pandas 脚本等价性（有 pandas 时真跑并与执行器逐格比对）</w:t>
         <w:br/>

--- a/docs/技术文档.docx
+++ b/docs/技术文档.docx
@@ -1503,7 +1503,7 @@
                 <w:b/>
                 <w:sz w:val="17"/>
               </w:rPr>
-              <w:t>90</w:t>
+              <w:t>91</w:t>
             </w:r>
             <w:r>
               <w:rPr>
@@ -14687,7 +14687,7 @@
                 <w:b/>
                 <w:sz w:val="17"/>
               </w:rPr>
-              <w:t>90 通过 / 1 跳过</w:t>
+              <w:t>91 通过 / 1 跳过</w:t>
             </w:r>
             <w:r>
               <w:rPr>
@@ -18139,7 +18139,7 @@
           <w:b w:val="0"/>
           <w:sz w:val="21"/>
         </w:rPr>
-        <w:t>811 个单元测试（8 个跳过）+ 90 个端到端测试全绿；</w:t>
+        <w:t>811 个单元测试（8 个跳过）+ 91 个端到端测试全绿；</w:t>
       </w:r>
     </w:p>
     <w:p>

--- a/docs/技术文档.docx
+++ b/docs/技术文档.docx
@@ -1487,7 +1487,7 @@
                 <w:b/>
                 <w:sz w:val="17"/>
               </w:rPr>
-              <w:t>811</w:t>
+              <w:t>830</w:t>
             </w:r>
             <w:r>
               <w:rPr>
@@ -1503,7 +1503,7 @@
                 <w:b/>
                 <w:sz w:val="17"/>
               </w:rPr>
-              <w:t>91</w:t>
+              <w:t>92</w:t>
             </w:r>
             <w:r>
               <w:rPr>
@@ -2446,7 +2446,7 @@
                 <w:b w:val="0"/>
                 <w:sz w:val="17"/>
               </w:rPr>
-              <w:t>导出：清洗后数据 + 报告 + 脚本 + 处理日志</w:t>
+              <w:t>导出：清洗后数据 + 报告（含数据处理方法草稿）+ 脚本 + 处理日志</w:t>
             </w:r>
           </w:p>
         </w:tc>
@@ -9077,6 +9077,59 @@
     </w:p>
     <w:p>
       <w:pPr>
+        <w:pStyle w:val="ListBullet"/>
+      </w:pPr>
+      <w:r>
+        <w:rPr>
+          <w:rFonts w:ascii="宋体" w:hAnsi="宋体" w:eastAsia="宋体"/>
+          <w:b/>
+          <w:sz w:val="21"/>
+        </w:rPr>
+        <w:t>数据处理方法草稿（</w:t>
+      </w:r>
+      <w:r>
+        <w:rPr>
+          <w:rFonts w:ascii="Consolas" w:hAnsi="Consolas" w:eastAsia="宋体"/>
+          <w:b/>
+          <w:sz w:val="19"/>
+        </w:rPr>
+        <w:t>.md</w:t>
+      </w:r>
+      <w:r>
+        <w:rPr>
+          <w:rFonts w:ascii="宋体" w:hAnsi="宋体" w:eastAsia="宋体"/>
+          <w:b/>
+          <w:sz w:val="21"/>
+        </w:rPr>
+        <w:t xml:space="preserve"> 下载 / Word 末尾附录）</w:t>
+      </w:r>
+      <w:r>
+        <w:rPr>
+          <w:rFonts w:ascii="宋体" w:hAnsi="宋体" w:eastAsia="宋体"/>
+          <w:b w:val="0"/>
+          <w:sz w:val="21"/>
+        </w:rPr>
+        <w:t>：</w:t>
+      </w:r>
+      <w:r>
+        <w:rPr>
+          <w:rFonts w:ascii="宋体" w:hAnsi="宋体" w:eastAsia="宋体"/>
+          <w:b/>
+          <w:sz w:val="21"/>
+        </w:rPr>
+        <w:t>不调用大模型</w:t>
+      </w:r>
+      <w:r>
+        <w:rPr>
+          <w:rFonts w:ascii="宋体" w:hAnsi="宋体" w:eastAsia="宋体"/>
+          <w:b w:val="0"/>
+          <w:sz w:val="21"/>
+        </w:rPr>
+        <w:t>，由留痕、覆盖地图、人工决定与检查结论纯模板拼装 6 段（样本与字段、缺失与异常、类别归并口径、人工复核、未执行动作、依据与边界）；未执行清洗、检查未完成、结论属旧版本、无覆盖数据四种情况分别写「未进行」；小样本与低缺失率按覆盖缺口转述，不写成「已判定」；免责声明在预览、Word、Markdown 三处同源。</w:t>
+      </w:r>
+    </w:p>
+    <w:p>
+      <w:pPr>
         <w:pStyle w:val="Heading2"/>
       </w:pPr>
       <w:r>
@@ -9205,7 +9258,7 @@
           <w:b w:val="0"/>
           <w:sz w:val="21"/>
         </w:rPr>
-        <w:t xml:space="preserve">（L1 检查引擎 / L3 检索 / L5 系统），因为这三层会产出 </w:t>
+        <w:t xml:space="preserve">（L1 / L3 / L5，因为只有这三层产出 </w:t>
       </w:r>
       <w:r>
         <w:rPr>
@@ -9221,23 +9274,7 @@
           <w:b w:val="0"/>
           <w:sz w:val="21"/>
         </w:rPr>
-        <w:t xml:space="preserve"> 结构；L4 Agent 层的评测只落原始轨迹（</w:t>
-      </w:r>
-      <w:r>
-        <w:rPr>
-          <w:rFonts w:ascii="Consolas" w:hAnsi="Consolas" w:eastAsia="宋体"/>
-          <w:b w:val="0"/>
-          <w:sz w:val="19"/>
-        </w:rPr>
-        <w:t>eval-agent.raw.json</w:t>
-      </w:r>
-      <w:r>
-        <w:rPr>
-          <w:rFonts w:ascii="宋体" w:hAnsi="宋体" w:eastAsia="宋体"/>
-          <w:b w:val="0"/>
-          <w:sz w:val="21"/>
-        </w:rPr>
-        <w:t>）与 Markdown 报告，尚未封装成看板可读的 section。这条缺口在 §8.2 登记，不在文档里假装「四层都在看板上」。</w:t>
+        <w:t>）；L4 只落原始轨迹与 Markdown 报告，缺口登记在 §8.2，不假装「四层都在看板上」。</w:t>
       </w:r>
     </w:p>
     <w:p>
@@ -9293,7 +9330,7 @@
           <w:color w:val="555555"/>
           <w:sz w:val="18"/>
         </w:rPr>
-        <w:t>〔图 5：报告与导出：处理摘要、四样产出入口与可读报告（规则库版本 178 条；线上真实界面）〕</w:t>
+        <w:t>〔图 5：报告与导出：处理摘要、五样产出入口与可读报告（规则库版本 178 条；线上真实界面）〕</w:t>
       </w:r>
     </w:p>
     <w:p>
@@ -11972,7 +12009,7 @@
           <w:b w:val="0"/>
           <w:sz w:val="21"/>
         </w:rPr>
-        <w:t>（查询：</w:t>
+        <w:t xml:space="preserve">（每次对话的轮次上限由查询定义决定；这里的「轮次」= 一次 </w:t>
       </w:r>
       <w:r>
         <w:rPr>
@@ -11980,86 +12017,6 @@
           <w:b w:val="0"/>
           <w:sz w:val="19"/>
         </w:rPr>
-        <w:t>defects</w:t>
-      </w:r>
-      <w:r>
-        <w:rPr>
-          <w:rFonts w:ascii="宋体" w:hAnsi="宋体" w:eastAsia="宋体"/>
-          <w:b w:val="0"/>
-          <w:sz w:val="21"/>
-        </w:rPr>
-        <w:t>、</w:t>
-      </w:r>
-      <w:r>
-        <w:rPr>
-          <w:rFonts w:ascii="Consolas" w:hAnsi="Consolas" w:eastAsia="宋体"/>
-          <w:b w:val="0"/>
-          <w:sz w:val="19"/>
-        </w:rPr>
-        <w:t>column-detail</w:t>
-      </w:r>
-      <w:r>
-        <w:rPr>
-          <w:rFonts w:ascii="宋体" w:hAnsi="宋体" w:eastAsia="宋体"/>
-          <w:b w:val="0"/>
-          <w:sz w:val="21"/>
-        </w:rPr>
-        <w:t>、</w:t>
-      </w:r>
-      <w:r>
-        <w:rPr>
-          <w:rFonts w:ascii="Consolas" w:hAnsi="Consolas" w:eastAsia="宋体"/>
-          <w:b w:val="0"/>
-          <w:sz w:val="19"/>
-        </w:rPr>
-        <w:t>rule-lookup</w:t>
-      </w:r>
-      <w:r>
-        <w:rPr>
-          <w:rFonts w:ascii="宋体" w:hAnsi="宋体" w:eastAsia="宋体"/>
-          <w:b w:val="0"/>
-          <w:sz w:val="21"/>
-        </w:rPr>
-        <w:t>、</w:t>
-      </w:r>
-      <w:r>
-        <w:rPr>
-          <w:rFonts w:ascii="Consolas" w:hAnsi="Consolas" w:eastAsia="宋体"/>
-          <w:b w:val="0"/>
-          <w:sz w:val="19"/>
-        </w:rPr>
-        <w:t>off-topic</w:t>
-      </w:r>
-      <w:r>
-        <w:rPr>
-          <w:rFonts w:ascii="宋体" w:hAnsi="宋体" w:eastAsia="宋体"/>
-          <w:b w:val="0"/>
-          <w:sz w:val="21"/>
-        </w:rPr>
-        <w:t>；每次对话的轮次上限由查询定义决定：前三条 12 轮、</w:t>
-      </w:r>
-      <w:r>
-        <w:rPr>
-          <w:rFonts w:ascii="Consolas" w:hAnsi="Consolas" w:eastAsia="宋体"/>
-          <w:b w:val="0"/>
-          <w:sz w:val="19"/>
-        </w:rPr>
-        <w:t>off-topic</w:t>
-      </w:r>
-      <w:r>
-        <w:rPr>
-          <w:rFonts w:ascii="宋体" w:hAnsi="宋体" w:eastAsia="宋体"/>
-          <w:b w:val="0"/>
-          <w:sz w:val="21"/>
-        </w:rPr>
-        <w:t xml:space="preserve"> 6 轮。注意这里的「轮次」= 一次 </w:t>
-      </w:r>
-      <w:r>
-        <w:rPr>
-          <w:rFonts w:ascii="Consolas" w:hAnsi="Consolas" w:eastAsia="宋体"/>
-          <w:b w:val="0"/>
-          <w:sz w:val="19"/>
-        </w:rPr>
         <w:t>POST /api/agent</w:t>
       </w:r>
       <w:r>
@@ -12068,7 +12025,7 @@
           <w:b w:val="0"/>
           <w:sz w:val="21"/>
         </w:rPr>
-        <w:t xml:space="preserve">，与产品内工具步数上限 </w:t>
+        <w:t xml:space="preserve">，与产品内 </w:t>
       </w:r>
       <w:r>
         <w:rPr>
@@ -12811,7 +12768,7 @@
           <w:b w:val="0"/>
           <w:sz w:val="21"/>
         </w:rPr>
-        <w:t>样本量每条查询 3 次，不足以谈分布，本文档不给方差或置信区间。</w:t>
+        <w:t>样本量每条查询 3 次，不足以谈分布，不给方差或置信区间；</w:t>
       </w:r>
       <w:r>
         <w:rPr>
@@ -12827,7 +12784,7 @@
           <w:b w:val="0"/>
           <w:sz w:val="21"/>
         </w:rPr>
-        <w:t>：多轮工具循环会把历史消息重复计入输入，真实用量见上表。</w:t>
+        <w:t>，多轮会把历史重复计入输入，真实用量见上表。</w:t>
       </w:r>
     </w:p>
     <w:p>
@@ -13180,7 +13137,7 @@
           <w:b/>
           <w:sz w:val="26"/>
         </w:rPr>
-        <w:t>6.2 技术方案创新（五项，每一项都有测试或数据支撑）</w:t>
+        <w:t>6.2 技术方案创新（六项，每一项都有测试或数据支撑）</w:t>
       </w:r>
     </w:p>
     <w:tbl>
@@ -13736,6 +13693,115 @@
                 <w:sz w:val="17"/>
               </w:rPr>
               <w:t xml:space="preserve"> 与动作语义；脚本在回归里被真 Python 解析，有 pandas 时真跑并与执行器逐格比对（§4.8）</w:t>
+            </w:r>
+          </w:p>
+        </w:tc>
+      </w:tr>
+      <w:tr>
+        <w:trPr>
+          <w:cantSplit/>
+        </w:trPr>
+        <w:tc>
+          <w:tcPr>
+            <w:tcW w:type="dxa" w:w="2409"/>
+          </w:tcPr>
+          <w:p>
+            <w:pPr>
+              <w:spacing w:after="0"/>
+            </w:pPr>
+            <w:r>
+              <w:rPr>
+                <w:rFonts w:ascii="宋体" w:hAnsi="宋体" w:eastAsia="宋体"/>
+                <w:b w:val="0"/>
+                <w:sz w:val="17"/>
+              </w:rPr>
+              <w:t>T6</w:t>
+            </w:r>
+          </w:p>
+        </w:tc>
+        <w:tc>
+          <w:tcPr>
+            <w:tcW w:type="dxa" w:w="2409"/>
+          </w:tcPr>
+          <w:p>
+            <w:pPr>
+              <w:spacing w:after="0"/>
+            </w:pPr>
+            <w:r>
+              <w:rPr>
+                <w:rFonts w:ascii="宋体" w:hAnsi="宋体" w:eastAsia="宋体"/>
+                <w:b/>
+                <w:sz w:val="17"/>
+              </w:rPr>
+              <w:t>可复现的方法学草稿（不接 LLM）</w:t>
+            </w:r>
+          </w:p>
+        </w:tc>
+        <w:tc>
+          <w:tcPr>
+            <w:tcW w:type="dxa" w:w="2409"/>
+          </w:tcPr>
+          <w:p>
+            <w:pPr>
+              <w:spacing w:after="0"/>
+            </w:pPr>
+            <w:r>
+              <w:rPr>
+                <w:rFonts w:ascii="宋体" w:hAnsi="宋体" w:eastAsia="宋体"/>
+                <w:b w:val="0"/>
+                <w:sz w:val="17"/>
+              </w:rPr>
+              <w:t>6 段方法文字由模板拼装，四态如实、免责声明三处同源</w:t>
+            </w:r>
+          </w:p>
+        </w:tc>
+        <w:tc>
+          <w:tcPr>
+            <w:tcW w:type="dxa" w:w="2409"/>
+          </w:tcPr>
+          <w:p>
+            <w:pPr>
+              <w:spacing w:after="0"/>
+            </w:pPr>
+            <w:r>
+              <w:rPr>
+                <w:rFonts w:ascii="宋体" w:hAnsi="宋体" w:eastAsia="宋体"/>
+                <w:b w:val="0"/>
+                <w:sz w:val="17"/>
+              </w:rPr>
+              <w:t xml:space="preserve">单测覆盖四态与小样本「未进行」；E2E 断言预览免责声明逐字出现在下载的 </w:t>
+            </w:r>
+            <w:r>
+              <w:rPr>
+                <w:rFonts w:ascii="Consolas" w:hAnsi="Consolas" w:eastAsia="宋体"/>
+                <w:b w:val="0"/>
+                <w:sz w:val="15"/>
+              </w:rPr>
+              <w:t>.md</w:t>
+            </w:r>
+            <w:r>
+              <w:rPr>
+                <w:rFonts w:ascii="宋体" w:hAnsi="宋体" w:eastAsia="宋体"/>
+                <w:b w:val="0"/>
+                <w:sz w:val="17"/>
+              </w:rPr>
+              <w:t>；</w:t>
+            </w:r>
+            <w:r>
+              <w:rPr>
+                <w:rFonts w:ascii="Consolas" w:hAnsi="Consolas" w:eastAsia="宋体"/>
+                <w:b w:val="0"/>
+                <w:sz w:val="15"/>
+              </w:rPr>
+              <w:t>methodDraft.ts</w:t>
+            </w:r>
+            <w:r>
+              <w:rPr>
+                <w:rFonts w:ascii="宋体" w:hAnsi="宋体" w:eastAsia="宋体"/>
+                <w:b w:val="0"/>
+                <w:sz w:val="17"/>
+              </w:rPr>
+              <w:t xml:space="preserve"> 无 agent / 网络调用</w:t>
             </w:r>
           </w:p>
         </w:tc>
@@ -14620,7 +14686,7 @@
                 <w:b/>
                 <w:sz w:val="17"/>
               </w:rPr>
-              <w:t>811 通过 / 8 跳过 / 70 文件</w:t>
+              <w:t>830 通过 / 8 跳过 / 70 文件</w:t>
             </w:r>
             <w:r>
               <w:rPr>
@@ -14646,7 +14712,7 @@
                 <w:b w:val="0"/>
                 <w:sz w:val="17"/>
               </w:rPr>
-              <w:t>core 检查引擎、同义归并、清洗执行、脚本生成、状态机、出站白名单、组件逻辑、可读报告与 Word 生成、复核状态关联、中断工具调用修复、研究场景定义与示例埋点回归、场景按文件归属的状态</w:t>
+              <w:t>core 检查引擎、同义归并、清洗执行、脚本生成、状态机、出站白名单、组件逻辑、可读报告与 Word 生成、复核状态关联、中断工具调用修复、研究场景入口、覆盖缺口转述、方法草稿（六段/四态/小样本/规则引用/免责声明同源）</w:t>
             </w:r>
           </w:p>
         </w:tc>
@@ -14687,7 +14753,7 @@
                 <w:b/>
                 <w:sz w:val="17"/>
               </w:rPr>
-              <w:t>91 通过 / 1 跳过</w:t>
+              <w:t>92 通过 / 1 跳过</w:t>
             </w:r>
             <w:r>
               <w:rPr>
@@ -14713,7 +14779,23 @@
                 <w:b w:val="0"/>
                 <w:sz w:val="17"/>
               </w:rPr>
-              <w:t>导入 → 检查 → AI 分析（mock 模型）→ 审阅 → 导出、刷新恢复、规则库、看板、Worker 生效、数据版本失效与撤销重检、移动端底部操作区、可读报告打印/Word 与检查结论、示例数据、字段定位/行号跳转/复核状态筛选、检查覆盖地图与值域/允许取值配置并刷新保留、移动端任务切换与 44px 控件、中断工具调用后重试、研究场景入口与检查页「本次重点」筛选</w:t>
+              <w:t xml:space="preserve">导入 → 检查 → AI 分析（mock 模型）→ 审阅 → 导出、刷新恢复、规则库、看板、Worker 生效、数据版本失效与撤销重检、移动端底部操作区、可读报告打印/Word 与检查结论、示例数据、字段定位/行号跳转/复核状态筛选、检查覆盖地图与值域/允许取值配置并刷新保留、移动端任务切换与 44px 控件、中断工具调用后重试、研究场景入口与检查页「本次重点」筛选、可读报告方法草稿与 </w:t>
+            </w:r>
+            <w:r>
+              <w:rPr>
+                <w:rFonts w:ascii="Consolas" w:hAnsi="Consolas" w:eastAsia="宋体"/>
+                <w:b w:val="0"/>
+                <w:sz w:val="15"/>
+              </w:rPr>
+              <w:t>.md</w:t>
+            </w:r>
+            <w:r>
+              <w:rPr>
+                <w:rFonts w:ascii="宋体" w:hAnsi="宋体" w:eastAsia="宋体"/>
+                <w:b w:val="0"/>
+                <w:sz w:val="17"/>
+              </w:rPr>
+              <w:t xml:space="preserve"> 下载同源</w:t>
             </w:r>
           </w:p>
         </w:tc>
@@ -17326,39 +17408,7 @@
           <w:b w:val="0"/>
           <w:sz w:val="21"/>
         </w:rPr>
-        <w:t>（</w:t>
-      </w:r>
-      <w:r>
-        <w:rPr>
-          <w:rFonts w:ascii="Consolas" w:hAnsi="Consolas" w:eastAsia="宋体"/>
-          <w:b w:val="0"/>
-          <w:sz w:val="19"/>
-        </w:rPr>
-        <w:t>core</w:t>
-      </w:r>
-      <w:r>
-        <w:rPr>
-          <w:rFonts w:ascii="宋体" w:hAnsi="宋体" w:eastAsia="宋体"/>
-          <w:b w:val="0"/>
-          <w:sz w:val="21"/>
-        </w:rPr>
-        <w:t xml:space="preserve"> 平台无关、</w:t>
-      </w:r>
-      <w:r>
-        <w:rPr>
-          <w:rFonts w:ascii="Consolas" w:hAnsi="Consolas" w:eastAsia="宋体"/>
-          <w:b w:val="0"/>
-          <w:sz w:val="19"/>
-        </w:rPr>
-        <w:t>core</w:t>
-      </w:r>
-      <w:r>
-        <w:rPr>
-          <w:rFonts w:ascii="宋体" w:hAnsi="宋体" w:eastAsia="宋体"/>
-          <w:b w:val="0"/>
-          <w:sz w:val="21"/>
-        </w:rPr>
-        <w:t xml:space="preserve"> 不得反向依赖 UI/agent、agent 层分层）—— 曾验证过「往 core 里插一条 </w:t>
+        <w:t xml:space="preserve">（core 平台无关、不得反向依赖 UI/agent）；曾验证过「插一条 </w:t>
       </w:r>
       <w:r>
         <w:rPr>
@@ -17395,7 +17445,7 @@
           <w:b w:val="0"/>
           <w:sz w:val="21"/>
         </w:rPr>
-        <w:t>，提交信息写「为什么」而不是「改了哪些文件」；</w:t>
+        <w:t>，信息写「为什么」；关键判断在注释里留了「代价」记录；</w:t>
       </w:r>
     </w:p>
     <w:p>
@@ -17408,15 +17458,15 @@
           <w:b/>
           <w:sz w:val="21"/>
         </w:rPr>
-        <w:t>导出的 pandas 脚本由回归测试做语法校验</w:t>
-      </w:r>
-      <w:r>
-        <w:rPr>
-          <w:rFonts w:ascii="宋体" w:hAnsi="宋体" w:eastAsia="宋体"/>
-          <w:b w:val="0"/>
-          <w:sz w:val="21"/>
-        </w:rPr>
-        <w:t xml:space="preserve">：调用本机 Python 的 </w:t>
+        <w:t>pandas 脚本由回归验语法</w:t>
+      </w:r>
+      <w:r>
+        <w:rPr>
+          <w:rFonts w:ascii="宋体" w:hAnsi="宋体" w:eastAsia="宋体"/>
+          <w:b w:val="0"/>
+          <w:sz w:val="21"/>
+        </w:rPr>
+        <w:t xml:space="preserve">（本机 Python 的 </w:t>
       </w:r>
       <w:r>
         <w:rPr>
@@ -17432,7 +17482,7 @@
           <w:b w:val="0"/>
           <w:sz w:val="21"/>
         </w:rPr>
-        <w:t xml:space="preserve"> 真解析生成的脚本（覆盖引号列名、空格/中文文件名、Excel 来源、</w:t>
+        <w:t>，覆盖引号列名、空格/中文文件名、</w:t>
       </w:r>
       <w:r>
         <w:rPr>
@@ -17448,23 +17498,7 @@
           <w:b w:val="0"/>
           <w:sz w:val="21"/>
         </w:rPr>
-        <w:t xml:space="preserve"> 映射、非改写动作）。没有 Python 时</w:t>
-      </w:r>
-      <w:r>
-        <w:rPr>
-          <w:rFonts w:ascii="宋体" w:hAnsi="宋体" w:eastAsia="宋体"/>
-          <w:b/>
-          <w:sz w:val="21"/>
-        </w:rPr>
-        <w:t>显式跳过并告警</w:t>
-      </w:r>
-      <w:r>
-        <w:rPr>
-          <w:rFonts w:ascii="宋体" w:hAnsi="宋体" w:eastAsia="宋体"/>
-          <w:b w:val="0"/>
-          <w:sz w:val="21"/>
-        </w:rPr>
-        <w:t>——门禁不绑定本机装了什么，但也不假装验过；</w:t>
+        <w:t xml:space="preserve"> 映射等）；没有 Python 时显式跳过并告警；</w:t>
       </w:r>
     </w:p>
     <w:p>
@@ -17501,7 +17535,7 @@
           <w:b w:val="0"/>
           <w:sz w:val="21"/>
         </w:rPr>
-        <w:t xml:space="preserve">）：L5 空载 36 秒、有负载 95 秒，会拖超 vitest 心跳并让门禁假红；拆出后 </w:t>
+        <w:t xml:space="preserve">）：L5 空载 36 秒、有负载 95 秒，会拖超 vitest 心跳；拆出后 </w:t>
       </w:r>
       <w:r>
         <w:rPr>
@@ -17517,7 +17551,7 @@
           <w:b w:val="0"/>
           <w:sz w:val="21"/>
         </w:rPr>
-        <w:t xml:space="preserve"> 约 28 秒。代价：「单测通过数」不含 L5 的 6 条，两处分开写；</w:t>
+        <w:t xml:space="preserve"> 约 28 秒。「单测通过数」不含 L5 的 6 条；</w:t>
       </w:r>
     </w:p>
     <w:p>
@@ -17530,7 +17564,7 @@
           <w:b/>
           <w:sz w:val="21"/>
         </w:rPr>
-        <w:t>导出脚本的读入口径与执行器对齐</w:t>
+        <w:t>导出脚本读入口径与执行器对齐</w:t>
       </w:r>
       <w:r>
         <w:rPr>
@@ -17554,7 +17588,7 @@
           <w:b w:val="0"/>
           <w:sz w:val="21"/>
         </w:rPr>
-        <w:t xml:space="preserve">（否则 </w:t>
+        <w:t xml:space="preserve">、按解析层口径 trim、数值列 </w:t>
       </w:r>
       <w:r>
         <w:rPr>
@@ -17562,38 +17596,6 @@
           <w:b w:val="0"/>
           <w:sz w:val="19"/>
         </w:rPr>
-        <w:t>"NA"</w:t>
-      </w:r>
-      <w:r>
-        <w:rPr>
-          <w:rFonts w:ascii="宋体" w:hAnsi="宋体" w:eastAsia="宋体"/>
-          <w:b w:val="0"/>
-          <w:sz w:val="21"/>
-        </w:rPr>
-        <w:t>/</w:t>
-      </w:r>
-      <w:r>
-        <w:rPr>
-          <w:rFonts w:ascii="Consolas" w:hAnsi="Consolas" w:eastAsia="宋体"/>
-          <w:b w:val="0"/>
-          <w:sz w:val="19"/>
-        </w:rPr>
-        <w:t>"NULL"</w:t>
-      </w:r>
-      <w:r>
-        <w:rPr>
-          <w:rFonts w:ascii="宋体" w:hAnsi="宋体" w:eastAsia="宋体"/>
-          <w:b w:val="0"/>
-          <w:sz w:val="21"/>
-        </w:rPr>
-        <w:t xml:space="preserve"> 会被读成缺失）、按解析层口径 trim、数值列用 </w:t>
-      </w:r>
-      <w:r>
-        <w:rPr>
-          <w:rFonts w:ascii="Consolas" w:hAnsi="Consolas" w:eastAsia="宋体"/>
-          <w:b w:val="0"/>
-          <w:sz w:val="19"/>
-        </w:rPr>
         <w:t>float_format="%.15g"</w:t>
       </w:r>
       <w:r>
@@ -17602,39 +17604,7 @@
           <w:b w:val="0"/>
           <w:sz w:val="21"/>
         </w:rPr>
-        <w:t xml:space="preserve">（否则 </w:t>
-      </w:r>
-      <w:r>
-        <w:rPr>
-          <w:rFonts w:ascii="Consolas" w:hAnsi="Consolas" w:eastAsia="宋体"/>
-          <w:b w:val="0"/>
-          <w:sz w:val="19"/>
-        </w:rPr>
-        <w:t>23</w:t>
-      </w:r>
-      <w:r>
-        <w:rPr>
-          <w:rFonts w:ascii="宋体" w:hAnsi="宋体" w:eastAsia="宋体"/>
-          <w:b w:val="0"/>
-          <w:sz w:val="21"/>
-        </w:rPr>
-        <w:t xml:space="preserve"> 变 </w:t>
-      </w:r>
-      <w:r>
-        <w:rPr>
-          <w:rFonts w:ascii="Consolas" w:hAnsi="Consolas" w:eastAsia="宋体"/>
-          <w:b w:val="0"/>
-          <w:sz w:val="19"/>
-        </w:rPr>
-        <w:t>"23.0"</w:t>
-      </w:r>
-      <w:r>
-        <w:rPr>
-          <w:rFonts w:ascii="宋体" w:hAnsi="宋体" w:eastAsia="宋体"/>
-          <w:b w:val="0"/>
-          <w:sz w:val="21"/>
-        </w:rPr>
-        <w:t>）；有 pandas 时会真跑并与执行器逐格比对；</w:t>
+        <w:t>；有 pandas 时真跑并逐格比对；</w:t>
       </w:r>
     </w:p>
     <w:p>
@@ -17647,15 +17617,31 @@
           <w:b/>
           <w:sz w:val="21"/>
         </w:rPr>
-        <w:t>本机数据的清除入口常驻</w:t>
-      </w:r>
-      <w:r>
-        <w:rPr>
-          <w:rFonts w:ascii="宋体" w:hAnsi="宋体" w:eastAsia="宋体"/>
-          <w:b w:val="0"/>
-          <w:sz w:val="21"/>
-        </w:rPr>
-        <w:t>：导入页固定提供「清除本机暂存数据」（二次确认、失败明说），不再只在「恢复提示条」里出现；</w:t>
+        <w:t>本机数据可清除、存储失败可解释</w:t>
+      </w:r>
+      <w:r>
+        <w:rPr>
+          <w:rFonts w:ascii="宋体" w:hAnsi="宋体" w:eastAsia="宋体"/>
+          <w:b w:val="0"/>
+          <w:sz w:val="21"/>
+        </w:rPr>
+        <w:t xml:space="preserve">：导入页常驻「清除本机暂存数据」（二次确认、失败明说）；空间不足/连接失效/被占用/不支持各有提示，由假 </w:t>
+      </w:r>
+      <w:r>
+        <w:rPr>
+          <w:rFonts w:ascii="Consolas" w:hAnsi="Consolas" w:eastAsia="宋体"/>
+          <w:b w:val="0"/>
+          <w:sz w:val="19"/>
+        </w:rPr>
+        <w:t>IDBFactory</w:t>
+      </w:r>
+      <w:r>
+        <w:rPr>
+          <w:rFonts w:ascii="宋体" w:hAnsi="宋体" w:eastAsia="宋体"/>
+          <w:b w:val="0"/>
+          <w:sz w:val="21"/>
+        </w:rPr>
+        <w:t xml:space="preserve"> 单测覆盖；</w:t>
       </w:r>
     </w:p>
     <w:p>
@@ -17676,57 +17662,7 @@
           <w:b w:val="0"/>
           <w:sz w:val="21"/>
         </w:rPr>
-        <w:t>：数据先 await 写入浏览器存储，再显示预览（T9），关掉「看得见但刷新就丢」的窗口；代价是最坏情况预览晚约百毫秒；</w:t>
-      </w:r>
-    </w:p>
-    <w:p>
-      <w:pPr>
-        <w:pStyle w:val="ListBullet"/>
-      </w:pPr>
-      <w:r>
-        <w:rPr>
-          <w:rFonts w:ascii="宋体" w:hAnsi="宋体" w:eastAsia="宋体"/>
-          <w:b/>
-          <w:sz w:val="21"/>
-        </w:rPr>
-        <w:t>本地存储的失败翻译成用户能照做的中文</w:t>
-      </w:r>
-      <w:r>
-        <w:rPr>
-          <w:rFonts w:ascii="宋体" w:hAnsi="宋体" w:eastAsia="宋体"/>
-          <w:b w:val="0"/>
-          <w:sz w:val="21"/>
-        </w:rPr>
-        <w:t xml:space="preserve">：空间不足 / 连接失效 / 被其他标签页占用 / 环境不支持，各有各的提示，并由注入假 </w:t>
-      </w:r>
-      <w:r>
-        <w:rPr>
-          <w:rFonts w:ascii="Consolas" w:hAnsi="Consolas" w:eastAsia="宋体"/>
-          <w:b w:val="0"/>
-          <w:sz w:val="19"/>
-        </w:rPr>
-        <w:t>IDBFactory</w:t>
-      </w:r>
-      <w:r>
-        <w:rPr>
-          <w:rFonts w:ascii="宋体" w:hAnsi="宋体" w:eastAsia="宋体"/>
-          <w:b w:val="0"/>
-          <w:sz w:val="21"/>
-        </w:rPr>
-        <w:t xml:space="preserve"> 的单测覆盖（T10）；</w:t>
-      </w:r>
-    </w:p>
-    <w:p>
-      <w:pPr>
-        <w:pStyle w:val="ListBullet"/>
-      </w:pPr>
-      <w:r>
-        <w:rPr>
-          <w:rFonts w:ascii="宋体" w:hAnsi="宋体" w:eastAsia="宋体"/>
-          <w:b w:val="0"/>
-          <w:sz w:val="21"/>
-        </w:rPr>
-        <w:t>关键判断都留了「代价」记录：每个技术取舍都写明代价，方便后续维护者推翻时有据可依。</w:t>
+        <w:t>：先 await 写浏览器存储再显示预览（T9），最坏情况预览晚约百毫秒。</w:t>
       </w:r>
     </w:p>
     <w:p>
@@ -17887,7 +17823,7 @@
           <w:b w:val="0"/>
           <w:sz w:val="21"/>
         </w:rPr>
-        <w:t>三点说明：</w:t>
+        <w:t>两点说明：</w:t>
       </w:r>
     </w:p>
     <w:p>
@@ -18057,10 +17993,34 @@
       <w:r>
         <w:rPr>
           <w:rFonts w:ascii="宋体" w:hAnsi="宋体" w:eastAsia="宋体"/>
-          <w:b w:val="0"/>
-          <w:sz w:val="21"/>
-        </w:rPr>
-        <w:t>可干预的 Agent 工作流（计划先行、逐条审阅）；</w:t>
+          <w:b/>
+          <w:sz w:val="21"/>
+        </w:rPr>
+        <w:t>数据处理方法草稿</w:t>
+      </w:r>
+      <w:r>
+        <w:rPr>
+          <w:rFonts w:ascii="宋体" w:hAnsi="宋体" w:eastAsia="宋体"/>
+          <w:b w:val="0"/>
+          <w:sz w:val="21"/>
+        </w:rPr>
+        <w:t xml:space="preserve">：从留痕、覆盖地图、人工决定与检查结论确定性拼装 6 段方法文字，随可读报告预览、Word 末尾附录与 </w:t>
+      </w:r>
+      <w:r>
+        <w:rPr>
+          <w:rFonts w:ascii="Consolas" w:hAnsi="Consolas" w:eastAsia="宋体"/>
+          <w:b w:val="0"/>
+          <w:sz w:val="19"/>
+        </w:rPr>
+        <w:t>.md</w:t>
+      </w:r>
+      <w:r>
+        <w:rPr>
+          <w:rFonts w:ascii="宋体" w:hAnsi="宋体" w:eastAsia="宋体"/>
+          <w:b w:val="0"/>
+          <w:sz w:val="21"/>
+        </w:rPr>
+        <w:t xml:space="preserve"> 下载三处同源输出（不接模型，四态如实）；</w:t>
       </w:r>
     </w:p>
     <w:p>
@@ -18073,7 +18033,7 @@
           <w:b w:val="0"/>
           <w:sz w:val="21"/>
         </w:rPr>
-        <w:t>建立了五层评测体系并产出可复现的数字：L1 精确率 93.3% / 召回率 100%、L3 Hit@1 78.9% / Hit@5 94.7% / MRR 0.8684、L5 剖析 0.97 s 与确定性检查 3.45 s（预算 3 s / 30 s）；</w:t>
+        <w:t>可干预的 Agent 工作流（计划先行、逐条审阅）；</w:t>
       </w:r>
     </w:p>
     <w:p>
@@ -18083,50 +18043,10 @@
       <w:r>
         <w:rPr>
           <w:rFonts w:ascii="宋体" w:hAnsi="宋体" w:eastAsia="宋体"/>
-          <w:b/>
-          <w:sz w:val="21"/>
-        </w:rPr>
-        <w:t>L4（Agent 层）建立了评测与失败隔离</w:t>
-      </w:r>
-      <w:r>
-        <w:rPr>
-          <w:rFonts w:ascii="宋体" w:hAnsi="宋体" w:eastAsia="宋体"/>
-          <w:b w:val="0"/>
-          <w:sz w:val="21"/>
-        </w:rPr>
-        <w:t>，收敛判据补上后截断从 6/12 降到 3/12，但</w:t>
-      </w:r>
-      <w:r>
-        <w:rPr>
-          <w:rFonts w:ascii="宋体" w:hAnsi="宋体" w:eastAsia="宋体"/>
-          <w:b/>
-          <w:sz w:val="21"/>
-        </w:rPr>
-        <w:t>尚未零截断</w:t>
-      </w:r>
-      <w:r>
-        <w:rPr>
-          <w:rFonts w:ascii="宋体" w:hAnsi="宋体" w:eastAsia="宋体"/>
-          <w:b w:val="0"/>
-          <w:sz w:val="21"/>
-        </w:rPr>
-        <w:t>：越界请求仍会继续查质量、提交条数上限带来的轮次成本也还在（T11），因此</w:t>
-      </w:r>
-      <w:r>
-        <w:rPr>
-          <w:rFonts w:ascii="宋体" w:hAnsi="宋体" w:eastAsia="宋体"/>
-          <w:b/>
-          <w:sz w:val="21"/>
-        </w:rPr>
-        <w:t>不把它列为达标成果</w:t>
-      </w:r>
-      <w:r>
-        <w:rPr>
-          <w:rFonts w:ascii="宋体" w:hAnsi="宋体" w:eastAsia="宋体"/>
-          <w:b w:val="0"/>
-          <w:sz w:val="21"/>
-        </w:rPr>
-        <w:t>；</w:t>
+          <w:b w:val="0"/>
+          <w:sz w:val="21"/>
+        </w:rPr>
+        <w:t>建立了五层评测体系并产出可复现的数字：L1 精确率 93.3% / 召回率 100%、L3 Hit@1 78.9% / Hit@5 94.7% / MRR 0.8684、L5 剖析 0.97 s 与确定性检查 3.45 s（预算 3 s / 30 s）；</w:t>
       </w:r>
     </w:p>
     <w:p>
@@ -18136,10 +18056,63 @@
       <w:r>
         <w:rPr>
           <w:rFonts w:ascii="宋体" w:hAnsi="宋体" w:eastAsia="宋体"/>
-          <w:b w:val="0"/>
-          <w:sz w:val="21"/>
-        </w:rPr>
-        <w:t>811 个单元测试（8 个跳过）+ 91 个端到端测试全绿；</w:t>
+          <w:b/>
+          <w:sz w:val="21"/>
+        </w:rPr>
+        <w:t>L4（Agent 层）建立了评测与失败隔离</w:t>
+      </w:r>
+      <w:r>
+        <w:rPr>
+          <w:rFonts w:ascii="宋体" w:hAnsi="宋体" w:eastAsia="宋体"/>
+          <w:b w:val="0"/>
+          <w:sz w:val="21"/>
+        </w:rPr>
+        <w:t>，收敛判据补上后截断从 6/12 降到 3/12，但</w:t>
+      </w:r>
+      <w:r>
+        <w:rPr>
+          <w:rFonts w:ascii="宋体" w:hAnsi="宋体" w:eastAsia="宋体"/>
+          <w:b/>
+          <w:sz w:val="21"/>
+        </w:rPr>
+        <w:t>尚未零截断</w:t>
+      </w:r>
+      <w:r>
+        <w:rPr>
+          <w:rFonts w:ascii="宋体" w:hAnsi="宋体" w:eastAsia="宋体"/>
+          <w:b w:val="0"/>
+          <w:sz w:val="21"/>
+        </w:rPr>
+        <w:t>：越界请求仍会继续查质量、提交条数上限带来的轮次成本也还在（T11），因此</w:t>
+      </w:r>
+      <w:r>
+        <w:rPr>
+          <w:rFonts w:ascii="宋体" w:hAnsi="宋体" w:eastAsia="宋体"/>
+          <w:b/>
+          <w:sz w:val="21"/>
+        </w:rPr>
+        <w:t>不把它列为达标成果</w:t>
+      </w:r>
+      <w:r>
+        <w:rPr>
+          <w:rFonts w:ascii="宋体" w:hAnsi="宋体" w:eastAsia="宋体"/>
+          <w:b w:val="0"/>
+          <w:sz w:val="21"/>
+        </w:rPr>
+        <w:t>；</w:t>
+      </w:r>
+    </w:p>
+    <w:p>
+      <w:pPr>
+        <w:pStyle w:val="ListBullet"/>
+      </w:pPr>
+      <w:r>
+        <w:rPr>
+          <w:rFonts w:ascii="宋体" w:hAnsi="宋体" w:eastAsia="宋体"/>
+          <w:b w:val="0"/>
+          <w:sz w:val="21"/>
+        </w:rPr>
+        <w:t>830 个单元测试（8 个跳过）+ 92 个端到端测试全绿；</w:t>
       </w:r>
     </w:p>
     <w:p>
@@ -19127,63 +19100,6 @@
           </w:p>
         </w:tc>
       </w:tr>
-      <w:tr>
-        <w:trPr>
-          <w:cantSplit/>
-        </w:trPr>
-        <w:tc>
-          <w:tcPr>
-            <w:tcW w:type="dxa" w:w="4819"/>
-          </w:tcPr>
-          <w:p>
-            <w:pPr>
-              <w:spacing w:after="0"/>
-            </w:pPr>
-            <w:r>
-              <w:rPr>
-                <w:rFonts w:ascii="宋体" w:hAnsi="宋体" w:eastAsia="宋体"/>
-                <w:b/>
-                <w:sz w:val="17"/>
-              </w:rPr>
-              <w:t>MCP Server / 多模态未实现</w:t>
-            </w:r>
-          </w:p>
-        </w:tc>
-        <w:tc>
-          <w:tcPr>
-            <w:tcW w:type="dxa" w:w="4819"/>
-          </w:tcPr>
-          <w:p>
-            <w:pPr>
-              <w:spacing w:after="0"/>
-            </w:pPr>
-            <w:r>
-              <w:rPr>
-                <w:rFonts w:ascii="宋体" w:hAnsi="宋体" w:eastAsia="宋体"/>
-                <w:b w:val="0"/>
-                <w:sz w:val="17"/>
-              </w:rPr>
-              <w:t>均属 P2 加分项；</w:t>
-            </w:r>
-            <w:r>
-              <w:rPr>
-                <w:rFonts w:ascii="Consolas" w:hAnsi="Consolas" w:eastAsia="宋体"/>
-                <w:b w:val="0"/>
-                <w:sz w:val="15"/>
-              </w:rPr>
-              <w:t>core/</w:t>
-            </w:r>
-            <w:r>
-              <w:rPr>
-                <w:rFonts w:ascii="宋体" w:hAnsi="宋体" w:eastAsia="宋体"/>
-                <w:b w:val="0"/>
-                <w:sz w:val="17"/>
-              </w:rPr>
-              <w:t xml:space="preserve"> 已为 MCP 预留（平台无关），多模态需要额外的模型与合规设计</w:t>
-            </w:r>
-          </w:p>
-        </w:tc>
-      </w:tr>
     </w:tbl>
     <w:p>
       <w:pPr>
@@ -19372,15 +19288,31 @@
           <w:b/>
           <w:sz w:val="21"/>
         </w:rPr>
-        <w:t>脚本等价性</w:t>
-      </w:r>
-      <w:r>
-        <w:rPr>
-          <w:rFonts w:ascii="宋体" w:hAnsi="宋体" w:eastAsia="宋体"/>
-          <w:b w:val="0"/>
-          <w:sz w:val="21"/>
-        </w:rPr>
-        <w:t>：在 CI 里真实运行生成的 pandas 脚本并与界面输出逐格比对（golden 测试）；</w:t>
+        <w:t>接口鉴权</w:t>
+      </w:r>
+      <w:r>
+        <w:rPr>
+          <w:rFonts w:ascii="宋体" w:hAnsi="宋体" w:eastAsia="宋体"/>
+          <w:b w:val="0"/>
+          <w:sz w:val="21"/>
+        </w:rPr>
+        <w:t>：限流已做到实例级兜底（429 + 可执行文案），但</w:t>
+      </w:r>
+      <w:r>
+        <w:rPr>
+          <w:rFonts w:ascii="宋体" w:hAnsi="宋体" w:eastAsia="宋体"/>
+          <w:b/>
+          <w:sz w:val="21"/>
+        </w:rPr>
+        <w:t>鉴权未做</w:t>
+      </w:r>
+      <w:r>
+        <w:rPr>
+          <w:rFonts w:ascii="宋体" w:hAnsi="宋体" w:eastAsia="宋体"/>
+          <w:b w:val="0"/>
+          <w:sz w:val="21"/>
+        </w:rPr>
+        <w:t xml:space="preserve"> —— 公开演示地址上线前应补，否则换一个来源就能绕过限流；</w:t>
       </w:r>
     </w:p>
     <w:p>
@@ -19401,31 +19333,15 @@
           <w:b/>
           <w:sz w:val="21"/>
         </w:rPr>
-        <w:t>接口鉴权</w:t>
-      </w:r>
-      <w:r>
-        <w:rPr>
-          <w:rFonts w:ascii="宋体" w:hAnsi="宋体" w:eastAsia="宋体"/>
-          <w:b w:val="0"/>
-          <w:sz w:val="21"/>
-        </w:rPr>
-        <w:t>：限流已做到实例级兜底（429 + 可执行文案），但</w:t>
-      </w:r>
-      <w:r>
-        <w:rPr>
-          <w:rFonts w:ascii="宋体" w:hAnsi="宋体" w:eastAsia="宋体"/>
-          <w:b/>
-          <w:sz w:val="21"/>
-        </w:rPr>
-        <w:t>鉴权未做</w:t>
-      </w:r>
-      <w:r>
-        <w:rPr>
-          <w:rFonts w:ascii="宋体" w:hAnsi="宋体" w:eastAsia="宋体"/>
-          <w:b w:val="0"/>
-          <w:sz w:val="21"/>
-        </w:rPr>
-        <w:t xml:space="preserve"> —— 公开演示地址上线前应补，否则换一个来源就能绕过限流；</w:t>
+        <w:t>MCP Server</w:t>
+      </w:r>
+      <w:r>
+        <w:rPr>
+          <w:rFonts w:ascii="宋体" w:hAnsi="宋体" w:eastAsia="宋体"/>
+          <w:b w:val="0"/>
+          <w:sz w:val="21"/>
+        </w:rPr>
+        <w:t>：把同一批工具以 MCP 暴露给外部 AI 客户端（stdio / Streamable HTTP 双形态），作为「能力可复用」的额外证据；</w:t>
       </w:r>
     </w:p>
     <w:p>
@@ -19439,35 +19355,6 @@
           <w:sz w:val="21"/>
         </w:rPr>
         <w:t xml:space="preserve">6. </w:t>
-      </w:r>
-      <w:r>
-        <w:rPr>
-          <w:rFonts w:ascii="宋体" w:hAnsi="宋体" w:eastAsia="宋体"/>
-          <w:b/>
-          <w:sz w:val="21"/>
-        </w:rPr>
-        <w:t>MCP Server</w:t>
-      </w:r>
-      <w:r>
-        <w:rPr>
-          <w:rFonts w:ascii="宋体" w:hAnsi="宋体" w:eastAsia="宋体"/>
-          <w:b w:val="0"/>
-          <w:sz w:val="21"/>
-        </w:rPr>
-        <w:t>：把同一批工具以 MCP 暴露给外部 AI 客户端（stdio / Streamable HTTP 双形态），作为「能力可复用」的额外证据；</w:t>
-      </w:r>
-    </w:p>
-    <w:p>
-      <w:pPr>
-        <w:ind w:left="425" w:hanging="425"/>
-      </w:pPr>
-      <w:r>
-        <w:rPr>
-          <w:rFonts w:ascii="宋体" w:hAnsi="宋体" w:eastAsia="宋体"/>
-          <w:b w:val="0"/>
-          <w:sz w:val="21"/>
-        </w:rPr>
-        <w:t xml:space="preserve">7. </w:t>
       </w:r>
       <w:r>
         <w:rPr>
@@ -20100,7 +19987,7 @@
                 <w:b w:val="0"/>
                 <w:sz w:val="17"/>
               </w:rPr>
-              <w:t>T1 结构摘要 / T2 平台无关核心包 / T3 分层语义 / T4 可干预 / T5 留痕（§6.2）</w:t>
+              <w:t>T1 结构摘要 / T2 平台无关核心包 / T3 分层语义 / T4 可干预 / T5 留痕 / T6 方法学草稿（§6.2）</w:t>
             </w:r>
           </w:p>
         </w:tc>
@@ -20218,7 +20105,7 @@
                 <w:b w:val="0"/>
                 <w:sz w:val="17"/>
               </w:rPr>
-              <w:t>TypeScript strict；811 单测；架构约束测试（§7.5）。</w:t>
+              <w:t>TypeScript strict；830 单测；架构约束测试（§7.5）。</w:t>
             </w:r>
             <w:r>
               <w:rPr>
@@ -20470,7 +20357,7 @@
                 <w:b w:val="0"/>
                 <w:sz w:val="17"/>
               </w:rPr>
-              <w:t>可执行脚本导出 + 五层量化评测（§4.8、§7.2）。</w:t>
+              <w:t>可执行脚本导出 + 五层量化评测 + 方法学草稿（§4.8、§7.2）。</w:t>
             </w:r>
             <w:r>
               <w:rPr>

--- a/docs/技术文档.docx
+++ b/docs/技术文档.docx
@@ -1487,15 +1487,15 @@
                 <w:b/>
                 <w:sz w:val="17"/>
               </w:rPr>
-              <w:t>830</w:t>
-            </w:r>
-            <w:r>
-              <w:rPr>
-                <w:rFonts w:ascii="宋体" w:hAnsi="宋体" w:eastAsia="宋体"/>
-                <w:b w:val="0"/>
-                <w:sz w:val="17"/>
-              </w:rPr>
-              <w:t xml:space="preserve"> 通过（8 跳过，70 个文件）/ 端到端测试 </w:t>
+              <w:t>835</w:t>
+            </w:r>
+            <w:r>
+              <w:rPr>
+                <w:rFonts w:ascii="宋体" w:hAnsi="宋体" w:eastAsia="宋体"/>
+                <w:b w:val="0"/>
+                <w:sz w:val="17"/>
+              </w:rPr>
+              <w:t xml:space="preserve"> 通过（8 跳过，71 个文件）/ 端到端测试 </w:t>
             </w:r>
             <w:r>
               <w:rPr>
@@ -2713,7 +2713,7 @@
                 <w:b w:val="0"/>
                 <w:sz w:val="17"/>
               </w:rPr>
-              <w:t>未实现（见 §8.3）</w:t>
+              <w:t>未实现（能力边界，未列入 §8.3 排期）</w:t>
             </w:r>
           </w:p>
         </w:tc>
@@ -2790,7 +2790,7 @@
                 <w:b w:val="0"/>
                 <w:sz w:val="17"/>
               </w:rPr>
-              <w:t>未实现（见 §8.3）</w:t>
+              <w:t>未实现（见 §8.3 后续计划）</w:t>
             </w:r>
           </w:p>
         </w:tc>
@@ -9330,7 +9330,7 @@
           <w:color w:val="555555"/>
           <w:sz w:val="18"/>
         </w:rPr>
-        <w:t>〔图 5：报告与导出：处理摘要、五样产出入口与可读报告（规则库版本 178 条；线上真实界面）〕</w:t>
+        <w:t>〔图 5：报告与导出：处理摘要、导出入口与可读报告（规则库版本 178 条；线上真实界面）〕</w:t>
       </w:r>
     </w:p>
     <w:p>
@@ -12009,7 +12009,87 @@
           <w:b w:val="0"/>
           <w:sz w:val="21"/>
         </w:rPr>
-        <w:t xml:space="preserve">（每次对话的轮次上限由查询定义决定；这里的「轮次」= 一次 </w:t>
+        <w:t>（查询：</w:t>
+      </w:r>
+      <w:r>
+        <w:rPr>
+          <w:rFonts w:ascii="Consolas" w:hAnsi="Consolas" w:eastAsia="宋体"/>
+          <w:b w:val="0"/>
+          <w:sz w:val="19"/>
+        </w:rPr>
+        <w:t>defects</w:t>
+      </w:r>
+      <w:r>
+        <w:rPr>
+          <w:rFonts w:ascii="宋体" w:hAnsi="宋体" w:eastAsia="宋体"/>
+          <w:b w:val="0"/>
+          <w:sz w:val="21"/>
+        </w:rPr>
+        <w:t>、</w:t>
+      </w:r>
+      <w:r>
+        <w:rPr>
+          <w:rFonts w:ascii="Consolas" w:hAnsi="Consolas" w:eastAsia="宋体"/>
+          <w:b w:val="0"/>
+          <w:sz w:val="19"/>
+        </w:rPr>
+        <w:t>column-detail</w:t>
+      </w:r>
+      <w:r>
+        <w:rPr>
+          <w:rFonts w:ascii="宋体" w:hAnsi="宋体" w:eastAsia="宋体"/>
+          <w:b w:val="0"/>
+          <w:sz w:val="21"/>
+        </w:rPr>
+        <w:t>、</w:t>
+      </w:r>
+      <w:r>
+        <w:rPr>
+          <w:rFonts w:ascii="Consolas" w:hAnsi="Consolas" w:eastAsia="宋体"/>
+          <w:b w:val="0"/>
+          <w:sz w:val="19"/>
+        </w:rPr>
+        <w:t>rule-lookup</w:t>
+      </w:r>
+      <w:r>
+        <w:rPr>
+          <w:rFonts w:ascii="宋体" w:hAnsi="宋体" w:eastAsia="宋体"/>
+          <w:b w:val="0"/>
+          <w:sz w:val="21"/>
+        </w:rPr>
+        <w:t>、</w:t>
+      </w:r>
+      <w:r>
+        <w:rPr>
+          <w:rFonts w:ascii="Consolas" w:hAnsi="Consolas" w:eastAsia="宋体"/>
+          <w:b w:val="0"/>
+          <w:sz w:val="19"/>
+        </w:rPr>
+        <w:t>off-topic</w:t>
+      </w:r>
+      <w:r>
+        <w:rPr>
+          <w:rFonts w:ascii="宋体" w:hAnsi="宋体" w:eastAsia="宋体"/>
+          <w:b w:val="0"/>
+          <w:sz w:val="21"/>
+        </w:rPr>
+        <w:t>；前三条上限 12 轮、</w:t>
+      </w:r>
+      <w:r>
+        <w:rPr>
+          <w:rFonts w:ascii="Consolas" w:hAnsi="Consolas" w:eastAsia="宋体"/>
+          <w:b w:val="0"/>
+          <w:sz w:val="19"/>
+        </w:rPr>
+        <w:t>off-topic</w:t>
+      </w:r>
+      <w:r>
+        <w:rPr>
+          <w:rFonts w:ascii="宋体" w:hAnsi="宋体" w:eastAsia="宋体"/>
+          <w:b w:val="0"/>
+          <w:sz w:val="21"/>
+        </w:rPr>
+        <w:t xml:space="preserve"> 6 轮。这里的「轮次」= 一次 </w:t>
       </w:r>
       <w:r>
         <w:rPr>
@@ -14686,7 +14766,7 @@
                 <w:b/>
                 <w:sz w:val="17"/>
               </w:rPr>
-              <w:t>830 通过 / 8 跳过 / 70 文件</w:t>
+              <w:t>835 通过 / 8 跳过 / 71 文件</w:t>
             </w:r>
             <w:r>
               <w:rPr>
@@ -18112,7 +18192,7 @@
           <w:b w:val="0"/>
           <w:sz w:val="21"/>
         </w:rPr>
-        <w:t>830 个单元测试（8 个跳过）+ 92 个端到端测试全绿；</w:t>
+        <w:t>835 个单元测试（8 个跳过）+ 92 个端到端测试全绿；</w:t>
       </w:r>
     </w:p>
     <w:p>
@@ -20105,7 +20185,7 @@
                 <w:b w:val="0"/>
                 <w:sz w:val="17"/>
               </w:rPr>
-              <w:t>TypeScript strict；830 单测；架构约束测试（§7.5）。</w:t>
+              <w:t>TypeScript strict；835 单测；架构约束测试（§7.5）。</w:t>
             </w:r>
             <w:r>
               <w:rPr>

--- a/docs/技术文档.docx
+++ b/docs/技术文档.docx
@@ -5702,7 +5702,7 @@
           <w:color w:val="555555"/>
           <w:sz w:val="18"/>
         </w:rPr>
-        <w:t>〔图 1：数据导入与预览（线上真实界面）〕</w:t>
+        <w:t>〔图 1：数据导入：研究场景入口与文件上传（线上真实界面）〕</w:t>
       </w:r>
     </w:p>
     <w:p>
@@ -5921,7 +5921,7 @@
           <w:color w:val="555555"/>
           <w:sz w:val="18"/>
         </w:rPr>
-        <w:t>〔图 2：问题列表、判定依据与原始数据高亮（线上真实界面，语义归并已就绪）〕</w:t>
+        <w:t>〔图 2：问题列表、判定依据与原始数据高亮（线上真实界面；本次语义模型不可用，界面明示已降级）〕</w:t>
       </w:r>
     </w:p>
     <w:p>

--- a/docs/技术文档.docx
+++ b/docs/技术文档.docx
@@ -1487,15 +1487,15 @@
                 <w:b/>
                 <w:sz w:val="17"/>
               </w:rPr>
-              <w:t>835</w:t>
-            </w:r>
-            <w:r>
-              <w:rPr>
-                <w:rFonts w:ascii="宋体" w:hAnsi="宋体" w:eastAsia="宋体"/>
-                <w:b w:val="0"/>
-                <w:sz w:val="17"/>
-              </w:rPr>
-              <w:t xml:space="preserve"> 通过（8 跳过，71 个文件）/ 端到端测试 </w:t>
+              <w:t>866</w:t>
+            </w:r>
+            <w:r>
+              <w:rPr>
+                <w:rFonts w:ascii="宋体" w:hAnsi="宋体" w:eastAsia="宋体"/>
+                <w:b w:val="0"/>
+                <w:sz w:val="17"/>
+              </w:rPr>
+              <w:t xml:space="preserve"> 通过（8 跳过，72 个文件）/ 端到端测试 </w:t>
             </w:r>
             <w:r>
               <w:rPr>
@@ -1503,15 +1503,31 @@
                 <w:b/>
                 <w:sz w:val="17"/>
               </w:rPr>
-              <w:t>92</w:t>
-            </w:r>
-            <w:r>
-              <w:rPr>
-                <w:rFonts w:ascii="宋体" w:hAnsi="宋体" w:eastAsia="宋体"/>
-                <w:b w:val="0"/>
-                <w:sz w:val="17"/>
-              </w:rPr>
-              <w:t xml:space="preserve"> 通过（1 跳过）；TypeScript strict 全绿</w:t>
+              <w:t>94</w:t>
+            </w:r>
+            <w:r>
+              <w:rPr>
+                <w:rFonts w:ascii="宋体" w:hAnsi="宋体" w:eastAsia="宋体"/>
+                <w:b w:val="0"/>
+                <w:sz w:val="17"/>
+              </w:rPr>
+              <w:t xml:space="preserve"> 通过（1 跳过）；</w:t>
+            </w:r>
+            <w:r>
+              <w:rPr>
+                <w:rFonts w:ascii="宋体" w:hAnsi="宋体" w:eastAsia="宋体"/>
+                <w:b/>
+                <w:sz w:val="17"/>
+              </w:rPr>
+              <w:t>6 个客户端工具</w:t>
+            </w:r>
+            <w:r>
+              <w:rPr>
+                <w:rFonts w:ascii="宋体" w:hAnsi="宋体" w:eastAsia="宋体"/>
+                <w:b w:val="0"/>
+                <w:sz w:val="17"/>
+              </w:rPr>
+              <w:t>（其中 1 个不执行计算，只把一次调用变成提问暂停点）；TypeScript strict 全绿</w:t>
             </w:r>
           </w:p>
         </w:tc>
@@ -3636,7 +3652,7 @@
         <w:br/>
         <w:t>│  Agent 编排  src/agent/{server,shared}                    │</w:t>
         <w:br/>
-        <w:t>│  六阶段工作流 · 5 个工具契约 · 出站白名单（outbound.ts）   │</w:t>
+        <w:t>│  六阶段工作流 · 6 个工具契约 · 出站白名单（outbound.ts）   │</w:t>
         <w:br/>
         <w:t>│  ── 服务端只做一件事：把 LLM 调用转发出去（/api/agent）    │</w:t>
         <w:br/>
@@ -3729,7 +3745,7 @@
         <w:br/>
         <w:t xml:space="preserve">   ▼</w:t>
         <w:br/>
-        <w:t>模型 → 返回工具调用（plan_checks / run_checks / describe_column / query_rules / submit_issue）</w:t>
+        <w:t>模型 → 返回工具调用（plan_checks / run_checks / describe_column / query_rules / submit_issue / ask_clarification）</w:t>
         <w:br/>
         <w:t xml:space="preserve">   │  ⑥ 工具在**浏览器**执行（工具不带 execute，SDK 会把调用交回客户端）</w:t>
         <w:br/>
@@ -3748,7 +3764,7 @@
           <w:b/>
           <w:sz w:val="23"/>
         </w:rPr>
-        <w:t>进出模型的确切字段（白名单，两条通道）</w:t>
+        <w:t>进出模型的确切字段（白名单，三条通道）</w:t>
       </w:r>
     </w:p>
     <w:p>
@@ -4670,25 +4686,76 @@
           <w:b w:val="0"/>
           <w:sz w:val="21"/>
         </w:rPr>
-        <w:t xml:space="preserve"> 这类字段就是原始取值集合，必须丢）；行下标只换成「涉及行数」。</w:t>
+        <w:t xml:space="preserve"> 这类字段就是原始取值集合，必须丢）；行下标只换成「涉及行数」；</w:t>
       </w:r>
     </w:p>
     <w:p>
+      <w:pPr>
+        <w:pStyle w:val="ListBullet"/>
+      </w:pPr>
       <w:r>
         <w:rPr>
           <w:rFonts w:ascii="宋体" w:hAnsi="宋体" w:eastAsia="宋体"/>
           <w:b/>
           <w:sz w:val="21"/>
         </w:rPr>
-        <w:t>「脱敏」的定义</w:t>
-      </w:r>
-      <w:r>
-        <w:rPr>
-          <w:rFonts w:ascii="宋体" w:hAnsi="宋体" w:eastAsia="宋体"/>
-          <w:b w:val="0"/>
-          <w:sz w:val="21"/>
-        </w:rPr>
-        <w:t>：把取值替换为「字符长度 + 字符类别」的形状描述（如「2 个中文字符」「8 位数字」），保留可诊断性、不保留原文。</w:t>
+        <w:t>通道 C（用户对追问的回答）</w:t>
+      </w:r>
+      <w:r>
+        <w:rPr>
+          <w:rFonts w:ascii="宋体" w:hAnsi="宋体" w:eastAsia="宋体"/>
+          <w:b w:val="0"/>
+          <w:sz w:val="21"/>
+        </w:rPr>
+        <w:t xml:space="preserve">：只放行 </w:t>
+      </w:r>
+      <w:r>
+        <w:rPr>
+          <w:rFonts w:ascii="Consolas" w:hAnsi="Consolas" w:eastAsia="宋体"/>
+          <w:b w:val="0"/>
+          <w:sz w:val="19"/>
+        </w:rPr>
+        <w:t>question</w:t>
+      </w:r>
+      <w:r>
+        <w:rPr>
+          <w:rFonts w:ascii="宋体" w:hAnsi="宋体" w:eastAsia="宋体"/>
+          <w:b w:val="0"/>
+          <w:sz w:val="21"/>
+        </w:rPr>
+        <w:t xml:space="preserve"> 与 </w:t>
+      </w:r>
+      <w:r>
+        <w:rPr>
+          <w:rFonts w:ascii="Consolas" w:hAnsi="Consolas" w:eastAsia="宋体"/>
+          <w:b w:val="0"/>
+          <w:sz w:val="19"/>
+        </w:rPr>
+        <w:t>answer</w:t>
+      </w:r>
+      <w:r>
+        <w:rPr>
+          <w:rFonts w:ascii="宋体" w:hAnsi="宋体" w:eastAsia="宋体"/>
+          <w:b w:val="0"/>
+          <w:sz w:val="21"/>
+        </w:rPr>
+        <w:t>（≤500 字/题），不含列画像/行数据/文件名；追问是</w:t>
+      </w:r>
+      <w:r>
+        <w:rPr>
+          <w:rFonts w:ascii="宋体" w:hAnsi="宋体" w:eastAsia="宋体"/>
+          <w:b/>
+          <w:sz w:val="21"/>
+        </w:rPr>
+        <w:t>界面暂停点</w:t>
+      </w:r>
+      <w:r>
+        <w:rPr>
+          <w:rFonts w:ascii="宋体" w:hAnsi="宋体" w:eastAsia="宋体"/>
+          <w:b w:val="0"/>
+          <w:sz w:val="21"/>
+        </w:rPr>
+        <w:t>，客户端刻意不回填，作答或跳过后才以 tool-result 上行；回答不落库、不留痕、不进导出。</w:t>
       </w:r>
     </w:p>
     <w:p>
@@ -4698,6 +4765,22 @@
           <w:b/>
           <w:sz w:val="21"/>
         </w:rPr>
+        <w:t>「脱敏」的定义</w:t>
+      </w:r>
+      <w:r>
+        <w:rPr>
+          <w:rFonts w:ascii="宋体" w:hAnsi="宋体" w:eastAsia="宋体"/>
+          <w:b w:val="0"/>
+          <w:sz w:val="21"/>
+        </w:rPr>
+        <w:t>：把取值替换为「字符长度 + 字符类别」的形状描述（如「2 个中文字符」「8 位数字」），保留可诊断性、不保留原文。</w:t>
+      </w:r>
+      <w:r>
+        <w:rPr>
+          <w:rFonts w:ascii="宋体" w:hAnsi="宋体" w:eastAsia="宋体"/>
+          <w:b/>
+          <w:sz w:val="21"/>
+        </w:rPr>
         <w:t>因此准确的表述是</w:t>
       </w:r>
       <w:r>
@@ -4722,7 +4805,7 @@
           <w:b w:val="0"/>
           <w:sz w:val="21"/>
         </w:rPr>
-        <w:t xml:space="preserve"> —— 这是产品刻意的取舍：类别归并必须让模型看见「硕士 / 研究生」的写法差异。若某列是自由文本却唯一值很少，它会被判为类别列，其取值也会进入 </w:t>
+        <w:t xml:space="preserve"> —— 类别归并必须让模型看见「硕士 / 研究生」的写法差异。若某列是自由文本却唯一值很少，它会被判为类别列、取值也会进入 </w:t>
       </w:r>
       <w:r>
         <w:rPr>
@@ -4738,7 +4821,7 @@
           <w:b w:val="0"/>
           <w:sz w:val="21"/>
         </w:rPr>
-        <w:t>。这条风险在 §8.2 登记。</w:t>
+        <w:t>；这条风险在 §8.2 登记。</w:t>
       </w:r>
     </w:p>
     <w:p>
@@ -4793,7 +4876,7 @@
           <w:b w:val="0"/>
           <w:sz w:val="21"/>
         </w:rPr>
-        <w:t xml:space="preserve"> —— AI SDK 中「无 execute 的工具」会终止本轮循环、把调用交回客户端。这是「工具在浏览器执行、原始数据不出本机」能成立的</w:t>
+        <w:t xml:space="preserve"> —— 无 execute 的工具会让 SDK 终止本轮、把调用交回客户端，这是「工具在浏览器执行、原始数据不出本机」的</w:t>
       </w:r>
       <w:r>
         <w:rPr>
@@ -4809,7 +4892,7 @@
           <w:b w:val="0"/>
           <w:sz w:val="21"/>
         </w:rPr>
-        <w:t xml:space="preserve">，由 </w:t>
+        <w:t>（</w:t>
       </w:r>
       <w:r>
         <w:rPr>
@@ -4817,15 +4900,15 @@
           <w:b w:val="0"/>
           <w:sz w:val="19"/>
         </w:rPr>
-        <w:t>src/agent/server/tools.test.ts</w:t>
-      </w:r>
-      <w:r>
-        <w:rPr>
-          <w:rFonts w:ascii="宋体" w:hAnsi="宋体" w:eastAsia="宋体"/>
-          <w:b w:val="0"/>
-          <w:sz w:val="21"/>
-        </w:rPr>
-        <w:t xml:space="preserve"> 与 E2E 断死；</w:t>
+        <w:t>tools.test.ts</w:t>
+      </w:r>
+      <w:r>
+        <w:rPr>
+          <w:rFonts w:ascii="宋体" w:hAnsi="宋体" w:eastAsia="宋体"/>
+          <w:b w:val="0"/>
+          <w:sz w:val="21"/>
+        </w:rPr>
+        <w:t xml:space="preserve"> 与 E2E 断死）；</w:t>
       </w:r>
     </w:p>
     <w:p>
@@ -4886,7 +4969,7 @@
           <w:b w:val="0"/>
           <w:sz w:val="21"/>
         </w:rPr>
-        <w:t>而不是挑着删字段 —— 挑着删的话，</w:t>
+        <w:t>而不是挑着删 —— 挑着删的话，</w:t>
       </w:r>
       <w:r>
         <w:rPr>
@@ -4902,7 +4985,7 @@
           <w:b w:val="0"/>
           <w:sz w:val="21"/>
         </w:rPr>
-        <w:t xml:space="preserve"> 哪天多写一个带原值的字段就会静悄悄漏出去（这条在开发中被独立审查抓到过一次真实泄漏，修法就是从「挑着删」改成「白名单重建」，并补了并列两个检查项的测试）；</w:t>
+        <w:t xml:space="preserve"> 哪天多写一个带原值的字段就会静悄悄漏出去（独立审查曾抓到一次真实泄漏，修法即改成白名单重建）；</w:t>
       </w:r>
     </w:p>
     <w:p>
@@ -4939,7 +5022,7 @@
           <w:b w:val="0"/>
           <w:sz w:val="21"/>
         </w:rPr>
-        <w:t xml:space="preserve">（纯 TS，不引用浏览器/Node API，由 </w:t>
+        <w:t xml:space="preserve">（纯 TS，由 </w:t>
       </w:r>
       <w:r>
         <w:rPr>
@@ -4955,39 +5038,7 @@
           <w:b w:val="0"/>
           <w:sz w:val="21"/>
         </w:rPr>
-        <w:t xml:space="preserve"> 守），因此同一份实现同时跑在浏览器 Worker、Node 测试和将来的 MCP Server 里。</w:t>
-      </w:r>
-      <w:r>
-        <w:rPr>
-          <w:rFonts w:ascii="宋体" w:hAnsi="宋体" w:eastAsia="宋体"/>
-          <w:b/>
-          <w:sz w:val="21"/>
-        </w:rPr>
-        <w:t>这保证的是「界面里的检查结果」与「将来 MCP/脚本里的检查结果」同源</w:t>
-      </w:r>
-      <w:r>
-        <w:rPr>
-          <w:rFonts w:ascii="宋体" w:hAnsi="宋体" w:eastAsia="宋体"/>
-          <w:b w:val="0"/>
-          <w:sz w:val="21"/>
-        </w:rPr>
-        <w:t>；pandas 脚本是另一套语言实现，其等价性靠「共享同一份动作语义 + 单元测试」保证，</w:t>
-      </w:r>
-      <w:r>
-        <w:rPr>
-          <w:rFonts w:ascii="宋体" w:hAnsi="宋体" w:eastAsia="宋体"/>
-          <w:b/>
-          <w:sz w:val="21"/>
-        </w:rPr>
-        <w:t>尚未做到逐格比对的 golden 测试</w:t>
-      </w:r>
-      <w:r>
-        <w:rPr>
-          <w:rFonts w:ascii="宋体" w:hAnsi="宋体" w:eastAsia="宋体"/>
-          <w:b w:val="0"/>
-          <w:sz w:val="21"/>
-        </w:rPr>
-        <w:t>（见 §8.2）。</w:t>
+        <w:t xml:space="preserve"> 守），浏览器 / Node / 将来的 MCP Server 共用同一份实现；pandas 脚本是另一套语言实现，其等价性已在真实 pandas 下与执行器逐格比对（§4.8）。</w:t>
       </w:r>
     </w:p>
     <w:p>
@@ -5054,7 +5105,7 @@
           <w:b w:val="0"/>
           <w:sz w:val="21"/>
         </w:rPr>
-        <w:t xml:space="preserve">，计算负载近乎为零。成本模型要说清：主要成本是 </w:t>
+        <w:t xml:space="preserve">，计算负载近乎为零。主要成本是 </w:t>
       </w:r>
       <w:r>
         <w:rPr>
@@ -5070,7 +5121,7 @@
           <w:b w:val="0"/>
           <w:sz w:val="21"/>
         </w:rPr>
-        <w:t xml:space="preserve">（按输入/输出 token 分别计价；按摘要估算约 ¥0.02/次，实测约 ¥0.13/次，见 §5.10）与 </w:t>
+        <w:t xml:space="preserve">（按摘要估算约 ¥0.02/次，实测约 ¥0.13/次，见 §5.10）与 </w:t>
       </w:r>
       <w:r>
         <w:rPr>
@@ -5086,7 +5137,7 @@
           <w:b w:val="0"/>
           <w:sz w:val="21"/>
         </w:rPr>
-        <w:t>（首次打开需下载模型 23 MB + WASM 运行时 53 MB）；服务器侧的 CPU/内存成本确实可以忽略。</w:t>
+        <w:t>（首次打开下载模型 23 MB + WASM 运行时 53 MB）；服务器 CPU/内存成本可忽略。</w:t>
       </w:r>
     </w:p>
     <w:p>
@@ -5658,7 +5709,7 @@
       <w:r>
         <w:drawing>
           <wp:inline xmlns:a="http://schemas.openxmlformats.org/drawingml/2006/main" xmlns:pic="http://schemas.openxmlformats.org/drawingml/2006/picture">
-            <wp:extent cx="5580000" cy="3487500"/>
+            <wp:extent cx="4788000" cy="2992500"/>
             <wp:docPr id="1" name="Picture 1"/>
             <wp:cNvGraphicFramePr>
               <a:graphicFrameLocks noChangeAspect="1"/>
@@ -5679,7 +5730,7 @@
                   <pic:spPr>
                     <a:xfrm>
                       <a:off x="0" y="0"/>
-                      <a:ext cx="5580000" cy="3487500"/>
+                      <a:ext cx="4788000" cy="2992500"/>
                     </a:xfrm>
                     <a:prstGeom prst="rect"/>
                   </pic:spPr>
@@ -5877,7 +5928,7 @@
       <w:r>
         <w:drawing>
           <wp:inline xmlns:a="http://schemas.openxmlformats.org/drawingml/2006/main" xmlns:pic="http://schemas.openxmlformats.org/drawingml/2006/picture">
-            <wp:extent cx="5580000" cy="3487500"/>
+            <wp:extent cx="4788000" cy="2992500"/>
             <wp:docPr id="2" name="Picture 2"/>
             <wp:cNvGraphicFramePr>
               <a:graphicFrameLocks noChangeAspect="1"/>
@@ -5898,7 +5949,7 @@
                   <pic:spPr>
                     <a:xfrm>
                       <a:off x="0" y="0"/>
-                      <a:ext cx="5580000" cy="3487500"/>
+                      <a:ext cx="4788000" cy="2992500"/>
                     </a:xfrm>
                     <a:prstGeom prst="rect"/>
                   </pic:spPr>
@@ -6687,6 +6738,10 @@
         <w:br/>
         <w:t>③ 模型按计划调用 run_checks / describe_column / query_rules（在浏览器执行）</w:t>
         <w:br/>
+        <w:t>③′ 需要时模型调用 ask_clarification **单独一步**提问 → 界面暂停 → 用户回答或跳过后按 tool-result 续跑</w:t>
+        <w:br/>
+        <w:t xml:space="preserve">   （一次 1–3 题、每题 ≤120 字；每轮最多问 1 次；回答不持久化、不进留痕）</w:t>
+        <w:br/>
         <w:t>④ 模型调用 submit_issue 逐条提交问题（每次一条，带证据与建议）</w:t>
         <w:br/>
         <w:t>⑤ 用户逐条接受 / 修改 / 拒绝</w:t>
@@ -7108,39 +7163,7 @@
           <w:b w:val="0"/>
           <w:sz w:val="21"/>
         </w:rPr>
-        <w:t>：工具结果回填后会话会自动续跑（</w:t>
-      </w:r>
-      <w:r>
-        <w:rPr>
-          <w:rFonts w:ascii="Consolas" w:hAnsi="Consolas" w:eastAsia="宋体"/>
-          <w:b w:val="0"/>
-          <w:sz w:val="19"/>
-        </w:rPr>
-        <w:t>AgentPanel.tsx</w:t>
-      </w:r>
-      <w:r>
-        <w:rPr>
-          <w:rFonts w:ascii="宋体" w:hAnsi="宋体" w:eastAsia="宋体"/>
-          <w:b w:val="0"/>
-          <w:sz w:val="21"/>
-        </w:rPr>
-        <w:t xml:space="preserve"> 的 </w:t>
-      </w:r>
-      <w:r>
-        <w:rPr>
-          <w:rFonts w:ascii="Consolas" w:hAnsi="Consolas" w:eastAsia="宋体"/>
-          <w:b w:val="0"/>
-          <w:sz w:val="19"/>
-        </w:rPr>
-        <w:t>sendAutomaticallyWhen</w:t>
-      </w:r>
-      <w:r>
-        <w:rPr>
-          <w:rFonts w:ascii="宋体" w:hAnsi="宋体" w:eastAsia="宋体"/>
-          <w:b w:val="0"/>
-          <w:sz w:val="21"/>
-        </w:rPr>
-        <w:t>），不点「按此计划执行」也不会卡住流程。用户取消勾选后点它，是把</w:t>
+        <w:t>：工具结果回填后会话自动续跑，不点「按此计划执行」也不会卡住；点了则把</w:t>
       </w:r>
       <w:r>
         <w:rPr>
@@ -7156,7 +7179,7 @@
           <w:b w:val="0"/>
           <w:sz w:val="21"/>
         </w:rPr>
-        <w:t>作为一条新用户消息发出去，模型按新勾选执行；不点时模型按自己提交的计划继续。真正约束「查什么」的是模型按计划调工具、每条结论进审阅列表由用户接受或拒绝 —— 本作品不宣称「未确认就不能执行」。</w:t>
+        <w:t>作为新用户消息发出。真正约束「查什么」的是逐条审阅，本作品不宣称「未确认就不能执行」。</w:t>
       </w:r>
     </w:p>
     <w:p>
@@ -7166,15 +7189,15 @@
           <w:b/>
           <w:sz w:val="21"/>
         </w:rPr>
-        <w:t>「修改」是可编辑参数，不是只记一条备注</w:t>
-      </w:r>
-      <w:r>
-        <w:rPr>
-          <w:rFonts w:ascii="宋体" w:hAnsi="宋体" w:eastAsia="宋体"/>
-          <w:b w:val="0"/>
-          <w:sz w:val="21"/>
-        </w:rPr>
-        <w:t>：会改数据的建议（类别归并 / 去除首尾空白 / 填补缺失 / 去重）在确认前可编辑分组、目标列与填入值，校验通过后按新参数执行；执行、处理留痕与撤销拿到的是同一份动作。人工判断类建议只记录理由，执行器本来就不改数据（§4.7）。</w:t>
+        <w:t>「修改」是可编辑参数</w:t>
+      </w:r>
+      <w:r>
+        <w:rPr>
+          <w:rFonts w:ascii="宋体" w:hAnsi="宋体" w:eastAsia="宋体"/>
+          <w:b w:val="0"/>
+          <w:sz w:val="21"/>
+        </w:rPr>
+        <w:t>：会改数据的建议（归并 / 去空白 / 填缺失 / 去重）确认前可编辑分组、目标列与填入值，执行、留痕与撤销拿到同一份动作；人工判断类只记理由（§4.7）。</w:t>
       </w:r>
     </w:p>
     <w:p>
@@ -7186,7 +7209,7 @@
       <w:r>
         <w:drawing>
           <wp:inline xmlns:a="http://schemas.openxmlformats.org/drawingml/2006/main" xmlns:pic="http://schemas.openxmlformats.org/drawingml/2006/picture">
-            <wp:extent cx="5580000" cy="3487500"/>
+            <wp:extent cx="4788000" cy="2992500"/>
             <wp:docPr id="3" name="Picture 3"/>
             <wp:cNvGraphicFramePr>
               <a:graphicFrameLocks noChangeAspect="1"/>
@@ -7207,7 +7230,7 @@
                   <pic:spPr>
                     <a:xfrm>
                       <a:off x="0" y="0"/>
-                      <a:ext cx="5580000" cy="3487500"/>
+                      <a:ext cx="4788000" cy="2992500"/>
                     </a:xfrm>
                     <a:prstGeom prst="rect"/>
                   </pic:spPr>
@@ -8494,7 +8517,7 @@
       <w:r>
         <w:drawing>
           <wp:inline xmlns:a="http://schemas.openxmlformats.org/drawingml/2006/main" xmlns:pic="http://schemas.openxmlformats.org/drawingml/2006/picture">
-            <wp:extent cx="5580000" cy="3487500"/>
+            <wp:extent cx="4788000" cy="2992500"/>
             <wp:docPr id="4" name="Picture 4"/>
             <wp:cNvGraphicFramePr>
               <a:graphicFrameLocks noChangeAspect="1"/>
@@ -8515,7 +8538,7 @@
                   <pic:spPr>
                     <a:xfrm>
                       <a:off x="0" y="0"/>
-                      <a:ext cx="5580000" cy="3487500"/>
+                      <a:ext cx="4788000" cy="2992500"/>
                     </a:xfrm>
                     <a:prstGeom prst="rect"/>
                   </pic:spPr>
@@ -9286,7 +9309,7 @@
       <w:r>
         <w:drawing>
           <wp:inline xmlns:a="http://schemas.openxmlformats.org/drawingml/2006/main" xmlns:pic="http://schemas.openxmlformats.org/drawingml/2006/picture">
-            <wp:extent cx="5580000" cy="3487500"/>
+            <wp:extent cx="4788000" cy="2992500"/>
             <wp:docPr id="5" name="Picture 5"/>
             <wp:cNvGraphicFramePr>
               <a:graphicFrameLocks noChangeAspect="1"/>
@@ -9307,7 +9330,7 @@
                   <pic:spPr>
                     <a:xfrm>
                       <a:off x="0" y="0"/>
-                      <a:ext cx="5580000" cy="3487500"/>
+                      <a:ext cx="4788000" cy="2992500"/>
                     </a:xfrm>
                     <a:prstGeom prst="rect"/>
                   </pic:spPr>
@@ -9755,6 +9778,48 @@
       </w:r>
     </w:p>
     <w:p>
+      <w:r>
+        <w:rPr>
+          <w:rFonts w:ascii="宋体" w:hAnsi="宋体" w:eastAsia="宋体"/>
+          <w:b w:val="0"/>
+          <w:sz w:val="21"/>
+        </w:rPr>
+        <w:t>Prompt 里还写明了</w:t>
+      </w:r>
+      <w:r>
+        <w:rPr>
+          <w:rFonts w:ascii="宋体" w:hAnsi="宋体" w:eastAsia="宋体"/>
+          <w:b/>
+          <w:sz w:val="21"/>
+        </w:rPr>
+        <w:t>追问的时机与纪律</w:t>
+      </w:r>
+      <w:r>
+        <w:rPr>
+          <w:rFonts w:ascii="宋体" w:hAnsi="宋体" w:eastAsia="宋体"/>
+          <w:b w:val="0"/>
+          <w:sz w:val="21"/>
+        </w:rPr>
+        <w:t>：只在「摘要里没有、缺了会改变结论」的五类领域信息上打断用户 —— 缺失值编码 / 计量单位 / 量表与满分制 / 重复测量结构 / 反向题；一次 1–3 题、每题 ≤120 字；</w:t>
+      </w:r>
+      <w:r>
+        <w:rPr>
+          <w:rFonts w:ascii="宋体" w:hAnsi="宋体" w:eastAsia="宋体"/>
+          <w:b/>
+          <w:sz w:val="21"/>
+        </w:rPr>
+        <w:t>必须单独占一步</w:t>
+      </w:r>
+      <w:r>
+        <w:rPr>
+          <w:rFonts w:ascii="宋体" w:hAnsi="宋体" w:eastAsia="宋体"/>
+          <w:b w:val="0"/>
+          <w:sz w:val="21"/>
+        </w:rPr>
+        <w:t>、每轮最多问 1 次；摘要里已有的信息不要重复问，追问也占用收尾预算。</w:t>
+      </w:r>
+    </w:p>
+    <w:p>
       <w:pPr>
         <w:pStyle w:val="Heading2"/>
       </w:pPr>
@@ -9774,7 +9839,7 @@
           <w:b w:val="0"/>
           <w:sz w:val="21"/>
         </w:rPr>
-        <w:t>5 个工具：</w:t>
+        <w:t>6 个工具：</w:t>
       </w:r>
       <w:r>
         <w:rPr>
@@ -9854,7 +9919,23 @@
           <w:b w:val="0"/>
           <w:sz w:val="21"/>
         </w:rPr>
-        <w:t>。</w:t>
+        <w:t xml:space="preserve"> / </w:t>
+      </w:r>
+      <w:r>
+        <w:rPr>
+          <w:rFonts w:ascii="Consolas" w:hAnsi="Consolas" w:eastAsia="宋体"/>
+          <w:b w:val="0"/>
+          <w:sz w:val="19"/>
+        </w:rPr>
+        <w:t>ask_clarification</w:t>
+      </w:r>
+      <w:r>
+        <w:rPr>
+          <w:rFonts w:ascii="宋体" w:hAnsi="宋体" w:eastAsia="宋体"/>
+          <w:b w:val="0"/>
+          <w:sz w:val="21"/>
+        </w:rPr>
+        <w:t>（最后一个不执行计算、只向用户提问，见 §4.4 ③′）。</w:t>
       </w:r>
     </w:p>
     <w:p>
@@ -10685,7 +10766,7 @@
           <w:b w:val="0"/>
           <w:sz w:val="21"/>
         </w:rPr>
-        <w:t>：① 查询是「知道答案后按关键词提问」，真实链路的 query 由列名 + 取值分布拼成、更粗更短，因此指标偏高；② 边界查询暴露字符 2-gram 的固有弱点（不理解「量子纠缠」与数据质量无关）；③ 稠密路未被测（后端与索引不配对时只走稀疏路）。</w:t>
+        <w:t>：查询是「知道答案后按关键词提问」、真实链路 query 更粗，指标偏高；边界查询暴露 2-gram 不理解语义；稠密路未被测（后端与索引不配对时只走稀疏路）。</w:t>
       </w:r>
     </w:p>
     <w:p>
@@ -11084,7 +11165,7 @@
           <w:i/>
           <w:sz w:val="19"/>
         </w:rPr>
-        <w:t>0.70 这个数的依据要说清</w:t>
+        <w:t>0.70 的依据</w:t>
       </w:r>
       <w:r>
         <w:rPr>
@@ -11093,7 +11174,7 @@
           <w:i/>
           <w:sz w:val="19"/>
         </w:rPr>
-        <w:t>：它不是阈值扫描的最优点（§5.8 那次扫描只针对字面级）。语义级的取值来自验证实验中「招牌用例能进待确认档」这一约束 —— 「硕士／研究生」的余弦是 0.7195，0.70 是让它刚好被提出来的下界（距该用例仅 0.0195 余量），因此</w:t>
+        <w:t xml:space="preserve">：不是阈值扫描最优值（§5.8 只扫字面级），而是让「硕士／研究生」（余弦 0.7195）刚好进待确认档的下界，仅 0.0195 余量 —— </w:t>
       </w:r>
       <w:r>
         <w:rPr>
@@ -11102,7 +11183,7 @@
           <w:i/>
           <w:sz w:val="19"/>
         </w:rPr>
-        <w:t>这是经验值，不是最优值</w:t>
+        <w:t>经验值，不是最优值</w:t>
       </w:r>
       <w:r>
         <w:rPr>
@@ -11111,7 +11192,7 @@
           <w:i/>
           <w:sz w:val="19"/>
         </w:rPr>
-        <w:t>；精度也只有约 0.45（待确认档可接受，因为不自动改数据）。这条已登记为待改进项。</w:t>
+        <w:t>；精度约 0.45（待确认不自动改数据，可接受），已登记为待改进项。</w:t>
       </w:r>
     </w:p>
     <w:p>
@@ -11909,7 +11990,7 @@
           <w:b w:val="0"/>
           <w:sz w:val="21"/>
         </w:rPr>
-        <w:t>模型能采取的动作只有 5 个工具的</w:t>
+        <w:t>模型能采取的动作只有 6 个工具的</w:t>
       </w:r>
       <w:r>
         <w:rPr>
@@ -11925,7 +12006,23 @@
           <w:b w:val="0"/>
           <w:sz w:val="21"/>
         </w:rPr>
-        <w:t>，且动作用参数是受 Zod 约束的结构化字段；写数据只发生在用户逐条确认之后，</w:t>
+        <w:t xml:space="preserve">（其中 </w:t>
+      </w:r>
+      <w:r>
+        <w:rPr>
+          <w:rFonts w:ascii="Consolas" w:hAnsi="Consolas" w:eastAsia="宋体"/>
+          <w:b w:val="0"/>
+          <w:sz w:val="19"/>
+        </w:rPr>
+        <w:t>ask_clarification</w:t>
+      </w:r>
+      <w:r>
+        <w:rPr>
+          <w:rFonts w:ascii="宋体" w:hAnsi="宋体" w:eastAsia="宋体"/>
+          <w:b w:val="0"/>
+          <w:sz w:val="21"/>
+        </w:rPr>
+        <w:t xml:space="preserve"> 只提问、不执行），且动作用参数是受 Zod 约束的结构化字段；写数据只发生在用户逐条确认之后，</w:t>
       </w:r>
       <w:r>
         <w:rPr>
@@ -12713,7 +12810,7 @@
           <w:b w:val="0"/>
           <w:sz w:val="21"/>
         </w:rPr>
-        <w:t xml:space="preserve"> 三次全部撞满 12 轮上限；首次跑时上限设 8、三次都恰好 8 轮，看起来像「稳定完成」，加了 </w:t>
+        <w:t xml:space="preserve"> 三次全部撞满 12 轮上限；早期上限设 8 时同样每次恰好停在上限处，加了 </w:t>
       </w:r>
       <w:r>
         <w:rPr>
@@ -12729,7 +12826,7 @@
           <w:b w:val="0"/>
           <w:sz w:val="21"/>
         </w:rPr>
-        <w:t xml:space="preserve"> 标记才看出那是</w:t>
+        <w:t xml:space="preserve"> 才看出那是</w:t>
       </w:r>
       <w:r>
         <w:rPr>
@@ -12737,15 +12834,15 @@
           <w:b/>
           <w:sz w:val="21"/>
         </w:rPr>
-        <w:t>每次都在上限处被截断</w:t>
-      </w:r>
-      <w:r>
-        <w:rPr>
-          <w:rFonts w:ascii="宋体" w:hAnsi="宋体" w:eastAsia="宋体"/>
-          <w:b w:val="0"/>
-          <w:sz w:val="21"/>
-        </w:rPr>
-        <w:t>；</w:t>
+        <w:t>被截断</w:t>
+      </w:r>
+      <w:r>
+        <w:rPr>
+          <w:rFonts w:ascii="宋体" w:hAnsi="宋体" w:eastAsia="宋体"/>
+          <w:b w:val="0"/>
+          <w:sz w:val="21"/>
+        </w:rPr>
+        <w:t>而非「稳定完成」；</w:t>
       </w:r>
     </w:p>
     <w:p>
@@ -12774,7 +12871,23 @@
           <w:b w:val="0"/>
           <w:sz w:val="21"/>
         </w:rPr>
-        <w:t xml:space="preserve"> —— 补上判据后截断从 </w:t>
+        <w:t xml:space="preserve"> —— 截断 6/12 → 3/12，但</w:t>
+      </w:r>
+      <w:r>
+        <w:rPr>
+          <w:rFonts w:ascii="宋体" w:hAnsi="宋体" w:eastAsia="宋体"/>
+          <w:b/>
+          <w:sz w:val="21"/>
+        </w:rPr>
+        <w:t>平均轮次没降</w:t>
+      </w:r>
+      <w:r>
+        <w:rPr>
+          <w:rFonts w:ascii="宋体" w:hAnsi="宋体" w:eastAsia="宋体"/>
+          <w:b w:val="0"/>
+          <w:sz w:val="21"/>
+        </w:rPr>
+        <w:t xml:space="preserve">（7.17 → 7.58）：模型报满 7–8 条、而 </w:t>
       </w:r>
       <w:r>
         <w:rPr>
@@ -12782,54 +12895,6 @@
           <w:b w:val="0"/>
           <w:sz w:val="19"/>
         </w:rPr>
-        <w:t>6/12</w:t>
-      </w:r>
-      <w:r>
-        <w:rPr>
-          <w:rFonts w:ascii="宋体" w:hAnsi="宋体" w:eastAsia="宋体"/>
-          <w:b w:val="0"/>
-          <w:sz w:val="21"/>
-        </w:rPr>
-        <w:t xml:space="preserve"> 降到 </w:t>
-      </w:r>
-      <w:r>
-        <w:rPr>
-          <w:rFonts w:ascii="Consolas" w:hAnsi="Consolas" w:eastAsia="宋体"/>
-          <w:b w:val="0"/>
-          <w:sz w:val="19"/>
-        </w:rPr>
-        <w:t>3/12</w:t>
-      </w:r>
-      <w:r>
-        <w:rPr>
-          <w:rFonts w:ascii="宋体" w:hAnsi="宋体" w:eastAsia="宋体"/>
-          <w:b w:val="0"/>
-          <w:sz w:val="21"/>
-        </w:rPr>
-        <w:t>，但</w:t>
-      </w:r>
-      <w:r>
-        <w:rPr>
-          <w:rFonts w:ascii="宋体" w:hAnsi="宋体" w:eastAsia="宋体"/>
-          <w:b/>
-          <w:sz w:val="21"/>
-        </w:rPr>
-        <w:t>平均轮次没有下降</w:t>
-      </w:r>
-      <w:r>
-        <w:rPr>
-          <w:rFonts w:ascii="宋体" w:hAnsi="宋体" w:eastAsia="宋体"/>
-          <w:b w:val="0"/>
-          <w:sz w:val="21"/>
-        </w:rPr>
-        <w:t xml:space="preserve">（7.17 → 7.58）：模型现在会报满 7–8 条，而 </w:t>
-      </w:r>
-      <w:r>
-        <w:rPr>
-          <w:rFonts w:ascii="Consolas" w:hAnsi="Consolas" w:eastAsia="宋体"/>
-          <w:b w:val="0"/>
-          <w:sz w:val="19"/>
-        </w:rPr>
         <w:t>submit_issue</w:t>
       </w:r>
       <w:r>
@@ -12838,7 +12903,7 @@
           <w:b w:val="0"/>
           <w:sz w:val="21"/>
         </w:rPr>
-        <w:t xml:space="preserve"> 一次只能提交一条，轮次被载荷设计吃掉。剩下的结构成本需产品决策（批量提交或到上限自动停止），登记为 T11。</w:t>
+        <w:t xml:space="preserve"> 一次一条，轮次被载荷设计吃掉；剩余成本需产品决策（T11）。</w:t>
       </w:r>
     </w:p>
     <w:p>
@@ -13661,7 +13726,7 @@
                 <w:b w:val="0"/>
                 <w:sz w:val="17"/>
               </w:rPr>
-              <w:t>模型先提交检查计划，用户可逐项取消后才执行</w:t>
+              <w:t>模型先提交检查计划，用户可逐项取消后才执行；分析中途还能追问</w:t>
             </w:r>
           </w:p>
         </w:tc>
@@ -13679,7 +13744,7 @@
                 <w:b w:val="0"/>
                 <w:sz w:val="17"/>
               </w:rPr>
-              <w:t>5 个工具契约 + 计划面板；E2E 断言「取消的那一项真的没发出去」</w:t>
+              <w:t>6 个工具契约（1 个只提问）+ 计划面板 + 追问暂停点；E2E 断言「取消的那一项真的没发出去」与「回答只走 tool-result」</w:t>
             </w:r>
           </w:p>
         </w:tc>
@@ -13945,6 +14010,27 @@
           <w:sz w:val="21"/>
         </w:rPr>
         <w:t>：AI 执行前先把「打算查什么、为什么」摆出来，用户取消任意一项，指令按当前勾选重新发出；</w:t>
+      </w:r>
+    </w:p>
+    <w:p>
+      <w:pPr>
+        <w:pStyle w:val="ListBullet"/>
+      </w:pPr>
+      <w:r>
+        <w:rPr>
+          <w:rFonts w:ascii="宋体" w:hAnsi="宋体" w:eastAsia="宋体"/>
+          <w:b/>
+          <w:sz w:val="21"/>
+        </w:rPr>
+        <w:t>分析中途可追问</w:t>
+      </w:r>
+      <w:r>
+        <w:rPr>
+          <w:rFonts w:ascii="宋体" w:hAnsi="宋体" w:eastAsia="宋体"/>
+          <w:b w:val="0"/>
+          <w:sz w:val="21"/>
+        </w:rPr>
+        <w:t>：遇到摘要里没有、但会改变结论的领域口径时，AI 停下来问 1–3 题；用户回答或跳过后按 tool-result 自动续跑。回答只发给模型、不落库、不进留痕，刷新即失效 —— 这是「人在环路」前移到分析过程中的形态；</w:t>
       </w:r>
     </w:p>
     <w:p>
@@ -14766,7 +14852,7 @@
                 <w:b/>
                 <w:sz w:val="17"/>
               </w:rPr>
-              <w:t>835 通过 / 8 跳过 / 71 文件</w:t>
+              <w:t>866 通过 / 8 跳过 / 72 文件</w:t>
             </w:r>
             <w:r>
               <w:rPr>
@@ -14792,7 +14878,7 @@
                 <w:b w:val="0"/>
                 <w:sz w:val="17"/>
               </w:rPr>
-              <w:t>core 检查引擎、同义归并、清洗执行、脚本生成、状态机、出站白名单、组件逻辑、可读报告与 Word 生成、复核状态关联、中断工具调用修复、研究场景入口、覆盖缺口转述、方法草稿（六段/四态/小样本/规则引用/免责声明同源）</w:t>
+              <w:t>core 检查引擎、同义归并、清洗执行、脚本生成、状态机、出站白名单、组件逻辑、可读报告与 Word 生成、复核状态关联、中断工具调用修复、研究场景入口、覆盖缺口转述、方法草稿（六段/四态/小样本/规则引用/免责声明同源）、追问契约与暂停派生（1–3 题 / ≤120 字 / 每轮 1 次 / 回答只走 tool-result）</w:t>
             </w:r>
           </w:p>
         </w:tc>
@@ -14833,7 +14919,7 @@
                 <w:b/>
                 <w:sz w:val="17"/>
               </w:rPr>
-              <w:t>92 通过 / 1 跳过</w:t>
+              <w:t>94 通过 / 1 跳过</w:t>
             </w:r>
             <w:r>
               <w:rPr>
@@ -14859,7 +14945,7 @@
                 <w:b w:val="0"/>
                 <w:sz w:val="17"/>
               </w:rPr>
-              <w:t xml:space="preserve">导入 → 检查 → AI 分析（mock 模型）→ 审阅 → 导出、刷新恢复、规则库、看板、Worker 生效、数据版本失效与撤销重检、移动端底部操作区、可读报告打印/Word 与检查结论、示例数据、字段定位/行号跳转/复核状态筛选、检查覆盖地图与值域/允许取值配置并刷新保留、移动端任务切换与 44px 控件、中断工具调用后重试、研究场景入口与检查页「本次重点」筛选、可读报告方法草稿与 </w:t>
+              <w:t xml:space="preserve">导入 → 检查 → AI 分析（mock）→ 审阅 → 导出全链路；刷新恢复、规则库、看板、Worker 生效、数据版本失效与撤销重检、移动端底部操作区与 44px 控件、可读报告打印/Word、示例数据与场景入口、字段定位/行号跳转/复核状态筛选、覆盖地图与值域配置、中断工具调用后重试、方法草稿 </w:t>
             </w:r>
             <w:r>
               <w:rPr>
@@ -14875,7 +14961,7 @@
                 <w:b w:val="0"/>
                 <w:sz w:val="17"/>
               </w:rPr>
-              <w:t xml:space="preserve"> 下载同源</w:t>
+              <w:t xml:space="preserve"> 同源、追问作答续跑与跳过继续</w:t>
             </w:r>
           </w:p>
         </w:tc>
@@ -15598,7 +15684,7 @@
           <w:i/>
           <w:sz w:val="19"/>
         </w:rPr>
-        <w:t>唯一的误报是「剂量列的单位混用」同时被语义检查提出 —— 从「0.5g = 500mg」看它是</w:t>
+        <w:t>唯一的误报是「剂量列单位混用」同时被语义检查提出 —— 从「0.5g = 500mg」看它是</w:t>
       </w:r>
       <w:r>
         <w:rPr>
@@ -15616,7 +15702,7 @@
           <w:i/>
           <w:sz w:val="19"/>
         </w:rPr>
-        <w:t>的发现，但同一处已被单位混用单独报过，更像两项检查重叠而非报错。没有改判成真阳性，因为 4 个值里有 2 个不是同一量级，不能断言「单位混用必然意味着类别同义」。</w:t>
+        <w:t>的发现，更像两项检查重叠而非报错；没改判成真阳性，因为 4 个值里 2 个不是同一量级。</w:t>
       </w:r>
       <w:r>
         <w:rPr>
@@ -15634,7 +15720,7 @@
           <w:i/>
           <w:sz w:val="19"/>
         </w:rPr>
-        <w:t>：列级缺陷只评「有没有报这一列」，不评「报全了没有」。</w:t>
+        <w:t>：只评「有没有报这一列」，不评「报全了没有」。</w:t>
       </w:r>
     </w:p>
     <w:p>
@@ -16089,7 +16175,7 @@
           <w:i/>
           <w:sz w:val="19"/>
         </w:rPr>
-        <w:t xml:space="preserve">：每项取 5 次采样的中位数，原始 min/max 记录在 </w:t>
+        <w:t xml:space="preserve">：每项取 5 次采样中位数，原始 min/max 见 </w:t>
       </w:r>
       <w:r>
         <w:rPr>
@@ -16107,25 +16193,7 @@
           <w:i/>
           <w:sz w:val="19"/>
         </w:rPr>
-        <w:t>（例如剖析 934–1117 ms）。批量测量对机器负载敏感，</w:t>
-      </w:r>
-      <w:r>
-        <w:rPr>
-          <w:rFonts w:ascii="宋体" w:hAnsi="宋体" w:eastAsia="宋体"/>
-          <w:b/>
-          <w:i/>
-          <w:sz w:val="19"/>
-        </w:rPr>
-        <w:t>只在同机同负载下可比</w:t>
-      </w:r>
-      <w:r>
-        <w:rPr>
-          <w:rFonts w:ascii="宋体" w:hAnsi="宋体" w:eastAsia="宋体"/>
-          <w:b w:val="0"/>
-          <w:i/>
-          <w:sz w:val="19"/>
-        </w:rPr>
-        <w:t xml:space="preserve"> —— 这也是报告坚持给出 min/max 的原因。</w:t>
+        <w:t>（如剖析 934–1117 ms）；只在同机同负载下可比。</w:t>
       </w:r>
     </w:p>
     <w:p>
@@ -16133,6 +16201,12 @@
         <w:spacing w:after="80"/>
         <w:ind w:left="340"/>
       </w:pPr>
+    </w:p>
+    <w:p>
+      <w:pPr>
+        <w:spacing w:after="80"/>
+        <w:ind w:left="340"/>
+      </w:pPr>
       <w:r>
         <w:rPr>
           <w:rFonts w:ascii="宋体" w:hAnsi="宋体" w:eastAsia="宋体"/>
@@ -16140,7 +16214,7 @@
           <w:i/>
           <w:sz w:val="19"/>
         </w:rPr>
-        <w:t>「检查全流程」的口径要说清</w:t>
+        <w:t>口径</w:t>
       </w:r>
       <w:r>
         <w:rPr>
@@ -16149,7 +16223,7 @@
           <w:i/>
           <w:sz w:val="19"/>
         </w:rPr>
-        <w:t>：上表实测的是</w:t>
+        <w:t>：上表是</w:t>
       </w:r>
       <w:r>
         <w:rPr>
@@ -16167,43 +16241,7 @@
           <w:i/>
           <w:sz w:val="19"/>
         </w:rPr>
-        <w:t>（3.45 s）。完整一次分析还包含：解析（取决于文件大小）、语义归并、以及 LLM 的多轮往返（每轮一次 HTTP）。其中语义归并的成本</w:t>
-      </w:r>
-      <w:r>
-        <w:rPr>
-          <w:rFonts w:ascii="宋体" w:hAnsi="宋体" w:eastAsia="宋体"/>
-          <w:b/>
-          <w:i/>
-          <w:sz w:val="19"/>
-        </w:rPr>
-        <w:t>主要随唯一值数增长</w:t>
-      </w:r>
-      <w:r>
-        <w:rPr>
-          <w:rFonts w:ascii="宋体" w:hAnsi="宋体" w:eastAsia="宋体"/>
-          <w:b w:val="0"/>
-          <w:i/>
-          <w:sz w:val="19"/>
-        </w:rPr>
-        <w:t>（5 万行 × 3 列各 500 唯一值 → 1145 ms；计频次本身是 O(行数)，但两两比较才是主要开销）；若按 50 列都有大量唯一值外推，语义归并可能到 10 秒以上。因此</w:t>
-      </w:r>
-      <w:r>
-        <w:rPr>
-          <w:rFonts w:ascii="宋体" w:hAnsi="宋体" w:eastAsia="宋体"/>
-          <w:b/>
-          <w:i/>
-          <w:sz w:val="19"/>
-        </w:rPr>
-        <w:t>「30 秒预算」对确定性检查有 8.7 倍余量，但对含语义归并 + 多轮 LLM 的端到端时长尚未整段实测</w:t>
-      </w:r>
-      <w:r>
-        <w:rPr>
-          <w:rFonts w:ascii="宋体" w:hAnsi="宋体" w:eastAsia="宋体"/>
-          <w:b w:val="0"/>
-          <w:i/>
-          <w:sz w:val="19"/>
-        </w:rPr>
-        <w:t xml:space="preserve"> —— 这条登记在 §8.2。</w:t>
+        <w:t>（3.45 s）。完整一次分析还含解析、语义归并（500 唯一值 × 3 列实测 1145 ms）与 LLM 多轮往返 —— 含语义与多轮 LLM 的端到端时长尚未整段实测，登记在 §8.2。</w:t>
       </w:r>
     </w:p>
     <w:p>
@@ -16545,23 +16583,7 @@
           <w:b w:val="0"/>
           <w:sz w:val="21"/>
         </w:rPr>
-        <w:t>：表格虚拟滚动；ECharts 按需引入（整包约 1 MB，而看板只用一张饼图）；端侧模型</w:t>
-      </w:r>
-      <w:r>
-        <w:rPr>
-          <w:rFonts w:ascii="宋体" w:hAnsi="宋体" w:eastAsia="宋体"/>
-          <w:b/>
-          <w:sz w:val="21"/>
-        </w:rPr>
-        <w:t>站点同源自托管</w:t>
-      </w:r>
-      <w:r>
-        <w:rPr>
-          <w:rFonts w:ascii="宋体" w:hAnsi="宋体" w:eastAsia="宋体"/>
-          <w:b w:val="0"/>
-          <w:sz w:val="21"/>
-        </w:rPr>
-        <w:t xml:space="preserve"> + 浏览器 Cache API 缓存，二次访问即秒开；检查结果与语义结果并发而非串行。</w:t>
+        <w:t>：表格虚拟滚动、ECharts 按需、端侧模型同源自托管 + Cache API 缓存、检查与语义并发。</w:t>
       </w:r>
     </w:p>
     <w:p>
@@ -16734,7 +16756,7 @@
                 <w:b w:val="0"/>
                 <w:sz w:val="17"/>
               </w:rPr>
-              <w:t>，单次工具循环通常远低于此，但</w:t>
+              <w:t>）。</w:t>
             </w:r>
             <w:r>
               <w:rPr>
@@ -16750,7 +16772,7 @@
                 <w:b w:val="0"/>
                 <w:sz w:val="17"/>
               </w:rPr>
-              <w:t>：L4 实测平均 7.83 轮、最多 14 轮，每轮一次独立请求，单轮不会被截断，端到端时长尚未实测）</w:t>
+              <w:t>：L4 实测平均 7.83 轮、最多 14 轮，每轮一次独立请求，单轮不会被截断，端到端时长未实测</w:t>
             </w:r>
           </w:p>
         </w:tc>
@@ -17245,20 +17267,7 @@
           <w:b w:val="0"/>
           <w:sz w:val="21"/>
         </w:rPr>
-        <w:t>（写在交接文档里，也是工程过程的证据）：</w:t>
-      </w:r>
-    </w:p>
-    <w:p>
-      <w:pPr>
-        <w:ind w:left="425" w:hanging="425"/>
-      </w:pPr>
-      <w:r>
-        <w:rPr>
-          <w:rFonts w:ascii="宋体" w:hAnsi="宋体" w:eastAsia="宋体"/>
-          <w:b w:val="0"/>
-          <w:sz w:val="21"/>
-        </w:rPr>
-        <w:t xml:space="preserve">1. </w:t>
+        <w:t>：</w:t>
       </w:r>
       <w:r>
         <w:rPr>
@@ -17274,118 +17283,7 @@
           <w:b w:val="0"/>
           <w:sz w:val="21"/>
         </w:rPr>
-        <w:t xml:space="preserve"> 在境内被阻断 → 绑自定义域名；</w:t>
-      </w:r>
-    </w:p>
-    <w:p>
-      <w:pPr>
-        <w:ind w:left="425" w:hanging="425"/>
-      </w:pPr>
-      <w:r>
-        <w:rPr>
-          <w:rFonts w:ascii="宋体" w:hAnsi="宋体" w:eastAsia="宋体"/>
-          <w:b w:val="0"/>
-          <w:sz w:val="21"/>
-        </w:rPr>
-        <w:t xml:space="preserve">2. </w:t>
-      </w:r>
-      <w:r>
-        <w:rPr>
-          <w:rFonts w:ascii="宋体" w:hAnsi="宋体" w:eastAsia="宋体"/>
-          <w:b w:val="0"/>
-          <w:sz w:val="21"/>
-        </w:rPr>
-        <w:t>第三方模型镜像在</w:t>
-      </w:r>
-      <w:r>
-        <w:rPr>
-          <w:rFonts w:ascii="宋体" w:hAnsi="宋体" w:eastAsia="宋体"/>
-          <w:b/>
-          <w:sz w:val="21"/>
-        </w:rPr>
-        <w:t>真实浏览器</w:t>
-      </w:r>
-      <w:r>
-        <w:rPr>
-          <w:rFonts w:ascii="宋体" w:hAnsi="宋体" w:eastAsia="宋体"/>
-          <w:b w:val="0"/>
-          <w:sz w:val="21"/>
-        </w:rPr>
-        <w:t xml:space="preserve">里 CORS 不可用（curl 看响应头一切正常，浏览器 </w:t>
-      </w:r>
-      <w:r>
-        <w:rPr>
-          <w:rFonts w:ascii="Consolas" w:hAnsi="Consolas" w:eastAsia="宋体"/>
-          <w:b w:val="0"/>
-          <w:sz w:val="19"/>
-        </w:rPr>
-        <w:t>fetch</w:t>
-      </w:r>
-      <w:r>
-        <w:rPr>
-          <w:rFonts w:ascii="宋体" w:hAnsi="宋体" w:eastAsia="宋体"/>
-          <w:b w:val="0"/>
-          <w:sz w:val="21"/>
-        </w:rPr>
-        <w:t xml:space="preserve"> 直接失败）→ 模型改为站点自托管；</w:t>
-      </w:r>
-    </w:p>
-    <w:p>
-      <w:pPr>
-        <w:ind w:left="425" w:hanging="425"/>
-      </w:pPr>
-      <w:r>
-        <w:rPr>
-          <w:rFonts w:ascii="宋体" w:hAnsi="宋体" w:eastAsia="宋体"/>
-          <w:b w:val="0"/>
-          <w:sz w:val="21"/>
-        </w:rPr>
-        <w:t xml:space="preserve">3. </w:t>
-      </w:r>
-      <w:r>
-        <w:rPr>
-          <w:rFonts w:ascii="宋体" w:hAnsi="宋体" w:eastAsia="宋体"/>
-          <w:b w:val="0"/>
-          <w:sz w:val="21"/>
-        </w:rPr>
-        <w:t>模型自托管后，推理运行时仍在从公共 CDN 拉 WASM → 同样自托管；</w:t>
-      </w:r>
-    </w:p>
-    <w:p>
-      <w:pPr>
-        <w:ind w:left="425" w:hanging="425"/>
-      </w:pPr>
-      <w:r>
-        <w:rPr>
-          <w:rFonts w:ascii="宋体" w:hAnsi="宋体" w:eastAsia="宋体"/>
-          <w:b w:val="0"/>
-          <w:sz w:val="21"/>
-        </w:rPr>
-        <w:t xml:space="preserve">4. </w:t>
-      </w:r>
-      <w:r>
-        <w:rPr>
-          <w:rFonts w:ascii="宋体" w:hAnsi="宋体" w:eastAsia="宋体"/>
-          <w:b w:val="0"/>
-          <w:sz w:val="21"/>
-        </w:rPr>
-        <w:t>推理库按模型 id 缓存「加载用的 Promise」，导致「先试 WebGPU、失败再试 WASM」在无显卡环境下</w:t>
-      </w:r>
-      <w:r>
-        <w:rPr>
-          <w:rFonts w:ascii="宋体" w:hAnsi="宋体" w:eastAsia="宋体"/>
-          <w:b/>
-          <w:sz w:val="21"/>
-        </w:rPr>
-        <w:t>永远失败</w:t>
-      </w:r>
-      <w:r>
-        <w:rPr>
-          <w:rFonts w:ascii="宋体" w:hAnsi="宋体" w:eastAsia="宋体"/>
-          <w:b w:val="0"/>
-          <w:sz w:val="21"/>
-        </w:rPr>
-        <w:t xml:space="preserve"> → 改成「先探测适配器，再只用选中的后端加载一次」。</w:t>
+        <w:t xml:space="preserve"> 境内被阻断 → 绑自定义域名；第三方模型镜像在真实浏览器里 CORS 不可用（curl 看响应头正常）→ 模型自托管；推理运行时仍从公共 CDN 拉 WASM → 同样自托管；推理库按模型 id 缓存「加载 Promise」，导致「先试 WebGPU 再回退」在无显卡环境永远失败 → 改成先探测适配器、再一次性加载。</w:t>
       </w:r>
     </w:p>
     <w:p>
@@ -17419,23 +17317,7 @@
           <w:b w:val="0"/>
           <w:sz w:val="21"/>
         </w:rPr>
-        <w:t>，四道门禁：</w:t>
-      </w:r>
-      <w:r>
-        <w:rPr>
-          <w:rFonts w:ascii="Consolas" w:hAnsi="Consolas" w:eastAsia="宋体"/>
-          <w:b w:val="0"/>
-          <w:sz w:val="19"/>
-        </w:rPr>
-        <w:t>tsc --noEmit</w:t>
-      </w:r>
-      <w:r>
-        <w:rPr>
-          <w:rFonts w:ascii="宋体" w:hAnsi="宋体" w:eastAsia="宋体"/>
-          <w:b w:val="0"/>
-          <w:sz w:val="21"/>
-        </w:rPr>
-        <w:t xml:space="preserve"> → 单元测试 → 端到端测试 → 生产构建，</w:t>
+        <w:t>，四道门禁（tsc → 单测 → E2E → 构建）每次推送前本地跑一遍。</w:t>
       </w:r>
       <w:r>
         <w:rPr>
@@ -17443,31 +17325,15 @@
           <w:b/>
           <w:sz w:val="21"/>
         </w:rPr>
-        <w:t>每次推送前在本地跑一遍</w:t>
-      </w:r>
-      <w:r>
-        <w:rPr>
-          <w:rFonts w:ascii="宋体" w:hAnsi="宋体" w:eastAsia="宋体"/>
-          <w:b w:val="0"/>
-          <w:sz w:val="21"/>
-        </w:rPr>
-        <w:t>。诚实说明：</w:t>
-      </w:r>
-      <w:r>
-        <w:rPr>
-          <w:rFonts w:ascii="宋体" w:hAnsi="宋体" w:eastAsia="宋体"/>
-          <w:b/>
-          <w:sz w:val="21"/>
-        </w:rPr>
-        <w:t>尚未接入 CI</w:t>
-      </w:r>
-      <w:r>
-        <w:rPr>
-          <w:rFonts w:ascii="宋体" w:hAnsi="宋体" w:eastAsia="宋体"/>
-          <w:b w:val="0"/>
-          <w:sz w:val="21"/>
-        </w:rPr>
-        <w:t>（没有提交时自动跑的门禁），也没有覆盖率统计 —— 这是工程化上明确的缺口；</w:t>
+        <w:t>未接 CI</w:t>
+      </w:r>
+      <w:r>
+        <w:rPr>
+          <w:rFonts w:ascii="宋体" w:hAnsi="宋体" w:eastAsia="宋体"/>
+          <w:b w:val="0"/>
+          <w:sz w:val="21"/>
+        </w:rPr>
+        <w:t>、无覆盖率 —— 工程化上的明确缺口；</w:t>
       </w:r>
     </w:p>
     <w:p>
@@ -17591,7 +17457,7 @@
           <w:b/>
           <w:sz w:val="21"/>
         </w:rPr>
-        <w:t>性能评测拆出日常套件</w:t>
+        <w:t>L5 性能评测拆出日常套件</w:t>
       </w:r>
       <w:r>
         <w:rPr>
@@ -17615,23 +17481,7 @@
           <w:b w:val="0"/>
           <w:sz w:val="21"/>
         </w:rPr>
-        <w:t xml:space="preserve">）：L5 空载 36 秒、有负载 95 秒，会拖超 vitest 心跳；拆出后 </w:t>
-      </w:r>
-      <w:r>
-        <w:rPr>
-          <w:rFonts w:ascii="Consolas" w:hAnsi="Consolas" w:eastAsia="宋体"/>
-          <w:b w:val="0"/>
-          <w:sz w:val="19"/>
-        </w:rPr>
-        <w:t>pnpm test</w:t>
-      </w:r>
-      <w:r>
-        <w:rPr>
-          <w:rFonts w:ascii="宋体" w:hAnsi="宋体" w:eastAsia="宋体"/>
-          <w:b w:val="0"/>
-          <w:sz w:val="21"/>
-        </w:rPr>
-        <w:t xml:space="preserve"> 约 28 秒。「单测通过数」不含 L5 的 6 条；</w:t>
+        <w:t>）：它空载 36 秒、有负载 95 秒，会拖超 vitest 心跳；「单测通过数」不含 L5 的 6 条；</w:t>
       </w:r>
     </w:p>
     <w:p>
@@ -17765,7 +17615,7 @@
           <w:b w:val="0"/>
           <w:sz w:val="21"/>
         </w:rPr>
-        <w:t>以下两张截图取自</w:t>
+        <w:t>下面这张截图取自</w:t>
       </w:r>
       <w:r>
         <w:rPr>
@@ -17793,7 +17643,7 @@
       <w:r>
         <w:drawing>
           <wp:inline xmlns:a="http://schemas.openxmlformats.org/drawingml/2006/main" xmlns:pic="http://schemas.openxmlformats.org/drawingml/2006/picture">
-            <wp:extent cx="5580000" cy="1189625"/>
+            <wp:extent cx="4788000" cy="1020775"/>
             <wp:docPr id="6" name="Picture 6"/>
             <wp:cNvGraphicFramePr>
               <a:graphicFrameLocks noChangeAspect="1"/>
@@ -17814,7 +17664,7 @@
                   <pic:spPr>
                     <a:xfrm>
                       <a:off x="0" y="0"/>
-                      <a:ext cx="5580000" cy="1189625"/>
+                      <a:ext cx="4788000" cy="1020775"/>
                     </a:xfrm>
                     <a:prstGeom prst="rect"/>
                   </pic:spPr>
@@ -17841,90 +17691,13 @@
       </w:r>
     </w:p>
     <w:p>
-      <w:pPr>
-        <w:keepNext/>
-        <w:spacing w:after="40"/>
-        <w:jc w:val="center"/>
-      </w:pPr>
-      <w:r>
-        <w:drawing>
-          <wp:inline xmlns:a="http://schemas.openxmlformats.org/drawingml/2006/main" xmlns:pic="http://schemas.openxmlformats.org/drawingml/2006/picture">
-            <wp:extent cx="5580000" cy="1941375"/>
-            <wp:docPr id="7" name="Picture 7"/>
-            <wp:cNvGraphicFramePr>
-              <a:graphicFrameLocks noChangeAspect="1"/>
-            </wp:cNvGraphicFramePr>
-            <a:graphic>
-              <a:graphicData uri="http://schemas.openxmlformats.org/drawingml/2006/picture">
-                <pic:pic>
-                  <pic:nvPicPr>
-                    <pic:cNvPr id="0" name="08-live-issues.png"/>
-                    <pic:cNvPicPr/>
-                  </pic:nvPicPr>
-                  <pic:blipFill>
-                    <a:blip r:embed="rId15"/>
-                    <a:stretch>
-                      <a:fillRect/>
-                    </a:stretch>
-                  </pic:blipFill>
-                  <pic:spPr>
-                    <a:xfrm>
-                      <a:off x="0" y="0"/>
-                      <a:ext cx="5580000" cy="1941375"/>
-                    </a:xfrm>
-                    <a:prstGeom prst="rect"/>
-                  </pic:spPr>
-                </pic:pic>
-              </a:graphicData>
-            </a:graphic>
-          </wp:inline>
-        </w:drawing>
-      </w:r>
-    </w:p>
-    <w:p>
-      <w:pPr>
-        <w:spacing w:before="0" w:after="120"/>
-        <w:jc w:val="center"/>
-      </w:pPr>
-      <w:r>
-        <w:rPr>
-          <w:rFonts w:ascii="宋体" w:hAnsi="宋体" w:eastAsia="宋体"/>
-          <w:i/>
-          <w:color w:val="555555"/>
-          <w:sz w:val="18"/>
-        </w:rPr>
-        <w:t>〔图 7：线上真实运行 —— 脏数据样例检出 4 条问题，其中「语义相近」一条即 L3 语义层参与判定（线上真实界面）〕</w:t>
-      </w:r>
-    </w:p>
-    <w:p>
-      <w:r>
-        <w:rPr>
-          <w:rFonts w:ascii="宋体" w:hAnsi="宋体" w:eastAsia="宋体"/>
-          <w:b w:val="0"/>
-          <w:sz w:val="21"/>
-        </w:rPr>
-        <w:t>两点说明：</w:t>
-      </w:r>
-    </w:p>
-    <w:p>
-      <w:pPr>
-        <w:ind w:left="425" w:hanging="425"/>
-      </w:pPr>
-      <w:r>
-        <w:rPr>
-          <w:rFonts w:ascii="宋体" w:hAnsi="宋体" w:eastAsia="宋体"/>
-          <w:b w:val="0"/>
-          <w:sz w:val="21"/>
-        </w:rPr>
-        <w:t xml:space="preserve">1. </w:t>
-      </w:r>
-      <w:r>
-        <w:rPr>
-          <w:rFonts w:ascii="宋体" w:hAnsi="宋体" w:eastAsia="宋体"/>
-          <w:b w:val="0"/>
-          <w:sz w:val="21"/>
-        </w:rPr>
-        <w:t>图 6 顶部写明「语义归并已就绪」—— 端侧模型（23 MB）与 ONNX WASM 运行时（53 MB）全部</w:t>
+      <w:r>
+        <w:rPr>
+          <w:rFonts w:ascii="宋体" w:hAnsi="宋体" w:eastAsia="宋体"/>
+          <w:b w:val="0"/>
+          <w:sz w:val="21"/>
+        </w:rPr>
+        <w:t>说明：图 6 写着「语义归并已就绪」—— 端侧模型（23 MB）与 ONNX WASM 运行时（53 MB）</w:t>
       </w:r>
       <w:r>
         <w:rPr>
@@ -17940,28 +17713,7 @@
           <w:b w:val="0"/>
           <w:sz w:val="21"/>
         </w:rPr>
-        <w:t>，不向第三方发请求（§7.4 的四个坑就是为解决这件事）；</w:t>
-      </w:r>
-    </w:p>
-    <w:p>
-      <w:pPr>
-        <w:ind w:left="425" w:hanging="425"/>
-      </w:pPr>
-      <w:r>
-        <w:rPr>
-          <w:rFonts w:ascii="宋体" w:hAnsi="宋体" w:eastAsia="宋体"/>
-          <w:b w:val="0"/>
-          <w:sz w:val="21"/>
-        </w:rPr>
-        <w:t xml:space="preserve">2. </w:t>
-      </w:r>
-      <w:r>
-        <w:rPr>
-          <w:rFonts w:ascii="宋体" w:hAnsi="宋体" w:eastAsia="宋体"/>
-          <w:b w:val="0"/>
-          <w:sz w:val="21"/>
-        </w:rPr>
-        <w:t>图 7 第 4 条是</w:t>
+        <w:t>，不向第三方发请求（§7.4）。线上真机另有一份脏数据样例检出 4 条问题，其中「语义相近」一条是</w:t>
       </w:r>
       <w:r>
         <w:rPr>
@@ -17969,15 +17721,15 @@
           <w:b/>
           <w:sz w:val="21"/>
         </w:rPr>
-        <w:t>语义级候选，不是结论</w:t>
-      </w:r>
-      <w:r>
-        <w:rPr>
-          <w:rFonts w:ascii="宋体" w:hAnsi="宋体" w:eastAsia="宋体"/>
-          <w:b w:val="0"/>
-          <w:sz w:val="21"/>
-        </w:rPr>
-        <w:t>（界面原话「这只是待确认，不是结论」，最高相似度 0.735，与 §4.5 一致）；图 6 全绿时同时写着「这不代表数据一定没问题」——口径类问题检查引擎判断不了，这是能力边界（§8.2）。</w:t>
+        <w:t>语义级候选、不是结论</w:t>
+      </w:r>
+      <w:r>
+        <w:rPr>
+          <w:rFonts w:ascii="宋体" w:hAnsi="宋体" w:eastAsia="宋体"/>
+          <w:b w:val="0"/>
+          <w:sz w:val="21"/>
+        </w:rPr>
+        <w:t>（界面原话「这只是待确认」，最高相似度 0.735，与 §4.5 一致）；图 6 全绿时也写着「这不代表数据一定没问题」——口径类问题判断不了，是能力边界（§8.2）。</w:t>
       </w:r>
     </w:p>
     <w:p>
@@ -18123,10 +17875,18 @@
       <w:r>
         <w:rPr>
           <w:rFonts w:ascii="宋体" w:hAnsi="宋体" w:eastAsia="宋体"/>
-          <w:b w:val="0"/>
-          <w:sz w:val="21"/>
-        </w:rPr>
-        <w:t>建立了五层评测体系并产出可复现的数字：L1 精确率 93.3% / 召回率 100%、L3 Hit@1 78.9% / Hit@5 94.7% / MRR 0.8684、L5 剖析 0.97 s 与确定性检查 3.45 s（预算 3 s / 30 s）；</w:t>
+          <w:b/>
+          <w:sz w:val="21"/>
+        </w:rPr>
+        <w:t>AI 主动追问</w:t>
+      </w:r>
+      <w:r>
+        <w:rPr>
+          <w:rFonts w:ascii="宋体" w:hAnsi="宋体" w:eastAsia="宋体"/>
+          <w:b w:val="0"/>
+          <w:sz w:val="21"/>
+        </w:rPr>
+        <w:t>：分析中途对「摘要里没有、但会改变结论」的领域信息停 1–3 题，回答/跳过后按 tool-result 自动续跑（每轮最多 1 次；回答不持久化、不进留痕）；</w:t>
       </w:r>
     </w:p>
     <w:p>
@@ -18136,50 +17896,10 @@
       <w:r>
         <w:rPr>
           <w:rFonts w:ascii="宋体" w:hAnsi="宋体" w:eastAsia="宋体"/>
-          <w:b/>
-          <w:sz w:val="21"/>
-        </w:rPr>
-        <w:t>L4（Agent 层）建立了评测与失败隔离</w:t>
-      </w:r>
-      <w:r>
-        <w:rPr>
-          <w:rFonts w:ascii="宋体" w:hAnsi="宋体" w:eastAsia="宋体"/>
-          <w:b w:val="0"/>
-          <w:sz w:val="21"/>
-        </w:rPr>
-        <w:t>，收敛判据补上后截断从 6/12 降到 3/12，但</w:t>
-      </w:r>
-      <w:r>
-        <w:rPr>
-          <w:rFonts w:ascii="宋体" w:hAnsi="宋体" w:eastAsia="宋体"/>
-          <w:b/>
-          <w:sz w:val="21"/>
-        </w:rPr>
-        <w:t>尚未零截断</w:t>
-      </w:r>
-      <w:r>
-        <w:rPr>
-          <w:rFonts w:ascii="宋体" w:hAnsi="宋体" w:eastAsia="宋体"/>
-          <w:b w:val="0"/>
-          <w:sz w:val="21"/>
-        </w:rPr>
-        <w:t>：越界请求仍会继续查质量、提交条数上限带来的轮次成本也还在（T11），因此</w:t>
-      </w:r>
-      <w:r>
-        <w:rPr>
-          <w:rFonts w:ascii="宋体" w:hAnsi="宋体" w:eastAsia="宋体"/>
-          <w:b/>
-          <w:sz w:val="21"/>
-        </w:rPr>
-        <w:t>不把它列为达标成果</w:t>
-      </w:r>
-      <w:r>
-        <w:rPr>
-          <w:rFonts w:ascii="宋体" w:hAnsi="宋体" w:eastAsia="宋体"/>
-          <w:b w:val="0"/>
-          <w:sz w:val="21"/>
-        </w:rPr>
-        <w:t>；</w:t>
+          <w:b w:val="0"/>
+          <w:sz w:val="21"/>
+        </w:rPr>
+        <w:t>建立了五层评测体系并产出可复现的数字：L1 精确率 93.3% / 召回率 100%、L3 Hit@1 78.9% / Hit@5 94.7% / MRR 0.8684、L5 剖析 0.97 s 与确定性检查 3.45 s（预算 3 s / 30 s）；</w:t>
       </w:r>
     </w:p>
     <w:p>
@@ -18189,10 +17909,63 @@
       <w:r>
         <w:rPr>
           <w:rFonts w:ascii="宋体" w:hAnsi="宋体" w:eastAsia="宋体"/>
-          <w:b w:val="0"/>
-          <w:sz w:val="21"/>
-        </w:rPr>
-        <w:t>835 个单元测试（8 个跳过）+ 92 个端到端测试全绿；</w:t>
+          <w:b/>
+          <w:sz w:val="21"/>
+        </w:rPr>
+        <w:t>L4（Agent 层）建立了评测与失败隔离</w:t>
+      </w:r>
+      <w:r>
+        <w:rPr>
+          <w:rFonts w:ascii="宋体" w:hAnsi="宋体" w:eastAsia="宋体"/>
+          <w:b w:val="0"/>
+          <w:sz w:val="21"/>
+        </w:rPr>
+        <w:t>，收敛判据补上后截断从 6/12 降到 3/12，但</w:t>
+      </w:r>
+      <w:r>
+        <w:rPr>
+          <w:rFonts w:ascii="宋体" w:hAnsi="宋体" w:eastAsia="宋体"/>
+          <w:b/>
+          <w:sz w:val="21"/>
+        </w:rPr>
+        <w:t>尚未零截断</w:t>
+      </w:r>
+      <w:r>
+        <w:rPr>
+          <w:rFonts w:ascii="宋体" w:hAnsi="宋体" w:eastAsia="宋体"/>
+          <w:b w:val="0"/>
+          <w:sz w:val="21"/>
+        </w:rPr>
+        <w:t>：越界请求仍会继续查质量、提交条数上限带来的轮次成本也还在（T11），因此</w:t>
+      </w:r>
+      <w:r>
+        <w:rPr>
+          <w:rFonts w:ascii="宋体" w:hAnsi="宋体" w:eastAsia="宋体"/>
+          <w:b/>
+          <w:sz w:val="21"/>
+        </w:rPr>
+        <w:t>不把它列为达标成果</w:t>
+      </w:r>
+      <w:r>
+        <w:rPr>
+          <w:rFonts w:ascii="宋体" w:hAnsi="宋体" w:eastAsia="宋体"/>
+          <w:b w:val="0"/>
+          <w:sz w:val="21"/>
+        </w:rPr>
+        <w:t>；</w:t>
+      </w:r>
+    </w:p>
+    <w:p>
+      <w:pPr>
+        <w:pStyle w:val="ListBullet"/>
+      </w:pPr>
+      <w:r>
+        <w:rPr>
+          <w:rFonts w:ascii="宋体" w:hAnsi="宋体" w:eastAsia="宋体"/>
+          <w:b w:val="0"/>
+          <w:sz w:val="21"/>
+        </w:rPr>
+        <w:t>866 个单元测试（8 个跳过）+ 94 个端到端测试全绿；</w:t>
       </w:r>
     </w:p>
     <w:p>
@@ -18863,7 +18636,7 @@
                 <w:b/>
                 <w:sz w:val="17"/>
               </w:rPr>
-              <w:t>未做可用性测试</w:t>
+              <w:t>未做可用性测试、无浏览器兼容矩阵</w:t>
             </w:r>
           </w:p>
         </w:tc>
@@ -18881,7 +18654,7 @@
                 <w:b w:val="0"/>
                 <w:sz w:val="17"/>
               </w:rPr>
-              <w:t>§2.3 的「首次使用无需文档」是设计目标，没有组织目标用户做任务测试</w:t>
+              <w:t>没有组织目标用户做任务测试；WebGPU / WASM / IndexedDB 的跨版本差异未系统验证，只有「不可用则降级」的机制</w:t>
             </w:r>
           </w:p>
         </w:tc>
@@ -18904,7 +18677,7 @@
                 <w:b/>
                 <w:sz w:val="17"/>
               </w:rPr>
-              <w:t>无浏览器兼容矩阵</w:t>
+              <w:t>本地暂存只有「手动清除」</w:t>
             </w:r>
           </w:p>
         </w:tc>
@@ -18922,7 +18695,23 @@
                 <w:b w:val="0"/>
                 <w:sz w:val="17"/>
               </w:rPr>
-              <w:t>WebGPU / WASM / IndexedDB 在不同浏览器版本上的差异未系统验证，只有「不可用则降级」的机制</w:t>
+              <w:t>数据存在浏览器 IndexedDB、</w:t>
+            </w:r>
+            <w:r>
+              <w:rPr>
+                <w:rFonts w:ascii="宋体" w:hAnsi="宋体" w:eastAsia="宋体"/>
+                <w:b/>
+                <w:sz w:val="17"/>
+              </w:rPr>
+              <w:t>默认不过期</w:t>
+            </w:r>
+            <w:r>
+              <w:rPr>
+                <w:rFonts w:ascii="宋体" w:hAnsi="宋体" w:eastAsia="宋体"/>
+                <w:b w:val="0"/>
+                <w:sz w:val="17"/>
+              </w:rPr>
+              <w:t>；导入页已有常驻的「清除本机暂存数据」入口（T8），但没有自动过期、没有加密，清除也只覆盖本站点的 IndexedDB（浏览器缓存与已导出的文件不在此列）</w:t>
             </w:r>
           </w:p>
         </w:tc>
@@ -18945,7 +18734,7 @@
                 <w:b/>
                 <w:sz w:val="17"/>
               </w:rPr>
-              <w:t>本地暂存只有「手动清除」</w:t>
+              <w:t>学科知识库仍需继续核对</w:t>
             </w:r>
           </w:p>
         </w:tc>
@@ -18963,23 +18752,7 @@
                 <w:b w:val="0"/>
                 <w:sz w:val="17"/>
               </w:rPr>
-              <w:t>数据存在浏览器 IndexedDB、</w:t>
-            </w:r>
-            <w:r>
-              <w:rPr>
-                <w:rFonts w:ascii="宋体" w:hAnsi="宋体" w:eastAsia="宋体"/>
-                <w:b/>
-                <w:sz w:val="17"/>
-              </w:rPr>
-              <w:t>默认不过期</w:t>
-            </w:r>
-            <w:r>
-              <w:rPr>
-                <w:rFonts w:ascii="宋体" w:hAnsi="宋体" w:eastAsia="宋体"/>
-                <w:b w:val="0"/>
-                <w:sz w:val="17"/>
-              </w:rPr>
-              <w:t>；导入页已有常驻的「清除本机暂存数据」入口（T8），但没有自动过期、没有加密，清除也只覆盖本站点的 IndexedDB（浏览器缓存与已导出的文件不在此列）</w:t>
+              <w:t>178 条中团队已核对 104 条、仍待核对 74 条；通用层 126 条，学科层 52 条（7 个学科）。已核对是团队交付结果，本作品未代为复核；引用前仍应点开来源链接对照原文</w:t>
             </w:r>
           </w:p>
         </w:tc>
@@ -19002,7 +18775,7 @@
                 <w:b/>
                 <w:sz w:val="17"/>
               </w:rPr>
-              <w:t>学科知识库仍需继续核对</w:t>
+              <w:t>看板只接入 3 层评测</w:t>
             </w:r>
           </w:p>
         </w:tc>
@@ -19020,7 +18793,39 @@
                 <w:b w:val="0"/>
                 <w:sz w:val="17"/>
               </w:rPr>
-              <w:t>178 条中团队已核对 104 条、仍待核对 74 条；通用层 126 条，学科层 52 条（7 个学科）。已核对是团队交付结果，本作品未代为复核；引用前仍应点开来源链接对照原文</w:t>
+              <w:t xml:space="preserve">L1 / L3 / L5 有 </w:t>
+            </w:r>
+            <w:r>
+              <w:rPr>
+                <w:rFonts w:ascii="Consolas" w:hAnsi="Consolas" w:eastAsia="宋体"/>
+                <w:b w:val="0"/>
+                <w:sz w:val="15"/>
+              </w:rPr>
+              <w:t>EvalSection</w:t>
+            </w:r>
+            <w:r>
+              <w:rPr>
+                <w:rFonts w:ascii="宋体" w:hAnsi="宋体" w:eastAsia="宋体"/>
+                <w:b w:val="0"/>
+                <w:sz w:val="17"/>
+              </w:rPr>
+              <w:t xml:space="preserve"> 结构、能上看板；</w:t>
+            </w:r>
+            <w:r>
+              <w:rPr>
+                <w:rFonts w:ascii="宋体" w:hAnsi="宋体" w:eastAsia="宋体"/>
+                <w:b/>
+                <w:sz w:val="17"/>
+              </w:rPr>
+              <w:t>L4（Agent 层）只落原始轨迹与 Markdown 报告</w:t>
+            </w:r>
+            <w:r>
+              <w:rPr>
+                <w:rFonts w:ascii="宋体" w:hAnsi="宋体" w:eastAsia="宋体"/>
+                <w:b w:val="0"/>
+                <w:sz w:val="17"/>
+              </w:rPr>
+              <w:t>，未封装成看板可读的 section —— 所以看板上看不到 L4 的数字，别以为它没评过</w:t>
             </w:r>
           </w:p>
         </w:tc>
@@ -19043,7 +18848,7 @@
                 <w:b/>
                 <w:sz w:val="17"/>
               </w:rPr>
-              <w:t>看板只接入 3 层评测</w:t>
+              <w:t>研究场景只做提示与筛选</w:t>
             </w:r>
           </w:p>
         </w:tc>
@@ -19061,39 +18866,7 @@
                 <w:b w:val="0"/>
                 <w:sz w:val="17"/>
               </w:rPr>
-              <w:t xml:space="preserve">L1 / L3 / L5 有 </w:t>
-            </w:r>
-            <w:r>
-              <w:rPr>
-                <w:rFonts w:ascii="Consolas" w:hAnsi="Consolas" w:eastAsia="宋体"/>
-                <w:b w:val="0"/>
-                <w:sz w:val="15"/>
-              </w:rPr>
-              <w:t>EvalSection</w:t>
-            </w:r>
-            <w:r>
-              <w:rPr>
-                <w:rFonts w:ascii="宋体" w:hAnsi="宋体" w:eastAsia="宋体"/>
-                <w:b w:val="0"/>
-                <w:sz w:val="17"/>
-              </w:rPr>
-              <w:t xml:space="preserve"> 结构、能上看板；</w:t>
-            </w:r>
-            <w:r>
-              <w:rPr>
-                <w:rFonts w:ascii="宋体" w:hAnsi="宋体" w:eastAsia="宋体"/>
-                <w:b/>
-                <w:sz w:val="17"/>
-              </w:rPr>
-              <w:t>L4（Agent 层）只落原始轨迹与 Markdown 报告</w:t>
-            </w:r>
-            <w:r>
-              <w:rPr>
-                <w:rFonts w:ascii="宋体" w:hAnsi="宋体" w:eastAsia="宋体"/>
-                <w:b w:val="0"/>
-                <w:sz w:val="17"/>
-              </w:rPr>
-              <w:t>，未封装成看板可读的 section —— 所以看板上看不到 L4 的数字，别以为它没评过</w:t>
+              <w:t>场景入口不增加任何检查项，也不做知识库学科映射（场景与 7 个学科不是同一维度）；三份示例数据是合成的，不来自真实调查/实验/教务记录</w:t>
             </w:r>
           </w:p>
         </w:tc>
@@ -19116,7 +18889,7 @@
                 <w:b/>
                 <w:sz w:val="17"/>
               </w:rPr>
-              <w:t>研究场景只做提示与筛选</w:t>
+              <w:t>追问只解决「问得出」的部分</w:t>
             </w:r>
           </w:p>
         </w:tc>
@@ -19134,7 +18907,23 @@
                 <w:b w:val="0"/>
                 <w:sz w:val="17"/>
               </w:rPr>
-              <w:t>场景入口不增加任何检查项，也不做知识库学科映射（场景与 7 个学科不是同一维度）；三份示例数据是合成的，不来自真实调查/实验/教务记录</w:t>
+              <w:t>每轮最多 1 次、纯文本（不支持附件/表格）；回答不持久化；</w:t>
+            </w:r>
+            <w:r>
+              <w:rPr>
+                <w:rFonts w:ascii="宋体" w:hAnsi="宋体" w:eastAsia="宋体"/>
+                <w:b/>
+                <w:sz w:val="17"/>
+              </w:rPr>
+              <w:t>未做真实模型联调</w:t>
+            </w:r>
+            <w:r>
+              <w:rPr>
+                <w:rFonts w:ascii="宋体" w:hAnsi="宋体" w:eastAsia="宋体"/>
+                <w:b w:val="0"/>
+                <w:sz w:val="17"/>
+              </w:rPr>
+              <w:t>（E2E 全走 mock，线上真模型只手工冒烟一次）</w:t>
             </w:r>
           </w:p>
         </w:tc>
@@ -19217,15 +19006,15 @@
           <w:b/>
           <w:sz w:val="21"/>
         </w:rPr>
-        <w:t>收敛判据（提示词层已做，结构层待定）</w:t>
-      </w:r>
-      <w:r>
-        <w:rPr>
-          <w:rFonts w:ascii="宋体" w:hAnsi="宋体" w:eastAsia="宋体"/>
-          <w:b w:val="0"/>
-          <w:sz w:val="21"/>
-        </w:rPr>
-        <w:t xml:space="preserve">：系统指令已写明三条收尾判据与越界处理；剩余成本在 </w:t>
+        <w:t>收敛判据的结构层</w:t>
+      </w:r>
+      <w:r>
+        <w:rPr>
+          <w:rFonts w:ascii="宋体" w:hAnsi="宋体" w:eastAsia="宋体"/>
+          <w:b w:val="0"/>
+          <w:sz w:val="21"/>
+        </w:rPr>
+        <w:t xml:space="preserve">：提示词判据已做，剩余成本在 </w:t>
       </w:r>
       <w:r>
         <w:rPr>
@@ -19241,7 +19030,7 @@
           <w:b w:val="0"/>
           <w:sz w:val="21"/>
         </w:rPr>
-        <w:t xml:space="preserve"> 一次一条（8 条 = 8 轮），需重新权衡批量提交或“到上限自动停止”（T11）；</w:t>
+        <w:t xml:space="preserve"> 一次一条（8 条 = 8 轮），需权衡批量提交或「到上限自动停止」（T11）；</w:t>
       </w:r>
     </w:p>
     <w:p>
@@ -19262,15 +19051,15 @@
           <w:b/>
           <w:sz w:val="21"/>
         </w:rPr>
-        <w:t>可观测性（T2 已完成）</w:t>
-      </w:r>
-      <w:r>
-        <w:rPr>
-          <w:rFonts w:ascii="宋体" w:hAnsi="宋体" w:eastAsia="宋体"/>
-          <w:b w:val="0"/>
-          <w:sz w:val="21"/>
-        </w:rPr>
-        <w:t>：usage 已随消息元数据带回、成本可实测（§5.10）；剩余的是把用量接到服务端集中计量；</w:t>
+        <w:t>可观测性</w:t>
+      </w:r>
+      <w:r>
+        <w:rPr>
+          <w:rFonts w:ascii="宋体" w:hAnsi="宋体" w:eastAsia="宋体"/>
+          <w:b w:val="0"/>
+          <w:sz w:val="21"/>
+        </w:rPr>
+        <w:t>：usage 已可实测（T2），剩余是把用量接到服务端集中计量；</w:t>
       </w:r>
     </w:p>
     <w:p>
@@ -19291,7 +19080,7 @@
           <w:b/>
           <w:sz w:val="21"/>
         </w:rPr>
-        <w:t>隐私证据补齐</w:t>
+        <w:t>隐私证据</w:t>
       </w:r>
       <w:r>
         <w:rPr>
@@ -19331,23 +19120,7 @@
           <w:b w:val="0"/>
           <w:sz w:val="21"/>
         </w:rPr>
-        <w:t>/</w:t>
-      </w:r>
-      <w:r>
-        <w:rPr>
-          <w:rFonts w:ascii="Consolas" w:hAnsi="Consolas" w:eastAsia="宋体"/>
-          <w:b w:val="0"/>
-          <w:sz w:val="19"/>
-        </w:rPr>
-        <w:t>sendBeacon</w:t>
-      </w:r>
-      <w:r>
-        <w:rPr>
-          <w:rFonts w:ascii="宋体" w:hAnsi="宋体" w:eastAsia="宋体"/>
-          <w:b w:val="0"/>
-          <w:sz w:val="21"/>
-        </w:rPr>
-        <w:t xml:space="preserve"> 断言「请求体不含原始单元格」的端到端测试；并对「类别列取值分布」增加可配置的上限与敏感列排除规则；</w:t>
+        <w:t xml:space="preserve"> 断言请求体不含原始单元格的 E2E；类别列取值分布加上限与敏感列排除；</w:t>
       </w:r>
     </w:p>
     <w:p>
@@ -19376,7 +19149,7 @@
           <w:b w:val="0"/>
           <w:sz w:val="21"/>
         </w:rPr>
-        <w:t>：限流已做到实例级兜底（429 + 可执行文案），但</w:t>
+        <w:t>：限流已有实例级兜底，</w:t>
       </w:r>
       <w:r>
         <w:rPr>
@@ -19392,7 +19165,7 @@
           <w:b w:val="0"/>
           <w:sz w:val="21"/>
         </w:rPr>
-        <w:t xml:space="preserve"> —— 公开演示地址上线前应补，否则换一个来源就能绕过限流；</w:t>
+        <w:t xml:space="preserve"> —— 公开上线前应补；</w:t>
       </w:r>
     </w:p>
     <w:p>
@@ -19421,7 +19194,7 @@
           <w:b w:val="0"/>
           <w:sz w:val="21"/>
         </w:rPr>
-        <w:t>：把同一批工具以 MCP 暴露给外部 AI 客户端（stdio / Streamable HTTP 双形态），作为「能力可复用」的额外证据；</w:t>
+        <w:t>：同一批工具以 MCP 暴露给外部客户端（stdio / Streamable HTTP）；</w:t>
       </w:r>
     </w:p>
     <w:p>
@@ -19450,7 +19223,7 @@
           <w:b w:val="0"/>
           <w:sz w:val="21"/>
         </w:rPr>
-        <w:t>：换非短串退化的中文领域模型并重扫阈值（让语义级参与自动归并），同时由领域专家逐条核对来源、补充学科条目。</w:t>
+        <w:t>：换非短串退化的中文领域模型并重扫阈值，同时由领域专家逐条核对来源；</w:t>
       </w:r>
     </w:p>
     <w:p>
@@ -19949,7 +19722,7 @@
                 <w:b w:val="0"/>
                 <w:sz w:val="17"/>
               </w:rPr>
-              <w:t>5 个工具 + Function Calling 循环（MCP Server 未实现）</w:t>
+              <w:t>6 个工具 + Function Calling 循环（MCP Server 未实现）</w:t>
             </w:r>
           </w:p>
         </w:tc>
@@ -20185,7 +19958,7 @@
                 <w:b w:val="0"/>
                 <w:sz w:val="17"/>
               </w:rPr>
-              <w:t>TypeScript strict；835 单测；架构约束测试（§7.5）。</w:t>
+              <w:t>TypeScript strict；866 单测；架构约束测试（§7.5）。</w:t>
             </w:r>
             <w:r>
               <w:rPr>
@@ -21018,7 +20791,7 @@
                 <w:b w:val="0"/>
                 <w:sz w:val="17"/>
               </w:rPr>
-              <w:t>端侧推理</w:t>
+              <w:t>留痕（Provenance）</w:t>
             </w:r>
           </w:p>
         </w:tc>
@@ -21036,89 +20809,7 @@
                 <w:b w:val="0"/>
                 <w:sz w:val="17"/>
               </w:rPr>
-              <w:t>在用户浏览器内完成的模型推理</w:t>
-            </w:r>
-          </w:p>
-        </w:tc>
-      </w:tr>
-      <w:tr>
-        <w:trPr>
-          <w:cantSplit/>
-        </w:trPr>
-        <w:tc>
-          <w:tcPr>
-            <w:tcW w:type="dxa" w:w="4819"/>
-          </w:tcPr>
-          <w:p>
-            <w:pPr>
-              <w:spacing w:after="0"/>
-            </w:pPr>
-            <w:r>
-              <w:rPr>
-                <w:rFonts w:ascii="宋体" w:hAnsi="宋体" w:eastAsia="宋体"/>
-                <w:b w:val="0"/>
-                <w:sz w:val="17"/>
-              </w:rPr>
-              <w:t>留痕（Provenance）</w:t>
-            </w:r>
-          </w:p>
-        </w:tc>
-        <w:tc>
-          <w:tcPr>
-            <w:tcW w:type="dxa" w:w="4819"/>
-          </w:tcPr>
-          <w:p>
-            <w:pPr>
-              <w:spacing w:after="0"/>
-            </w:pPr>
-            <w:r>
-              <w:rPr>
-                <w:rFonts w:ascii="宋体" w:hAnsi="宋体" w:eastAsia="宋体"/>
-                <w:b w:val="0"/>
-                <w:sz w:val="17"/>
-              </w:rPr>
               <w:t>数据处理全过程的可审计记录</w:t>
-            </w:r>
-          </w:p>
-        </w:tc>
-      </w:tr>
-      <w:tr>
-        <w:trPr>
-          <w:cantSplit/>
-        </w:trPr>
-        <w:tc>
-          <w:tcPr>
-            <w:tcW w:type="dxa" w:w="4819"/>
-          </w:tcPr>
-          <w:p>
-            <w:pPr>
-              <w:spacing w:after="0"/>
-            </w:pPr>
-            <w:r>
-              <w:rPr>
-                <w:rFonts w:ascii="宋体" w:hAnsi="宋体" w:eastAsia="宋体"/>
-                <w:b w:val="0"/>
-                <w:sz w:val="17"/>
-              </w:rPr>
-              <w:t>RRF</w:t>
-            </w:r>
-          </w:p>
-        </w:tc>
-        <w:tc>
-          <w:tcPr>
-            <w:tcW w:type="dxa" w:w="4819"/>
-          </w:tcPr>
-          <w:p>
-            <w:pPr>
-              <w:spacing w:after="0"/>
-            </w:pPr>
-            <w:r>
-              <w:rPr>
-                <w:rFonts w:ascii="宋体" w:hAnsi="宋体" w:eastAsia="宋体"/>
-                <w:b w:val="0"/>
-                <w:sz w:val="17"/>
-              </w:rPr>
-              <w:t>Reciprocal Rank Fusion，多路检索结果的融合排序方法</w:t>
             </w:r>
           </w:p>
         </w:tc>
@@ -21212,7 +20903,7 @@
       </w:pPr>
     </w:p>
     <w:sectPr>
-      <w:footerReference w:type="default" r:id="rId16"/>
+      <w:footerReference w:type="default" r:id="rId15"/>
       <w:pgSz w:w="11906" w:h="16838"/>
       <w:pgMar w:top="1247" w:right="1134" w:bottom="1247" w:left="1134" w:header="720" w:footer="720" w:gutter="0"/>
       <w:cols w:space="720"/>

--- a/docs/技术文档.docx
+++ b/docs/技术文档.docx
@@ -1487,7 +1487,7 @@
                 <w:b/>
                 <w:sz w:val="17"/>
               </w:rPr>
-              <w:t>866</w:t>
+              <w:t>867</w:t>
             </w:r>
             <w:r>
               <w:rPr>
@@ -1503,7 +1503,7 @@
                 <w:b/>
                 <w:sz w:val="17"/>
               </w:rPr>
-              <w:t>94</w:t>
+              <w:t>95</w:t>
             </w:r>
             <w:r>
               <w:rPr>
@@ -14852,7 +14852,7 @@
                 <w:b/>
                 <w:sz w:val="17"/>
               </w:rPr>
-              <w:t>866 通过 / 8 跳过 / 72 文件</w:t>
+              <w:t>867 通过 / 8 跳过 / 72 文件</w:t>
             </w:r>
             <w:r>
               <w:rPr>
@@ -14878,7 +14878,7 @@
                 <w:b w:val="0"/>
                 <w:sz w:val="17"/>
               </w:rPr>
-              <w:t>core 检查引擎、同义归并、清洗执行、脚本生成、状态机、出站白名单、组件逻辑、可读报告与 Word 生成、复核状态关联、中断工具调用修复、研究场景入口、覆盖缺口转述、方法草稿（六段/四态/小样本/规则引用/免责声明同源）、追问契约与暂停派生（1–3 题 / ≤120 字 / 每轮 1 次 / 回答只走 tool-result）</w:t>
+              <w:t>core 检查引擎、同义归并、清洗执行、脚本生成、状态机、出站白名单、组件逻辑、可读报告与 Word 生成、复核状态关联、中断工具调用修复、研究场景入口、覆盖缺口转述、方法草稿（六段/四态/小样本/规则引用/免责声明同源）、追问契约与暂停派生（1–3 题 / ≤120 字 / 每轮 1 次 / 回答只走 tool-result / 预算锚定「开始分析」）</w:t>
             </w:r>
           </w:p>
         </w:tc>
@@ -14919,7 +14919,7 @@
                 <w:b/>
                 <w:sz w:val="17"/>
               </w:rPr>
-              <w:t>94 通过 / 1 跳过</w:t>
+              <w:t>95 通过 / 1 跳过</w:t>
             </w:r>
             <w:r>
               <w:rPr>
@@ -14961,7 +14961,7 @@
                 <w:b w:val="0"/>
                 <w:sz w:val="17"/>
               </w:rPr>
-              <w:t xml:space="preserve"> 同源、追问作答续跑与跳过继续</w:t>
+              <w:t xml:space="preserve"> 同源、追问作答续跑与跳过继续、计划指令不重置追问预算</w:t>
             </w:r>
           </w:p>
         </w:tc>
@@ -17965,7 +17965,7 @@
           <w:b w:val="0"/>
           <w:sz w:val="21"/>
         </w:rPr>
-        <w:t>866 个单元测试（8 个跳过）+ 94 个端到端测试全绿；</w:t>
+        <w:t>867 个单元测试（8 个跳过）+ 95 个端到端测试全绿；</w:t>
       </w:r>
     </w:p>
     <w:p>
@@ -19958,7 +19958,7 @@
                 <w:b w:val="0"/>
                 <w:sz w:val="17"/>
               </w:rPr>
-              <w:t>TypeScript strict；866 单测；架构约束测试（§7.5）。</w:t>
+              <w:t>TypeScript strict；867 单测；架构约束测试（§7.5）。</w:t>
             </w:r>
             <w:r>
               <w:rPr>

--- a/docs/技术文档.docx
+++ b/docs/技术文档.docx
@@ -18915,15 +18915,15 @@
                 <w:b/>
                 <w:sz w:val="17"/>
               </w:rPr>
-              <w:t>未做真实模型联调</w:t>
-            </w:r>
-            <w:r>
-              <w:rPr>
-                <w:rFonts w:ascii="宋体" w:hAnsi="宋体" w:eastAsia="宋体"/>
-                <w:b w:val="0"/>
-                <w:sz w:val="17"/>
-              </w:rPr>
-              <w:t>（E2E 全走 mock，线上真模型只手工冒烟一次）</w:t>
+              <w:t>追问流程未单独真机联调</w:t>
+            </w:r>
+            <w:r>
+              <w:rPr>
+                <w:rFonts w:ascii="宋体" w:hAnsi="宋体" w:eastAsia="宋体"/>
+                <w:b w:val="0"/>
+                <w:sz w:val="17"/>
+              </w:rPr>
+              <w:t xml:space="preserve"> —— 追问链路的 E2E 全走 mock，整体产品此前线上真模型只手工冒烟一次、不覆盖追问</w:t>
             </w:r>
           </w:p>
         </w:tc>

--- a/docs/技术文档.docx
+++ b/docs/技术文档.docx
@@ -1487,15 +1487,15 @@
                 <w:b/>
                 <w:sz w:val="17"/>
               </w:rPr>
-              <w:t>867</w:t>
-            </w:r>
-            <w:r>
-              <w:rPr>
-                <w:rFonts w:ascii="宋体" w:hAnsi="宋体" w:eastAsia="宋体"/>
-                <w:b w:val="0"/>
-                <w:sz w:val="17"/>
-              </w:rPr>
-              <w:t xml:space="preserve"> 通过（8 跳过，72 个文件）/ 端到端测试 </w:t>
+              <w:t>873</w:t>
+            </w:r>
+            <w:r>
+              <w:rPr>
+                <w:rFonts w:ascii="宋体" w:hAnsi="宋体" w:eastAsia="宋体"/>
+                <w:b w:val="0"/>
+                <w:sz w:val="17"/>
+              </w:rPr>
+              <w:t xml:space="preserve"> 通过（8 跳过，73 个文件）/ 端到端测试 </w:t>
             </w:r>
             <w:r>
               <w:rPr>
@@ -14852,7 +14852,7 @@
                 <w:b/>
                 <w:sz w:val="17"/>
               </w:rPr>
-              <w:t>867 通过 / 8 跳过 / 72 文件</w:t>
+              <w:t>873 通过 / 8 跳过 / 73 文件</w:t>
             </w:r>
             <w:r>
               <w:rPr>
@@ -14878,7 +14878,7 @@
                 <w:b w:val="0"/>
                 <w:sz w:val="17"/>
               </w:rPr>
-              <w:t>core 检查引擎、同义归并、清洗执行、脚本生成、状态机、出站白名单、组件逻辑、可读报告与 Word 生成、复核状态关联、中断工具调用修复、研究场景入口、覆盖缺口转述、方法草稿（六段/四态/小样本/规则引用/免责声明同源）、追问契约与暂停派生（1–3 题 / ≤120 字 / 每轮 1 次 / 回答只走 tool-result / 预算锚定「开始分析」）</w:t>
+              <w:t>core 检查引擎、同义归并、清洗执行、脚本生成、状态机、出站白名单、组件逻辑、可读报告与 Word 生成、复核状态关联、中断工具调用修复（含残缺调用缺参数的服务端兜底）、研究场景入口、覆盖缺口转述、方法草稿（六段/四态/小样本/规则引用/免责声明同源）、追问契约与暂停派生（1–3 题 / ≤120 字 / 每轮 1 次 / 回答只走 tool-result / 预算锚定「开始分析」）</w:t>
             </w:r>
           </w:p>
         </w:tc>
@@ -17965,7 +17965,7 @@
           <w:b w:val="0"/>
           <w:sz w:val="21"/>
         </w:rPr>
-        <w:t>867 个单元测试（8 个跳过）+ 95 个端到端测试全绿；</w:t>
+        <w:t>873 个单元测试（8 个跳过）+ 95 个端到端测试全绿；</w:t>
       </w:r>
     </w:p>
     <w:p>
@@ -19958,7 +19958,7 @@
                 <w:b w:val="0"/>
                 <w:sz w:val="17"/>
               </w:rPr>
-              <w:t>TypeScript strict；867 单测；架构约束测试（§7.5）。</w:t>
+              <w:t>TypeScript strict；873 单测；架构约束测试（§7.5）。</w:t>
             </w:r>
             <w:r>
               <w:rPr>

--- a/docs/技术文档.docx
+++ b/docs/技术文档.docx
@@ -7060,7 +7060,23 @@
                 <w:b w:val="0"/>
                 <w:sz w:val="17"/>
               </w:rPr>
-              <w:t>提到 SDK 默认的 20，改用 Prompt 引导「别乱查」</w:t>
+              <w:t xml:space="preserve">先提到 SDK 默认的 20；2026-10-28 线上再撞截断后按所有者拍板提到 </w:t>
+            </w:r>
+            <w:r>
+              <w:rPr>
+                <w:rFonts w:ascii="宋体" w:hAnsi="宋体" w:eastAsia="宋体"/>
+                <w:b/>
+                <w:sz w:val="17"/>
+              </w:rPr>
+              <w:t>30</w:t>
+            </w:r>
+            <w:r>
+              <w:rPr>
+                <w:rFonts w:ascii="宋体" w:hAnsi="宋体" w:eastAsia="宋体"/>
+                <w:b w:val="0"/>
+                <w:sz w:val="17"/>
+              </w:rPr>
+              <w:t>（成本约 +20–40%）</w:t>
             </w:r>
           </w:p>
         </w:tc>
@@ -12210,7 +12226,7 @@
           <w:b w:val="0"/>
           <w:sz w:val="19"/>
         </w:rPr>
-        <w:t>MAX_STEPS = 20</w:t>
+        <w:t>MAX_STEPS = 30</w:t>
       </w:r>
       <w:r>
         <w:rPr>
